--- a/internal_doc/03.开发设计/FullTextSearch/Story-全文索引数据缓存.docx
+++ b/internal_doc/03.开发设计/FullTextSearch/Story-全文索引数据缓存.docx
@@ -7,11 +7,9 @@
       <w:pPr>
         <w:pStyle w:val="Title"/>
       </w:pPr>
-      <w:proofErr w:type="spellStart"/>
       <w:r>
         <w:t>SequoiaDB</w:t>
       </w:r>
-      <w:proofErr w:type="spellEnd"/>
       <w:r>
         <w:rPr>
           <w:rFonts w:hint="eastAsia"/>
@@ -22,7 +20,7 @@
         <w:rPr>
           <w:rFonts w:hint="eastAsia"/>
         </w:rPr>
-        <w:t>创建及中间数据存储</w:t>
+        <w:t>数据缓存</w:t>
       </w:r>
     </w:p>
     <w:p>
@@ -44,16 +42,20 @@
       <w:pPr>
         <w:ind w:firstLine="420"/>
       </w:pPr>
-      <w:proofErr w:type="spellStart"/>
       <w:r>
         <w:t>SequoiaDB</w:t>
       </w:r>
-      <w:proofErr w:type="spellEnd"/>
-      <w:r>
-        <w:rPr>
-          <w:rFonts w:hint="eastAsia"/>
-        </w:rPr>
-        <w:t>全文索引创建及中间数据存储</w:t>
+      <w:r>
+        <w:rPr>
+          <w:rFonts w:hint="eastAsia"/>
+        </w:rPr>
+        <w:t>全文索引</w:t>
+      </w:r>
+      <w:r>
+        <w:rPr>
+          <w:rFonts w:hint="eastAsia"/>
+        </w:rPr>
+        <w:t>数据缓存</w:t>
       </w:r>
       <w:r>
         <w:rPr>
@@ -90,6 +92,71 @@
       </w:r>
     </w:p>
     <w:p>
+      <w:r>
+        <w:rPr>
+          <w:rFonts w:hint="eastAsia"/>
+        </w:rPr>
+        <w:tab/>
+        <w:t>SequoiaDB</w:t>
+      </w:r>
+      <w:r>
+        <w:rPr>
+          <w:rFonts w:hint="eastAsia"/>
+        </w:rPr>
+        <w:t>使用外部搜索服务器实现全文检索能力。数据传送到服务器上完成索引的开销，受搜索服务器性能、主机及网络环境等因素影响较大，且搜索服务器一般都提供批量索引操作接口，拥有比逐条索引更好的性能。</w:t>
+      </w:r>
+    </w:p>
+    <w:p>
+      <w:r>
+        <w:rPr>
+          <w:rFonts w:hint="eastAsia"/>
+        </w:rPr>
+        <w:tab/>
+      </w:r>
+      <w:r>
+        <w:rPr>
+          <w:rFonts w:hint="eastAsia"/>
+        </w:rPr>
+        <w:t>因此，在</w:t>
+      </w:r>
+      <w:r>
+        <w:rPr>
+          <w:rFonts w:hint="eastAsia"/>
+        </w:rPr>
+        <w:t>SequoiaDB</w:t>
+      </w:r>
+      <w:r>
+        <w:rPr>
+          <w:rFonts w:hint="eastAsia"/>
+        </w:rPr>
+        <w:t>的全文检索实现方案中，</w:t>
+      </w:r>
+      <w:r>
+        <w:rPr>
+          <w:rFonts w:hint="eastAsia"/>
+        </w:rPr>
+        <w:t>实现一种数据的缓存机制，需要索引的数据，先只进行缓存，然后由连接器主动来获取并与搜索服务器交互完成索引，这样最大限度地保证</w:t>
+      </w:r>
+      <w:r>
+        <w:rPr>
+          <w:rFonts w:hint="eastAsia"/>
+        </w:rPr>
+        <w:t>SequoiaDB</w:t>
+      </w:r>
+      <w:r>
+        <w:rPr>
+          <w:rFonts w:hint="eastAsia"/>
+        </w:rPr>
+        <w:t>引擎在数据操作上的额外开销尽可能小，且稳定可控</w:t>
+      </w:r>
+      <w:r>
+        <w:rPr>
+          <w:rFonts w:hint="eastAsia"/>
+        </w:rPr>
+        <w:t>。</w:t>
+      </w:r>
+    </w:p>
+    <w:p>
       <w:pPr>
         <w:pStyle w:val="Heading2"/>
         <w:numPr>
@@ -102,6 +169,132 @@
       </w:r>
     </w:p>
     <w:p>
+      <w:r>
+        <w:rPr>
+          <w:rFonts w:hint="eastAsia"/>
+        </w:rPr>
+        <w:t>（</w:t>
+      </w:r>
+      <w:r>
+        <w:rPr>
+          <w:rFonts w:hint="eastAsia"/>
+        </w:rPr>
+        <w:t>1</w:t>
+      </w:r>
+      <w:r>
+        <w:rPr>
+          <w:rFonts w:hint="eastAsia"/>
+        </w:rPr>
+        <w:t>）创建全文索引会触发内部自动创建一个对应的固定集合，用于存储缓存数据，不</w:t>
+      </w:r>
+      <w:r>
+        <w:rPr>
+          <w:rFonts w:hint="eastAsia"/>
+        </w:rPr>
+        <w:tab/>
+      </w:r>
+      <w:r>
+        <w:rPr>
+          <w:rFonts w:hint="eastAsia"/>
+        </w:rPr>
+        <w:t>允许人为对此集合进行写操作；</w:t>
+      </w:r>
+    </w:p>
+    <w:p>
+      <w:r>
+        <w:rPr>
+          <w:rFonts w:hint="eastAsia"/>
+        </w:rPr>
+        <w:t>（</w:t>
+      </w:r>
+      <w:r>
+        <w:rPr>
+          <w:rFonts w:hint="eastAsia"/>
+        </w:rPr>
+        <w:t>2</w:t>
+      </w:r>
+      <w:r>
+        <w:rPr>
+          <w:rFonts w:hint="eastAsia"/>
+        </w:rPr>
+        <w:t>）</w:t>
+      </w:r>
+      <w:r>
+        <w:rPr>
+          <w:rFonts w:hint="eastAsia"/>
+        </w:rPr>
+        <w:t>一个集合上的全文索引个数上限为</w:t>
+      </w:r>
+      <w:r>
+        <w:rPr>
+          <w:rFonts w:hint="eastAsia"/>
+        </w:rPr>
+        <w:t>4</w:t>
+      </w:r>
+      <w:r>
+        <w:rPr>
+          <w:rFonts w:hint="eastAsia"/>
+        </w:rPr>
+        <w:t>，且计算在</w:t>
+      </w:r>
+      <w:r>
+        <w:rPr>
+          <w:rFonts w:hint="eastAsia"/>
+        </w:rPr>
+        <w:t>集合上的索引最大数目（</w:t>
+      </w:r>
+      <w:r>
+        <w:rPr>
+          <w:rFonts w:hint="eastAsia"/>
+        </w:rPr>
+        <w:t>64</w:t>
+      </w:r>
+      <w:r>
+        <w:rPr>
+          <w:rFonts w:hint="eastAsia"/>
+        </w:rPr>
+        <w:t>）之</w:t>
+      </w:r>
+      <w:r>
+        <w:rPr>
+          <w:rFonts w:hint="eastAsia"/>
+        </w:rPr>
+        <w:tab/>
+      </w:r>
+      <w:r>
+        <w:rPr>
+          <w:rFonts w:hint="eastAsia"/>
+        </w:rPr>
+        <w:t>内；</w:t>
+      </w:r>
+    </w:p>
+    <w:p>
+      <w:r>
+        <w:rPr>
+          <w:rFonts w:hint="eastAsia"/>
+        </w:rPr>
+        <w:t>（</w:t>
+      </w:r>
+      <w:r>
+        <w:rPr>
+          <w:rFonts w:hint="eastAsia"/>
+        </w:rPr>
+        <w:t>3</w:t>
+      </w:r>
+      <w:r>
+        <w:rPr>
+          <w:rFonts w:hint="eastAsia"/>
+        </w:rPr>
+        <w:t>）</w:t>
+      </w:r>
+      <w:r>
+        <w:rPr>
+          <w:rFonts w:hint="eastAsia"/>
+        </w:rPr>
+        <w:t>搜索时使用的条件，使用对应搜索服务器的语法，因此用户需要掌握对应的语法。</w:t>
+      </w:r>
+    </w:p>
+    <w:p>
       <w:pPr>
         <w:pStyle w:val="Heading1"/>
         <w:numPr>
@@ -118,10 +311,25 @@
     </w:p>
     <w:p>
       <w:pPr>
+        <w:pStyle w:val="Heading2"/>
+        <w:numPr>
+          <w:ilvl w:val="1"/>
+          <w:numId w:val="2"/>
+        </w:numPr>
+      </w:pPr>
+      <w:r>
+        <w:rPr>
+          <w:rFonts w:hint="eastAsia"/>
+        </w:rPr>
+        <w:t>新增语法</w:t>
+      </w:r>
+    </w:p>
+    <w:p>
+      <w:pPr>
         <w:pStyle w:val="ListParagraph"/>
         <w:numPr>
           <w:ilvl w:val="0"/>
-          <w:numId w:val="13"/>
+          <w:numId w:val="25"/>
         </w:numPr>
         <w:rPr>
           <w:color w:val="auto"/>
@@ -132,12 +340,11 @@
           <w:rFonts w:hint="eastAsia"/>
           <w:color w:val="auto"/>
         </w:rPr>
-        <w:t>新增语法</w:t>
-      </w:r>
-    </w:p>
-    <w:p>
-      <w:pPr>
-        <w:ind w:firstLine="420"/>
+        <w:t>创建全文索引</w:t>
+      </w:r>
+    </w:p>
+    <w:p>
+      <w:pPr>
         <w:rPr>
           <w:color w:val="auto"/>
         </w:rPr>
@@ -147,34 +354,122 @@
           <w:rFonts w:hint="eastAsia"/>
           <w:color w:val="auto"/>
         </w:rPr>
-        <w:t>当前创建索引的语法，必选的两个参数是索引名和索引定义，索引的定义中包括字段名及方向。</w:t>
+        <w:tab/>
       </w:r>
       <w:r>
         <w:rPr>
           <w:rFonts w:hint="eastAsia"/>
           <w:color w:val="auto"/>
         </w:rPr>
-        <w:t>创建全文索引</w:t>
+        <w:tab/>
       </w:r>
       <w:r>
         <w:rPr>
           <w:rFonts w:hint="eastAsia"/>
           <w:color w:val="auto"/>
         </w:rPr>
-        <w:t>的语法在此基础上进行扩展，</w:t>
+        <w:t>当前创建索引的语法，必选的两个参数是索引名和索引定义，索引的定义中包括</w:t>
       </w:r>
       <w:r>
         <w:rPr>
           <w:rFonts w:hint="eastAsia"/>
           <w:color w:val="auto"/>
         </w:rPr>
-        <w:t>同时考虑到后续可能还支持其它的索引类型（如代码中涉及到的</w:t>
+        <w:tab/>
       </w:r>
       <w:r>
         <w:rPr>
           <w:rFonts w:hint="eastAsia"/>
           <w:color w:val="auto"/>
         </w:rPr>
+        <w:t>字段名及方向。创建全文索引的语法在此基础上进行扩展，增加</w:t>
+      </w:r>
+      <w:r>
+        <w:rPr>
+          <w:color w:val="auto"/>
+        </w:rPr>
+        <w:t>{colName: type}</w:t>
+      </w:r>
+      <w:r>
+        <w:rPr>
+          <w:rFonts w:hint="eastAsia"/>
+          <w:color w:val="auto"/>
+        </w:rPr>
+        <w:t>的定义</w:t>
+      </w:r>
+      <w:r>
+        <w:rPr>
+          <w:rFonts w:hint="eastAsia"/>
+          <w:color w:val="auto"/>
+        </w:rPr>
+        <w:tab/>
+      </w:r>
+      <w:r>
+        <w:rPr>
+          <w:rFonts w:hint="eastAsia"/>
+          <w:color w:val="auto"/>
+        </w:rPr>
+        <w:t>形式，</w:t>
+      </w:r>
+      <w:r>
+        <w:rPr>
+          <w:rFonts w:hint="eastAsia"/>
+          <w:color w:val="auto"/>
+        </w:rPr>
+        <w:t>type</w:t>
+      </w:r>
+      <w:r>
+        <w:rPr>
+          <w:rFonts w:hint="eastAsia"/>
+          <w:color w:val="auto"/>
+        </w:rPr>
+        <w:t>以字符串的形式表示索引的类型，使用</w:t>
+      </w:r>
+      <w:r>
+        <w:rPr>
+          <w:color w:val="auto"/>
+        </w:rPr>
+        <w:t>”</w:t>
+      </w:r>
+      <w:r>
+        <w:rPr>
+          <w:rFonts w:hint="eastAsia"/>
+          <w:color w:val="auto"/>
+        </w:rPr>
+        <w:t>text</w:t>
+      </w:r>
+      <w:r>
+        <w:rPr>
+          <w:color w:val="auto"/>
+        </w:rPr>
+        <w:t>”</w:t>
+      </w:r>
+      <w:r>
+        <w:rPr>
+          <w:rFonts w:hint="eastAsia"/>
+          <w:color w:val="auto"/>
+        </w:rPr>
+        <w:t>表示全文索引（实际在代码中</w:t>
+      </w:r>
+      <w:r>
+        <w:rPr>
+          <w:rFonts w:hint="eastAsia"/>
+          <w:color w:val="auto"/>
+        </w:rPr>
+        <w:tab/>
+      </w:r>
+      <w:r>
+        <w:rPr>
+          <w:rFonts w:hint="eastAsia"/>
+          <w:color w:val="auto"/>
+        </w:rPr>
+        <w:t>已经支持了</w:t>
+      </w:r>
+      <w:r>
+        <w:rPr>
+          <w:rFonts w:hint="eastAsia"/>
+          <w:color w:val="auto"/>
+        </w:rPr>
         <w:t>2D</w:t>
       </w:r>
       <w:r>
@@ -182,81 +477,7 @@
           <w:rFonts w:hint="eastAsia"/>
           <w:color w:val="auto"/>
         </w:rPr>
-        <w:t>索引），因此在索引定义部分进行扩展，增加</w:t>
-      </w:r>
-      <w:r>
-        <w:rPr>
-          <w:color w:val="auto"/>
-        </w:rPr>
-        <w:t>{</w:t>
-      </w:r>
-      <w:proofErr w:type="spellStart"/>
-      <w:r>
-        <w:rPr>
-          <w:color w:val="auto"/>
-        </w:rPr>
-        <w:t>colName</w:t>
-      </w:r>
-      <w:proofErr w:type="spellEnd"/>
-      <w:r>
-        <w:rPr>
-          <w:color w:val="auto"/>
-        </w:rPr>
-        <w:t>: type}</w:t>
-      </w:r>
-      <w:r>
-        <w:rPr>
-          <w:rFonts w:hint="eastAsia"/>
-          <w:color w:val="auto"/>
-        </w:rPr>
-        <w:t>的定义形式</w:t>
-      </w:r>
-      <w:r>
-        <w:rPr>
-          <w:rFonts w:hint="eastAsia"/>
-          <w:color w:val="auto"/>
-        </w:rPr>
-        <w:t>，</w:t>
-      </w:r>
-      <w:r>
-        <w:rPr>
-          <w:rFonts w:hint="eastAsia"/>
-          <w:color w:val="auto"/>
-        </w:rPr>
-        <w:t>type</w:t>
-      </w:r>
-      <w:r>
-        <w:rPr>
-          <w:rFonts w:hint="eastAsia"/>
-          <w:color w:val="auto"/>
-        </w:rPr>
-        <w:t>以字符串的形式表示索引的类型，使用</w:t>
-      </w:r>
-      <w:r>
-        <w:rPr>
-          <w:color w:val="auto"/>
-        </w:rPr>
-        <w:t>”</w:t>
-      </w:r>
-      <w:r>
-        <w:rPr>
-          <w:rFonts w:hint="eastAsia"/>
-          <w:color w:val="auto"/>
-        </w:rPr>
-        <w:t>text</w:t>
-      </w:r>
-      <w:r>
-        <w:rPr>
-          <w:color w:val="auto"/>
-        </w:rPr>
-        <w:t>”</w:t>
-      </w:r>
-      <w:r>
-        <w:rPr>
-          <w:rFonts w:hint="eastAsia"/>
-          <w:color w:val="auto"/>
-        </w:rPr>
-        <w:t>表示全文索引。</w:t>
+        <w:t>类型的索引）。</w:t>
       </w:r>
     </w:p>
     <w:tbl>
@@ -277,68 +498,93 @@
           <w:p>
             <w:pPr>
               <w:rPr>
-                <w:color w:val="auto"/>
-              </w:rPr>
-            </w:pPr>
-            <w:proofErr w:type="spellStart"/>
-            <w:r>
-              <w:rPr>
                 <w:rFonts w:ascii="Times New Roman" w:eastAsia="宋体" w:hAnsi="Times New Roman" w:cs="Times New Roman"/>
                 <w:sz w:val="20"/>
               </w:rPr>
-              <w:t>db.cs.cl.createIndex</w:t>
-            </w:r>
-            <w:proofErr w:type="spellEnd"/>
+            </w:pPr>
             <w:r>
               <w:rPr>
                 <w:rFonts w:ascii="Times New Roman" w:eastAsia="宋体" w:hAnsi="Times New Roman" w:cs="Times New Roman"/>
                 <w:sz w:val="20"/>
               </w:rPr>
-              <w:t>(</w:t>
+              <w:t>db.cs.cl.createIndex(</w:t>
             </w:r>
             <w:r>
               <w:rPr>
                 <w:rFonts w:ascii="Times New Roman" w:eastAsia="宋体" w:hAnsi="Times New Roman" w:cs="Times New Roman" w:hint="eastAsia"/>
                 <w:sz w:val="20"/>
               </w:rPr>
-              <w:t>"</w:t>
-            </w:r>
-            <w:proofErr w:type="spellStart"/>
+              <w:t>&lt;name&gt;</w:t>
+            </w:r>
             <w:r>
               <w:rPr>
                 <w:rFonts w:ascii="Times New Roman" w:eastAsia="宋体" w:hAnsi="Times New Roman" w:cs="Times New Roman"/>
                 <w:sz w:val="20"/>
               </w:rPr>
-              <w:t>indexName</w:t>
-            </w:r>
-            <w:proofErr w:type="spellEnd"/>
+              <w:t xml:space="preserve">, </w:t>
+            </w:r>
             <w:r>
               <w:rPr>
                 <w:rFonts w:ascii="Times New Roman" w:eastAsia="宋体" w:hAnsi="Times New Roman" w:cs="Times New Roman" w:hint="eastAsia"/>
                 <w:sz w:val="20"/>
               </w:rPr>
-              <w:t>"</w:t>
+              <w:t>&lt;indexDef&gt;</w:t>
+            </w:r>
+            <w:r>
+              <w:rPr>
+                <w:rFonts w:ascii="Times New Roman" w:eastAsia="宋体" w:hAnsi="Times New Roman" w:cs="Times New Roman" w:hint="eastAsia"/>
+                <w:sz w:val="20"/>
+              </w:rPr>
+              <w:t xml:space="preserve">, </w:t>
+            </w:r>
+            <w:r>
+              <w:rPr>
+                <w:rFonts w:ascii="Times New Roman" w:eastAsia="宋体" w:hAnsi="Times New Roman" w:cs="Times New Roman" w:hint="eastAsia"/>
+                <w:sz w:val="20"/>
+              </w:rPr>
+              <w:t>[</w:t>
+            </w:r>
+            <w:r>
+              <w:rPr>
+                <w:rFonts w:ascii="Times New Roman" w:eastAsia="宋体" w:hAnsi="Times New Roman" w:cs="Times New Roman" w:hint="eastAsia"/>
+                <w:sz w:val="20"/>
+              </w:rPr>
+              <w:t>bufferSize</w:t>
+            </w:r>
+            <w:r>
+              <w:rPr>
+                <w:rFonts w:ascii="Times New Roman" w:eastAsia="宋体" w:hAnsi="Times New Roman" w:cs="Times New Roman" w:hint="eastAsia"/>
+                <w:sz w:val="20"/>
+              </w:rPr>
+              <w:t>]</w:t>
             </w:r>
             <w:r>
               <w:rPr>
                 <w:rFonts w:ascii="Times New Roman" w:eastAsia="宋体" w:hAnsi="Times New Roman" w:cs="Times New Roman"/>
                 <w:sz w:val="20"/>
               </w:rPr>
-              <w:t xml:space="preserve">, {column1: </w:t>
-            </w:r>
+              <w:t>)</w:t>
+            </w:r>
+          </w:p>
+          <w:p>
+            <w:pPr>
+              <w:rPr>
+                <w:color w:val="auto"/>
+              </w:rPr>
+            </w:pPr>
             <w:r>
               <w:rPr>
                 <w:rFonts w:ascii="Times New Roman" w:eastAsia="宋体" w:hAnsi="Times New Roman" w:cs="Times New Roman" w:hint="eastAsia"/>
                 <w:sz w:val="20"/>
               </w:rPr>
-              <w:t>"</w:t>
+              <w:t xml:space="preserve">indexDef := </w:t>
             </w:r>
             <w:r>
               <w:rPr>
                 <w:rFonts w:ascii="Times New Roman" w:eastAsia="宋体" w:hAnsi="Times New Roman" w:cs="Times New Roman"/>
                 <w:sz w:val="20"/>
               </w:rPr>
-              <w:t>text</w:t>
+              <w:t xml:space="preserve">{column1: </w:t>
             </w:r>
             <w:r>
               <w:rPr>
@@ -352,7 +598,7 @@
                 <w:rFonts w:ascii="Times New Roman" w:eastAsia="宋体" w:hAnsi="Times New Roman" w:cs="Times New Roman"/>
                 <w:sz w:val="20"/>
               </w:rPr>
-              <w:t xml:space="preserve">[, column2: </w:t>
+              <w:t>text</w:t>
             </w:r>
             <w:r>
               <w:rPr>
@@ -366,7 +612,7 @@
                 <w:rFonts w:ascii="Times New Roman" w:eastAsia="宋体" w:hAnsi="Times New Roman" w:cs="Times New Roman"/>
                 <w:sz w:val="20"/>
               </w:rPr>
-              <w:t>text</w:t>
+              <w:t xml:space="preserve">[, column2: </w:t>
             </w:r>
             <w:r>
               <w:rPr>
@@ -380,7 +626,21 @@
                 <w:rFonts w:ascii="Times New Roman" w:eastAsia="宋体" w:hAnsi="Times New Roman" w:cs="Times New Roman"/>
                 <w:sz w:val="20"/>
               </w:rPr>
-              <w:t>…]})</w:t>
+              <w:t>text</w:t>
+            </w:r>
+            <w:r>
+              <w:rPr>
+                <w:rFonts w:ascii="Times New Roman" w:eastAsia="宋体" w:hAnsi="Times New Roman" w:cs="Times New Roman" w:hint="eastAsia"/>
+                <w:sz w:val="20"/>
+              </w:rPr>
+              <w:t>"</w:t>
+            </w:r>
+            <w:r>
+              <w:rPr>
+                <w:rFonts w:ascii="Times New Roman" w:eastAsia="宋体" w:hAnsi="Times New Roman" w:cs="Times New Roman"/>
+                <w:sz w:val="20"/>
+              </w:rPr>
+              <w:t>…]}</w:t>
             </w:r>
           </w:p>
         </w:tc>
@@ -388,7 +648,8 @@
     </w:tbl>
     <w:p>
       <w:pPr>
-        <w:ind w:firstLine="420"/>
+        <w:pStyle w:val="ListParagraph"/>
+        <w:ind w:left="840" w:firstLine="0"/>
         <w:rPr>
           <w:color w:val="auto"/>
         </w:rPr>
@@ -398,7 +659,93 @@
           <w:rFonts w:hint="eastAsia"/>
           <w:color w:val="auto"/>
         </w:rPr>
-        <w:t>删除全文索引：</w:t>
+        <w:lastRenderedPageBreak/>
+        <w:t>bufferSize</w:t>
+      </w:r>
+      <w:r>
+        <w:rPr>
+          <w:rFonts w:hint="eastAsia"/>
+          <w:color w:val="auto"/>
+        </w:rPr>
+        <w:t>用于指定全文索引使用的固定集合的最大大小，单位为</w:t>
+      </w:r>
+      <w:r>
+        <w:rPr>
+          <w:rFonts w:hint="eastAsia"/>
+          <w:color w:val="auto"/>
+        </w:rPr>
+        <w:t>M</w:t>
+      </w:r>
+      <w:r>
+        <w:rPr>
+          <w:rFonts w:hint="eastAsia"/>
+          <w:color w:val="auto"/>
+        </w:rPr>
+        <w:t>，默认值为</w:t>
+      </w:r>
+      <w:r>
+        <w:rPr>
+          <w:rFonts w:hint="eastAsia"/>
+          <w:color w:val="auto"/>
+        </w:rPr>
+        <w:t>4096</w:t>
+      </w:r>
+      <w:r>
+        <w:rPr>
+          <w:rFonts w:hint="eastAsia"/>
+          <w:color w:val="auto"/>
+        </w:rPr>
+        <w:t>，最小值为</w:t>
+      </w:r>
+      <w:r>
+        <w:rPr>
+          <w:rFonts w:hint="eastAsia"/>
+          <w:color w:val="auto"/>
+        </w:rPr>
+        <w:t>32</w:t>
+      </w:r>
+      <w:r>
+        <w:rPr>
+          <w:rFonts w:hint="eastAsia"/>
+          <w:color w:val="auto"/>
+        </w:rPr>
+        <w:t>。</w:t>
+      </w:r>
+    </w:p>
+    <w:p>
+      <w:pPr>
+        <w:pStyle w:val="ListParagraph"/>
+        <w:numPr>
+          <w:ilvl w:val="0"/>
+          <w:numId w:val="25"/>
+        </w:numPr>
+        <w:rPr>
+          <w:color w:val="auto"/>
+        </w:rPr>
+      </w:pPr>
+      <w:r>
+        <w:rPr>
+          <w:rFonts w:hint="eastAsia"/>
+          <w:color w:val="auto"/>
+        </w:rPr>
+        <w:t>删除全文索引</w:t>
+      </w:r>
+    </w:p>
+    <w:p>
+      <w:pPr>
+        <w:pStyle w:val="ListParagraph"/>
+        <w:ind w:left="840" w:firstLine="0"/>
+        <w:jc w:val="left"/>
+        <w:rPr>
+          <w:color w:val="auto"/>
+        </w:rPr>
+      </w:pPr>
+      <w:r>
+        <w:rPr>
+          <w:rFonts w:hint="eastAsia"/>
+          <w:color w:val="auto"/>
+        </w:rPr>
+        <w:t>与普通的索引删除一致。</w:t>
       </w:r>
     </w:p>
     <w:tbl>
@@ -425,41 +772,18 @@
                 <w:color w:val="auto"/>
               </w:rPr>
             </w:pPr>
-            <w:proofErr w:type="spellStart"/>
-            <w:r>
-              <w:rPr>
-                <w:color w:val="auto"/>
-              </w:rPr>
-              <w:t>db.cs.cl.dropIndex</w:t>
-            </w:r>
-            <w:proofErr w:type="spellEnd"/>
-            <w:r>
-              <w:rPr>
-                <w:color w:val="auto"/>
-              </w:rPr>
-              <w:t>(</w:t>
+            <w:r>
+              <w:rPr>
+                <w:color w:val="auto"/>
+              </w:rPr>
+              <w:t>db.cs.cl.dropIndex(</w:t>
             </w:r>
             <w:r>
               <w:rPr>
                 <w:rFonts w:hint="eastAsia"/>
                 <w:color w:val="auto"/>
               </w:rPr>
-              <w:t>"</w:t>
-            </w:r>
-            <w:proofErr w:type="spellStart"/>
-            <w:r>
-              <w:rPr>
-                <w:color w:val="auto"/>
-              </w:rPr>
-              <w:t>indexName</w:t>
-            </w:r>
-            <w:proofErr w:type="spellEnd"/>
-            <w:r>
-              <w:rPr>
-                <w:rFonts w:hint="eastAsia"/>
-                <w:color w:val="auto"/>
-              </w:rPr>
-              <w:t>"</w:t>
+              <w:t>&lt;name&gt;</w:t>
             </w:r>
             <w:r>
               <w:rPr>
@@ -473,7 +797,11 @@
     </w:tbl>
     <w:p>
       <w:pPr>
-        <w:ind w:firstLine="420"/>
+        <w:pStyle w:val="ListParagraph"/>
+        <w:numPr>
+          <w:ilvl w:val="0"/>
+          <w:numId w:val="25"/>
+        </w:numPr>
         <w:rPr>
           <w:color w:val="auto"/>
         </w:rPr>
@@ -483,7 +811,7 @@
           <w:rFonts w:hint="eastAsia"/>
           <w:color w:val="auto"/>
         </w:rPr>
-        <w:t>使用全文索引：</w:t>
+        <w:t>使用全文索引进行查询</w:t>
       </w:r>
     </w:p>
     <w:tbl>
@@ -507,11 +835,23 @@
           <w:p>
             <w:pPr>
               <w:rPr>
+                <w:color w:val="auto"/>
+              </w:rPr>
+            </w:pPr>
+            <w:r>
+              <w:rPr>
                 <w:rFonts w:hint="eastAsia"/>
                 <w:color w:val="auto"/>
               </w:rPr>
+              <w:t>db.cs.cl.find( [cond], [sel] )</w:t>
+            </w:r>
+          </w:p>
+          <w:p>
+            <w:pPr>
+              <w:rPr>
+                <w:color w:val="auto"/>
+              </w:rPr>
             </w:pPr>
-            <w:proofErr w:type="spellStart"/>
             <w:r>
               <w:rPr>
                 <w:color w:val="auto"/>
@@ -523,42 +863,83 @@
                 <w:rFonts w:hint="eastAsia"/>
                 <w:color w:val="auto"/>
               </w:rPr>
-              <w:t>b.cs.cl.find</w:t>
-            </w:r>
-            <w:proofErr w:type="spellEnd"/>
+              <w:t>b.cs.cl.find(</w:t>
+            </w:r>
             <w:r>
               <w:rPr>
                 <w:rFonts w:hint="eastAsia"/>
                 <w:color w:val="auto"/>
               </w:rPr>
-              <w:t>(</w:t>
+              <w:t xml:space="preserve"> { "" : { $text : </w:t>
             </w:r>
             <w:r>
               <w:rPr>
                 <w:rFonts w:hint="eastAsia"/>
                 <w:color w:val="auto"/>
               </w:rPr>
-              <w:t xml:space="preserve"> { "" : { $text : </w:t>
+              <w:t>&lt;search command&gt;</w:t>
             </w:r>
             <w:r>
               <w:rPr>
                 <w:rFonts w:hint="eastAsia"/>
                 <w:color w:val="auto"/>
               </w:rPr>
-              <w:t>&lt;search command&gt;</w:t>
+              <w:t xml:space="preserve"> } } </w:t>
             </w:r>
             <w:r>
               <w:rPr>
                 <w:rFonts w:hint="eastAsia"/>
                 <w:color w:val="auto"/>
               </w:rPr>
-              <w:t xml:space="preserve"> } } </w:t>
+              <w:t>)</w:t>
             </w:r>
             <w:r>
               <w:rPr>
                 <w:rFonts w:hint="eastAsia"/>
                 <w:color w:val="auto"/>
               </w:rPr>
+              <w:t>.</w:t>
+            </w:r>
+            <w:r>
+              <w:rPr>
+                <w:rFonts w:hint="eastAsia"/>
+                <w:color w:val="auto"/>
+              </w:rPr>
+              <w:t>[</w:t>
+            </w:r>
+            <w:r>
+              <w:rPr>
+                <w:rFonts w:hint="eastAsia"/>
+                <w:color w:val="auto"/>
+              </w:rPr>
+              <w:t>hint(</w:t>
+            </w:r>
+            <w:r>
+              <w:rPr>
+                <w:rFonts w:hint="eastAsia"/>
+                <w:color w:val="auto"/>
+              </w:rPr>
+              <w:t>{"":</w:t>
+            </w:r>
+            <w:r>
+              <w:rPr>
+                <w:rFonts w:hint="eastAsia"/>
+                <w:color w:val="auto"/>
+              </w:rPr>
+              <w:t>&lt;name&gt;</w:t>
+            </w:r>
+            <w:r>
+              <w:rPr>
+                <w:rFonts w:hint="eastAsia"/>
+                <w:color w:val="auto"/>
+              </w:rPr>
+              <w:t>}</w:t>
+            </w:r>
+            <w:r>
+              <w:rPr>
+                <w:rFonts w:hint="eastAsia"/>
+                <w:color w:val="auto"/>
+              </w:rPr>
               <w:t>)</w:t>
             </w:r>
             <w:r>
@@ -566,7 +947,7 @@
                 <w:rFonts w:hint="eastAsia"/>
                 <w:color w:val="auto"/>
               </w:rPr>
-              <w:t>.hint()</w:t>
+              <w:t>]</w:t>
             </w:r>
           </w:p>
           <w:p>
@@ -583,123 +964,364 @@
               <w:t>search command := “query string” | { DSL }</w:t>
             </w:r>
           </w:p>
-          <w:p>
-            <w:pPr>
-              <w:jc w:val="left"/>
-              <w:rPr>
-                <w:color w:val="auto"/>
-              </w:rPr>
-            </w:pPr>
-            <w:r>
-              <w:rPr>
-                <w:color w:val="auto"/>
-              </w:rPr>
-              <w:t>其中</w:t>
-            </w:r>
-            <w:r>
-              <w:rPr>
-                <w:color w:val="auto"/>
-              </w:rPr>
-              <w:t>$text</w:t>
-            </w:r>
-            <w:r>
-              <w:rPr>
-                <w:color w:val="auto"/>
-              </w:rPr>
-              <w:t>作为使用全文检索的关键字，当在查询中遇到此关键字时，即需要使用全文检索，否则不使用。</w:t>
-            </w:r>
-            <w:r>
-              <w:rPr>
-                <w:rFonts w:hint="eastAsia"/>
-                <w:color w:val="auto"/>
-              </w:rPr>
-              <w:tab/>
-            </w:r>
-          </w:p>
-          <w:p>
-            <w:pPr>
-              <w:jc w:val="left"/>
-              <w:rPr>
-                <w:color w:val="auto"/>
-              </w:rPr>
-            </w:pPr>
-            <w:r>
-              <w:rPr>
-                <w:color w:val="auto"/>
-              </w:rPr>
-              <w:t>Search command</w:t>
-            </w:r>
-            <w:r>
-              <w:rPr>
-                <w:color w:val="auto"/>
-              </w:rPr>
-              <w:t>为具体的查询请求，它与使用的搜索引擎相关，其写法由对应的搜索引擎定义，可以是一个命令字符串，也可以是诸如</w:t>
-            </w:r>
-            <w:r>
-              <w:rPr>
-                <w:color w:val="auto"/>
-              </w:rPr>
-              <w:t>ES</w:t>
-            </w:r>
-            <w:r>
-              <w:rPr>
-                <w:color w:val="auto"/>
-              </w:rPr>
-              <w:t>中使用的</w:t>
-            </w:r>
-            <w:r>
-              <w:rPr>
-                <w:color w:val="auto"/>
-              </w:rPr>
-              <w:t>DSL</w:t>
-            </w:r>
-            <w:r>
-              <w:rPr>
-                <w:color w:val="auto"/>
-              </w:rPr>
-              <w:t>（</w:t>
-            </w:r>
-            <w:proofErr w:type="spellStart"/>
-            <w:r>
-              <w:rPr>
-                <w:color w:val="auto"/>
-              </w:rPr>
-              <w:t>json</w:t>
-            </w:r>
-            <w:proofErr w:type="spellEnd"/>
-            <w:r>
-              <w:rPr>
-                <w:color w:val="auto"/>
-              </w:rPr>
-              <w:t>格式）等。</w:t>
-            </w:r>
-          </w:p>
         </w:tc>
       </w:tr>
     </w:tbl>
     <w:p>
       <w:pPr>
+        <w:jc w:val="left"/>
+        <w:rPr>
+          <w:color w:val="auto"/>
+        </w:rPr>
+      </w:pPr>
+      <w:r>
+        <w:rPr>
+          <w:rFonts w:hint="eastAsia"/>
+          <w:color w:val="auto"/>
+        </w:rPr>
+        <w:tab/>
+      </w:r>
+      <w:r>
+        <w:rPr>
+          <w:rFonts w:hint="eastAsia"/>
+          <w:color w:val="auto"/>
+        </w:rPr>
+        <w:tab/>
+      </w:r>
+      <w:r>
+        <w:rPr>
+          <w:color w:val="auto"/>
+        </w:rPr>
+        <w:t>其中</w:t>
+      </w:r>
+      <w:r>
+        <w:rPr>
+          <w:color w:val="auto"/>
+        </w:rPr>
+        <w:t>$text</w:t>
+      </w:r>
+      <w:r>
+        <w:rPr>
+          <w:color w:val="auto"/>
+        </w:rPr>
+        <w:t>作为使用全文检索的关键字，</w:t>
+      </w:r>
+      <w:r>
+        <w:rPr>
+          <w:rFonts w:hint="eastAsia"/>
+          <w:color w:val="auto"/>
+        </w:rPr>
+        <w:t>在进行查询分析时</w:t>
+      </w:r>
+      <w:r>
+        <w:rPr>
+          <w:color w:val="auto"/>
+        </w:rPr>
+        <w:t>遇到此关键字</w:t>
+      </w:r>
+      <w:r>
+        <w:rPr>
+          <w:color w:val="auto"/>
+        </w:rPr>
+        <w:t>，即需要</w:t>
+      </w:r>
+      <w:r>
+        <w:rPr>
+          <w:rFonts w:hint="eastAsia"/>
+          <w:color w:val="auto"/>
+        </w:rPr>
+        <w:tab/>
+      </w:r>
+      <w:r>
+        <w:rPr>
+          <w:color w:val="auto"/>
+        </w:rPr>
+        <w:t>使用</w:t>
+      </w:r>
+      <w:r>
+        <w:rPr>
+          <w:color w:val="auto"/>
+        </w:rPr>
+        <w:t>全文</w:t>
+      </w:r>
+      <w:r>
+        <w:rPr>
+          <w:rFonts w:hint="eastAsia"/>
+          <w:color w:val="auto"/>
+        </w:rPr>
+        <w:t>检索</w:t>
+      </w:r>
+      <w:r>
+        <w:rPr>
+          <w:color w:val="auto"/>
+        </w:rPr>
+        <w:t>。</w:t>
+      </w:r>
+    </w:p>
+    <w:p>
+      <w:pPr>
+        <w:jc w:val="left"/>
+        <w:rPr>
+          <w:color w:val="auto"/>
+        </w:rPr>
+      </w:pPr>
+      <w:r>
+        <w:rPr>
+          <w:rFonts w:hint="eastAsia"/>
+          <w:color w:val="auto"/>
+        </w:rPr>
+        <w:tab/>
+      </w:r>
+      <w:r>
+        <w:rPr>
+          <w:rFonts w:hint="eastAsia"/>
+          <w:color w:val="auto"/>
+        </w:rPr>
+        <w:tab/>
+        <w:t>s</w:t>
+      </w:r>
+      <w:r>
+        <w:rPr>
+          <w:color w:val="auto"/>
+        </w:rPr>
+        <w:t>earch command</w:t>
+      </w:r>
+      <w:r>
+        <w:rPr>
+          <w:color w:val="auto"/>
+        </w:rPr>
+        <w:t>为具体的查询</w:t>
+      </w:r>
+      <w:r>
+        <w:rPr>
+          <w:rFonts w:hint="eastAsia"/>
+          <w:color w:val="auto"/>
+        </w:rPr>
+        <w:t>语句</w:t>
+      </w:r>
+      <w:r>
+        <w:rPr>
+          <w:color w:val="auto"/>
+        </w:rPr>
+        <w:t>，</w:t>
+      </w:r>
+      <w:r>
+        <w:rPr>
+          <w:rFonts w:hint="eastAsia"/>
+          <w:color w:val="auto"/>
+        </w:rPr>
+        <w:t>按对应的搜索服务器语法要求书</w:t>
+      </w:r>
+      <w:r>
+        <w:rPr>
+          <w:rFonts w:hint="eastAsia"/>
+          <w:color w:val="auto"/>
+        </w:rPr>
+        <w:tab/>
+      </w:r>
+      <w:r>
+        <w:rPr>
+          <w:rFonts w:hint="eastAsia"/>
+          <w:color w:val="auto"/>
+        </w:rPr>
+        <w:t>写</w:t>
+      </w:r>
+      <w:r>
+        <w:rPr>
+          <w:color w:val="auto"/>
+        </w:rPr>
+        <w:t>，可</w:t>
+      </w:r>
+      <w:r>
+        <w:rPr>
+          <w:rFonts w:hint="eastAsia"/>
+          <w:color w:val="auto"/>
+        </w:rPr>
+        <w:tab/>
+      </w:r>
+      <w:r>
+        <w:rPr>
+          <w:color w:val="auto"/>
+        </w:rPr>
+        <w:t>以是一个命令字符串，也可以是诸如</w:t>
+      </w:r>
+      <w:r>
+        <w:rPr>
+          <w:color w:val="auto"/>
+        </w:rPr>
+        <w:t>ES</w:t>
+      </w:r>
+      <w:r>
+        <w:rPr>
+          <w:color w:val="auto"/>
+        </w:rPr>
+        <w:t>中使用的</w:t>
+      </w:r>
+      <w:r>
+        <w:rPr>
+          <w:color w:val="auto"/>
+        </w:rPr>
+        <w:t>DSL</w:t>
+      </w:r>
+      <w:r>
+        <w:rPr>
+          <w:color w:val="auto"/>
+        </w:rPr>
+        <w:t>（</w:t>
+      </w:r>
+      <w:r>
+        <w:rPr>
+          <w:color w:val="auto"/>
+        </w:rPr>
+        <w:t>json</w:t>
+      </w:r>
+      <w:r>
+        <w:rPr>
+          <w:color w:val="auto"/>
+        </w:rPr>
+        <w:t>格式）等。</w:t>
+      </w:r>
+    </w:p>
+    <w:p>
+      <w:pPr>
+        <w:jc w:val="left"/>
+      </w:pPr>
+      <w:r>
+        <w:rPr>
+          <w:rFonts w:hint="eastAsia"/>
+          <w:color w:val="auto"/>
+        </w:rPr>
+        <w:tab/>
+      </w:r>
+      <w:r>
+        <w:rPr>
+          <w:rFonts w:hint="eastAsia"/>
+          <w:color w:val="auto"/>
+        </w:rPr>
+        <w:tab/>
+        <w:t>hint</w:t>
+      </w:r>
+      <w:r>
+        <w:rPr>
+          <w:rFonts w:hint="eastAsia"/>
+          <w:color w:val="auto"/>
+        </w:rPr>
+        <w:t>用于一个集合上存在多个全文索引的场景，由于</w:t>
+      </w:r>
+      <w:r>
+        <w:rPr>
+          <w:rFonts w:hint="eastAsia"/>
+          <w:color w:val="auto"/>
+        </w:rPr>
+        <w:t>SDB</w:t>
+      </w:r>
+      <w:r>
+        <w:rPr>
+          <w:rFonts w:hint="eastAsia"/>
+          <w:color w:val="auto"/>
+        </w:rPr>
+        <w:t>引擎不对</w:t>
+      </w:r>
+      <w:r>
+        <w:rPr>
+          <w:rFonts w:hint="eastAsia"/>
+          <w:color w:val="auto"/>
+        </w:rPr>
+        <w:t xml:space="preserve">search </w:t>
+      </w:r>
+      <w:r>
+        <w:rPr>
+          <w:rFonts w:hint="eastAsia"/>
+          <w:color w:val="auto"/>
+        </w:rPr>
+        <w:tab/>
+      </w:r>
+      <w:r>
+        <w:rPr>
+          <w:rFonts w:hint="eastAsia"/>
+          <w:color w:val="auto"/>
+        </w:rPr>
+        <w:t>command</w:t>
+      </w:r>
+      <w:r>
+        <w:rPr>
+          <w:rFonts w:hint="eastAsia"/>
+          <w:color w:val="auto"/>
+        </w:rPr>
+        <w:t>进行分析，</w:t>
+      </w:r>
+      <w:r>
+        <w:rPr>
+          <w:rFonts w:hint="eastAsia"/>
+          <w:color w:val="auto"/>
+        </w:rPr>
+        <w:t>而直接交由连接器发送给搜索服务器，</w:t>
+      </w:r>
+      <w:r>
+        <w:rPr>
+          <w:rFonts w:hint="eastAsia"/>
+          <w:color w:val="auto"/>
+        </w:rPr>
+        <w:t>因此具体使用哪个全文索</w:t>
+      </w:r>
+      <w:r>
+        <w:rPr>
+          <w:rFonts w:hint="eastAsia"/>
+          <w:color w:val="auto"/>
+        </w:rPr>
+        <w:tab/>
+      </w:r>
+      <w:r>
+        <w:rPr>
+          <w:rFonts w:hint="eastAsia"/>
+          <w:color w:val="auto"/>
+        </w:rPr>
+        <w:t>引</w:t>
+      </w:r>
+      <w:r>
+        <w:rPr>
+          <w:rFonts w:hint="eastAsia"/>
+          <w:color w:val="auto"/>
+        </w:rPr>
+        <w:t>需</w:t>
+      </w:r>
+      <w:r>
+        <w:rPr>
+          <w:rFonts w:hint="eastAsia"/>
+          <w:color w:val="auto"/>
+        </w:rPr>
+        <w:t>由</w:t>
+      </w:r>
+      <w:r>
+        <w:rPr>
+          <w:rFonts w:hint="eastAsia"/>
+          <w:color w:val="auto"/>
+        </w:rPr>
+        <w:t>用户指定。</w:t>
+      </w:r>
+    </w:p>
+    <w:p>
+      <w:pPr>
+        <w:pStyle w:val="Heading2"/>
+        <w:numPr>
+          <w:ilvl w:val="1"/>
+          <w:numId w:val="2"/>
+        </w:numPr>
+      </w:pPr>
+      <w:r>
+        <w:rPr>
+          <w:rFonts w:hint="eastAsia"/>
+        </w:rPr>
+        <w:t>兼容性变更</w:t>
+      </w:r>
+    </w:p>
+    <w:p>
+      <w:pPr>
         <w:pStyle w:val="ListParagraph"/>
         <w:numPr>
           <w:ilvl w:val="0"/>
-          <w:numId w:val="10"/>
+          <w:numId w:val="25"/>
         </w:numPr>
-        <w:rPr>
-          <w:color w:val="auto"/>
-        </w:rPr>
-      </w:pPr>
-      <w:r>
-        <w:rPr>
-          <w:rFonts w:hint="eastAsia"/>
-          <w:color w:val="auto"/>
-        </w:rPr>
-        <w:t>兼容性变更</w:t>
-      </w:r>
-    </w:p>
-    <w:p>
-      <w:pPr>
-        <w:pStyle w:val="ListParagraph"/>
-        <w:ind w:left="900" w:firstLine="0"/>
         <w:rPr>
           <w:color w:val="auto"/>
         </w:rPr>
@@ -723,7 +1345,7 @@
       <w:tblPr>
         <w:tblStyle w:val="TableGrid"/>
         <w:tblW w:w="0" w:type="auto"/>
-        <w:tblInd w:w="900" w:type="dxa"/>
+        <w:tblInd w:w="480" w:type="dxa"/>
         <w:tblLook w:val="04A0"/>
       </w:tblPr>
       <w:tblGrid>
@@ -740,25 +1362,90 @@
             <w:pPr>
               <w:pStyle w:val="ListParagraph"/>
               <w:ind w:firstLine="0"/>
-              <w:rPr>
+              <w:jc w:val="center"/>
+              <w:rPr>
+                <w:b/>
                 <w:color w:val="auto"/>
               </w:rPr>
             </w:pPr>
-            <w:proofErr w:type="spellStart"/>
             <w:r>
               <w:rPr>
                 <w:rFonts w:hint="eastAsia"/>
-                <w:color w:val="auto"/>
-              </w:rPr>
-              <w:t>CollectionSpace</w:t>
-            </w:r>
-            <w:proofErr w:type="spellEnd"/>
+                <w:b/>
+                <w:color w:val="auto"/>
+              </w:rPr>
+              <w:t>结构名称</w:t>
+            </w:r>
+          </w:p>
+        </w:tc>
+        <w:tc>
+          <w:tcPr>
+            <w:tcW w:w="2602" w:type="dxa"/>
+          </w:tcPr>
+          <w:p>
+            <w:pPr>
+              <w:pStyle w:val="ListParagraph"/>
+              <w:ind w:firstLine="0"/>
+              <w:jc w:val="center"/>
+              <w:rPr>
+                <w:b/>
+                <w:color w:val="auto"/>
+              </w:rPr>
+            </w:pPr>
             <w:r>
               <w:rPr>
                 <w:rFonts w:hint="eastAsia"/>
-                <w:color w:val="auto"/>
-              </w:rPr>
-              <w:t xml:space="preserve"> Header</w:t>
+                <w:b/>
+                <w:color w:val="auto"/>
+              </w:rPr>
+              <w:t>变更内容</w:t>
+            </w:r>
+          </w:p>
+        </w:tc>
+        <w:tc>
+          <w:tcPr>
+            <w:tcW w:w="2422" w:type="dxa"/>
+          </w:tcPr>
+          <w:p>
+            <w:pPr>
+              <w:pStyle w:val="ListParagraph"/>
+              <w:ind w:firstLine="0"/>
+              <w:jc w:val="center"/>
+              <w:rPr>
+                <w:b/>
+                <w:color w:val="auto"/>
+              </w:rPr>
+            </w:pPr>
+            <w:r>
+              <w:rPr>
+                <w:rFonts w:hint="eastAsia"/>
+                <w:b/>
+                <w:color w:val="auto"/>
+              </w:rPr>
+              <w:t>说明</w:t>
+            </w:r>
+          </w:p>
+        </w:tc>
+      </w:tr>
+      <w:tr>
+        <w:tc>
+          <w:tcPr>
+            <w:tcW w:w="2598" w:type="dxa"/>
+          </w:tcPr>
+          <w:p>
+            <w:pPr>
+              <w:pStyle w:val="ListParagraph"/>
+              <w:ind w:firstLine="0"/>
+              <w:rPr>
+                <w:color w:val="auto"/>
+              </w:rPr>
+            </w:pPr>
+            <w:r>
+              <w:rPr>
+                <w:rFonts w:hint="eastAsia"/>
+                <w:color w:val="auto"/>
+              </w:rPr>
+              <w:t>CollectionSpace Header</w:t>
             </w:r>
           </w:p>
         </w:tc>
@@ -935,19 +1622,32 @@
                 <w:color w:val="auto"/>
               </w:rPr>
             </w:pPr>
-            <w:proofErr w:type="spellStart"/>
-            <w:r>
-              <w:rPr>
-                <w:color w:val="auto"/>
-              </w:rPr>
-              <w:t>Replog</w:t>
-            </w:r>
-            <w:proofErr w:type="spellEnd"/>
-            <w:r>
-              <w:rPr>
-                <w:color w:val="auto"/>
-              </w:rPr>
-              <w:t xml:space="preserve"> create CS</w:t>
+            <w:r>
+              <w:rPr>
+                <w:color w:val="auto"/>
+              </w:rPr>
+              <w:t>I</w:t>
+            </w:r>
+            <w:r>
+              <w:rPr>
+                <w:rFonts w:hint="eastAsia"/>
+                <w:color w:val="auto"/>
+              </w:rPr>
+              <w:t>ndex cb extent</w:t>
+            </w:r>
+            <w:r>
+              <w:rPr>
+                <w:rFonts w:hint="eastAsia"/>
+                <w:color w:val="auto"/>
+              </w:rPr>
+              <w:t>，即</w:t>
+            </w:r>
+            <w:r>
+              <w:rPr>
+                <w:rFonts w:hint="eastAsia"/>
+                <w:color w:val="auto"/>
+              </w:rPr>
+              <w:t>索引控制块结构</w:t>
             </w:r>
           </w:p>
         </w:tc>
@@ -968,35 +1668,7 @@
                 <w:rFonts w:hint="eastAsia"/>
                 <w:color w:val="auto"/>
               </w:rPr>
-              <w:t>增加</w:t>
-            </w:r>
-            <w:r>
-              <w:rPr>
-                <w:rFonts w:hint="eastAsia"/>
-                <w:color w:val="auto"/>
-              </w:rPr>
-              <w:t>CS</w:t>
-            </w:r>
-            <w:r>
-              <w:rPr>
-                <w:rFonts w:hint="eastAsia"/>
-                <w:color w:val="auto"/>
-              </w:rPr>
-              <w:t>的</w:t>
-            </w:r>
-            <w:r>
-              <w:rPr>
-                <w:rFonts w:hint="eastAsia"/>
-                <w:color w:val="auto"/>
-              </w:rPr>
-              <w:t>类型</w:t>
-            </w:r>
-            <w:r>
-              <w:rPr>
-                <w:rFonts w:hint="eastAsia"/>
-                <w:color w:val="auto"/>
-              </w:rPr>
-              <w:t>信息</w:t>
+              <w:t>类型扩展，增加全文检索类型</w:t>
             </w:r>
           </w:p>
         </w:tc>
@@ -1012,6 +1684,55 @@
                 <w:color w:val="auto"/>
               </w:rPr>
             </w:pPr>
+            <w:r>
+              <w:rPr>
+                <w:rFonts w:hint="eastAsia"/>
+                <w:color w:val="auto"/>
+              </w:rPr>
+              <w:t>使用不同的位表示，当前类型包括：</w:t>
+            </w:r>
+            <w:r>
+              <w:rPr>
+                <w:rFonts w:hint="eastAsia"/>
+                <w:color w:val="auto"/>
+              </w:rPr>
+              <w:t>POSITIVE</w:t>
+            </w:r>
+            <w:r>
+              <w:rPr>
+                <w:rFonts w:hint="eastAsia"/>
+                <w:color w:val="auto"/>
+              </w:rPr>
+              <w:t>、</w:t>
+            </w:r>
+            <w:r>
+              <w:rPr>
+                <w:rFonts w:hint="eastAsia"/>
+                <w:color w:val="auto"/>
+              </w:rPr>
+              <w:t>REVERSE</w:t>
+            </w:r>
+            <w:r>
+              <w:rPr>
+                <w:rFonts w:hint="eastAsia"/>
+                <w:color w:val="auto"/>
+              </w:rPr>
+              <w:t>及</w:t>
+            </w:r>
+            <w:r>
+              <w:rPr>
+                <w:rFonts w:hint="eastAsia"/>
+                <w:color w:val="auto"/>
+              </w:rPr>
+              <w:t>2D</w:t>
+            </w:r>
+            <w:r>
+              <w:rPr>
+                <w:rFonts w:hint="eastAsia"/>
+                <w:color w:val="auto"/>
+              </w:rPr>
+              <w:t>，</w:t>
+            </w:r>
           </w:p>
         </w:tc>
       </w:tr>
@@ -1028,12 +1749,10 @@
                 <w:color w:val="auto"/>
               </w:rPr>
             </w:pPr>
-            <w:proofErr w:type="spellStart"/>
-            <w:r>
-              <w:rPr>
-                <w:color w:val="auto"/>
-              </w:rPr>
-              <w:lastRenderedPageBreak/>
+            <w:r>
+              <w:rPr>
+                <w:color w:val="auto"/>
+              </w:rPr>
               <w:t>R</w:t>
             </w:r>
             <w:r>
@@ -1048,15 +1767,7 @@
                 <w:rFonts w:hint="eastAsia"/>
                 <w:color w:val="auto"/>
               </w:rPr>
-              <w:t>log</w:t>
-            </w:r>
-            <w:proofErr w:type="spellEnd"/>
-            <w:r>
-              <w:rPr>
-                <w:rFonts w:hint="eastAsia"/>
-                <w:color w:val="auto"/>
-              </w:rPr>
-              <w:t xml:space="preserve"> create CL</w:t>
+              <w:t>log create CL</w:t>
             </w:r>
           </w:p>
         </w:tc>
@@ -1087,7 +1798,6 @@
               </w:rPr>
               <w:t>集合的</w:t>
             </w:r>
-            <w:proofErr w:type="spellStart"/>
             <w:r>
               <w:rPr>
                 <w:rFonts w:hint="eastAsia"/>
@@ -1095,7 +1805,6 @@
               </w:rPr>
               <w:t>maxSize</w:t>
             </w:r>
-            <w:proofErr w:type="spellEnd"/>
             <w:r>
               <w:rPr>
                 <w:rFonts w:hint="eastAsia"/>
@@ -1103,7 +1812,6 @@
               </w:rPr>
               <w:t>和</w:t>
             </w:r>
-            <w:proofErr w:type="spellStart"/>
             <w:r>
               <w:rPr>
                 <w:rFonts w:hint="eastAsia"/>
@@ -1125,7 +1833,6 @@
               </w:rPr>
               <w:t>Number</w:t>
             </w:r>
-            <w:proofErr w:type="spellEnd"/>
           </w:p>
         </w:tc>
         <w:tc>
@@ -1136,6 +1843,7 @@
             <w:pPr>
               <w:pStyle w:val="ListParagraph"/>
               <w:ind w:firstLine="0"/>
+              <w:jc w:val="left"/>
               <w:rPr>
                 <w:color w:val="auto"/>
               </w:rPr>
@@ -1145,7 +1853,35 @@
                 <w:rFonts w:hint="eastAsia"/>
                 <w:color w:val="auto"/>
               </w:rPr>
-              <w:t>为了保持日志的一致，所有类型集合的创建中均包含这两个字段。</w:t>
+              <w:t>maxSize</w:t>
+            </w:r>
+            <w:r>
+              <w:rPr>
+                <w:rFonts w:hint="eastAsia"/>
+                <w:color w:val="auto"/>
+              </w:rPr>
+              <w:t>默认值为</w:t>
+            </w:r>
+            <w:r>
+              <w:rPr>
+                <w:rFonts w:hint="eastAsia"/>
+                <w:color w:val="auto"/>
+              </w:rPr>
+              <w:t>4096</w:t>
+            </w:r>
+            <w:r>
+              <w:rPr>
+                <w:rFonts w:hint="eastAsia"/>
+                <w:color w:val="auto"/>
+              </w:rPr>
+              <w:t>，最小值为</w:t>
+            </w:r>
+            <w:r>
+              <w:rPr>
+                <w:rFonts w:hint="eastAsia"/>
+                <w:color w:val="auto"/>
+              </w:rPr>
+              <w:t>32</w:t>
             </w:r>
           </w:p>
         </w:tc>
@@ -1166,21 +1902,12 @@
                 <w:color w:val="auto"/>
               </w:rPr>
             </w:pPr>
-            <w:proofErr w:type="spellStart"/>
             <w:r>
               <w:rPr>
                 <w:rFonts w:hint="eastAsia"/>
                 <w:color w:val="auto"/>
               </w:rPr>
-              <w:t>Replog</w:t>
-            </w:r>
-            <w:proofErr w:type="spellEnd"/>
-            <w:r>
-              <w:rPr>
-                <w:rFonts w:hint="eastAsia"/>
-                <w:color w:val="auto"/>
-              </w:rPr>
-              <w:t xml:space="preserve"> pop</w:t>
+              <w:t>Replog pop</w:t>
             </w:r>
           </w:p>
         </w:tc>
@@ -1238,7 +1965,10 @@
     <w:p>
       <w:pPr>
         <w:pStyle w:val="ListParagraph"/>
-        <w:ind w:left="900" w:firstLine="0"/>
+        <w:numPr>
+          <w:ilvl w:val="0"/>
+          <w:numId w:val="25"/>
+        </w:numPr>
         <w:rPr>
           <w:color w:val="auto"/>
         </w:rPr>
@@ -1262,7 +1992,7 @@
       <w:tblPr>
         <w:tblStyle w:val="TableGrid"/>
         <w:tblW w:w="0" w:type="auto"/>
-        <w:tblInd w:w="900" w:type="dxa"/>
+        <w:tblInd w:w="480" w:type="dxa"/>
         <w:tblLook w:val="04A0"/>
       </w:tblPr>
       <w:tblGrid>
@@ -1279,22 +2009,17 @@
             <w:pPr>
               <w:pStyle w:val="ListParagraph"/>
               <w:ind w:firstLine="0"/>
+              <w:jc w:val="center"/>
               <w:rPr>
                 <w:color w:val="auto"/>
               </w:rPr>
             </w:pPr>
             <w:r>
               <w:rPr>
-                <w:color w:val="auto"/>
-              </w:rPr>
-              <w:t>P</w:t>
-            </w:r>
-            <w:r>
-              <w:rPr>
                 <w:rFonts w:hint="eastAsia"/>
                 <w:color w:val="auto"/>
               </w:rPr>
-              <w:t>op</w:t>
+              <w:t>消息类型</w:t>
             </w:r>
           </w:p>
         </w:tc>
@@ -1306,29 +2031,17 @@
             <w:pPr>
               <w:pStyle w:val="ListParagraph"/>
               <w:ind w:firstLine="0"/>
+              <w:jc w:val="center"/>
               <w:rPr>
                 <w:color w:val="auto"/>
               </w:rPr>
             </w:pPr>
             <w:r>
               <w:rPr>
-                <w:color w:val="auto"/>
-              </w:rPr>
-              <w:t>P</w:t>
-            </w:r>
-            <w:r>
-              <w:rPr>
                 <w:rFonts w:hint="eastAsia"/>
                 <w:color w:val="auto"/>
               </w:rPr>
-              <w:t>op</w:t>
-            </w:r>
-            <w:r>
-              <w:rPr>
-                <w:rFonts w:hint="eastAsia"/>
-                <w:color w:val="auto"/>
-              </w:rPr>
-              <w:t>以命令字的方式进行执行</w:t>
+              <w:t>功能</w:t>
             </w:r>
           </w:p>
         </w:tc>
@@ -1340,60 +2053,276 @@
             <w:pPr>
               <w:pStyle w:val="ListParagraph"/>
               <w:ind w:firstLine="0"/>
+              <w:jc w:val="center"/>
               <w:rPr>
                 <w:color w:val="auto"/>
               </w:rPr>
             </w:pPr>
+            <w:r>
+              <w:rPr>
+                <w:rFonts w:hint="eastAsia"/>
+                <w:color w:val="auto"/>
+              </w:rPr>
+              <w:t>说明</w:t>
+            </w:r>
+          </w:p>
+        </w:tc>
+      </w:tr>
+      <w:tr>
+        <w:tc>
+          <w:tcPr>
+            <w:tcW w:w="2554" w:type="dxa"/>
+          </w:tcPr>
+          <w:p>
+            <w:pPr>
+              <w:pStyle w:val="ListParagraph"/>
+              <w:ind w:firstLine="0"/>
+              <w:rPr>
+                <w:color w:val="auto"/>
+              </w:rPr>
+            </w:pPr>
+            <w:r>
+              <w:rPr>
+                <w:rFonts w:hint="eastAsia"/>
+                <w:color w:val="auto"/>
+              </w:rPr>
+              <w:t>p</w:t>
+            </w:r>
+            <w:r>
+              <w:rPr>
+                <w:rFonts w:hint="eastAsia"/>
+                <w:color w:val="auto"/>
+              </w:rPr>
+              <w:t>op</w:t>
+            </w:r>
+          </w:p>
+        </w:tc>
+        <w:tc>
+          <w:tcPr>
+            <w:tcW w:w="2554" w:type="dxa"/>
+          </w:tcPr>
+          <w:p>
+            <w:pPr>
+              <w:pStyle w:val="ListParagraph"/>
+              <w:ind w:firstLine="0"/>
+              <w:rPr>
+                <w:color w:val="auto"/>
+              </w:rPr>
+            </w:pPr>
+            <w:r>
+              <w:rPr>
+                <w:rFonts w:hint="eastAsia"/>
+                <w:color w:val="auto"/>
+              </w:rPr>
+              <w:t>用于从固定集合中</w:t>
+            </w:r>
+            <w:r>
+              <w:rPr>
+                <w:rFonts w:hint="eastAsia"/>
+                <w:color w:val="auto"/>
+              </w:rPr>
+              <w:t>有序删除记录</w:t>
+            </w:r>
+          </w:p>
+        </w:tc>
+        <w:tc>
+          <w:tcPr>
+            <w:tcW w:w="2514" w:type="dxa"/>
+          </w:tcPr>
+          <w:p>
+            <w:pPr>
+              <w:pStyle w:val="ListParagraph"/>
+              <w:ind w:firstLine="0"/>
+              <w:rPr>
+                <w:color w:val="auto"/>
+              </w:rPr>
+            </w:pPr>
+            <w:r>
+              <w:rPr>
+                <w:rFonts w:hint="eastAsia"/>
+                <w:color w:val="auto"/>
+              </w:rPr>
+              <w:t>使用命令字的方式实现</w:t>
+            </w:r>
           </w:p>
         </w:tc>
       </w:tr>
     </w:tbl>
     <w:p>
-      <w:r>
-        <w:tab/>
-      </w:r>
-      <w:r>
-        <w:tab/>
-      </w:r>
-      <w:r>
-        <w:rPr>
-          <w:rFonts w:hint="eastAsia"/>
-        </w:rPr>
-        <w:t>配置：</w:t>
-      </w:r>
-    </w:p>
-    <w:p>
-      <w:r>
-        <w:tab/>
-      </w:r>
-      <w:r>
-        <w:tab/>
-      </w:r>
-      <w:r>
-        <w:rPr>
-          <w:rFonts w:hint="eastAsia"/>
-        </w:rPr>
-        <w:t>使用配置来确定在哪些集合上有全文索引，连接器主动到节点查询</w:t>
-      </w:r>
-      <w:r>
-        <w:rPr>
-          <w:rFonts w:hint="eastAsia"/>
-        </w:rPr>
-        <w:t>索引</w:t>
-      </w:r>
-      <w:r>
-        <w:rPr>
-          <w:rFonts w:hint="eastAsia"/>
-        </w:rPr>
-        <w:t>信息</w:t>
-      </w:r>
-      <w:r>
-        <w:rPr>
-          <w:rFonts w:hint="eastAsia"/>
-        </w:rPr>
-        <w:t>。</w:t>
-      </w:r>
-    </w:p>
+      <w:pPr>
+        <w:pStyle w:val="ListParagraph"/>
+        <w:numPr>
+          <w:ilvl w:val="0"/>
+          <w:numId w:val="25"/>
+        </w:numPr>
+      </w:pPr>
+      <w:r>
+        <w:rPr>
+          <w:rFonts w:hint="eastAsia"/>
+        </w:rPr>
+        <w:t>配置变更</w:t>
+      </w:r>
+    </w:p>
+    <w:tbl>
+      <w:tblPr>
+        <w:tblStyle w:val="TableGrid"/>
+        <w:tblW w:w="0" w:type="auto"/>
+        <w:tblInd w:w="480" w:type="dxa"/>
+        <w:tblLook w:val="04A0"/>
+      </w:tblPr>
+      <w:tblGrid>
+        <w:gridCol w:w="2554"/>
+        <w:gridCol w:w="2554"/>
+        <w:gridCol w:w="2514"/>
+      </w:tblGrid>
+      <w:tr>
+        <w:tc>
+          <w:tcPr>
+            <w:tcW w:w="2554" w:type="dxa"/>
+          </w:tcPr>
+          <w:p>
+            <w:pPr>
+              <w:pStyle w:val="ListParagraph"/>
+              <w:ind w:firstLine="0"/>
+              <w:jc w:val="center"/>
+              <w:rPr>
+                <w:color w:val="auto"/>
+              </w:rPr>
+            </w:pPr>
+            <w:r>
+              <w:rPr>
+                <w:rFonts w:hint="eastAsia"/>
+                <w:color w:val="auto"/>
+              </w:rPr>
+              <w:t>配置名</w:t>
+            </w:r>
+          </w:p>
+        </w:tc>
+        <w:tc>
+          <w:tcPr>
+            <w:tcW w:w="2554" w:type="dxa"/>
+          </w:tcPr>
+          <w:p>
+            <w:pPr>
+              <w:pStyle w:val="ListParagraph"/>
+              <w:ind w:firstLine="0"/>
+              <w:jc w:val="center"/>
+              <w:rPr>
+                <w:color w:val="auto"/>
+              </w:rPr>
+            </w:pPr>
+            <w:r>
+              <w:rPr>
+                <w:rFonts w:hint="eastAsia"/>
+                <w:color w:val="auto"/>
+              </w:rPr>
+              <w:t>功能</w:t>
+            </w:r>
+          </w:p>
+        </w:tc>
+        <w:tc>
+          <w:tcPr>
+            <w:tcW w:w="2514" w:type="dxa"/>
+          </w:tcPr>
+          <w:p>
+            <w:pPr>
+              <w:pStyle w:val="ListParagraph"/>
+              <w:ind w:firstLine="0"/>
+              <w:jc w:val="center"/>
+              <w:rPr>
+                <w:color w:val="auto"/>
+              </w:rPr>
+            </w:pPr>
+            <w:r>
+              <w:rPr>
+                <w:rFonts w:hint="eastAsia"/>
+                <w:color w:val="auto"/>
+              </w:rPr>
+              <w:t>说明</w:t>
+            </w:r>
+          </w:p>
+        </w:tc>
+      </w:tr>
+      <w:tr>
+        <w:tc>
+          <w:tcPr>
+            <w:tcW w:w="2554" w:type="dxa"/>
+          </w:tcPr>
+          <w:p>
+            <w:pPr>
+              <w:pStyle w:val="ListParagraph"/>
+              <w:ind w:firstLine="0"/>
+              <w:rPr>
+                <w:color w:val="auto"/>
+              </w:rPr>
+            </w:pPr>
+            <w:r>
+              <w:rPr>
+                <w:rFonts w:hint="eastAsia"/>
+                <w:color w:val="auto"/>
+              </w:rPr>
+              <w:t>textsearchenable</w:t>
+            </w:r>
+          </w:p>
+        </w:tc>
+        <w:tc>
+          <w:tcPr>
+            <w:tcW w:w="2554" w:type="dxa"/>
+          </w:tcPr>
+          <w:p>
+            <w:pPr>
+              <w:pStyle w:val="ListParagraph"/>
+              <w:ind w:firstLine="0"/>
+              <w:rPr>
+                <w:color w:val="auto"/>
+              </w:rPr>
+            </w:pPr>
+            <w:r>
+              <w:rPr>
+                <w:rFonts w:hint="eastAsia"/>
+                <w:color w:val="auto"/>
+              </w:rPr>
+              <w:t>是否开启全文检索功能。</w:t>
+            </w:r>
+          </w:p>
+        </w:tc>
+        <w:tc>
+          <w:tcPr>
+            <w:tcW w:w="2514" w:type="dxa"/>
+          </w:tcPr>
+          <w:p>
+            <w:pPr>
+              <w:pStyle w:val="ListParagraph"/>
+              <w:ind w:firstLine="0"/>
+              <w:rPr>
+                <w:color w:val="auto"/>
+              </w:rPr>
+            </w:pPr>
+            <w:r>
+              <w:rPr>
+                <w:rFonts w:hint="eastAsia"/>
+                <w:color w:val="auto"/>
+              </w:rPr>
+              <w:t>默认值</w:t>
+            </w:r>
+            <w:r>
+              <w:rPr>
+                <w:rFonts w:hint="eastAsia"/>
+                <w:color w:val="auto"/>
+              </w:rPr>
+              <w:t>为</w:t>
+            </w:r>
+            <w:r>
+              <w:rPr>
+                <w:rFonts w:hint="eastAsia"/>
+                <w:color w:val="auto"/>
+              </w:rPr>
+              <w:t>false</w:t>
+            </w:r>
+          </w:p>
+        </w:tc>
+      </w:tr>
+    </w:tbl>
     <w:p>
       <w:pPr>
         <w:pStyle w:val="Heading1"/>
@@ -1403,6 +2332,7 @@
         </w:numPr>
       </w:pPr>
       <w:r>
+        <w:lastRenderedPageBreak/>
         <w:t>Story</w:t>
       </w:r>
       <w:r>
@@ -1462,14 +2392,13 @@
       </w:pPr>
       <w:r>
         <w:rPr>
-          <w:rFonts w:hint="eastAsia"/>
           <w:noProof/>
         </w:rPr>
         <w:drawing>
           <wp:inline distT="0" distB="0" distL="0" distR="0">
-            <wp:extent cx="5274310" cy="3055017"/>
+            <wp:extent cx="5274310" cy="3060835"/>
             <wp:effectExtent l="19050" t="0" r="2540" b="0"/>
-            <wp:docPr id="7" name="Picture 2"/>
+            <wp:docPr id="1" name="Picture 2"/>
             <wp:cNvGraphicFramePr>
               <a:graphicFrameLocks xmlns:a="http://schemas.openxmlformats.org/drawingml/2006/main" noChangeAspect="1"/>
             </wp:cNvGraphicFramePr>
@@ -1492,7 +2421,7 @@
                   <pic:spPr bwMode="auto">
                     <a:xfrm>
                       <a:off x="0" y="0"/>
-                      <a:ext cx="5274310" cy="3055017"/>
+                      <a:ext cx="5274310" cy="3060835"/>
                     </a:xfrm>
                     <a:prstGeom prst="rect">
                       <a:avLst/>
@@ -1583,19 +2512,11 @@
           <w:numId w:val="18"/>
         </w:numPr>
       </w:pPr>
-      <w:proofErr w:type="spellStart"/>
-      <w:r>
-        <w:rPr>
-          <w:rFonts w:hint="eastAsia"/>
-        </w:rPr>
-        <w:t>config</w:t>
-      </w:r>
-      <w:proofErr w:type="spellEnd"/>
-      <w:r>
-        <w:rPr>
-          <w:rFonts w:hint="eastAsia"/>
-        </w:rPr>
-        <w:t xml:space="preserve"> manager</w:t>
+      <w:r>
+        <w:rPr>
+          <w:rFonts w:hint="eastAsia"/>
+        </w:rPr>
+        <w:t>config manager</w:t>
       </w:r>
       <w:r>
         <w:rPr>
@@ -1768,19 +2689,11 @@
           <w:numId w:val="16"/>
         </w:numPr>
       </w:pPr>
-      <w:proofErr w:type="spellStart"/>
-      <w:r>
-        <w:rPr>
-          <w:rFonts w:hint="eastAsia"/>
-        </w:rPr>
-        <w:t>SequoiaDB</w:t>
-      </w:r>
-      <w:proofErr w:type="spellEnd"/>
-      <w:r>
-        <w:rPr>
-          <w:rFonts w:hint="eastAsia"/>
-        </w:rPr>
-        <w:t xml:space="preserve"> Engine</w:t>
+      <w:r>
+        <w:rPr>
+          <w:rFonts w:hint="eastAsia"/>
+        </w:rPr>
+        <w:t>SequoiaDB Engine</w:t>
       </w:r>
     </w:p>
     <w:p>
@@ -1801,7 +2714,19 @@
         <w:rPr>
           <w:rFonts w:hint="eastAsia"/>
         </w:rPr>
-        <w:t>：维护外部的搜索部件，提供注册能力。</w:t>
+        <w:t>：维护外部的搜索部件</w:t>
+      </w:r>
+      <w:r>
+        <w:rPr>
+          <w:rFonts w:hint="eastAsia"/>
+        </w:rPr>
+        <w:t>信息，提供注册能力，及发送请求和接收数据</w:t>
+      </w:r>
+      <w:r>
+        <w:rPr>
+          <w:rFonts w:hint="eastAsia"/>
+        </w:rPr>
+        <w:t>。</w:t>
       </w:r>
     </w:p>
     <w:p>
@@ -1816,14 +2741,37 @@
         <w:rPr>
           <w:rFonts w:hint="eastAsia"/>
         </w:rPr>
-        <w:lastRenderedPageBreak/>
         <w:t>session manager</w:t>
       </w:r>
       <w:r>
         <w:rPr>
           <w:rFonts w:hint="eastAsia"/>
         </w:rPr>
-        <w:t>管理以上所有相关的会话。</w:t>
+        <w:t>：</w:t>
+      </w:r>
+      <w:r>
+        <w:rPr>
+          <w:rFonts w:hint="eastAsia"/>
+        </w:rPr>
+        <w:t>管理</w:t>
+      </w:r>
+      <w:r>
+        <w:rPr>
+          <w:rFonts w:hint="eastAsia"/>
+        </w:rPr>
+        <w:t>所有相关的会话</w:t>
+      </w:r>
+      <w:r>
+        <w:rPr>
+          <w:rFonts w:hint="eastAsia"/>
+        </w:rPr>
+        <w:t>，见运行架构</w:t>
+      </w:r>
+      <w:r>
+        <w:rPr>
+          <w:rFonts w:hint="eastAsia"/>
+        </w:rPr>
+        <w:t>。</w:t>
       </w:r>
     </w:p>
     <w:p>
@@ -1834,14 +2782,12 @@
           <w:numId w:val="19"/>
         </w:numPr>
       </w:pPr>
-      <w:proofErr w:type="spellStart"/>
       <w:r>
         <w:rPr>
           <w:rFonts w:hint="eastAsia"/>
         </w:rPr>
         <w:t>dmsStorage</w:t>
       </w:r>
-      <w:proofErr w:type="spellEnd"/>
       <w:r>
         <w:rPr>
           <w:rFonts w:hint="eastAsia"/>
@@ -1858,7 +2804,13 @@
         <w:rPr>
           <w:rFonts w:hint="eastAsia"/>
         </w:rPr>
-        <w:t>中保存待索引数据。</w:t>
+        <w:t>中缓存</w:t>
+      </w:r>
+      <w:r>
+        <w:rPr>
+          <w:rFonts w:hint="eastAsia"/>
+        </w:rPr>
+        <w:t>待索引数据。</w:t>
       </w:r>
     </w:p>
     <w:p>
@@ -1869,14 +2821,12 @@
           <w:numId w:val="19"/>
         </w:numPr>
       </w:pPr>
-      <w:proofErr w:type="spellStart"/>
       <w:r>
         <w:rPr>
           <w:rFonts w:hint="eastAsia"/>
         </w:rPr>
         <w:t>rtn</w:t>
       </w:r>
-      <w:proofErr w:type="spellEnd"/>
       <w:r>
         <w:rPr>
           <w:rFonts w:hint="eastAsia"/>
@@ -1912,11 +2862,6 @@
       </w:r>
     </w:p>
     <w:p>
-      <w:pPr>
-        <w:rPr>
-          <w:rFonts w:hint="eastAsia"/>
-        </w:rPr>
-      </w:pPr>
       <w:r>
         <w:rPr>
           <w:rFonts w:hint="eastAsia"/>
@@ -1927,7 +2872,14 @@
         <w:rPr>
           <w:rFonts w:hint="eastAsia"/>
         </w:rPr>
-        <w:t>连接器与数据节点一一对应，它分别与数据节点及搜索引擎连接，作为它们之间交互的桥梁。</w:t>
+        <w:t>连接器与数据节点一一对应，它分别与数据节点及搜索引擎连接，作为它们之间交互</w:t>
+      </w:r>
+      <w:r>
+        <w:rPr>
+          <w:rFonts w:hint="eastAsia"/>
+        </w:rPr>
+        <w:lastRenderedPageBreak/>
+        <w:t>的桥梁。</w:t>
       </w:r>
     </w:p>
     <w:p>
@@ -2359,7 +3311,6 @@
         <w:rPr>
           <w:rFonts w:hint="eastAsia"/>
         </w:rPr>
-        <w:lastRenderedPageBreak/>
         <w:t>存储结构</w:t>
       </w:r>
     </w:p>
@@ -2377,19 +3328,48 @@
         </w:rPr>
         <w:t>文件及管理结构</w:t>
       </w:r>
+    </w:p>
+    <w:p>
+      <w:pPr>
+        <w:pStyle w:val="ListParagraph"/>
+        <w:ind w:left="840" w:firstLine="0"/>
+      </w:pPr>
+      <w:r>
+        <w:rPr>
+          <w:rFonts w:hint="eastAsia"/>
+        </w:rPr>
+        <w:t>待索引数据使用固定集合进行缓存，这个固定集合纳入到当前的存储管理体系中，有两种方案。</w:t>
+      </w:r>
+    </w:p>
+    <w:p>
+      <w:pPr>
+        <w:pStyle w:val="ListParagraph"/>
+        <w:numPr>
+          <w:ilvl w:val="0"/>
+          <w:numId w:val="21"/>
+        </w:numPr>
+        <w:jc w:val="left"/>
+      </w:pPr>
+      <w:r>
+        <w:rPr>
+          <w:rFonts w:hint="eastAsia"/>
+        </w:rPr>
+        <w:t>方案一</w:t>
+      </w:r>
+      <w:r>
+        <w:rPr>
+          <w:rFonts w:hint="eastAsia"/>
+        </w:rPr>
+        <w:t>：固定集合对应的存储整合到当前的存储单元中管理。</w:t>
+      </w:r>
+    </w:p>
+    <w:p>
       <w:r>
         <w:rPr>
           <w:rFonts w:hint="eastAsia"/>
         </w:rPr>
         <w:tab/>
       </w:r>
-    </w:p>
-    <w:p>
-      <w:pPr>
-        <w:rPr>
-          <w:rFonts w:hint="eastAsia"/>
-        </w:rPr>
-      </w:pPr>
       <w:r>
         <w:rPr>
           <w:rFonts w:hint="eastAsia"/>
@@ -2400,43 +3380,31 @@
         <w:rPr>
           <w:rFonts w:hint="eastAsia"/>
         </w:rPr>
+        <w:t>存储上涉及到的实体</w:t>
+      </w:r>
+      <w:r>
+        <w:rPr>
+          <w:rFonts w:hint="eastAsia"/>
+        </w:rPr>
+        <w:t>及其关系如下图所示，其中虚线左侧为内存结构，右侧为物</w:t>
+      </w:r>
+      <w:r>
+        <w:rPr>
+          <w:rFonts w:hint="eastAsia"/>
+        </w:rPr>
         <w:tab/>
       </w:r>
       <w:r>
         <w:rPr>
           <w:rFonts w:hint="eastAsia"/>
         </w:rPr>
-        <w:t>集合上创建了全文索引后，需要被索引的数据（索引字段的值）最初并不是直接</w:t>
-      </w:r>
-      <w:r>
-        <w:rPr>
-          <w:rFonts w:hint="eastAsia"/>
-        </w:rPr>
         <w:tab/>
       </w:r>
       <w:r>
         <w:rPr>
           <w:rFonts w:hint="eastAsia"/>
         </w:rPr>
-        <w:t>到外部搜索引</w:t>
-      </w:r>
-      <w:r>
-        <w:rPr>
-          <w:rFonts w:hint="eastAsia"/>
-        </w:rPr>
-        <w:t>擎上完成索引，而是存储在引擎侧与之绑定的</w:t>
-      </w:r>
-      <w:r>
-        <w:rPr>
-          <w:rFonts w:hint="eastAsia"/>
-        </w:rPr>
-        <w:t>固定集合中。</w:t>
-      </w:r>
-      <w:r>
-        <w:rPr>
-          <w:rFonts w:hint="eastAsia"/>
-        </w:rPr>
-        <w:t>存储上涉及</w:t>
+        <w:t>理文件（或</w:t>
       </w:r>
       <w:r>
         <w:rPr>
@@ -2448,24 +3416,6 @@
         <w:rPr>
           <w:rFonts w:hint="eastAsia"/>
         </w:rPr>
-        <w:t>到的实体</w:t>
-      </w:r>
-      <w:r>
-        <w:rPr>
-          <w:rFonts w:hint="eastAsia"/>
-        </w:rPr>
-        <w:t>及其关系如下图所示，其中虚线左侧为内存结构，右侧为物理文件（或</w:t>
-      </w:r>
-      <w:r>
-        <w:rPr>
-          <w:rFonts w:hint="eastAsia"/>
-        </w:rPr>
-        <w:tab/>
-      </w:r>
-      <w:r>
-        <w:rPr>
-          <w:rFonts w:hint="eastAsia"/>
-        </w:rPr>
         <w:t>MMAP</w:t>
       </w:r>
       <w:r>
@@ -2476,6 +3426,9 @@
       </w:r>
     </w:p>
     <w:p>
+      <w:pPr>
+        <w:jc w:val="right"/>
+      </w:pPr>
       <w:r>
         <w:object w:dxaOrig="22504" w:dyaOrig="19651">
           <v:shapetype id="_x0000_t75" coordsize="21600,21600" o:spt="75" o:preferrelative="t" path="m@4@5l@4@11@9@11@9@5xe" filled="f" stroked="f">
@@ -2497,10 +3450,10 @@
             <v:path o:extrusionok="f" gradientshapeok="t" o:connecttype="rect"/>
             <o:lock v:ext="edit" aspectratio="t"/>
           </v:shapetype>
-          <v:shape id="_x0000_i1025" type="#_x0000_t75" style="width:415.2pt;height:362.65pt" o:ole="">
+          <v:shape id="_x0000_i1025" type="#_x0000_t75" style="width:381.5pt;height:362.35pt" o:ole="">
             <v:imagedata r:id="rId9" o:title=""/>
           </v:shape>
-          <o:OLEObject Type="Embed" ProgID="Visio.Drawing.11" ShapeID="_x0000_i1025" DrawAspect="Content" ObjectID="_1551866788" r:id="rId10"/>
+          <o:OLEObject Type="Embed" ProgID="Visio.Drawing.11" ShapeID="_x0000_i1025" DrawAspect="Content" ObjectID="_1551878460" r:id="rId10"/>
         </w:object>
       </w:r>
     </w:p>
@@ -2520,57 +3473,31 @@
         <w:rPr>
           <w:rFonts w:hint="eastAsia"/>
         </w:rPr>
-        <w:t>对于普通索引</w:t>
-      </w:r>
-      <w:r>
-        <w:rPr>
-          <w:rFonts w:hint="eastAsia"/>
-        </w:rPr>
-        <w:t>，</w:t>
-      </w:r>
-      <w:r>
-        <w:rPr>
-          <w:rFonts w:hint="eastAsia"/>
-        </w:rPr>
-        <w:t>其定义及索引数据都是</w:t>
-      </w:r>
-      <w:r>
-        <w:rPr>
-          <w:rFonts w:hint="eastAsia"/>
-        </w:rPr>
-        <w:t>存储在单独的</w:t>
-      </w:r>
-      <w:r>
-        <w:rPr>
-          <w:rFonts w:hint="eastAsia"/>
-        </w:rPr>
-        <w:t>.</w:t>
-      </w:r>
-      <w:proofErr w:type="spellStart"/>
-      <w:r>
-        <w:rPr>
-          <w:rFonts w:hint="eastAsia"/>
-        </w:rPr>
-        <w:t>idx</w:t>
-      </w:r>
-      <w:proofErr w:type="spellEnd"/>
-      <w:r>
-        <w:rPr>
-          <w:rFonts w:hint="eastAsia"/>
-        </w:rPr>
-        <w:t>文件中，集合与索引之间的关联，是通过集合的元数据块（</w:t>
-      </w:r>
-      <w:r>
-        <w:rPr>
-          <w:rFonts w:hint="eastAsia"/>
-        </w:rPr>
-        <w:t>MB</w:t>
-      </w:r>
-      <w:r>
-        <w:rPr>
-          <w:rFonts w:hint="eastAsia"/>
-        </w:rPr>
-        <w:t>）中的字段来记录的。</w:t>
+        <w:t>这种方案下，一个存储单元中包含一个固定集合文件，与</w:t>
+      </w:r>
+      <w:r>
+        <w:rPr>
+          <w:rFonts w:hint="eastAsia"/>
+        </w:rPr>
+        <w:t>data</w:t>
+      </w:r>
+      <w:r>
+        <w:rPr>
+          <w:rFonts w:hint="eastAsia"/>
+        </w:rPr>
+        <w:t>及</w:t>
+      </w:r>
+      <w:r>
+        <w:rPr>
+          <w:rFonts w:hint="eastAsia"/>
+        </w:rPr>
+        <w:t>index</w:t>
+      </w:r>
+      <w:r>
+        <w:rPr>
+          <w:rFonts w:hint="eastAsia"/>
+        </w:rPr>
+        <w:t>文件类似，其中可创建多个固定集合。</w:t>
       </w:r>
     </w:p>
     <w:p>
@@ -2589,45 +3516,31 @@
         <w:rPr>
           <w:rFonts w:hint="eastAsia"/>
         </w:rPr>
-        <w:t>在</w:t>
-      </w:r>
-      <w:r>
-        <w:rPr>
-          <w:rFonts w:hint="eastAsia"/>
-        </w:rPr>
-        <w:t>MB</w:t>
-      </w:r>
-      <w:r>
-        <w:rPr>
-          <w:rFonts w:hint="eastAsia"/>
-        </w:rPr>
-        <w:t>中的</w:t>
-      </w:r>
-      <w:r>
-        <w:rPr>
-          <w:rFonts w:hint="eastAsia"/>
-        </w:rPr>
-        <w:t>_</w:t>
-      </w:r>
-      <w:proofErr w:type="spellStart"/>
-      <w:r>
-        <w:rPr>
-          <w:rFonts w:hint="eastAsia"/>
-        </w:rPr>
-        <w:t>indexExtent</w:t>
-      </w:r>
-      <w:proofErr w:type="spellEnd"/>
-      <w:r>
-        <w:rPr>
-          <w:rFonts w:hint="eastAsia"/>
-        </w:rPr>
-        <w:t>中，普通索引从前往后使用，全文索引从后向前使用。</w:t>
-      </w:r>
-      <w:r>
-        <w:rPr>
-          <w:rFonts w:hint="eastAsia"/>
-        </w:rPr>
-        <w:t>因此，使用全文索引的时候，从后向前搜索。</w:t>
+        <w:t>此设计方案的优点是模块</w:t>
+      </w:r>
+      <w:r>
+        <w:rPr>
+          <w:rFonts w:hint="eastAsia"/>
+        </w:rPr>
+        <w:t>结构清晰，管理简便</w:t>
+      </w:r>
+      <w:r>
+        <w:rPr>
+          <w:rFonts w:hint="eastAsia"/>
+        </w:rPr>
+        <w:t>。</w:t>
+      </w:r>
+      <w:r>
+        <w:rPr>
+          <w:rFonts w:hint="eastAsia"/>
+        </w:rPr>
+        <w:t>当进行数据增删改</w:t>
+      </w:r>
+      <w:r>
+        <w:rPr>
+          <w:rFonts w:hint="eastAsia"/>
+        </w:rPr>
+        <w:t>的时候，都可以很直接地获取到固定集合的操作接口来进行数据插入等。</w:t>
       </w:r>
     </w:p>
     <w:p>
@@ -2646,35 +3559,13 @@
         <w:rPr>
           <w:rFonts w:hint="eastAsia"/>
         </w:rPr>
-        <w:t>在</w:t>
-      </w:r>
-      <w:proofErr w:type="spellStart"/>
-      <w:r>
-        <w:rPr>
-          <w:rFonts w:hint="eastAsia"/>
-        </w:rPr>
-        <w:t>dmsStorageIndex</w:t>
-      </w:r>
-      <w:proofErr w:type="spellEnd"/>
-      <w:r>
-        <w:rPr>
-          <w:rFonts w:hint="eastAsia"/>
-        </w:rPr>
-        <w:t>结构中，可在</w:t>
-      </w:r>
-      <w:proofErr w:type="spellStart"/>
-      <w:r>
-        <w:rPr>
-          <w:rFonts w:hint="eastAsia"/>
-        </w:rPr>
-        <w:t>dmsStorageDataCapped</w:t>
-      </w:r>
-      <w:proofErr w:type="spellEnd"/>
-      <w:r>
-        <w:rPr>
-          <w:rFonts w:hint="eastAsia"/>
-        </w:rPr>
-        <w:t>的指针，当需要插入全文索引数据时，通过此指针插入到绑定的固定集合中。</w:t>
+        <w:t>缺点是当全文索引较多的时候，它们的交差操作会</w:t>
+      </w:r>
+      <w:r>
+        <w:rPr>
+          <w:rFonts w:hint="eastAsia"/>
+        </w:rPr>
+        <w:t>一定程度上打乱固定集合的顺序特性，从而影响到其性能。</w:t>
       </w:r>
     </w:p>
     <w:p>
@@ -2682,7 +3573,7 @@
         <w:pStyle w:val="ListParagraph"/>
         <w:numPr>
           <w:ilvl w:val="0"/>
-          <w:numId w:val="20"/>
+          <w:numId w:val="21"/>
         </w:numPr>
         <w:jc w:val="left"/>
       </w:pPr>
@@ -2690,7 +3581,25 @@
         <w:rPr>
           <w:rFonts w:hint="eastAsia"/>
         </w:rPr>
-        <w:t>固定集合命名</w:t>
+        <w:t>方案二：</w:t>
+      </w:r>
+      <w:r>
+        <w:rPr>
+          <w:rFonts w:hint="eastAsia"/>
+        </w:rPr>
+        <w:t>每个全文索引对应一个固定集合空间和固定集合。</w:t>
+      </w:r>
+    </w:p>
+    <w:p>
+      <w:pPr>
+        <w:ind w:left="840"/>
+        <w:jc w:val="left"/>
+      </w:pPr>
+      <w:r>
+        <w:rPr>
+          <w:rFonts w:hint="eastAsia"/>
+        </w:rPr>
+        <w:t>其涉及到的存储结构及关联关系如下图所示。</w:t>
       </w:r>
     </w:p>
     <w:p>
@@ -2701,549 +3610,14 @@
       </w:pPr>
       <w:r>
         <w:rPr>
-          <w:rFonts w:hint="eastAsia"/>
-        </w:rPr>
-        <w:tab/>
-      </w:r>
-      <w:r>
-        <w:rPr>
-          <w:rFonts w:hint="eastAsia"/>
-        </w:rPr>
-        <w:tab/>
-      </w:r>
-      <w:r>
-        <w:rPr>
-          <w:rFonts w:hint="eastAsia"/>
-        </w:rPr>
-        <w:t>索引对应固定集合的命名</w:t>
-      </w:r>
-      <w:r>
-        <w:rPr>
-          <w:rFonts w:hint="eastAsia"/>
-        </w:rPr>
-        <w:t>，使用</w:t>
-      </w:r>
-      <w:r>
-        <w:rPr>
-          <w:rFonts w:hint="eastAsia"/>
-        </w:rPr>
-        <w:t xml:space="preserve"> </w:t>
-      </w:r>
-      <w:proofErr w:type="spellStart"/>
-      <w:r>
-        <w:rPr>
-          <w:rFonts w:hint="eastAsia"/>
-        </w:rPr>
-        <w:t>csName.clName_idxName_groupID</w:t>
-      </w:r>
-      <w:proofErr w:type="spellEnd"/>
-      <w:r>
-        <w:rPr>
-          <w:rFonts w:hint="eastAsia"/>
-        </w:rPr>
-        <w:t>，加入</w:t>
-      </w:r>
-      <w:proofErr w:type="spellStart"/>
-      <w:r>
-        <w:rPr>
-          <w:rFonts w:hint="eastAsia"/>
-        </w:rPr>
-        <w:t>groupID</w:t>
-      </w:r>
-      <w:proofErr w:type="spellEnd"/>
-      <w:r>
-        <w:rPr>
-          <w:rFonts w:hint="eastAsia"/>
-        </w:rPr>
-        <w:tab/>
-      </w:r>
-      <w:r>
-        <w:rPr>
-          <w:rFonts w:hint="eastAsia"/>
-        </w:rPr>
-        <w:t>是为了在</w:t>
-      </w:r>
-      <w:r>
-        <w:rPr>
-          <w:rFonts w:hint="eastAsia"/>
-        </w:rPr>
-        <w:t>pop</w:t>
-      </w:r>
-      <w:r>
-        <w:rPr>
-          <w:rFonts w:hint="eastAsia"/>
-        </w:rPr>
-        <w:t>操作时知道是在哪一个组上的集合中操作。</w:t>
-      </w:r>
-    </w:p>
-    <w:p>
-      <w:pPr>
-        <w:pStyle w:val="ListParagraph"/>
-        <w:numPr>
-          <w:ilvl w:val="0"/>
-          <w:numId w:val="20"/>
-        </w:numPr>
-      </w:pPr>
-      <w:bookmarkStart w:id="0" w:name="_GoBack"/>
-      <w:bookmarkEnd w:id="0"/>
-      <w:r>
-        <w:rPr>
-          <w:rFonts w:hint="eastAsia"/>
-        </w:rPr>
-        <w:t>中间记录结构</w:t>
-      </w:r>
-    </w:p>
-    <w:p>
-      <w:pPr>
-        <w:pStyle w:val="ListParagraph"/>
-        <w:ind w:left="840" w:firstLine="0"/>
-      </w:pPr>
-      <w:r>
-        <w:rPr>
-          <w:rFonts w:hint="eastAsia"/>
-        </w:rPr>
-        <w:t>索引数据在搜索引擎上完成索引之后，在进行搜索的时候，需要从其中获取的关键信息是记录的</w:t>
-      </w:r>
-      <w:r>
-        <w:rPr>
-          <w:rFonts w:hint="eastAsia"/>
-        </w:rPr>
-        <w:t>OID</w:t>
-      </w:r>
-      <w:r>
-        <w:rPr>
-          <w:rFonts w:hint="eastAsia"/>
-        </w:rPr>
-        <w:t>，因此，需要保证在索引数据的时候，包含索引的</w:t>
-      </w:r>
-      <w:r>
-        <w:rPr>
-          <w:rFonts w:hint="eastAsia"/>
-        </w:rPr>
-        <w:t>OID</w:t>
-      </w:r>
-      <w:r>
-        <w:rPr>
-          <w:rFonts w:hint="eastAsia"/>
-        </w:rPr>
-        <w:t>。如</w:t>
-      </w:r>
-      <w:r>
-        <w:rPr>
-          <w:rFonts w:hint="eastAsia"/>
-        </w:rPr>
-        <w:lastRenderedPageBreak/>
-        <w:t>果定义中不包括，则需要自动添加。</w:t>
-      </w:r>
-    </w:p>
-    <w:p>
-      <w:pPr>
-        <w:pStyle w:val="ListParagraph"/>
-        <w:ind w:left="840" w:firstLine="0"/>
-      </w:pPr>
-      <w:r>
-        <w:rPr>
-          <w:rFonts w:hint="eastAsia"/>
-        </w:rPr>
-        <w:t>因此，固定集合中的记录包含三部分：</w:t>
-      </w:r>
-    </w:p>
-    <w:p>
-      <w:pPr>
-        <w:pStyle w:val="ListParagraph"/>
-        <w:ind w:left="840" w:firstLine="0"/>
-      </w:pPr>
-      <w:r>
-        <w:rPr>
-          <w:rFonts w:hint="eastAsia"/>
-        </w:rPr>
-        <w:t>（</w:t>
-      </w:r>
-      <w:r>
-        <w:rPr>
-          <w:rFonts w:hint="eastAsia"/>
-        </w:rPr>
-        <w:t>1</w:t>
-      </w:r>
-      <w:r>
-        <w:rPr>
-          <w:rFonts w:hint="eastAsia"/>
-        </w:rPr>
-        <w:t>）</w:t>
-      </w:r>
-      <w:r>
-        <w:rPr>
-          <w:rFonts w:hint="eastAsia"/>
-        </w:rPr>
-        <w:t>logical id</w:t>
-      </w:r>
-    </w:p>
-    <w:p>
-      <w:pPr>
-        <w:pStyle w:val="ListParagraph"/>
-        <w:ind w:left="840" w:firstLine="0"/>
-      </w:pPr>
-      <w:r>
-        <w:rPr>
-          <w:rFonts w:hint="eastAsia"/>
-        </w:rPr>
-        <w:t>（</w:t>
-      </w:r>
-      <w:r>
-        <w:rPr>
-          <w:rFonts w:hint="eastAsia"/>
-        </w:rPr>
-        <w:t>2</w:t>
-      </w:r>
-      <w:r>
-        <w:rPr>
-          <w:rFonts w:hint="eastAsia"/>
-        </w:rPr>
-        <w:t>）原始记录</w:t>
-      </w:r>
-      <w:r>
-        <w:rPr>
-          <w:rFonts w:hint="eastAsia"/>
-        </w:rPr>
-        <w:t>_id</w:t>
-      </w:r>
-    </w:p>
-    <w:p>
-      <w:pPr>
-        <w:pStyle w:val="ListParagraph"/>
-        <w:ind w:left="840" w:firstLine="0"/>
-      </w:pPr>
-      <w:r>
-        <w:rPr>
-          <w:rFonts w:hint="eastAsia"/>
-        </w:rPr>
-        <w:t>（</w:t>
-      </w:r>
-      <w:r>
-        <w:rPr>
-          <w:rFonts w:hint="eastAsia"/>
-        </w:rPr>
-        <w:t>3</w:t>
-      </w:r>
-      <w:r>
-        <w:rPr>
-          <w:rFonts w:hint="eastAsia"/>
-        </w:rPr>
-        <w:t>）索引字段的值。</w:t>
-      </w:r>
-    </w:p>
-    <w:p>
-      <w:pPr>
-        <w:pStyle w:val="Heading2"/>
-        <w:numPr>
-          <w:ilvl w:val="1"/>
-          <w:numId w:val="2"/>
-        </w:numPr>
-      </w:pPr>
-      <w:r>
-        <w:t>关键流程</w:t>
-      </w:r>
-    </w:p>
-    <w:p>
-      <w:pPr>
-        <w:pStyle w:val="ListParagraph"/>
-        <w:numPr>
-          <w:ilvl w:val="0"/>
-          <w:numId w:val="10"/>
-        </w:numPr>
-      </w:pPr>
-      <w:r>
-        <w:rPr>
-          <w:rFonts w:hint="eastAsia"/>
-        </w:rPr>
-        <w:t>创建集合空间</w:t>
-      </w:r>
-    </w:p>
-    <w:p>
-      <w:pPr>
-        <w:pStyle w:val="ListParagraph"/>
-        <w:ind w:left="900" w:firstLine="0"/>
-      </w:pPr>
-      <w:r>
-        <w:rPr>
-          <w:rFonts w:hint="eastAsia"/>
-        </w:rPr>
-        <w:t>主体流程不变，但需要增加对全文索引的支持。</w:t>
-      </w:r>
-      <w:r>
-        <w:rPr>
-          <w:rFonts w:hint="eastAsia"/>
-        </w:rPr>
-        <w:t>在创建</w:t>
-      </w:r>
-      <w:proofErr w:type="spellStart"/>
-      <w:r>
-        <w:rPr>
-          <w:rFonts w:hint="eastAsia"/>
-        </w:rPr>
-        <w:t>dmsStorageUnit</w:t>
-      </w:r>
-      <w:proofErr w:type="spellEnd"/>
-      <w:r>
-        <w:rPr>
-          <w:rFonts w:hint="eastAsia"/>
-        </w:rPr>
-        <w:t>内存结构时，除原有结构外，还需要创建</w:t>
-      </w:r>
-      <w:proofErr w:type="spellStart"/>
-      <w:r>
-        <w:rPr>
-          <w:rFonts w:hint="eastAsia"/>
-        </w:rPr>
-        <w:t>dmsStorageDataCapped</w:t>
-      </w:r>
-      <w:proofErr w:type="spellEnd"/>
-      <w:r>
-        <w:rPr>
-          <w:rFonts w:hint="eastAsia"/>
-        </w:rPr>
-        <w:t>，但采用与</w:t>
-      </w:r>
-      <w:r>
-        <w:rPr>
-          <w:rFonts w:hint="eastAsia"/>
-        </w:rPr>
-        <w:t>lob</w:t>
-      </w:r>
-      <w:r>
-        <w:rPr>
-          <w:rFonts w:hint="eastAsia"/>
-        </w:rPr>
-        <w:t>类似的</w:t>
-      </w:r>
-      <w:proofErr w:type="spellStart"/>
-      <w:r>
-        <w:rPr>
-          <w:rFonts w:hint="eastAsia"/>
-        </w:rPr>
-        <w:t>delayOpen</w:t>
-      </w:r>
-      <w:proofErr w:type="spellEnd"/>
-      <w:r>
-        <w:rPr>
-          <w:rFonts w:hint="eastAsia"/>
-        </w:rPr>
-        <w:t>模式，即只有有使用了全文索引的情况下，才去创建固定集合的文件。</w:t>
-      </w:r>
-    </w:p>
-    <w:p>
-      <w:pPr>
-        <w:pStyle w:val="ListParagraph"/>
-        <w:numPr>
-          <w:ilvl w:val="0"/>
-          <w:numId w:val="10"/>
-        </w:numPr>
-        <w:rPr>
-          <w:rFonts w:hint="eastAsia"/>
-        </w:rPr>
-      </w:pPr>
-      <w:r>
-        <w:rPr>
-          <w:rFonts w:hint="eastAsia"/>
-        </w:rPr>
-        <w:t>删除集合空间</w:t>
-      </w:r>
-    </w:p>
-    <w:p>
-      <w:pPr>
-        <w:pStyle w:val="ListParagraph"/>
-        <w:ind w:left="900" w:firstLine="0"/>
-      </w:pPr>
-      <w:r>
-        <w:rPr>
-          <w:rFonts w:hint="eastAsia"/>
-        </w:rPr>
-        <w:t>删除集合空间时，需要新增删除</w:t>
-      </w:r>
-      <w:proofErr w:type="spellStart"/>
-      <w:r>
-        <w:rPr>
-          <w:rFonts w:hint="eastAsia"/>
-        </w:rPr>
-        <w:t>dmsStorageDataCapped</w:t>
-      </w:r>
-      <w:proofErr w:type="spellEnd"/>
-      <w:r>
-        <w:rPr>
-          <w:rFonts w:hint="eastAsia"/>
-        </w:rPr>
-        <w:t>的逻辑，不主动去删除搜索引擎上的</w:t>
-      </w:r>
-      <w:r>
-        <w:rPr>
-          <w:rFonts w:hint="eastAsia"/>
-        </w:rPr>
-        <w:t>索引，而由</w:t>
-      </w:r>
-      <w:r>
-        <w:rPr>
-          <w:rFonts w:hint="eastAsia"/>
-        </w:rPr>
-        <w:t>connector</w:t>
-      </w:r>
-      <w:r>
-        <w:rPr>
-          <w:rFonts w:hint="eastAsia"/>
-        </w:rPr>
-        <w:t>被动发现和删除。</w:t>
-      </w:r>
-    </w:p>
-    <w:p>
-      <w:pPr>
-        <w:pStyle w:val="ListParagraph"/>
-        <w:numPr>
-          <w:ilvl w:val="0"/>
-          <w:numId w:val="10"/>
-        </w:numPr>
-      </w:pPr>
-      <w:r>
-        <w:rPr>
-          <w:rFonts w:hint="eastAsia"/>
-        </w:rPr>
-        <w:t>创建全文索引</w:t>
-      </w:r>
-    </w:p>
-    <w:p>
-      <w:pPr>
-        <w:pStyle w:val="ListParagraph"/>
-        <w:ind w:left="900" w:firstLine="0"/>
-      </w:pPr>
-      <w:r>
-        <w:rPr>
-          <w:rFonts w:hint="eastAsia"/>
-        </w:rPr>
-        <w:t>创建全文索引时，</w:t>
-      </w:r>
-      <w:r>
-        <w:rPr>
-          <w:rFonts w:hint="eastAsia"/>
-        </w:rPr>
-        <w:t>需要创建对应的固定集合，若这是该集合空间中的第一个全文索引，则此时对应的</w:t>
-      </w:r>
-    </w:p>
-    <w:p>
-      <w:pPr>
-        <w:pStyle w:val="ListParagraph"/>
-        <w:ind w:left="900" w:firstLine="0"/>
-      </w:pPr>
-      <w:r>
-        <w:rPr>
-          <w:rFonts w:hint="eastAsia"/>
-        </w:rPr>
-        <w:t>对存量数据的索引，可参考现有的</w:t>
-      </w:r>
-      <w:proofErr w:type="spellStart"/>
-      <w:r>
-        <w:rPr>
-          <w:rFonts w:hint="eastAsia"/>
-        </w:rPr>
-        <w:t>dmsIndexBuilder</w:t>
-      </w:r>
-      <w:proofErr w:type="spellEnd"/>
-      <w:r>
-        <w:rPr>
-          <w:rFonts w:hint="eastAsia"/>
-        </w:rPr>
-        <w:t>，可整合到一起，提供外部插入函数。</w:t>
-      </w:r>
-    </w:p>
-    <w:p>
-      <w:pPr>
-        <w:pStyle w:val="ListParagraph"/>
-        <w:ind w:left="900" w:firstLine="0"/>
-      </w:pPr>
-      <w:r>
-        <w:rPr>
-          <w:rFonts w:hint="eastAsia"/>
-        </w:rPr>
-        <w:t>在</w:t>
-      </w:r>
-      <w:proofErr w:type="spellStart"/>
-      <w:r>
-        <w:rPr>
-          <w:rFonts w:hint="eastAsia"/>
-        </w:rPr>
-        <w:t>dmsTextIdxMgr</w:t>
-      </w:r>
-      <w:proofErr w:type="spellEnd"/>
-      <w:r>
-        <w:rPr>
-          <w:rFonts w:hint="eastAsia"/>
-        </w:rPr>
-        <w:t>这一层，提供对存量数据索引的支持？</w:t>
-      </w:r>
-      <w:r>
-        <w:rPr>
-          <w:rFonts w:hint="eastAsia"/>
-        </w:rPr>
-        <w:t>还是插入到固定集合中，然后索引？</w:t>
-      </w:r>
-    </w:p>
-    <w:p>
-      <w:r>
-        <w:rPr>
-          <w:rFonts w:hint="eastAsia"/>
-        </w:rPr>
-        <w:tab/>
-      </w:r>
-      <w:r>
-        <w:rPr>
-          <w:rFonts w:hint="eastAsia"/>
-        </w:rPr>
-        <w:tab/>
-      </w:r>
-      <w:r>
-        <w:rPr>
-          <w:rFonts w:hint="eastAsia"/>
-        </w:rPr>
-        <w:t>在引擎侧，提供</w:t>
-      </w:r>
-      <w:r>
-        <w:rPr>
-          <w:rFonts w:hint="eastAsia"/>
-        </w:rPr>
-        <w:t>indexer</w:t>
-      </w:r>
-      <w:r>
-        <w:rPr>
-          <w:rFonts w:hint="eastAsia"/>
-        </w:rPr>
-        <w:t>，它负责准备数据，并向连接器发送请求。由它来决定，是从固定集合，还是原集合中获取数据。</w:t>
-      </w:r>
-    </w:p>
-    <w:p>
-      <w:pPr>
-        <w:ind w:left="420" w:firstLine="420"/>
-        <w:jc w:val="left"/>
-      </w:pPr>
-      <w:r>
-        <w:rPr>
-          <w:rFonts w:hint="eastAsia"/>
-        </w:rPr>
-        <w:t>连接器负责维护与全文检索引擎的连接，对引擎提供两种服务：索引数据和检索数据。因此它接收两种类型的消息：</w:t>
-      </w:r>
-    </w:p>
-    <w:p>
-      <w:pPr>
-        <w:ind w:left="420" w:firstLine="420"/>
-        <w:jc w:val="left"/>
-      </w:pPr>
-      <w:r>
-        <w:rPr>
-          <w:rFonts w:hint="eastAsia"/>
           <w:noProof/>
         </w:rPr>
         <w:lastRenderedPageBreak/>
         <w:drawing>
           <wp:inline distT="0" distB="0" distL="0" distR="0">
-            <wp:extent cx="5274310" cy="4497000"/>
-            <wp:effectExtent l="0" t="0" r="2540" b="0"/>
-            <wp:docPr id="2" name="图片 2"/>
+            <wp:extent cx="5274310" cy="4672330"/>
+            <wp:effectExtent l="19050" t="0" r="2540" b="0"/>
+            <wp:docPr id="6" name="图片 1"/>
             <wp:cNvGraphicFramePr>
               <a:graphicFrameLocks xmlns:a="http://schemas.openxmlformats.org/drawingml/2006/main" noChangeAspect="1"/>
             </wp:cNvGraphicFramePr>
@@ -3251,19 +3625,813 @@
               <a:graphicData uri="http://schemas.openxmlformats.org/drawingml/2006/picture">
                 <pic:pic xmlns:pic="http://schemas.openxmlformats.org/drawingml/2006/picture">
                   <pic:nvPicPr>
-                    <pic:cNvPr id="0" name="Picture 1"/>
+                    <pic:cNvPr id="1" name=""/>
+                    <pic:cNvPicPr/>
+                  </pic:nvPicPr>
+                  <pic:blipFill>
+                    <a:blip r:embed="rId11"/>
+                    <a:stretch>
+                      <a:fillRect/>
+                    </a:stretch>
+                  </pic:blipFill>
+                  <pic:spPr>
+                    <a:xfrm>
+                      <a:off x="0" y="0"/>
+                      <a:ext cx="5274310" cy="4672330"/>
+                    </a:xfrm>
+                    <a:prstGeom prst="rect">
+                      <a:avLst/>
+                    </a:prstGeom>
+                  </pic:spPr>
+                </pic:pic>
+              </a:graphicData>
+            </a:graphic>
+          </wp:inline>
+        </w:drawing>
+      </w:r>
+    </w:p>
+    <w:p>
+      <w:pPr>
+        <w:pStyle w:val="ListParagraph"/>
+        <w:ind w:firstLine="0"/>
+        <w:jc w:val="left"/>
+      </w:pPr>
+      <w:r>
+        <w:rPr>
+          <w:rFonts w:hint="eastAsia"/>
+        </w:rPr>
+        <w:tab/>
+      </w:r>
+      <w:r>
+        <w:rPr>
+          <w:rFonts w:hint="eastAsia"/>
+        </w:rPr>
+        <w:t>由于每个全文索引需要对应一个集合空间，也就要对应一个存储单元，因此这些存储单元</w:t>
+      </w:r>
+      <w:r>
+        <w:rPr>
+          <w:rFonts w:hint="eastAsia"/>
+        </w:rPr>
+        <w:t>的管理需要一个专门的管理器，并与原始集合所有的存储单元关联起来。</w:t>
+      </w:r>
+    </w:p>
+    <w:p>
+      <w:pPr>
+        <w:pStyle w:val="ListParagraph"/>
+        <w:ind w:firstLine="0"/>
+        <w:jc w:val="left"/>
+      </w:pPr>
+      <w:r>
+        <w:rPr>
+          <w:rFonts w:hint="eastAsia"/>
+        </w:rPr>
+        <w:tab/>
+      </w:r>
+      <w:r>
+        <w:rPr>
+          <w:rFonts w:hint="eastAsia"/>
+        </w:rPr>
+        <w:t>此方案的优点是，对于同一个</w:t>
+      </w:r>
+      <w:r>
+        <w:rPr>
+          <w:rFonts w:hint="eastAsia"/>
+        </w:rPr>
+        <w:t>CS</w:t>
+      </w:r>
+      <w:r>
+        <w:rPr>
+          <w:rFonts w:hint="eastAsia"/>
+        </w:rPr>
+        <w:t>下存在多个全文索引的时候，由于它们对应的固定集合互不干扰，保证了各自写入的顺序性，因此性能相对较好。</w:t>
+      </w:r>
+    </w:p>
+    <w:p>
+      <w:pPr>
+        <w:pStyle w:val="ListParagraph"/>
+        <w:ind w:firstLine="0"/>
+        <w:jc w:val="left"/>
+      </w:pPr>
+      <w:r>
+        <w:rPr>
+          <w:rFonts w:hint="eastAsia"/>
+        </w:rPr>
+        <w:tab/>
+      </w:r>
+      <w:r>
+        <w:rPr>
+          <w:rFonts w:hint="eastAsia"/>
+        </w:rPr>
+        <w:t>缺点是给一个集合空间的管理增加了复杂性，</w:t>
+      </w:r>
+      <w:r>
+        <w:rPr>
+          <w:rFonts w:hint="eastAsia"/>
+        </w:rPr>
+        <w:t>在进行查询</w:t>
+      </w:r>
+      <w:r>
+        <w:rPr>
+          <w:rFonts w:hint="eastAsia"/>
+        </w:rPr>
+        <w:t>时、启动等</w:t>
+      </w:r>
+      <w:r>
+        <w:rPr>
+          <w:rFonts w:hint="eastAsia"/>
+        </w:rPr>
+        <w:t>过程中，需要处理好多个存储单元的管理。</w:t>
+      </w:r>
+    </w:p>
+    <w:p>
+      <w:pPr>
+        <w:pStyle w:val="ListParagraph"/>
+        <w:ind w:firstLine="0"/>
+        <w:jc w:val="left"/>
+      </w:pPr>
+    </w:p>
+    <w:p>
+      <w:pPr>
+        <w:pStyle w:val="ListParagraph"/>
+        <w:ind w:firstLine="0"/>
+        <w:jc w:val="left"/>
+        <w:rPr>
+          <w:color w:val="0070C0"/>
+        </w:rPr>
+      </w:pPr>
+      <w:r>
+        <w:rPr>
+          <w:rFonts w:hint="eastAsia"/>
+          <w:color w:val="0070C0"/>
+        </w:rPr>
+        <w:tab/>
+      </w:r>
+      <w:r>
+        <w:rPr>
+          <w:rFonts w:hint="eastAsia"/>
+          <w:color w:val="0070C0"/>
+        </w:rPr>
+        <w:t>结合当前的实际使用场景，一个数据库中使用的全文索引个数很少，因此</w:t>
+      </w:r>
+      <w:r>
+        <w:rPr>
+          <w:rFonts w:hint="eastAsia"/>
+          <w:color w:val="0070C0"/>
+        </w:rPr>
+        <w:t>优先方案一。</w:t>
+      </w:r>
+      <w:r>
+        <w:rPr>
+          <w:rFonts w:hint="eastAsia"/>
+          <w:color w:val="0070C0"/>
+        </w:rPr>
+        <w:t>（？）</w:t>
+      </w:r>
+    </w:p>
+    <w:p>
+      <w:pPr>
+        <w:pStyle w:val="ListParagraph"/>
+        <w:ind w:firstLine="0"/>
+        <w:jc w:val="left"/>
+      </w:pPr>
+    </w:p>
+    <w:p>
+      <w:pPr>
+        <w:pStyle w:val="ListParagraph"/>
+        <w:ind w:firstLine="0"/>
+        <w:jc w:val="left"/>
+      </w:pPr>
+      <w:r>
+        <w:rPr>
+          <w:rFonts w:hint="eastAsia"/>
+        </w:rPr>
+        <w:tab/>
+      </w:r>
+      <w:r>
+        <w:rPr>
+          <w:rFonts w:hint="eastAsia"/>
+        </w:rPr>
+        <w:t>对于普通索引，其定义及索引数据都是存储在单独的</w:t>
+      </w:r>
+      <w:r>
+        <w:rPr>
+          <w:rFonts w:hint="eastAsia"/>
+        </w:rPr>
+        <w:t>.idx</w:t>
+      </w:r>
+      <w:r>
+        <w:rPr>
+          <w:rFonts w:hint="eastAsia"/>
+        </w:rPr>
+        <w:t>文件中，集合与索引之间的关联，是通过集合的元数据块（</w:t>
+      </w:r>
+      <w:r>
+        <w:rPr>
+          <w:rFonts w:hint="eastAsia"/>
+        </w:rPr>
+        <w:t>MB</w:t>
+      </w:r>
+      <w:r>
+        <w:rPr>
+          <w:rFonts w:hint="eastAsia"/>
+        </w:rPr>
+        <w:t>）中的字段来记录的。</w:t>
+      </w:r>
+    </w:p>
+    <w:p>
+      <w:pPr>
+        <w:pStyle w:val="ListParagraph"/>
+        <w:ind w:firstLine="0"/>
+        <w:jc w:val="left"/>
+      </w:pPr>
+      <w:r>
+        <w:rPr>
+          <w:rFonts w:hint="eastAsia"/>
+        </w:rPr>
+        <w:tab/>
+      </w:r>
+      <w:r>
+        <w:rPr>
+          <w:rFonts w:hint="eastAsia"/>
+        </w:rPr>
+        <w:t>集合的元数据块中使用数组</w:t>
+      </w:r>
+      <w:r>
+        <w:rPr>
+          <w:rFonts w:hint="eastAsia"/>
+        </w:rPr>
+        <w:t>_indexExtent</w:t>
+      </w:r>
+      <w:r>
+        <w:rPr>
+          <w:rFonts w:hint="eastAsia"/>
+        </w:rPr>
+        <w:t>中来保存每个索引控制块所在数据块的</w:t>
+      </w:r>
+      <w:r>
+        <w:rPr>
+          <w:rFonts w:hint="eastAsia"/>
+        </w:rPr>
+        <w:t>ID</w:t>
+      </w:r>
+      <w:r>
+        <w:rPr>
+          <w:rFonts w:hint="eastAsia"/>
+        </w:rPr>
+        <w:t>，普通索引从前往后使用，全文索引从后向前使用。因此，使用全文索引的时候，从后向前搜索。</w:t>
+      </w:r>
+    </w:p>
+    <w:p>
+      <w:pPr>
+        <w:pStyle w:val="ListParagraph"/>
+        <w:ind w:firstLine="0"/>
+        <w:jc w:val="left"/>
+      </w:pPr>
+    </w:p>
+    <w:p>
+      <w:pPr>
+        <w:pStyle w:val="ListParagraph"/>
+        <w:numPr>
+          <w:ilvl w:val="0"/>
+          <w:numId w:val="20"/>
+        </w:numPr>
+        <w:jc w:val="left"/>
+      </w:pPr>
+      <w:r>
+        <w:rPr>
+          <w:rFonts w:hint="eastAsia"/>
+        </w:rPr>
+        <w:t>固定集合命名</w:t>
+      </w:r>
+    </w:p>
+    <w:p>
+      <w:pPr>
+        <w:pStyle w:val="ListParagraph"/>
+        <w:ind w:firstLine="0"/>
+        <w:jc w:val="left"/>
+      </w:pPr>
+      <w:r>
+        <w:rPr>
+          <w:rFonts w:hint="eastAsia"/>
+        </w:rPr>
+        <w:tab/>
+      </w:r>
+      <w:r>
+        <w:rPr>
+          <w:rFonts w:hint="eastAsia"/>
+        </w:rPr>
+        <w:tab/>
+      </w:r>
+      <w:r>
+        <w:rPr>
+          <w:rFonts w:hint="eastAsia"/>
+        </w:rPr>
+        <w:t>索引对应固定集合的命名</w:t>
+      </w:r>
+      <w:r>
+        <w:rPr>
+          <w:rFonts w:hint="eastAsia"/>
+        </w:rPr>
+        <w:t>，使用</w:t>
+      </w:r>
+      <w:r>
+        <w:rPr>
+          <w:rFonts w:hint="eastAsia"/>
+        </w:rPr>
+        <w:t xml:space="preserve"> _indexName</w:t>
+      </w:r>
+      <w:r>
+        <w:rPr>
+          <w:rFonts w:hint="eastAsia"/>
+        </w:rPr>
+        <w:t xml:space="preserve"> </w:t>
+      </w:r>
+      <w:r>
+        <w:rPr>
+          <w:rFonts w:hint="eastAsia"/>
+        </w:rPr>
+        <w:t>。</w:t>
+      </w:r>
+    </w:p>
+    <w:p>
+      <w:pPr>
+        <w:pStyle w:val="ListParagraph"/>
+        <w:numPr>
+          <w:ilvl w:val="0"/>
+          <w:numId w:val="20"/>
+        </w:numPr>
+      </w:pPr>
+      <w:bookmarkStart w:id="0" w:name="_GoBack"/>
+      <w:bookmarkEnd w:id="0"/>
+      <w:r>
+        <w:rPr>
+          <w:rFonts w:hint="eastAsia"/>
+        </w:rPr>
+        <w:t>中间记录结构</w:t>
+      </w:r>
+    </w:p>
+    <w:p>
+      <w:pPr>
+        <w:pStyle w:val="ListParagraph"/>
+        <w:ind w:left="840" w:firstLine="0"/>
+      </w:pPr>
+      <w:r>
+        <w:rPr>
+          <w:rFonts w:hint="eastAsia"/>
+        </w:rPr>
+        <w:t>索引数据在搜索引擎上完成索引之后，在进行搜索的时候，需要从其中获取的关</w:t>
+      </w:r>
+      <w:r>
+        <w:rPr>
+          <w:rFonts w:hint="eastAsia"/>
+        </w:rPr>
+        <w:lastRenderedPageBreak/>
+        <w:t>键信息是记录的</w:t>
+      </w:r>
+      <w:r>
+        <w:rPr>
+          <w:rFonts w:hint="eastAsia"/>
+        </w:rPr>
+        <w:t>OID</w:t>
+      </w:r>
+      <w:r>
+        <w:rPr>
+          <w:rFonts w:hint="eastAsia"/>
+        </w:rPr>
+        <w:t>，因此，需要保证在索引数据的时候，包含索引的</w:t>
+      </w:r>
+      <w:r>
+        <w:rPr>
+          <w:rFonts w:hint="eastAsia"/>
+        </w:rPr>
+        <w:t>OID</w:t>
+      </w:r>
+      <w:r>
+        <w:rPr>
+          <w:rFonts w:hint="eastAsia"/>
+        </w:rPr>
+        <w:t>。如果定义中不包括，则需要自动添加。</w:t>
+      </w:r>
+    </w:p>
+    <w:p>
+      <w:pPr>
+        <w:pStyle w:val="ListParagraph"/>
+        <w:ind w:left="840" w:firstLine="0"/>
+      </w:pPr>
+      <w:r>
+        <w:rPr>
+          <w:rFonts w:hint="eastAsia"/>
+        </w:rPr>
+        <w:t>因此，固定集合中的记录包含三部分：</w:t>
+      </w:r>
+    </w:p>
+    <w:p>
+      <w:pPr>
+        <w:pStyle w:val="ListParagraph"/>
+        <w:ind w:left="840" w:firstLine="0"/>
+        <w:rPr>
+          <w:rFonts w:hint="eastAsia"/>
+        </w:rPr>
+      </w:pPr>
+      <w:r>
+        <w:rPr>
+          <w:rFonts w:hint="eastAsia"/>
+        </w:rPr>
+        <w:t>（</w:t>
+      </w:r>
+      <w:r>
+        <w:rPr>
+          <w:rFonts w:hint="eastAsia"/>
+        </w:rPr>
+        <w:t>1</w:t>
+      </w:r>
+      <w:r>
+        <w:rPr>
+          <w:rFonts w:hint="eastAsia"/>
+        </w:rPr>
+        <w:t>）</w:t>
+      </w:r>
+      <w:r>
+        <w:rPr>
+          <w:rFonts w:hint="eastAsia"/>
+        </w:rPr>
+        <w:t>记录的</w:t>
+      </w:r>
+      <w:r>
+        <w:rPr>
+          <w:rFonts w:hint="eastAsia"/>
+        </w:rPr>
+        <w:t>logical id</w:t>
+      </w:r>
+    </w:p>
+    <w:p>
+      <w:pPr>
+        <w:pStyle w:val="ListParagraph"/>
+        <w:ind w:left="840" w:firstLine="0"/>
+      </w:pPr>
+      <w:r>
+        <w:rPr>
+          <w:rFonts w:hint="eastAsia"/>
+        </w:rPr>
+        <w:t>（</w:t>
+      </w:r>
+      <w:r>
+        <w:rPr>
+          <w:rFonts w:hint="eastAsia"/>
+        </w:rPr>
+        <w:t>2</w:t>
+      </w:r>
+      <w:r>
+        <w:rPr>
+          <w:rFonts w:hint="eastAsia"/>
+        </w:rPr>
+        <w:t>）操作类型，对应数据的</w:t>
+      </w:r>
+      <w:r>
+        <w:rPr>
+          <w:rFonts w:hint="eastAsia"/>
+        </w:rPr>
+        <w:t>insert/delete/update</w:t>
+      </w:r>
+      <w:r>
+        <w:rPr>
+          <w:rFonts w:hint="eastAsia"/>
+        </w:rPr>
+        <w:t>操作</w:t>
+      </w:r>
+    </w:p>
+    <w:p>
+      <w:pPr>
+        <w:pStyle w:val="ListParagraph"/>
+        <w:ind w:left="840" w:firstLine="0"/>
+      </w:pPr>
+      <w:r>
+        <w:rPr>
+          <w:rFonts w:hint="eastAsia"/>
+        </w:rPr>
+        <w:t>（</w:t>
+      </w:r>
+      <w:r>
+        <w:rPr>
+          <w:rFonts w:hint="eastAsia"/>
+        </w:rPr>
+        <w:t>2</w:t>
+      </w:r>
+      <w:r>
+        <w:rPr>
+          <w:rFonts w:hint="eastAsia"/>
+        </w:rPr>
+        <w:t>）原始记录</w:t>
+      </w:r>
+      <w:r>
+        <w:rPr>
+          <w:rFonts w:hint="eastAsia"/>
+        </w:rPr>
+        <w:t>_id</w:t>
+      </w:r>
+    </w:p>
+    <w:p>
+      <w:pPr>
+        <w:pStyle w:val="ListParagraph"/>
+        <w:ind w:left="840" w:firstLine="0"/>
+      </w:pPr>
+      <w:r>
+        <w:rPr>
+          <w:rFonts w:hint="eastAsia"/>
+        </w:rPr>
+        <w:t>（</w:t>
+      </w:r>
+      <w:r>
+        <w:rPr>
+          <w:rFonts w:hint="eastAsia"/>
+        </w:rPr>
+        <w:t>3</w:t>
+      </w:r>
+      <w:r>
+        <w:rPr>
+          <w:rFonts w:hint="eastAsia"/>
+        </w:rPr>
+        <w:t>）索引字段的值。</w:t>
+      </w:r>
+    </w:p>
+    <w:p>
+      <w:pPr>
+        <w:pStyle w:val="Heading2"/>
+        <w:numPr>
+          <w:ilvl w:val="1"/>
+          <w:numId w:val="2"/>
+        </w:numPr>
+      </w:pPr>
+      <w:r>
+        <w:t>关键流程</w:t>
+      </w:r>
+    </w:p>
+    <w:p>
+      <w:pPr>
+        <w:pStyle w:val="ListParagraph"/>
+        <w:numPr>
+          <w:ilvl w:val="0"/>
+          <w:numId w:val="10"/>
+        </w:numPr>
+      </w:pPr>
+      <w:r>
+        <w:rPr>
+          <w:rFonts w:hint="eastAsia"/>
+        </w:rPr>
+        <w:t>创建集合空间</w:t>
+      </w:r>
+    </w:p>
+    <w:p>
+      <w:pPr>
+        <w:pStyle w:val="ListParagraph"/>
+        <w:ind w:left="900" w:firstLine="0"/>
+      </w:pPr>
+      <w:r>
+        <w:rPr>
+          <w:rFonts w:hint="eastAsia"/>
+        </w:rPr>
+        <w:t>主体流程不变，但需要增加对全文索引的支持。</w:t>
+      </w:r>
+      <w:r>
+        <w:rPr>
+          <w:rFonts w:hint="eastAsia"/>
+        </w:rPr>
+        <w:t>在创建</w:t>
+      </w:r>
+      <w:r>
+        <w:rPr>
+          <w:rFonts w:hint="eastAsia"/>
+        </w:rPr>
+        <w:t>dmsStorageUnit</w:t>
+      </w:r>
+      <w:r>
+        <w:rPr>
+          <w:rFonts w:hint="eastAsia"/>
+        </w:rPr>
+        <w:t>内存结构时，除原有结构外，还需要创建</w:t>
+      </w:r>
+      <w:r>
+        <w:rPr>
+          <w:rFonts w:hint="eastAsia"/>
+        </w:rPr>
+        <w:t>dmsStorageDataCapped</w:t>
+      </w:r>
+      <w:r>
+        <w:rPr>
+          <w:rFonts w:hint="eastAsia"/>
+        </w:rPr>
+        <w:t>，但采用与</w:t>
+      </w:r>
+      <w:r>
+        <w:rPr>
+          <w:rFonts w:hint="eastAsia"/>
+        </w:rPr>
+        <w:t>lob</w:t>
+      </w:r>
+      <w:r>
+        <w:rPr>
+          <w:rFonts w:hint="eastAsia"/>
+        </w:rPr>
+        <w:t>类似的</w:t>
+      </w:r>
+      <w:r>
+        <w:rPr>
+          <w:rFonts w:hint="eastAsia"/>
+        </w:rPr>
+        <w:t>delayOpen</w:t>
+      </w:r>
+      <w:r>
+        <w:rPr>
+          <w:rFonts w:hint="eastAsia"/>
+        </w:rPr>
+        <w:t>模式，即只有有使用了全文索引的情况下，才去创建固定集合的文件。</w:t>
+      </w:r>
+    </w:p>
+    <w:p>
+      <w:pPr>
+        <w:pStyle w:val="ListParagraph"/>
+        <w:numPr>
+          <w:ilvl w:val="0"/>
+          <w:numId w:val="10"/>
+        </w:numPr>
+      </w:pPr>
+      <w:r>
+        <w:rPr>
+          <w:rFonts w:hint="eastAsia"/>
+        </w:rPr>
+        <w:t>删除集合空间</w:t>
+      </w:r>
+    </w:p>
+    <w:p>
+      <w:pPr>
+        <w:pStyle w:val="ListParagraph"/>
+        <w:ind w:left="900" w:firstLine="0"/>
+      </w:pPr>
+      <w:r>
+        <w:rPr>
+          <w:rFonts w:hint="eastAsia"/>
+        </w:rPr>
+        <w:t>删除集合空间时，需要新增删除</w:t>
+      </w:r>
+      <w:r>
+        <w:rPr>
+          <w:rFonts w:hint="eastAsia"/>
+        </w:rPr>
+        <w:t>dmsStorageDataCapped</w:t>
+      </w:r>
+      <w:r>
+        <w:rPr>
+          <w:rFonts w:hint="eastAsia"/>
+        </w:rPr>
+        <w:t>的逻辑，不主动去删除搜索引擎上的</w:t>
+      </w:r>
+      <w:r>
+        <w:rPr>
+          <w:rFonts w:hint="eastAsia"/>
+        </w:rPr>
+        <w:t>索引，而由</w:t>
+      </w:r>
+      <w:r>
+        <w:rPr>
+          <w:rFonts w:hint="eastAsia"/>
+        </w:rPr>
+        <w:t>connector</w:t>
+      </w:r>
+      <w:r>
+        <w:rPr>
+          <w:rFonts w:hint="eastAsia"/>
+        </w:rPr>
+        <w:t>被动发现和删除。</w:t>
+      </w:r>
+    </w:p>
+    <w:p>
+      <w:pPr>
+        <w:pStyle w:val="ListParagraph"/>
+        <w:numPr>
+          <w:ilvl w:val="0"/>
+          <w:numId w:val="10"/>
+        </w:numPr>
+      </w:pPr>
+      <w:r>
+        <w:rPr>
+          <w:rFonts w:hint="eastAsia"/>
+        </w:rPr>
+        <w:t>创建全文索引</w:t>
+      </w:r>
+    </w:p>
+    <w:p>
+      <w:pPr>
+        <w:pStyle w:val="ListParagraph"/>
+        <w:ind w:left="900" w:firstLine="0"/>
+      </w:pPr>
+      <w:r>
+        <w:rPr>
+          <w:rFonts w:hint="eastAsia"/>
+        </w:rPr>
+        <w:t>创建全文索引时，</w:t>
+      </w:r>
+      <w:r>
+        <w:rPr>
+          <w:rFonts w:hint="eastAsia"/>
+        </w:rPr>
+        <w:t>需要创建</w:t>
+      </w:r>
+      <w:r>
+        <w:rPr>
+          <w:rFonts w:hint="eastAsia"/>
+        </w:rPr>
+        <w:t>对应的固定集合，若这是该集合空间中的第一个全文索引，则需要创建并打开对应的文件。</w:t>
+      </w:r>
+    </w:p>
+    <w:p>
+      <w:pPr>
+        <w:pStyle w:val="ListParagraph"/>
+        <w:ind w:left="900" w:firstLine="0"/>
+      </w:pPr>
+      <w:r>
+        <w:rPr>
+          <w:rFonts w:hint="eastAsia"/>
+        </w:rPr>
+        <w:t>对存量数据的索引，可参考现有的</w:t>
+      </w:r>
+      <w:r>
+        <w:rPr>
+          <w:rFonts w:hint="eastAsia"/>
+        </w:rPr>
+        <w:t>dmsIndexBuilder</w:t>
+      </w:r>
+      <w:r>
+        <w:rPr>
+          <w:rFonts w:hint="eastAsia"/>
+        </w:rPr>
+        <w:t>，可整合到一起，提供外部插入函数。</w:t>
+      </w:r>
+    </w:p>
+    <w:p>
+      <w:pPr>
+        <w:ind w:left="420" w:firstLine="420"/>
+        <w:jc w:val="left"/>
+      </w:pPr>
+      <w:r>
+        <w:rPr>
+          <w:rFonts w:hint="eastAsia"/>
+        </w:rPr>
+        <w:t>连接器定期从</w:t>
+      </w:r>
+      <w:r>
+        <w:rPr>
+          <w:rFonts w:hint="eastAsia"/>
+        </w:rPr>
+        <w:t>SDB</w:t>
+      </w:r>
+      <w:r>
+        <w:rPr>
+          <w:rFonts w:hint="eastAsia"/>
+        </w:rPr>
+        <w:t>获取全索引信息，发现新的全文索引时则在搜索服务器上进行</w:t>
+      </w:r>
+      <w:r>
+        <w:rPr>
+          <w:rFonts w:hint="eastAsia"/>
+        </w:rPr>
+        <w:tab/>
+      </w:r>
+      <w:r>
+        <w:rPr>
+          <w:rFonts w:hint="eastAsia"/>
+        </w:rPr>
+        <w:t>创建。</w:t>
+      </w:r>
+    </w:p>
+    <w:p>
+      <w:pPr>
+        <w:ind w:left="420" w:firstLine="420"/>
+        <w:jc w:val="left"/>
+      </w:pPr>
+      <w:r>
+        <w:rPr>
+          <w:noProof/>
+        </w:rPr>
+        <w:lastRenderedPageBreak/>
+        <w:drawing>
+          <wp:inline distT="0" distB="0" distL="0" distR="0">
+            <wp:extent cx="5274310" cy="4510377"/>
+            <wp:effectExtent l="19050" t="0" r="2540" b="0"/>
+            <wp:docPr id="7" name="Picture 4"/>
+            <wp:cNvGraphicFramePr>
+              <a:graphicFrameLocks xmlns:a="http://schemas.openxmlformats.org/drawingml/2006/main" noChangeAspect="1"/>
+            </wp:cNvGraphicFramePr>
+            <a:graphic xmlns:a="http://schemas.openxmlformats.org/drawingml/2006/main">
+              <a:graphicData uri="http://schemas.openxmlformats.org/drawingml/2006/picture">
+                <pic:pic xmlns:pic="http://schemas.openxmlformats.org/drawingml/2006/picture">
+                  <pic:nvPicPr>
+                    <pic:cNvPr id="0" name="Picture 4"/>
                     <pic:cNvPicPr>
                       <a:picLocks noChangeAspect="1" noChangeArrowheads="1"/>
                     </pic:cNvPicPr>
                   </pic:nvPicPr>
                   <pic:blipFill>
-                    <a:blip r:embed="rId11">
-                      <a:extLst>
-                        <a:ext uri="{28A0092B-C50C-407E-A947-70E740481C1C}">
-                          <a14:useLocalDpi xmlns="" xmlns:wpc="http://schemas.microsoft.com/office/word/2010/wordprocessingCanvas" xmlns:cx="http://schemas.microsoft.com/office/drawing/2014/chartex" xmlns:cx1="http://schemas.microsoft.com/office/drawing/2015/9/8/chartex" xmlns:cx2="http://schemas.microsoft.com/office/drawing/2015/10/21/chartex" xmlns:cx3="http://schemas.microsoft.com/office/drawing/2016/5/9/chartex" xmlns:cx4="http://schemas.microsoft.com/office/drawing/2016/5/10/chartex" xmlns:cx5="http://schemas.microsoft.com/office/drawing/2016/5/11/chartex" xmlns:mc="http://schemas.openxmlformats.org/markup-compatibility/2006" xmlns:o="urn:schemas-microsoft-com:office:office" xmlns:v="urn:schemas-microsoft-com:vml" xmlns:wp14="http://schemas.microsoft.com/office/word/2010/wordprocessingDrawing" xmlns:w10="urn:schemas-microsoft-com:office:word" xmlns:w="http://schemas.openxmlformats.org/wordprocessingml/2006/main" xmlns:w14="http://schemas.microsoft.com/office/word/2010/wordml" xmlns:w15="http://schemas.microsoft.com/office/word/2012/wordml" xmlns:w16se="http://schemas.microsoft.com/office/word/2015/wordml/symex" xmlns:wpg="http://schemas.microsoft.com/office/word/2010/wordprocessingGroup" xmlns:wpi="http://schemas.microsoft.com/office/word/2010/wordprocessingInk" xmlns:wps="http://schemas.microsoft.com/office/word/2010/wordprocessingShape" xmlns:a14="http://schemas.microsoft.com/office/drawing/2010/main" val="0"/>
-                        </a:ext>
-                      </a:extLst>
-                    </a:blip>
+                    <a:blip r:embed="rId12"/>
                     <a:srcRect/>
                     <a:stretch>
                       <a:fillRect/>
@@ -3272,14 +4440,17 @@
                   <pic:spPr bwMode="auto">
                     <a:xfrm>
                       <a:off x="0" y="0"/>
-                      <a:ext cx="5274310" cy="4497000"/>
+                      <a:ext cx="5274310" cy="4510377"/>
                     </a:xfrm>
                     <a:prstGeom prst="rect">
                       <a:avLst/>
                     </a:prstGeom>
                     <a:noFill/>
-                    <a:ln>
+                    <a:ln w="9525">
                       <a:noFill/>
+                      <a:miter lim="800000"/>
+                      <a:headEnd/>
+                      <a:tailEnd/>
                     </a:ln>
                   </pic:spPr>
                 </pic:pic>
@@ -3292,12 +4463,6 @@
     <w:p>
       <w:pPr>
         <w:pStyle w:val="ListParagraph"/>
-        <w:ind w:left="900" w:firstLine="0"/>
-      </w:pPr>
-    </w:p>
-    <w:p>
-      <w:pPr>
-        <w:pStyle w:val="ListParagraph"/>
         <w:numPr>
           <w:ilvl w:val="0"/>
           <w:numId w:val="10"/>
@@ -3363,14 +4528,12 @@
         </w:rPr>
         <w:t>：与普通索引类似，从</w:t>
       </w:r>
-      <w:proofErr w:type="spellStart"/>
       <w:r>
         <w:rPr>
           <w:rFonts w:hint="eastAsia"/>
         </w:rPr>
         <w:t>dmsStorageIndex</w:t>
       </w:r>
-      <w:proofErr w:type="spellEnd"/>
       <w:r>
         <w:rPr>
           <w:rFonts w:hint="eastAsia"/>
@@ -3394,6 +4557,9 @@
       <w:pPr>
         <w:pStyle w:val="ListParagraph"/>
         <w:ind w:left="900" w:firstLine="0"/>
+        <w:rPr>
+          <w:rFonts w:hint="eastAsia"/>
+        </w:rPr>
       </w:pPr>
       <w:r>
         <w:rPr>
@@ -3453,43 +4619,64 @@
         <w:rPr>
           <w:rFonts w:hint="eastAsia"/>
         </w:rPr>
-        <w:t>动作，将数据清除并释放占用的空间，但对于全文索引，由于它的数据在远端，因此需要</w:t>
-      </w:r>
-      <w:r>
-        <w:rPr>
-          <w:rFonts w:hint="eastAsia"/>
-        </w:rPr>
-        <w:t>发送</w:t>
-      </w:r>
-      <w:r>
-        <w:rPr>
-          <w:rFonts w:hint="eastAsia"/>
-        </w:rPr>
-        <w:t>消息到远端搜索引擎中</w:t>
-      </w:r>
-      <w:r>
-        <w:rPr>
-          <w:rFonts w:hint="eastAsia"/>
-        </w:rPr>
-        <w:t>将进行</w:t>
-      </w:r>
-      <w:r>
-        <w:rPr>
-          <w:rFonts w:hint="eastAsia"/>
-        </w:rPr>
-        <w:t>删除。</w:t>
+        <w:t>动作，将数据清除并释放占用的空间，但对于全文索引，由于它的数据在远端，</w:t>
+      </w:r>
+      <w:r>
+        <w:rPr>
+          <w:rFonts w:hint="eastAsia"/>
+        </w:rPr>
+        <w:t>且不是同步操作，因此此时并不主动删除</w:t>
+      </w:r>
+      <w:r>
+        <w:rPr>
+          <w:rFonts w:hint="eastAsia"/>
+        </w:rPr>
+        <w:t>。</w:t>
       </w:r>
     </w:p>
     <w:p>
       <w:pPr>
         <w:pStyle w:val="ListParagraph"/>
         <w:ind w:left="900" w:firstLine="0"/>
-      </w:pPr>
-      <w:r>
-        <w:rPr>
-          <w:rFonts w:hint="eastAsia"/>
-        </w:rPr>
-        <w:t>由于全文索引还使用到一个缓存数据的固定集合（及固定集合空间），因此也要一并删除。</w:t>
+        <w:rPr>
+          <w:rFonts w:hint="eastAsia"/>
+        </w:rPr>
+      </w:pPr>
+      <w:r>
+        <w:rPr>
+          <w:rFonts w:hint="eastAsia"/>
+        </w:rPr>
+        <w:t>对于全文索引，需要删除使用的</w:t>
+      </w:r>
+      <w:r>
+        <w:rPr>
+          <w:rFonts w:hint="eastAsia"/>
+        </w:rPr>
+        <w:t>固定集合。</w:t>
+      </w:r>
+    </w:p>
+    <w:p>
+      <w:pPr>
+        <w:pStyle w:val="ListParagraph"/>
+        <w:ind w:left="900" w:firstLine="0"/>
+      </w:pPr>
+      <w:r>
+        <w:rPr>
+          <w:rFonts w:hint="eastAsia"/>
+        </w:rPr>
+        <w:t>连接器定期从</w:t>
+      </w:r>
+      <w:r>
+        <w:rPr>
+          <w:rFonts w:hint="eastAsia"/>
+        </w:rPr>
+        <w:t>SDB</w:t>
+      </w:r>
+      <w:r>
+        <w:rPr>
+          <w:rFonts w:hint="eastAsia"/>
+        </w:rPr>
+        <w:t>引擎获取全文索引信息，发现有被删除的索引时，则在搜索服务器上删除对应索引。</w:t>
       </w:r>
     </w:p>
     <w:p>
@@ -3504,9 +4691,9 @@
         <w:lastRenderedPageBreak/>
         <w:drawing>
           <wp:inline distT="0" distB="0" distL="0" distR="0">
-            <wp:extent cx="5274310" cy="4939262"/>
-            <wp:effectExtent l="0" t="0" r="2540" b="0"/>
-            <wp:docPr id="3" name="图片 3"/>
+            <wp:extent cx="5274310" cy="3644327"/>
+            <wp:effectExtent l="19050" t="0" r="2540" b="0"/>
+            <wp:docPr id="5" name="Picture 3"/>
             <wp:cNvGraphicFramePr>
               <a:graphicFrameLocks xmlns:a="http://schemas.openxmlformats.org/drawingml/2006/main" noChangeAspect="1"/>
             </wp:cNvGraphicFramePr>
@@ -3514,19 +4701,13 @@
               <a:graphicData uri="http://schemas.openxmlformats.org/drawingml/2006/picture">
                 <pic:pic xmlns:pic="http://schemas.openxmlformats.org/drawingml/2006/picture">
                   <pic:nvPicPr>
-                    <pic:cNvPr id="0" name="Picture 2"/>
+                    <pic:cNvPr id="0" name="Picture 3"/>
                     <pic:cNvPicPr>
                       <a:picLocks noChangeAspect="1" noChangeArrowheads="1"/>
                     </pic:cNvPicPr>
                   </pic:nvPicPr>
                   <pic:blipFill>
-                    <a:blip r:embed="rId12">
-                      <a:extLst>
-                        <a:ext uri="{28A0092B-C50C-407E-A947-70E740481C1C}">
-                          <a14:useLocalDpi xmlns="" xmlns:wpc="http://schemas.microsoft.com/office/word/2010/wordprocessingCanvas" xmlns:cx="http://schemas.microsoft.com/office/drawing/2014/chartex" xmlns:cx1="http://schemas.microsoft.com/office/drawing/2015/9/8/chartex" xmlns:cx2="http://schemas.microsoft.com/office/drawing/2015/10/21/chartex" xmlns:cx3="http://schemas.microsoft.com/office/drawing/2016/5/9/chartex" xmlns:cx4="http://schemas.microsoft.com/office/drawing/2016/5/10/chartex" xmlns:cx5="http://schemas.microsoft.com/office/drawing/2016/5/11/chartex" xmlns:mc="http://schemas.openxmlformats.org/markup-compatibility/2006" xmlns:o="urn:schemas-microsoft-com:office:office" xmlns:v="urn:schemas-microsoft-com:vml" xmlns:wp14="http://schemas.microsoft.com/office/word/2010/wordprocessingDrawing" xmlns:w10="urn:schemas-microsoft-com:office:word" xmlns:w="http://schemas.openxmlformats.org/wordprocessingml/2006/main" xmlns:w14="http://schemas.microsoft.com/office/word/2010/wordml" xmlns:w15="http://schemas.microsoft.com/office/word/2012/wordml" xmlns:w16se="http://schemas.microsoft.com/office/word/2015/wordml/symex" xmlns:wpg="http://schemas.microsoft.com/office/word/2010/wordprocessingGroup" xmlns:wpi="http://schemas.microsoft.com/office/word/2010/wordprocessingInk" xmlns:wps="http://schemas.microsoft.com/office/word/2010/wordprocessingShape" xmlns:a14="http://schemas.microsoft.com/office/drawing/2010/main" val="0"/>
-                        </a:ext>
-                      </a:extLst>
-                    </a:blip>
+                    <a:blip r:embed="rId13"/>
                     <a:srcRect/>
                     <a:stretch>
                       <a:fillRect/>
@@ -3535,14 +4716,17 @@
                   <pic:spPr bwMode="auto">
                     <a:xfrm>
                       <a:off x="0" y="0"/>
-                      <a:ext cx="5274310" cy="4939262"/>
+                      <a:ext cx="5274310" cy="3644327"/>
                     </a:xfrm>
                     <a:prstGeom prst="rect">
                       <a:avLst/>
                     </a:prstGeom>
                     <a:noFill/>
-                    <a:ln>
+                    <a:ln w="9525">
                       <a:noFill/>
+                      <a:miter lim="800000"/>
+                      <a:headEnd/>
+                      <a:tailEnd/>
                     </a:ln>
                   </pic:spPr>
                 </pic:pic>
@@ -3559,12 +4743,98 @@
           <w:ilvl w:val="0"/>
           <w:numId w:val="10"/>
         </w:numPr>
+        <w:rPr>
+          <w:rFonts w:hint="eastAsia"/>
+        </w:rPr>
       </w:pPr>
       <w:r>
         <w:rPr>
           <w:rFonts w:hint="eastAsia"/>
         </w:rPr>
         <w:t>向固定集合插入数据</w:t>
+      </w:r>
+    </w:p>
+    <w:p>
+      <w:pPr>
+        <w:pStyle w:val="ListParagraph"/>
+        <w:ind w:left="900" w:firstLine="0"/>
+        <w:rPr>
+          <w:rFonts w:hint="eastAsia"/>
+        </w:rPr>
+      </w:pPr>
+      <w:r>
+        <w:rPr>
+          <w:rFonts w:hint="eastAsia"/>
+        </w:rPr>
+        <w:t>插入数据的主体流程不变，但在向索引中插入时，普通索引插入到</w:t>
+      </w:r>
+      <w:r>
+        <w:rPr>
+          <w:rFonts w:hint="eastAsia"/>
+        </w:rPr>
+        <w:t>.idx</w:t>
+      </w:r>
+      <w:r>
+        <w:rPr>
+          <w:rFonts w:hint="eastAsia"/>
+        </w:rPr>
+        <w:t>文件中，全文索引，则需要插入到固定集合中。</w:t>
+      </w:r>
+    </w:p>
+    <w:p>
+      <w:pPr>
+        <w:pStyle w:val="ListParagraph"/>
+        <w:ind w:left="900" w:firstLine="0"/>
+      </w:pPr>
+      <w:r>
+        <w:rPr>
+          <w:noProof/>
+        </w:rPr>
+        <w:drawing>
+          <wp:inline distT="0" distB="0" distL="0" distR="0">
+            <wp:extent cx="5274310" cy="3989549"/>
+            <wp:effectExtent l="19050" t="0" r="2540" b="0"/>
+            <wp:docPr id="8" name="Picture 5"/>
+            <wp:cNvGraphicFramePr>
+              <a:graphicFrameLocks xmlns:a="http://schemas.openxmlformats.org/drawingml/2006/main" noChangeAspect="1"/>
+            </wp:cNvGraphicFramePr>
+            <a:graphic xmlns:a="http://schemas.openxmlformats.org/drawingml/2006/main">
+              <a:graphicData uri="http://schemas.openxmlformats.org/drawingml/2006/picture">
+                <pic:pic xmlns:pic="http://schemas.openxmlformats.org/drawingml/2006/picture">
+                  <pic:nvPicPr>
+                    <pic:cNvPr id="0" name="Picture 5"/>
+                    <pic:cNvPicPr>
+                      <a:picLocks noChangeAspect="1" noChangeArrowheads="1"/>
+                    </pic:cNvPicPr>
+                  </pic:nvPicPr>
+                  <pic:blipFill>
+                    <a:blip r:embed="rId14"/>
+                    <a:srcRect/>
+                    <a:stretch>
+                      <a:fillRect/>
+                    </a:stretch>
+                  </pic:blipFill>
+                  <pic:spPr bwMode="auto">
+                    <a:xfrm>
+                      <a:off x="0" y="0"/>
+                      <a:ext cx="5274310" cy="3989549"/>
+                    </a:xfrm>
+                    <a:prstGeom prst="rect">
+                      <a:avLst/>
+                    </a:prstGeom>
+                    <a:noFill/>
+                    <a:ln w="9525">
+                      <a:noFill/>
+                      <a:miter lim="800000"/>
+                      <a:headEnd/>
+                      <a:tailEnd/>
+                    </a:ln>
+                  </pic:spPr>
+                </pic:pic>
+              </a:graphicData>
+            </a:graphic>
+          </wp:inline>
+        </w:drawing>
       </w:r>
     </w:p>
     <w:p>
@@ -3574,21 +4844,15 @@
           <w:ilvl w:val="0"/>
           <w:numId w:val="10"/>
         </w:numPr>
-      </w:pPr>
-    </w:p>
-    <w:p>
-      <w:pPr>
-        <w:pStyle w:val="ListParagraph"/>
-        <w:numPr>
-          <w:ilvl w:val="0"/>
-          <w:numId w:val="10"/>
-        </w:numPr>
-      </w:pPr>
-      <w:r>
-        <w:rPr>
-          <w:rFonts w:hint="eastAsia"/>
-        </w:rPr>
-        <w:t>进程启动</w:t>
+        <w:rPr>
+          <w:rFonts w:hint="eastAsia"/>
+        </w:rPr>
+      </w:pPr>
+      <w:r>
+        <w:rPr>
+          <w:rFonts w:hint="eastAsia"/>
+        </w:rPr>
+        <w:t>更新、删除数据</w:t>
       </w:r>
     </w:p>
     <w:p>
@@ -3600,186 +4864,8 @@
         <w:rPr>
           <w:rFonts w:hint="eastAsia"/>
         </w:rPr>
-        <w:t>启动的时候按原来流程读取所有的文件</w:t>
-      </w:r>
-      <w:r>
-        <w:rPr>
-          <w:rFonts w:hint="eastAsia"/>
-        </w:rPr>
-        <w:t>，在</w:t>
-      </w:r>
-      <w:r>
-        <w:rPr>
-          <w:rFonts w:hint="eastAsia"/>
-        </w:rPr>
-        <w:t>open</w:t>
-      </w:r>
-      <w:r>
-        <w:rPr>
-          <w:rFonts w:hint="eastAsia"/>
-        </w:rPr>
-        <w:t>索引的时候，建立关联。</w:t>
-      </w:r>
-    </w:p>
-    <w:p>
-      <w:pPr>
-        <w:pStyle w:val="ListParagraph"/>
-        <w:ind w:left="900" w:firstLine="0"/>
-      </w:pPr>
-      <w:r>
-        <w:rPr>
-          <w:rFonts w:hint="eastAsia"/>
-        </w:rPr>
-        <w:t>加载的时候怎么解决关联关系的问题？</w:t>
-      </w:r>
-    </w:p>
-    <w:p>
-      <w:pPr>
-        <w:pStyle w:val="ListParagraph"/>
-        <w:ind w:left="900" w:firstLine="0"/>
-      </w:pPr>
-      <w:r>
-        <w:rPr>
-          <w:rFonts w:hint="eastAsia"/>
-        </w:rPr>
-        <w:t>如果在索引</w:t>
-      </w:r>
-      <w:r>
-        <w:rPr>
-          <w:rFonts w:hint="eastAsia"/>
-        </w:rPr>
-        <w:t>open</w:t>
-      </w:r>
-      <w:r>
-        <w:rPr>
-          <w:rFonts w:hint="eastAsia"/>
-        </w:rPr>
-        <w:t>的时候，对应的文件还没有</w:t>
-      </w:r>
-      <w:r>
-        <w:rPr>
-          <w:rFonts w:hint="eastAsia"/>
-        </w:rPr>
-        <w:t>open</w:t>
-      </w:r>
-      <w:r>
-        <w:rPr>
-          <w:rFonts w:hint="eastAsia"/>
-        </w:rPr>
-        <w:t>，则在</w:t>
-      </w:r>
-      <w:proofErr w:type="spellStart"/>
-      <w:r>
-        <w:rPr>
-          <w:rFonts w:hint="eastAsia"/>
-        </w:rPr>
-        <w:t>dmsTextIdxMgr</w:t>
-      </w:r>
-      <w:proofErr w:type="spellEnd"/>
-      <w:r>
-        <w:rPr>
-          <w:rFonts w:hint="eastAsia"/>
-        </w:rPr>
-        <w:t>中记录一个状态，在所有文件加载完毕之后，进行</w:t>
-      </w:r>
-      <w:r>
-        <w:rPr>
-          <w:rFonts w:hint="eastAsia"/>
-        </w:rPr>
-        <w:t>refresh</w:t>
-      </w:r>
-      <w:r>
-        <w:rPr>
-          <w:rFonts w:hint="eastAsia"/>
-        </w:rPr>
-        <w:t>，但如果它是以</w:t>
-      </w:r>
-      <w:r>
-        <w:rPr>
-          <w:rFonts w:hint="eastAsia"/>
-        </w:rPr>
-        <w:t>CS</w:t>
-      </w:r>
-      <w:r>
-        <w:rPr>
-          <w:rFonts w:hint="eastAsia"/>
-        </w:rPr>
-        <w:t>为单位的，就需要再遍历一次？</w:t>
-      </w:r>
-    </w:p>
-    <w:p>
-      <w:pPr>
-        <w:pStyle w:val="ListParagraph"/>
-        <w:ind w:left="900" w:firstLine="0"/>
-      </w:pPr>
-      <w:r>
-        <w:rPr>
-          <w:rFonts w:hint="eastAsia"/>
-        </w:rPr>
-        <w:t>可以提供参数，可指定是部分</w:t>
-      </w:r>
-      <w:r>
-        <w:rPr>
-          <w:rFonts w:hint="eastAsia"/>
-        </w:rPr>
-        <w:t>refresh</w:t>
-      </w:r>
-      <w:r>
-        <w:rPr>
-          <w:rFonts w:hint="eastAsia"/>
-        </w:rPr>
-        <w:t>，还是全部。</w:t>
-      </w:r>
-    </w:p>
-    <w:p>
-      <w:pPr>
-        <w:pStyle w:val="ListParagraph"/>
-        <w:ind w:left="900" w:firstLine="0"/>
-      </w:pPr>
-    </w:p>
-    <w:p>
-      <w:pPr>
-        <w:pStyle w:val="ListParagraph"/>
-        <w:ind w:left="900" w:firstLine="0"/>
-      </w:pPr>
-    </w:p>
-    <w:p>
-      <w:pPr>
-        <w:pStyle w:val="ListParagraph"/>
-        <w:numPr>
-          <w:ilvl w:val="0"/>
-          <w:numId w:val="10"/>
-        </w:numPr>
-      </w:pPr>
-      <w:r>
-        <w:rPr>
-          <w:rFonts w:hint="eastAsia"/>
-        </w:rPr>
-        <w:t>进程关闭</w:t>
-      </w:r>
-    </w:p>
-    <w:p>
-      <w:pPr>
-        <w:pStyle w:val="ListParagraph"/>
-        <w:ind w:left="900" w:firstLine="0"/>
-      </w:pPr>
-      <w:r>
-        <w:rPr>
-          <w:rFonts w:hint="eastAsia"/>
-        </w:rPr>
-        <w:t>退出的时候还要关闭</w:t>
-      </w:r>
-      <w:r>
-        <w:rPr>
-          <w:rFonts w:hint="eastAsia"/>
-        </w:rPr>
-        <w:t>connector</w:t>
-      </w:r>
-      <w:r>
-        <w:rPr>
-          <w:rFonts w:hint="eastAsia"/>
-        </w:rPr>
-        <w:t>。</w:t>
+        <w:lastRenderedPageBreak/>
+        <w:t>与插入数据类似，但在固定集合上不是进行删除、更新操作，而是进行插入操作。</w:t>
       </w:r>
     </w:p>
     <w:p>
@@ -3794,7 +4880,26 @@
         <w:t>遗留问题</w:t>
       </w:r>
     </w:p>
-    <w:p/>
+    <w:p>
+      <w:r>
+        <w:rPr>
+          <w:rFonts w:hint="eastAsia"/>
+        </w:rPr>
+        <w:t>（</w:t>
+      </w:r>
+      <w:r>
+        <w:rPr>
+          <w:rFonts w:hint="eastAsia"/>
+        </w:rPr>
+        <w:t>1</w:t>
+      </w:r>
+      <w:r>
+        <w:rPr>
+          <w:rFonts w:hint="eastAsia"/>
+        </w:rPr>
+        <w:t>）原始集合插入数据时，如何保证备节点的并发重放机制下，固定集合物理上一致。</w:t>
+      </w:r>
+    </w:p>
     <w:p>
       <w:pPr>
         <w:pStyle w:val="Heading1"/>
@@ -3804,7 +4909,6 @@
         </w:numPr>
       </w:pPr>
       <w:r>
-        <w:lastRenderedPageBreak/>
         <w:t>验收测试用例</w:t>
       </w:r>
     </w:p>
@@ -4246,14 +5350,12 @@
         </w:rPr>
         <w:t>在创建时，对类型的判断，已经有对字符串的支持，在</w:t>
       </w:r>
-      <w:proofErr w:type="spellStart"/>
       <w:r>
         <w:rPr>
           <w:rFonts w:hint="eastAsia"/>
         </w:rPr>
         <w:t>generateIndexType</w:t>
       </w:r>
-      <w:proofErr w:type="spellEnd"/>
       <w:r>
         <w:rPr>
           <w:rFonts w:hint="eastAsia"/>
@@ -4365,14 +5467,12 @@
         </w:rPr>
         <w:t>定义一个类似</w:t>
       </w:r>
-      <w:proofErr w:type="spellStart"/>
       <w:r>
         <w:rPr>
           <w:rFonts w:hint="eastAsia"/>
         </w:rPr>
         <w:t>ixmIndexCB</w:t>
       </w:r>
-      <w:proofErr w:type="spellEnd"/>
       <w:r>
         <w:rPr>
           <w:rFonts w:hint="eastAsia"/>
@@ -4397,44 +5497,32 @@
         <w:rPr>
           <w:rFonts w:hint="eastAsia"/>
         </w:rPr>
-        <w:t>_</w:t>
-      </w:r>
-      <w:proofErr w:type="spellStart"/>
-      <w:r>
-        <w:rPr>
-          <w:rFonts w:hint="eastAsia"/>
-        </w:rPr>
-        <w:t>ixmIndexCB</w:t>
-      </w:r>
-      <w:proofErr w:type="spellEnd"/>
+        <w:t>_ixmIndexCB</w:t>
+      </w:r>
       <w:r>
         <w:rPr>
           <w:rFonts w:hint="eastAsia"/>
         </w:rPr>
         <w:t>中有一个</w:t>
       </w:r>
-      <w:proofErr w:type="spellStart"/>
       <w:r>
         <w:rPr>
           <w:rFonts w:hint="eastAsia"/>
         </w:rPr>
         <w:t>validateKey</w:t>
       </w:r>
-      <w:proofErr w:type="spellEnd"/>
       <w:r>
         <w:rPr>
           <w:rFonts w:hint="eastAsia"/>
         </w:rPr>
         <w:t>，它会调用</w:t>
       </w:r>
-      <w:proofErr w:type="spellStart"/>
       <w:r>
         <w:rPr>
           <w:rFonts w:hint="eastAsia"/>
         </w:rPr>
         <w:t>generateIndexType</w:t>
       </w:r>
-      <w:proofErr w:type="spellEnd"/>
       <w:r>
         <w:rPr>
           <w:rFonts w:hint="eastAsia"/>
@@ -4455,14 +5543,12 @@
         </w:rPr>
         <w:t>对于全文索引，需要在</w:t>
       </w:r>
-      <w:proofErr w:type="spellStart"/>
       <w:r>
         <w:rPr>
           <w:rFonts w:hint="eastAsia"/>
         </w:rPr>
         <w:t>indexcb</w:t>
       </w:r>
-      <w:proofErr w:type="spellEnd"/>
       <w:r>
         <w:rPr>
           <w:rFonts w:hint="eastAsia"/>
@@ -4579,14 +5665,12 @@
         </w:rPr>
         <w:t>下图为一个包含全文索引的集合涉及到的存储相关的结构，红线左侧为内存数据结构，右侧为对应的磁盘文件（或</w:t>
       </w:r>
-      <w:proofErr w:type="spellStart"/>
       <w:r>
         <w:rPr>
           <w:rFonts w:hint="eastAsia"/>
         </w:rPr>
         <w:t>mmap</w:t>
       </w:r>
-      <w:proofErr w:type="spellEnd"/>
       <w:r>
         <w:rPr>
           <w:rFonts w:hint="eastAsia"/>
@@ -4603,14 +5687,13 @@
           <w:numId w:val="10"/>
         </w:numPr>
       </w:pPr>
-      <w:proofErr w:type="spellStart"/>
-      <w:r>
-        <w:rPr>
-          <w:rFonts w:hint="eastAsia"/>
-        </w:rPr>
+      <w:r>
+        <w:rPr>
+          <w:rFonts w:hint="eastAsia"/>
+        </w:rPr>
+        <w:lastRenderedPageBreak/>
         <w:t>pmdSearchEngineConnection</w:t>
       </w:r>
-      <w:proofErr w:type="spellEnd"/>
     </w:p>
     <w:p>
       <w:pPr>
@@ -4632,14 +5715,12 @@
           <w:numId w:val="10"/>
         </w:numPr>
       </w:pPr>
-      <w:proofErr w:type="spellStart"/>
       <w:r>
         <w:rPr>
           <w:rFonts w:hint="eastAsia"/>
         </w:rPr>
         <w:t>pmdTextIndexerMgr</w:t>
       </w:r>
-      <w:proofErr w:type="spellEnd"/>
     </w:p>
     <w:p>
       <w:pPr>
@@ -4698,14 +5779,7 @@
         <w:rPr>
           <w:rFonts w:hint="eastAsia"/>
         </w:rPr>
-        <w:t>）启动后台的全文索引任务线程（可根据负载调整线程个数），并在它们之</w:t>
-      </w:r>
-      <w:r>
-        <w:rPr>
-          <w:rFonts w:hint="eastAsia"/>
-        </w:rPr>
-        <w:lastRenderedPageBreak/>
-        <w:t>间分发索引任务；</w:t>
+        <w:t>）启动后台的全文索引任务线程（可根据负载调整线程个数），并在它们之间分发索引任务；</w:t>
       </w:r>
     </w:p>
     <w:p>
@@ -4752,7 +5826,6 @@
           <w:numId w:val="10"/>
         </w:numPr>
       </w:pPr>
-      <w:proofErr w:type="spellStart"/>
       <w:r>
         <w:t>pmd</w:t>
       </w:r>
@@ -4765,7 +5838,6 @@
       <w:r>
         <w:t>IndexerJob</w:t>
       </w:r>
-      <w:proofErr w:type="spellEnd"/>
     </w:p>
     <w:p>
       <w:pPr>
@@ -4817,14 +5889,12 @@
           <w:numId w:val="10"/>
         </w:numPr>
       </w:pPr>
-      <w:proofErr w:type="spellStart"/>
       <w:r>
         <w:rPr>
           <w:rFonts w:hint="eastAsia"/>
         </w:rPr>
         <w:t>dmsTextIdxMgr</w:t>
       </w:r>
-      <w:proofErr w:type="spellEnd"/>
     </w:p>
     <w:p>
       <w:pPr>
@@ -4966,14 +6036,12 @@
         </w:rPr>
         <w:t>为了最大化一个全文索引的中间数据的存储上的连续性，一个全文索引对应一个固定集合空间和一个固定集合，即在内存结构上，对应一个</w:t>
       </w:r>
-      <w:proofErr w:type="spellStart"/>
       <w:r>
         <w:rPr>
           <w:rFonts w:hint="eastAsia"/>
         </w:rPr>
         <w:t>dmsStorageUnit</w:t>
       </w:r>
-      <w:proofErr w:type="spellEnd"/>
       <w:r>
         <w:rPr>
           <w:rFonts w:hint="eastAsia"/>
@@ -4995,7 +6063,6 @@
         </w:rPr>
         <w:t>当前的设计存在一个循环依赖的问题，即</w:t>
       </w:r>
-      <w:proofErr w:type="spellStart"/>
       <w:r>
         <w:rPr>
           <w:rFonts w:hint="eastAsia"/>
@@ -5003,7 +6070,6 @@
         </w:rPr>
         <w:t>dmsStorageIndex</w:t>
       </w:r>
-      <w:proofErr w:type="spellEnd"/>
       <w:r>
         <w:rPr>
           <w:rFonts w:hint="eastAsia"/>
@@ -5011,7 +6077,6 @@
         </w:rPr>
         <w:t>与</w:t>
       </w:r>
-      <w:proofErr w:type="spellStart"/>
       <w:r>
         <w:rPr>
           <w:rFonts w:hint="eastAsia"/>
@@ -5019,7 +6084,6 @@
         </w:rPr>
         <w:t>dmsStorageUnit</w:t>
       </w:r>
-      <w:proofErr w:type="spellEnd"/>
       <w:r>
         <w:rPr>
           <w:rFonts w:hint="eastAsia"/>
@@ -5209,20 +6273,573 @@
         <w:ind w:left="900" w:firstLine="0"/>
       </w:pPr>
       <w:r>
+        <w:t>c</w:t>
+      </w:r>
+      <w:r>
+        <w:rPr>
+          <w:rFonts w:hint="eastAsia"/>
+        </w:rPr>
+        <w:t>onnector</w:t>
+      </w:r>
+      <w:r>
+        <w:rPr>
+          <w:rFonts w:hint="eastAsia"/>
+        </w:rPr>
+        <w:t>注册：</w:t>
+      </w:r>
+      <w:r>
+        <w:rPr>
+          <w:rFonts w:hint="eastAsia"/>
+        </w:rPr>
+        <w:t>connector</w:t>
+      </w:r>
+      <w:r>
+        <w:rPr>
+          <w:rFonts w:hint="eastAsia"/>
+        </w:rPr>
+        <w:t>发送连接器类型到引擎，引擎则维护一个连接。</w:t>
+      </w:r>
+    </w:p>
+    <w:p>
+      <w:pPr>
+        <w:pStyle w:val="ListParagraph"/>
+        <w:ind w:left="900" w:firstLine="0"/>
+      </w:pPr>
+      <w:r>
+        <w:rPr>
+          <w:rFonts w:hint="eastAsia"/>
+        </w:rPr>
+        <w:t>index</w:t>
+      </w:r>
+      <w:r>
+        <w:rPr>
+          <w:rFonts w:hint="eastAsia"/>
+        </w:rPr>
+        <w:t>查询：</w:t>
+      </w:r>
+      <w:r>
+        <w:rPr>
+          <w:rFonts w:hint="eastAsia"/>
+        </w:rPr>
+        <w:t>connector</w:t>
+      </w:r>
+      <w:r>
+        <w:rPr>
+          <w:rFonts w:hint="eastAsia"/>
+        </w:rPr>
+        <w:t>根据配置，向引擎发送索引信息查询请求，得到返回结果后，与本地缓存进行对比，对缓存进行更新。</w:t>
+      </w:r>
+    </w:p>
+    <w:p>
+      <w:pPr>
+        <w:pStyle w:val="ListParagraph"/>
+        <w:ind w:left="900" w:firstLine="0"/>
+      </w:pPr>
+      <w:r>
+        <w:t>q</w:t>
+      </w:r>
+      <w:r>
+        <w:rPr>
+          <w:rFonts w:hint="eastAsia"/>
+        </w:rPr>
+        <w:t>uery</w:t>
+      </w:r>
+      <w:r>
+        <w:rPr>
+          <w:rFonts w:hint="eastAsia"/>
+        </w:rPr>
+        <w:t>：引擎向</w:t>
+      </w:r>
+      <w:r>
+        <w:rPr>
+          <w:rFonts w:hint="eastAsia"/>
+        </w:rPr>
+        <w:t>connector</w:t>
+      </w:r>
+      <w:r>
+        <w:rPr>
+          <w:rFonts w:hint="eastAsia"/>
+        </w:rPr>
+        <w:t>发送查询请求，</w:t>
+      </w:r>
+    </w:p>
+    <w:p>
+      <w:pPr>
+        <w:pStyle w:val="ListParagraph"/>
+        <w:ind w:left="900" w:firstLine="0"/>
+      </w:pPr>
+    </w:p>
+    <w:p>
+      <w:pPr>
+        <w:pStyle w:val="ListParagraph"/>
+        <w:ind w:left="900" w:firstLine="0"/>
+      </w:pPr>
+      <w:r>
+        <w:rPr>
+          <w:rFonts w:hint="eastAsia"/>
+        </w:rPr>
+        <w:t>消息：</w:t>
+      </w:r>
+    </w:p>
+    <w:p>
+      <w:pPr>
+        <w:pStyle w:val="ListParagraph"/>
+        <w:ind w:left="900" w:firstLine="0"/>
+      </w:pPr>
+      <w:r>
+        <w:rPr>
+          <w:rFonts w:hint="eastAsia"/>
+        </w:rPr>
+        <w:t>索引数据</w:t>
+      </w:r>
+    </w:p>
+    <w:p>
+      <w:pPr>
+        <w:pStyle w:val="ListParagraph"/>
+        <w:ind w:left="900" w:firstLine="0"/>
+      </w:pPr>
+      <w:r>
+        <w:rPr>
+          <w:rFonts w:hint="eastAsia"/>
+        </w:rPr>
+        <w:t>查询数据</w:t>
+      </w:r>
+    </w:p>
+    <w:p>
+      <w:pPr>
+        <w:pStyle w:val="ListParagraph"/>
+        <w:ind w:left="900" w:firstLine="0"/>
+      </w:pPr>
+      <w:r>
+        <w:rPr>
+          <w:rFonts w:hint="eastAsia"/>
+        </w:rPr>
+        <w:t>注册主动索引集合</w:t>
+      </w:r>
+    </w:p>
+    <w:p>
+      <w:pPr>
+        <w:ind w:firstLine="420"/>
+      </w:pPr>
+    </w:p>
+    <w:p>
+      <w:pPr>
+        <w:ind w:firstLine="420"/>
+      </w:pPr>
+      <w:r>
+        <w:rPr>
+          <w:rFonts w:hint="eastAsia"/>
+        </w:rPr>
+        <w:t>使用：</w:t>
+      </w:r>
+    </w:p>
+    <w:p>
+      <w:pPr>
+        <w:ind w:firstLine="420"/>
+      </w:pPr>
+      <w:r>
+        <w:rPr>
+          <w:rFonts w:hint="eastAsia"/>
+        </w:rPr>
+        <w:t>如何与普通索引区分？</w:t>
+      </w:r>
+    </w:p>
+    <w:p>
+      <w:pPr>
+        <w:ind w:firstLine="420"/>
+      </w:pPr>
+      <w:r>
+        <w:rPr>
+          <w:rFonts w:hint="eastAsia"/>
+        </w:rPr>
+        <w:t>在搜索的时候怎么找到索引？</w:t>
+      </w:r>
+    </w:p>
+    <w:p>
+      <w:pPr>
+        <w:ind w:firstLine="420"/>
+      </w:pPr>
+    </w:p>
+    <w:p>
+      <w:pPr>
+        <w:ind w:firstLine="420"/>
+      </w:pPr>
+      <w:r>
+        <w:rPr>
+          <w:rFonts w:hint="eastAsia"/>
+        </w:rPr>
+        <w:t>其它：</w:t>
+      </w:r>
+    </w:p>
+    <w:p>
+      <w:pPr>
+        <w:ind w:firstLine="420"/>
+      </w:pPr>
+      <w:r>
+        <w:rPr>
+          <w:rFonts w:hint="eastAsia"/>
+        </w:rPr>
+        <w:t>启动的时候如何加载？</w:t>
+      </w:r>
+    </w:p>
+    <w:p/>
+    <w:p>
+      <w:r>
+        <w:rPr>
+          <w:rFonts w:hint="eastAsia"/>
+        </w:rPr>
+        <w:tab/>
+      </w:r>
+      <w:r>
+        <w:rPr>
+          <w:rFonts w:hint="eastAsia"/>
+        </w:rPr>
+        <w:t>重组的时候如何处理？</w:t>
+      </w:r>
+    </w:p>
+    <w:p/>
+    <w:p>
+      <w:r>
+        <w:rPr>
+          <w:rFonts w:hint="eastAsia"/>
+        </w:rPr>
+        <w:tab/>
+      </w:r>
+      <w:r>
+        <w:rPr>
+          <w:rFonts w:hint="eastAsia"/>
+        </w:rPr>
+        <w:t>怎么做在线和离线</w:t>
+      </w:r>
+      <w:r>
+        <w:rPr>
+          <w:rFonts w:hint="eastAsia"/>
+        </w:rPr>
+        <w:t>rebuild</w:t>
+      </w:r>
+      <w:r>
+        <w:rPr>
+          <w:rFonts w:hint="eastAsia"/>
+        </w:rPr>
+        <w:t>？</w:t>
+      </w:r>
+    </w:p>
+    <w:p/>
+    <w:p>
+      <w:r>
+        <w:rPr>
+          <w:rFonts w:hint="eastAsia"/>
+        </w:rPr>
+        <w:tab/>
+      </w:r>
+      <w:r>
+        <w:rPr>
+          <w:rFonts w:hint="eastAsia"/>
+        </w:rPr>
+        <w:t>怎么确保在节点停止（正常</w:t>
+      </w:r>
+      <w:r>
+        <w:rPr>
+          <w:rFonts w:hint="eastAsia"/>
+        </w:rPr>
+        <w:t>/</w:t>
+      </w:r>
+      <w:r>
+        <w:rPr>
+          <w:rFonts w:hint="eastAsia"/>
+        </w:rPr>
+        <w:t>异常）的时候，再起来的时候可以继续之前的进度。</w:t>
+      </w:r>
+    </w:p>
+    <w:p>
+      <w:pPr>
+        <w:ind w:firstLine="420"/>
+      </w:pPr>
+    </w:p>
+    <w:p/>
+    <w:p/>
+    <w:p/>
+    <w:p/>
+    <w:p>
+      <w:r>
+        <w:rPr>
+          <w:rFonts w:hint="eastAsia"/>
+        </w:rPr>
+        <w:t>pop</w:t>
+      </w:r>
+      <w:r>
+        <w:rPr>
+          <w:rFonts w:hint="eastAsia"/>
+        </w:rPr>
+        <w:t>操作无法同步的问题：</w:t>
+      </w:r>
+    </w:p>
+    <w:p>
+      <w:pPr>
+        <w:rPr>
+          <w:rFonts w:hint="eastAsia"/>
+        </w:rPr>
+      </w:pPr>
+      <w:r>
+        <w:rPr>
+          <w:rFonts w:hint="eastAsia"/>
+        </w:rPr>
+        <w:t>在会话级别增加一个开户</w:t>
+      </w:r>
+      <w:r>
+        <w:rPr>
+          <w:rFonts w:hint="eastAsia"/>
+        </w:rPr>
+        <w:t>DPS</w:t>
+      </w:r>
+      <w:r>
+        <w:rPr>
+          <w:rFonts w:hint="eastAsia"/>
+        </w:rPr>
+        <w:t>的属性控制，在连接的时候使用</w:t>
+      </w:r>
+      <w:r>
+        <w:rPr>
+          <w:rFonts w:hint="eastAsia"/>
+        </w:rPr>
+        <w:t>setAttribute</w:t>
+      </w:r>
+      <w:r>
+        <w:rPr>
+          <w:rFonts w:hint="eastAsia"/>
+        </w:rPr>
+        <w:t>接口设置</w:t>
+      </w:r>
+      <w:r>
+        <w:rPr>
+          <w:rFonts w:hint="eastAsia"/>
+        </w:rPr>
+        <w:t xml:space="preserve"> </w:t>
+      </w:r>
+      <w:r>
+        <w:rPr>
+          <w:rFonts w:hint="eastAsia"/>
+        </w:rPr>
+        <w:t>这个属性，使用主节点上会写</w:t>
+      </w:r>
+      <w:r>
+        <w:rPr>
+          <w:rFonts w:hint="eastAsia"/>
+        </w:rPr>
+        <w:t>DPS</w:t>
+      </w:r>
+      <w:r>
+        <w:rPr>
+          <w:rFonts w:hint="eastAsia"/>
+        </w:rPr>
+        <w:t>日志，而在从节点上不会。</w:t>
+      </w:r>
+    </w:p>
+    <w:p>
+      <w:pPr>
+        <w:rPr>
+          <w:rFonts w:hint="eastAsia"/>
+        </w:rPr>
+      </w:pPr>
+    </w:p>
+    <w:p>
+      <w:pPr>
+        <w:rPr>
+          <w:rFonts w:hint="eastAsia"/>
+        </w:rPr>
+      </w:pPr>
+    </w:p>
+    <w:p>
+      <w:pPr>
+        <w:pStyle w:val="ListParagraph"/>
+        <w:numPr>
+          <w:ilvl w:val="0"/>
+          <w:numId w:val="10"/>
+        </w:numPr>
+      </w:pPr>
+      <w:r>
+        <w:rPr>
+          <w:rFonts w:hint="eastAsia"/>
+        </w:rPr>
+        <w:t>进程启动</w:t>
+      </w:r>
+    </w:p>
+    <w:p>
+      <w:pPr>
+        <w:pStyle w:val="ListParagraph"/>
+        <w:ind w:left="900" w:firstLine="0"/>
+      </w:pPr>
+      <w:r>
+        <w:rPr>
+          <w:rFonts w:hint="eastAsia"/>
+        </w:rPr>
+        <w:t>启动的时候按原来流程读取所有的文件，在</w:t>
+      </w:r>
+      <w:r>
+        <w:rPr>
+          <w:rFonts w:hint="eastAsia"/>
+        </w:rPr>
+        <w:t>open</w:t>
+      </w:r>
+      <w:r>
+        <w:rPr>
+          <w:rFonts w:hint="eastAsia"/>
+        </w:rPr>
+        <w:t>索引的时候，建立关联。</w:t>
+      </w:r>
+    </w:p>
+    <w:p>
+      <w:pPr>
+        <w:pStyle w:val="ListParagraph"/>
+        <w:ind w:left="900" w:firstLine="0"/>
+      </w:pPr>
+      <w:r>
+        <w:rPr>
+          <w:rFonts w:hint="eastAsia"/>
+        </w:rPr>
+        <w:t>加载的时候怎么解决关联关系的问题？</w:t>
+      </w:r>
+    </w:p>
+    <w:p>
+      <w:pPr>
+        <w:pStyle w:val="ListParagraph"/>
+        <w:ind w:left="900" w:firstLine="0"/>
+      </w:pPr>
+      <w:r>
+        <w:rPr>
+          <w:rFonts w:hint="eastAsia"/>
+        </w:rPr>
+        <w:t>如果在索引</w:t>
+      </w:r>
+      <w:r>
+        <w:rPr>
+          <w:rFonts w:hint="eastAsia"/>
+        </w:rPr>
+        <w:t>open</w:t>
+      </w:r>
+      <w:r>
+        <w:rPr>
+          <w:rFonts w:hint="eastAsia"/>
+        </w:rPr>
+        <w:t>的时候，对应的文件还没有</w:t>
+      </w:r>
+      <w:r>
+        <w:rPr>
+          <w:rFonts w:hint="eastAsia"/>
+        </w:rPr>
+        <w:t>open</w:t>
+      </w:r>
+      <w:r>
+        <w:rPr>
+          <w:rFonts w:hint="eastAsia"/>
+        </w:rPr>
+        <w:t>，则在</w:t>
+      </w:r>
+      <w:r>
+        <w:rPr>
+          <w:rFonts w:hint="eastAsia"/>
+        </w:rPr>
+        <w:t>dmsTextIdxMgr</w:t>
+      </w:r>
+      <w:r>
+        <w:rPr>
+          <w:rFonts w:hint="eastAsia"/>
+        </w:rPr>
+        <w:t>中记录</w:t>
+      </w:r>
+      <w:r>
+        <w:rPr>
+          <w:rFonts w:hint="eastAsia"/>
+        </w:rPr>
         <w:lastRenderedPageBreak/>
-        <w:t>c</w:t>
-      </w:r>
-      <w:r>
-        <w:rPr>
-          <w:rFonts w:hint="eastAsia"/>
-        </w:rPr>
-        <w:t>onnector</w:t>
-      </w:r>
-      <w:r>
-        <w:rPr>
-          <w:rFonts w:hint="eastAsia"/>
-        </w:rPr>
-        <w:t>注册：</w:t>
+        <w:t>一个状态，在所有文件加载完毕之后，进行</w:t>
+      </w:r>
+      <w:r>
+        <w:rPr>
+          <w:rFonts w:hint="eastAsia"/>
+        </w:rPr>
+        <w:t>refresh</w:t>
+      </w:r>
+      <w:r>
+        <w:rPr>
+          <w:rFonts w:hint="eastAsia"/>
+        </w:rPr>
+        <w:t>，但如果它是以</w:t>
+      </w:r>
+      <w:r>
+        <w:rPr>
+          <w:rFonts w:hint="eastAsia"/>
+        </w:rPr>
+        <w:t>CS</w:t>
+      </w:r>
+      <w:r>
+        <w:rPr>
+          <w:rFonts w:hint="eastAsia"/>
+        </w:rPr>
+        <w:t>为单位的，就需要再遍历一次？</w:t>
+      </w:r>
+    </w:p>
+    <w:p>
+      <w:pPr>
+        <w:pStyle w:val="ListParagraph"/>
+        <w:ind w:left="900" w:firstLine="0"/>
+      </w:pPr>
+      <w:r>
+        <w:rPr>
+          <w:rFonts w:hint="eastAsia"/>
+        </w:rPr>
+        <w:t>可以提供参数，可指定是部分</w:t>
+      </w:r>
+      <w:r>
+        <w:rPr>
+          <w:rFonts w:hint="eastAsia"/>
+        </w:rPr>
+        <w:t>refresh</w:t>
+      </w:r>
+      <w:r>
+        <w:rPr>
+          <w:rFonts w:hint="eastAsia"/>
+        </w:rPr>
+        <w:t>，还是全部。</w:t>
+      </w:r>
+    </w:p>
+    <w:p>
+      <w:pPr>
+        <w:pStyle w:val="ListParagraph"/>
+        <w:ind w:left="900" w:firstLine="0"/>
+      </w:pPr>
+    </w:p>
+    <w:p>
+      <w:pPr>
+        <w:pStyle w:val="ListParagraph"/>
+        <w:ind w:left="900" w:firstLine="0"/>
+      </w:pPr>
+    </w:p>
+    <w:p>
+      <w:pPr>
+        <w:pStyle w:val="ListParagraph"/>
+        <w:numPr>
+          <w:ilvl w:val="0"/>
+          <w:numId w:val="10"/>
+        </w:numPr>
+      </w:pPr>
+      <w:r>
+        <w:rPr>
+          <w:rFonts w:hint="eastAsia"/>
+        </w:rPr>
+        <w:t>进程关闭</w:t>
+      </w:r>
+    </w:p>
+    <w:p>
+      <w:pPr>
+        <w:pStyle w:val="ListParagraph"/>
+        <w:ind w:left="900" w:firstLine="0"/>
+      </w:pPr>
+      <w:r>
+        <w:rPr>
+          <w:rFonts w:hint="eastAsia"/>
+        </w:rPr>
+        <w:t>退出的时候还要关闭</w:t>
       </w:r>
       <w:r>
         <w:rPr>
@@ -5234,370 +6851,10 @@
         <w:rPr>
           <w:rFonts w:hint="eastAsia"/>
         </w:rPr>
-        <w:t>发送连接器类型到引擎，引擎则维护一个连接。</w:t>
-      </w:r>
-    </w:p>
-    <w:p>
-      <w:pPr>
-        <w:pStyle w:val="ListParagraph"/>
-        <w:ind w:left="900" w:firstLine="0"/>
-      </w:pPr>
-      <w:r>
-        <w:rPr>
-          <w:rFonts w:hint="eastAsia"/>
-        </w:rPr>
-        <w:t>index</w:t>
-      </w:r>
-      <w:r>
-        <w:rPr>
-          <w:rFonts w:hint="eastAsia"/>
-        </w:rPr>
-        <w:t>查询：</w:t>
-      </w:r>
-      <w:r>
-        <w:rPr>
-          <w:rFonts w:hint="eastAsia"/>
-        </w:rPr>
-        <w:t>connector</w:t>
-      </w:r>
-      <w:r>
-        <w:rPr>
-          <w:rFonts w:hint="eastAsia"/>
-        </w:rPr>
-        <w:t>根据配置，向引擎发送索引信息查询请求，得到返回结果后，与本地缓存进行对比，对缓存进行更新。</w:t>
-      </w:r>
-    </w:p>
-    <w:p>
-      <w:pPr>
-        <w:pStyle w:val="ListParagraph"/>
-        <w:ind w:left="900" w:firstLine="0"/>
-      </w:pPr>
-      <w:r>
-        <w:t>q</w:t>
-      </w:r>
-      <w:r>
-        <w:rPr>
-          <w:rFonts w:hint="eastAsia"/>
-        </w:rPr>
-        <w:t>uery</w:t>
-      </w:r>
-      <w:r>
-        <w:rPr>
-          <w:rFonts w:hint="eastAsia"/>
-        </w:rPr>
-        <w:t>：引擎向</w:t>
-      </w:r>
-      <w:r>
-        <w:rPr>
-          <w:rFonts w:hint="eastAsia"/>
-        </w:rPr>
-        <w:t>connector</w:t>
-      </w:r>
-      <w:r>
-        <w:rPr>
-          <w:rFonts w:hint="eastAsia"/>
-        </w:rPr>
-        <w:t>发送查询请求，</w:t>
-      </w:r>
-    </w:p>
-    <w:p>
-      <w:pPr>
-        <w:pStyle w:val="ListParagraph"/>
-        <w:ind w:left="900" w:firstLine="0"/>
-      </w:pPr>
-    </w:p>
-    <w:p>
-      <w:pPr>
-        <w:pStyle w:val="ListParagraph"/>
-        <w:ind w:left="900" w:firstLine="0"/>
-      </w:pPr>
-      <w:r>
-        <w:rPr>
-          <w:rFonts w:hint="eastAsia"/>
-        </w:rPr>
-        <w:t>消息：</w:t>
-      </w:r>
-    </w:p>
-    <w:p>
-      <w:pPr>
-        <w:pStyle w:val="ListParagraph"/>
-        <w:ind w:left="900" w:firstLine="0"/>
-      </w:pPr>
-      <w:r>
-        <w:rPr>
-          <w:rFonts w:hint="eastAsia"/>
-        </w:rPr>
-        <w:t>索引数据</w:t>
-      </w:r>
-    </w:p>
-    <w:p>
-      <w:pPr>
-        <w:pStyle w:val="ListParagraph"/>
-        <w:ind w:left="900" w:firstLine="0"/>
-      </w:pPr>
-      <w:r>
-        <w:rPr>
-          <w:rFonts w:hint="eastAsia"/>
-        </w:rPr>
-        <w:t>查询数据</w:t>
-      </w:r>
-    </w:p>
-    <w:p>
-      <w:pPr>
-        <w:pStyle w:val="ListParagraph"/>
-        <w:ind w:left="900" w:firstLine="0"/>
-      </w:pPr>
-      <w:r>
-        <w:rPr>
-          <w:rFonts w:hint="eastAsia"/>
-        </w:rPr>
-        <w:t>注册主动索引集合</w:t>
-      </w:r>
-    </w:p>
-    <w:p>
-      <w:pPr>
-        <w:ind w:firstLine="420"/>
-      </w:pPr>
-    </w:p>
-    <w:p>
-      <w:pPr>
-        <w:ind w:firstLine="420"/>
-      </w:pPr>
-      <w:r>
-        <w:rPr>
-          <w:rFonts w:hint="eastAsia"/>
-        </w:rPr>
-        <w:t>使用：</w:t>
-      </w:r>
-    </w:p>
-    <w:p>
-      <w:pPr>
-        <w:ind w:firstLine="420"/>
-      </w:pPr>
-      <w:r>
-        <w:rPr>
-          <w:rFonts w:hint="eastAsia"/>
-        </w:rPr>
-        <w:t>如何与普通索引区分？</w:t>
-      </w:r>
-    </w:p>
-    <w:p>
-      <w:pPr>
-        <w:ind w:firstLine="420"/>
-      </w:pPr>
-      <w:r>
-        <w:rPr>
-          <w:rFonts w:hint="eastAsia"/>
-        </w:rPr>
-        <w:t>在搜索的时候怎么找到索引？</w:t>
-      </w:r>
-    </w:p>
-    <w:p>
-      <w:pPr>
-        <w:ind w:firstLine="420"/>
-      </w:pPr>
-    </w:p>
-    <w:p>
-      <w:pPr>
-        <w:ind w:firstLine="420"/>
-      </w:pPr>
-      <w:r>
-        <w:rPr>
-          <w:rFonts w:hint="eastAsia"/>
-        </w:rPr>
-        <w:t>其它：</w:t>
-      </w:r>
-    </w:p>
-    <w:p>
-      <w:pPr>
-        <w:ind w:firstLine="420"/>
-      </w:pPr>
-      <w:r>
-        <w:rPr>
-          <w:rFonts w:hint="eastAsia"/>
-        </w:rPr>
-        <w:t>启动的时候如何加载？</w:t>
+        <w:t>。</w:t>
       </w:r>
     </w:p>
     <w:p/>
-    <w:p>
-      <w:r>
-        <w:rPr>
-          <w:rFonts w:hint="eastAsia"/>
-        </w:rPr>
-        <w:tab/>
-      </w:r>
-      <w:r>
-        <w:rPr>
-          <w:rFonts w:hint="eastAsia"/>
-        </w:rPr>
-        <w:t>重组的时候如何处理？</w:t>
-      </w:r>
-    </w:p>
-    <w:p/>
-    <w:p>
-      <w:r>
-        <w:rPr>
-          <w:rFonts w:hint="eastAsia"/>
-        </w:rPr>
-        <w:tab/>
-      </w:r>
-      <w:r>
-        <w:rPr>
-          <w:rFonts w:hint="eastAsia"/>
-        </w:rPr>
-        <w:t>怎么做在线和离线</w:t>
-      </w:r>
-      <w:r>
-        <w:rPr>
-          <w:rFonts w:hint="eastAsia"/>
-        </w:rPr>
-        <w:t>rebuild</w:t>
-      </w:r>
-      <w:r>
-        <w:rPr>
-          <w:rFonts w:hint="eastAsia"/>
-        </w:rPr>
-        <w:t>？</w:t>
-      </w:r>
-    </w:p>
-    <w:p/>
-    <w:p>
-      <w:r>
-        <w:rPr>
-          <w:rFonts w:hint="eastAsia"/>
-        </w:rPr>
-        <w:tab/>
-      </w:r>
-      <w:r>
-        <w:rPr>
-          <w:rFonts w:hint="eastAsia"/>
-        </w:rPr>
-        <w:t>怎么确保在节点停止（正常</w:t>
-      </w:r>
-      <w:r>
-        <w:rPr>
-          <w:rFonts w:hint="eastAsia"/>
-        </w:rPr>
-        <w:t>/</w:t>
-      </w:r>
-      <w:r>
-        <w:rPr>
-          <w:rFonts w:hint="eastAsia"/>
-        </w:rPr>
-        <w:t>异常）的时候，再起来的时候可以继续之前的进度。</w:t>
-      </w:r>
-    </w:p>
-    <w:p>
-      <w:pPr>
-        <w:ind w:firstLine="420"/>
-      </w:pPr>
-    </w:p>
-    <w:p>
-      <w:pPr>
-        <w:rPr>
-          <w:rFonts w:hint="eastAsia"/>
-        </w:rPr>
-      </w:pPr>
-    </w:p>
-    <w:p>
-      <w:pPr>
-        <w:rPr>
-          <w:rFonts w:hint="eastAsia"/>
-        </w:rPr>
-      </w:pPr>
-    </w:p>
-    <w:p>
-      <w:pPr>
-        <w:rPr>
-          <w:rFonts w:hint="eastAsia"/>
-        </w:rPr>
-      </w:pPr>
-    </w:p>
-    <w:p>
-      <w:pPr>
-        <w:rPr>
-          <w:rFonts w:hint="eastAsia"/>
-        </w:rPr>
-      </w:pPr>
-    </w:p>
-    <w:p>
-      <w:pPr>
-        <w:rPr>
-          <w:rFonts w:hint="eastAsia"/>
-        </w:rPr>
-      </w:pPr>
-      <w:r>
-        <w:rPr>
-          <w:rFonts w:hint="eastAsia"/>
-        </w:rPr>
-        <w:t>pop</w:t>
-      </w:r>
-      <w:r>
-        <w:rPr>
-          <w:rFonts w:hint="eastAsia"/>
-        </w:rPr>
-        <w:t>操作无法同步的问题：</w:t>
-      </w:r>
-    </w:p>
-    <w:p>
-      <w:r>
-        <w:rPr>
-          <w:rFonts w:hint="eastAsia"/>
-        </w:rPr>
-        <w:t>在会话级别增加一个开户</w:t>
-      </w:r>
-      <w:r>
-        <w:rPr>
-          <w:rFonts w:hint="eastAsia"/>
-        </w:rPr>
-        <w:t>DPS</w:t>
-      </w:r>
-      <w:r>
-        <w:rPr>
-          <w:rFonts w:hint="eastAsia"/>
-        </w:rPr>
-        <w:t>的属性控制，在连接的时候使用</w:t>
-      </w:r>
-      <w:proofErr w:type="spellStart"/>
-      <w:r>
-        <w:rPr>
-          <w:rFonts w:hint="eastAsia"/>
-        </w:rPr>
-        <w:t>setAttribute</w:t>
-      </w:r>
-      <w:proofErr w:type="spellEnd"/>
-      <w:r>
-        <w:rPr>
-          <w:rFonts w:hint="eastAsia"/>
-        </w:rPr>
-        <w:t>接口设置</w:t>
-      </w:r>
-      <w:r>
-        <w:rPr>
-          <w:rFonts w:hint="eastAsia"/>
-        </w:rPr>
-        <w:t xml:space="preserve"> </w:t>
-      </w:r>
-      <w:r>
-        <w:rPr>
-          <w:rFonts w:hint="eastAsia"/>
-        </w:rPr>
-        <w:t>这个属性，使用主节点上会写</w:t>
-      </w:r>
-      <w:r>
-        <w:rPr>
-          <w:rFonts w:hint="eastAsia"/>
-        </w:rPr>
-        <w:t>DPS</w:t>
-      </w:r>
-      <w:r>
-        <w:rPr>
-          <w:rFonts w:hint="eastAsia"/>
-        </w:rPr>
-        <w:t>日志，而在从节点上不会。</w:t>
-      </w:r>
-    </w:p>
     <w:sectPr>
       <w:pgSz w:w="11906" w:h="16838"/>
       <w:pgMar w:top="1440" w:right="1800" w:bottom="1440" w:left="1800" w:header="0" w:footer="0" w:gutter="0"/>
@@ -5725,6 +6982,119 @@
     </w:lvl>
   </w:abstractNum>
   <w:abstractNum w:abstractNumId="1">
+    <w:nsid w:val="0F3635AB"/>
+    <w:multiLevelType w:val="hybridMultilevel"/>
+    <w:tmpl w:val="153AB58C"/>
+    <w:lvl w:ilvl="0" w:tplc="0409000B">
+      <w:start w:val="1"/>
+      <w:numFmt w:val="bullet"/>
+      <w:lvlText w:val=""/>
+      <w:lvlJc w:val="left"/>
+      <w:pPr>
+        <w:ind w:left="840" w:hanging="420"/>
+      </w:pPr>
+      <w:rPr>
+        <w:rFonts w:ascii="Wingdings" w:hAnsi="Wingdings" w:hint="default"/>
+      </w:rPr>
+    </w:lvl>
+    <w:lvl w:ilvl="1" w:tplc="04090003" w:tentative="1">
+      <w:start w:val="1"/>
+      <w:numFmt w:val="bullet"/>
+      <w:lvlText w:val=""/>
+      <w:lvlJc w:val="left"/>
+      <w:pPr>
+        <w:ind w:left="1260" w:hanging="420"/>
+      </w:pPr>
+      <w:rPr>
+        <w:rFonts w:ascii="Wingdings" w:hAnsi="Wingdings" w:hint="default"/>
+      </w:rPr>
+    </w:lvl>
+    <w:lvl w:ilvl="2" w:tplc="04090005" w:tentative="1">
+      <w:start w:val="1"/>
+      <w:numFmt w:val="bullet"/>
+      <w:lvlText w:val=""/>
+      <w:lvlJc w:val="left"/>
+      <w:pPr>
+        <w:ind w:left="1680" w:hanging="420"/>
+      </w:pPr>
+      <w:rPr>
+        <w:rFonts w:ascii="Wingdings" w:hAnsi="Wingdings" w:hint="default"/>
+      </w:rPr>
+    </w:lvl>
+    <w:lvl w:ilvl="3" w:tplc="04090001" w:tentative="1">
+      <w:start w:val="1"/>
+      <w:numFmt w:val="bullet"/>
+      <w:lvlText w:val=""/>
+      <w:lvlJc w:val="left"/>
+      <w:pPr>
+        <w:ind w:left="2100" w:hanging="420"/>
+      </w:pPr>
+      <w:rPr>
+        <w:rFonts w:ascii="Wingdings" w:hAnsi="Wingdings" w:hint="default"/>
+      </w:rPr>
+    </w:lvl>
+    <w:lvl w:ilvl="4" w:tplc="04090003" w:tentative="1">
+      <w:start w:val="1"/>
+      <w:numFmt w:val="bullet"/>
+      <w:lvlText w:val=""/>
+      <w:lvlJc w:val="left"/>
+      <w:pPr>
+        <w:ind w:left="2520" w:hanging="420"/>
+      </w:pPr>
+      <w:rPr>
+        <w:rFonts w:ascii="Wingdings" w:hAnsi="Wingdings" w:hint="default"/>
+      </w:rPr>
+    </w:lvl>
+    <w:lvl w:ilvl="5" w:tplc="04090005" w:tentative="1">
+      <w:start w:val="1"/>
+      <w:numFmt w:val="bullet"/>
+      <w:lvlText w:val=""/>
+      <w:lvlJc w:val="left"/>
+      <w:pPr>
+        <w:ind w:left="2940" w:hanging="420"/>
+      </w:pPr>
+      <w:rPr>
+        <w:rFonts w:ascii="Wingdings" w:hAnsi="Wingdings" w:hint="default"/>
+      </w:rPr>
+    </w:lvl>
+    <w:lvl w:ilvl="6" w:tplc="04090001" w:tentative="1">
+      <w:start w:val="1"/>
+      <w:numFmt w:val="bullet"/>
+      <w:lvlText w:val=""/>
+      <w:lvlJc w:val="left"/>
+      <w:pPr>
+        <w:ind w:left="3360" w:hanging="420"/>
+      </w:pPr>
+      <w:rPr>
+        <w:rFonts w:ascii="Wingdings" w:hAnsi="Wingdings" w:hint="default"/>
+      </w:rPr>
+    </w:lvl>
+    <w:lvl w:ilvl="7" w:tplc="04090003" w:tentative="1">
+      <w:start w:val="1"/>
+      <w:numFmt w:val="bullet"/>
+      <w:lvlText w:val=""/>
+      <w:lvlJc w:val="left"/>
+      <w:pPr>
+        <w:ind w:left="3780" w:hanging="420"/>
+      </w:pPr>
+      <w:rPr>
+        <w:rFonts w:ascii="Wingdings" w:hAnsi="Wingdings" w:hint="default"/>
+      </w:rPr>
+    </w:lvl>
+    <w:lvl w:ilvl="8" w:tplc="04090005" w:tentative="1">
+      <w:start w:val="1"/>
+      <w:numFmt w:val="bullet"/>
+      <w:lvlText w:val=""/>
+      <w:lvlJc w:val="left"/>
+      <w:pPr>
+        <w:ind w:left="4200" w:hanging="420"/>
+      </w:pPr>
+      <w:rPr>
+        <w:rFonts w:ascii="Wingdings" w:hAnsi="Wingdings" w:hint="default"/>
+      </w:rPr>
+    </w:lvl>
+  </w:abstractNum>
+  <w:abstractNum w:abstractNumId="2">
     <w:nsid w:val="181A515A"/>
     <w:multiLevelType w:val="hybridMultilevel"/>
     <w:tmpl w:val="8446DE94"/>
@@ -5837,7 +7207,7 @@
       </w:rPr>
     </w:lvl>
   </w:abstractNum>
-  <w:abstractNum w:abstractNumId="2">
+  <w:abstractNum w:abstractNumId="3">
     <w:nsid w:val="19660818"/>
     <w:multiLevelType w:val="hybridMultilevel"/>
     <w:tmpl w:val="91D4D71C"/>
@@ -5950,7 +7320,7 @@
       </w:rPr>
     </w:lvl>
   </w:abstractNum>
-  <w:abstractNum w:abstractNumId="3">
+  <w:abstractNum w:abstractNumId="4">
     <w:nsid w:val="386B0F96"/>
     <w:multiLevelType w:val="hybridMultilevel"/>
     <w:tmpl w:val="AA925346"/>
@@ -6063,7 +7433,7 @@
       </w:rPr>
     </w:lvl>
   </w:abstractNum>
-  <w:abstractNum w:abstractNumId="4">
+  <w:abstractNum w:abstractNumId="5">
     <w:nsid w:val="388506A3"/>
     <w:multiLevelType w:val="hybridMultilevel"/>
     <w:tmpl w:val="E0B29634"/>
@@ -6176,7 +7546,7 @@
       </w:rPr>
     </w:lvl>
   </w:abstractNum>
-  <w:abstractNum w:abstractNumId="5">
+  <w:abstractNum w:abstractNumId="6">
     <w:nsid w:val="3BD349C8"/>
     <w:multiLevelType w:val="hybridMultilevel"/>
     <w:tmpl w:val="A6FC7FFE"/>
@@ -6289,7 +7659,7 @@
       </w:rPr>
     </w:lvl>
   </w:abstractNum>
-  <w:abstractNum w:abstractNumId="6">
+  <w:abstractNum w:abstractNumId="7">
     <w:nsid w:val="3BE3247F"/>
     <w:multiLevelType w:val="multilevel"/>
     <w:tmpl w:val="3BE3247F"/>
@@ -6384,10 +7754,10 @@
       </w:pPr>
     </w:lvl>
   </w:abstractNum>
-  <w:abstractNum w:abstractNumId="7">
+  <w:abstractNum w:abstractNumId="8">
     <w:nsid w:val="3D971A7B"/>
     <w:multiLevelType w:val="hybridMultilevel"/>
-    <w:tmpl w:val="D82491C0"/>
+    <w:tmpl w:val="9836BD96"/>
     <w:lvl w:ilvl="0" w:tplc="04090001">
       <w:start w:val="1"/>
       <w:numFmt w:val="bullet"/>
@@ -6497,7 +7867,7 @@
       </w:rPr>
     </w:lvl>
   </w:abstractNum>
-  <w:abstractNum w:abstractNumId="8">
+  <w:abstractNum w:abstractNumId="9">
     <w:nsid w:val="57EF347B"/>
     <w:multiLevelType w:val="hybridMultilevel"/>
     <w:tmpl w:val="3A6CCC36"/>
@@ -6610,7 +7980,7 @@
       </w:rPr>
     </w:lvl>
   </w:abstractNum>
-  <w:abstractNum w:abstractNumId="9">
+  <w:abstractNum w:abstractNumId="10">
     <w:nsid w:val="58252705"/>
     <w:multiLevelType w:val="multilevel"/>
     <w:tmpl w:val="58252705"/>
@@ -6723,7 +8093,7 @@
       </w:pPr>
     </w:lvl>
   </w:abstractNum>
-  <w:abstractNum w:abstractNumId="10">
+  <w:abstractNum w:abstractNumId="11">
     <w:nsid w:val="58252710"/>
     <w:multiLevelType w:val="multilevel"/>
     <w:tmpl w:val="58252710"/>
@@ -6834,7 +8204,7 @@
       </w:pPr>
     </w:lvl>
   </w:abstractNum>
-  <w:abstractNum w:abstractNumId="11">
+  <w:abstractNum w:abstractNumId="12">
     <w:nsid w:val="582961BF"/>
     <w:multiLevelType w:val="singleLevel"/>
     <w:tmpl w:val="582961BF"/>
@@ -6846,7 +8216,7 @@
       <w:lvlJc w:val="left"/>
     </w:lvl>
   </w:abstractNum>
-  <w:abstractNum w:abstractNumId="12">
+  <w:abstractNum w:abstractNumId="13">
     <w:nsid w:val="5F8E02BB"/>
     <w:multiLevelType w:val="hybridMultilevel"/>
     <w:tmpl w:val="81483980"/>
@@ -6959,7 +8329,7 @@
       </w:rPr>
     </w:lvl>
   </w:abstractNum>
-  <w:abstractNum w:abstractNumId="13">
+  <w:abstractNum w:abstractNumId="14">
     <w:nsid w:val="68902B46"/>
     <w:multiLevelType w:val="hybridMultilevel"/>
     <w:tmpl w:val="BD064068"/>
@@ -7072,7 +8442,7 @@
       </w:rPr>
     </w:lvl>
   </w:abstractNum>
-  <w:abstractNum w:abstractNumId="14">
+  <w:abstractNum w:abstractNumId="15">
     <w:nsid w:val="69D97299"/>
     <w:multiLevelType w:val="hybridMultilevel"/>
     <w:tmpl w:val="34B0A0A0"/>
@@ -7185,7 +8555,7 @@
       </w:rPr>
     </w:lvl>
   </w:abstractNum>
-  <w:abstractNum w:abstractNumId="15">
+  <w:abstractNum w:abstractNumId="16">
     <w:nsid w:val="75FC2818"/>
     <w:multiLevelType w:val="hybridMultilevel"/>
     <w:tmpl w:val="F27C2DDE"/>
@@ -7299,22 +8669,22 @@
     </w:lvl>
   </w:abstractNum>
   <w:num w:numId="1">
-    <w:abstractNumId w:val="6"/>
+    <w:abstractNumId w:val="7"/>
   </w:num>
   <w:num w:numId="2">
-    <w:abstractNumId w:val="9"/>
+    <w:abstractNumId w:val="10"/>
   </w:num>
   <w:num w:numId="3">
+    <w:abstractNumId w:val="12"/>
+  </w:num>
+  <w:num w:numId="4">
     <w:abstractNumId w:val="11"/>
   </w:num>
-  <w:num w:numId="4">
-    <w:abstractNumId w:val="10"/>
-  </w:num>
   <w:num w:numId="5">
-    <w:abstractNumId w:val="13"/>
+    <w:abstractNumId w:val="14"/>
   </w:num>
   <w:num w:numId="6">
-    <w:abstractNumId w:val="6"/>
+    <w:abstractNumId w:val="7"/>
     <w:lvlOverride w:ilvl="0">
       <w:startOverride w:val="1"/>
     </w:lvlOverride>
@@ -7344,52 +8714,61 @@
     </w:lvlOverride>
   </w:num>
   <w:num w:numId="7">
-    <w:abstractNumId w:val="6"/>
+    <w:abstractNumId w:val="7"/>
   </w:num>
   <w:num w:numId="8">
+    <w:abstractNumId w:val="3"/>
+  </w:num>
+  <w:num w:numId="9">
+    <w:abstractNumId w:val="15"/>
+  </w:num>
+  <w:num w:numId="10">
+    <w:abstractNumId w:val="16"/>
+  </w:num>
+  <w:num w:numId="11">
+    <w:abstractNumId w:val="13"/>
+  </w:num>
+  <w:num w:numId="12">
+    <w:abstractNumId w:val="7"/>
+  </w:num>
+  <w:num w:numId="13">
     <w:abstractNumId w:val="2"/>
   </w:num>
-  <w:num w:numId="9">
-    <w:abstractNumId w:val="14"/>
-  </w:num>
-  <w:num w:numId="10">
-    <w:abstractNumId w:val="15"/>
-  </w:num>
-  <w:num w:numId="11">
-    <w:abstractNumId w:val="12"/>
-  </w:num>
-  <w:num w:numId="12">
-    <w:abstractNumId w:val="6"/>
-  </w:num>
-  <w:num w:numId="13">
-    <w:abstractNumId w:val="1"/>
-  </w:num>
   <w:num w:numId="14">
-    <w:abstractNumId w:val="6"/>
+    <w:abstractNumId w:val="7"/>
   </w:num>
   <w:num w:numId="15">
-    <w:abstractNumId w:val="6"/>
+    <w:abstractNumId w:val="7"/>
   </w:num>
   <w:num w:numId="16">
-    <w:abstractNumId w:val="4"/>
+    <w:abstractNumId w:val="5"/>
   </w:num>
   <w:num w:numId="17">
-    <w:abstractNumId w:val="8"/>
+    <w:abstractNumId w:val="9"/>
   </w:num>
   <w:num w:numId="18">
-    <w:abstractNumId w:val="3"/>
+    <w:abstractNumId w:val="4"/>
   </w:num>
   <w:num w:numId="19">
     <w:abstractNumId w:val="0"/>
   </w:num>
   <w:num w:numId="20">
-    <w:abstractNumId w:val="5"/>
+    <w:abstractNumId w:val="6"/>
   </w:num>
   <w:num w:numId="21">
+    <w:abstractNumId w:val="8"/>
+  </w:num>
+  <w:num w:numId="22">
     <w:abstractNumId w:val="7"/>
   </w:num>
-  <w:num w:numId="22">
-    <w:abstractNumId w:val="6"/>
+  <w:num w:numId="23">
+    <w:abstractNumId w:val="7"/>
+  </w:num>
+  <w:num w:numId="24">
+    <w:abstractNumId w:val="7"/>
+  </w:num>
+  <w:num w:numId="25">
+    <w:abstractNumId w:val="1"/>
   </w:num>
 </w:numbering>
 </file>

--- a/internal_doc/03.开发设计/FullTextSearch/Story-全文索引数据缓存.docx
+++ b/internal_doc/03.开发设计/FullTextSearch/Story-全文索引数据缓存.docx
@@ -1882,6 +1882,110 @@
                 <w:color w:val="auto"/>
               </w:rPr>
               <w:t>32</w:t>
+            </w:r>
+          </w:p>
+        </w:tc>
+      </w:tr>
+      <w:tr>
+        <w:tc>
+          <w:tcPr>
+            <w:tcW w:w="2598" w:type="dxa"/>
+          </w:tcPr>
+          <w:p>
+            <w:pPr>
+              <w:pStyle w:val="ListParagraph"/>
+              <w:ind w:firstLine="0"/>
+              <w:rPr>
+                <w:color w:val="auto"/>
+              </w:rPr>
+            </w:pPr>
+            <w:r>
+              <w:rPr>
+                <w:rFonts w:hint="eastAsia"/>
+                <w:color w:val="auto"/>
+              </w:rPr>
+              <w:t>Replog insert</w:t>
+            </w:r>
+          </w:p>
+        </w:tc>
+        <w:tc>
+          <w:tcPr>
+            <w:tcW w:w="2602" w:type="dxa"/>
+          </w:tcPr>
+          <w:p>
+            <w:pPr>
+              <w:pStyle w:val="ListParagraph"/>
+              <w:ind w:firstLine="0"/>
+              <w:jc w:val="left"/>
+              <w:rPr>
+                <w:rFonts w:hint="eastAsia"/>
+                <w:color w:val="auto"/>
+              </w:rPr>
+            </w:pPr>
+            <w:r>
+              <w:rPr>
+                <w:rFonts w:hint="eastAsia"/>
+                <w:color w:val="auto"/>
+              </w:rPr>
+              <w:t>增加</w:t>
+            </w:r>
+            <w:r>
+              <w:rPr>
+                <w:rFonts w:hint="eastAsia"/>
+                <w:color w:val="auto"/>
+              </w:rPr>
+              <w:t>capped cl</w:t>
+            </w:r>
+            <w:r>
+              <w:rPr>
+                <w:rFonts w:hint="eastAsia"/>
+                <w:color w:val="auto"/>
+              </w:rPr>
+              <w:t>的记录插入位置。</w:t>
+            </w:r>
+          </w:p>
+        </w:tc>
+        <w:tc>
+          <w:tcPr>
+            <w:tcW w:w="2422" w:type="dxa"/>
+          </w:tcPr>
+          <w:p>
+            <w:pPr>
+              <w:pStyle w:val="ListParagraph"/>
+              <w:ind w:firstLine="0"/>
+              <w:jc w:val="left"/>
+              <w:rPr>
+                <w:rFonts w:hint="eastAsia"/>
+                <w:color w:val="auto"/>
+              </w:rPr>
+            </w:pPr>
+            <w:r>
+              <w:rPr>
+                <w:rFonts w:hint="eastAsia"/>
+                <w:color w:val="auto"/>
+              </w:rPr>
+              <w:t>保证主从节点上</w:t>
+            </w:r>
+            <w:r>
+              <w:rPr>
+                <w:rFonts w:hint="eastAsia"/>
+                <w:color w:val="auto"/>
+              </w:rPr>
+              <w:t>capped cl</w:t>
+            </w:r>
+            <w:r>
+              <w:rPr>
+                <w:rFonts w:hint="eastAsia"/>
+                <w:color w:val="auto"/>
+              </w:rPr>
+              <w:t>的写入位置完全一致</w:t>
+            </w:r>
+            <w:r>
+              <w:rPr>
+                <w:rFonts w:hint="eastAsia"/>
+                <w:color w:val="auto"/>
+              </w:rPr>
+              <w:t>，并保证</w:t>
             </w:r>
           </w:p>
         </w:tc>
@@ -3450,10 +3554,10 @@
             <v:path o:extrusionok="f" gradientshapeok="t" o:connecttype="rect"/>
             <o:lock v:ext="edit" aspectratio="t"/>
           </v:shapetype>
-          <v:shape id="_x0000_i1025" type="#_x0000_t75" style="width:381.5pt;height:362.35pt" o:ole="">
+          <v:shape id="_x0000_i1025" type="#_x0000_t75" style="width:381.75pt;height:362.5pt" o:ole="">
             <v:imagedata r:id="rId9" o:title=""/>
           </v:shape>
-          <o:OLEObject Type="Embed" ProgID="Visio.Drawing.11" ShapeID="_x0000_i1025" DrawAspect="Content" ObjectID="_1551878460" r:id="rId10"/>
+          <o:OLEObject Type="Embed" ProgID="Visio.Drawing.11" ShapeID="_x0000_i1025" DrawAspect="Content" ObjectID="_1552131755" r:id="rId10"/>
         </w:object>
       </w:r>
     </w:p>
@@ -4029,9 +4133,6 @@
       <w:pPr>
         <w:pStyle w:val="ListParagraph"/>
         <w:ind w:left="840" w:firstLine="0"/>
-        <w:rPr>
-          <w:rFonts w:hint="eastAsia"/>
-        </w:rPr>
       </w:pPr>
       <w:r>
         <w:rPr>
@@ -4557,9 +4658,6 @@
       <w:pPr>
         <w:pStyle w:val="ListParagraph"/>
         <w:ind w:left="900" w:firstLine="0"/>
-        <w:rPr>
-          <w:rFonts w:hint="eastAsia"/>
-        </w:rPr>
       </w:pPr>
       <w:r>
         <w:rPr>
@@ -4638,9 +4736,6 @@
       <w:pPr>
         <w:pStyle w:val="ListParagraph"/>
         <w:ind w:left="900" w:firstLine="0"/>
-        <w:rPr>
-          <w:rFonts w:hint="eastAsia"/>
-        </w:rPr>
       </w:pPr>
       <w:r>
         <w:rPr>
@@ -4743,30 +4838,30 @@
           <w:ilvl w:val="0"/>
           <w:numId w:val="10"/>
         </w:numPr>
-        <w:rPr>
-          <w:rFonts w:hint="eastAsia"/>
-        </w:rPr>
-      </w:pPr>
-      <w:r>
-        <w:rPr>
-          <w:rFonts w:hint="eastAsia"/>
-        </w:rPr>
-        <w:t>向固定集合插入数据</w:t>
+      </w:pPr>
+      <w:r>
+        <w:rPr>
+          <w:rFonts w:hint="eastAsia"/>
+        </w:rPr>
+        <w:t>插入记录</w:t>
       </w:r>
     </w:p>
     <w:p>
       <w:pPr>
         <w:pStyle w:val="ListParagraph"/>
         <w:ind w:left="900" w:firstLine="0"/>
-        <w:rPr>
-          <w:rFonts w:hint="eastAsia"/>
-        </w:rPr>
-      </w:pPr>
-      <w:r>
-        <w:rPr>
-          <w:rFonts w:hint="eastAsia"/>
-        </w:rPr>
-        <w:t>插入数据的主体流程不变，但在向索引中插入时，普通索引插入到</w:t>
+      </w:pPr>
+      <w:r>
+        <w:rPr>
+          <w:rFonts w:hint="eastAsia"/>
+        </w:rPr>
+        <w:t>插入记录</w:t>
+      </w:r>
+      <w:r>
+        <w:rPr>
+          <w:rFonts w:hint="eastAsia"/>
+        </w:rPr>
+        <w:t>的主体流程不变，但在向索引中插入时，普通索引插入到</w:t>
       </w:r>
       <w:r>
         <w:rPr>
@@ -4785,6 +4880,9 @@
       <w:pPr>
         <w:pStyle w:val="ListParagraph"/>
         <w:ind w:left="900" w:firstLine="0"/>
+        <w:rPr>
+          <w:rFonts w:hint="eastAsia"/>
+        </w:rPr>
       </w:pPr>
       <w:r>
         <w:rPr>
@@ -4840,6 +4938,44 @@
     <w:p>
       <w:pPr>
         <w:pStyle w:val="ListParagraph"/>
+        <w:ind w:left="900" w:firstLine="0"/>
+        <w:rPr>
+          <w:color w:val="0070C0"/>
+        </w:rPr>
+      </w:pPr>
+      <w:r>
+        <w:rPr>
+          <w:rFonts w:hint="eastAsia"/>
+          <w:color w:val="0070C0"/>
+        </w:rPr>
+        <w:t>由于固定集合需要保证记录在</w:t>
+      </w:r>
+      <w:r>
+        <w:rPr>
+          <w:rFonts w:hint="eastAsia"/>
+          <w:color w:val="0070C0"/>
+        </w:rPr>
+        <w:t>主从节点上的偏移一致，而从节点上重放时有并发</w:t>
+      </w:r>
+      <w:r>
+        <w:rPr>
+          <w:rFonts w:hint="eastAsia"/>
+          <w:color w:val="0070C0"/>
+        </w:rPr>
+        <w:lastRenderedPageBreak/>
+        <w:t>重放的机制，因此在重放时需要知道固定集合的数据的具体写入位置，</w:t>
+      </w:r>
+      <w:r>
+        <w:rPr>
+          <w:rFonts w:hint="eastAsia"/>
+          <w:color w:val="0070C0"/>
+        </w:rPr>
+        <w:t>因此需要在主节点上，先获取各全文索引对应固定集合的写入位置，并将其打包到复制日志中，而在从节点侧，则需要从日志中解析出各固定集合的位置，并在接口层支持按位置写入。</w:t>
+      </w:r>
+    </w:p>
+    <w:p>
+      <w:pPr>
+        <w:pStyle w:val="ListParagraph"/>
         <w:numPr>
           <w:ilvl w:val="0"/>
           <w:numId w:val="10"/>
@@ -4852,20 +4988,262 @@
         <w:rPr>
           <w:rFonts w:hint="eastAsia"/>
         </w:rPr>
-        <w:t>更新、删除数据</w:t>
+        <w:t>更新</w:t>
+      </w:r>
+      <w:r>
+        <w:rPr>
+          <w:rFonts w:hint="eastAsia"/>
+        </w:rPr>
+        <w:t>记录</w:t>
       </w:r>
     </w:p>
     <w:p>
       <w:pPr>
         <w:pStyle w:val="ListParagraph"/>
         <w:ind w:left="900" w:firstLine="0"/>
-      </w:pPr>
-      <w:r>
-        <w:rPr>
-          <w:rFonts w:hint="eastAsia"/>
+        <w:rPr>
+          <w:rFonts w:hint="eastAsia"/>
+        </w:rPr>
+      </w:pPr>
+      <w:r>
+        <w:rPr>
+          <w:rFonts w:hint="eastAsia"/>
+        </w:rPr>
+        <w:t>主要更新流程不变，但在进行索引插入时</w:t>
+      </w:r>
+      <w:r>
+        <w:rPr>
+          <w:rFonts w:hint="eastAsia"/>
+        </w:rPr>
+        <w:t>，普通索引插入到</w:t>
+      </w:r>
+      <w:r>
+        <w:rPr>
+          <w:rFonts w:hint="eastAsia"/>
+        </w:rPr>
+        <w:t>.idx</w:t>
+      </w:r>
+      <w:r>
+        <w:rPr>
+          <w:rFonts w:hint="eastAsia"/>
+        </w:rPr>
+        <w:t>文件</w:t>
+      </w:r>
+      <w:r>
+        <w:rPr>
+          <w:rFonts w:hint="eastAsia"/>
+        </w:rPr>
+        <w:t>中，全文索引，则需要转换成一条</w:t>
+      </w:r>
+      <w:r>
+        <w:rPr>
+          <w:rFonts w:hint="eastAsia"/>
+        </w:rPr>
+        <w:t>update</w:t>
+      </w:r>
+      <w:r>
+        <w:rPr>
+          <w:rFonts w:hint="eastAsia"/>
+        </w:rPr>
+        <w:t>类型的操作</w:t>
+      </w:r>
+      <w:r>
+        <w:rPr>
+          <w:rFonts w:hint="eastAsia"/>
+        </w:rPr>
+        <w:t>记录，插入到对应的固定集合中。</w:t>
+      </w:r>
+    </w:p>
+    <w:p>
+      <w:pPr>
+        <w:pStyle w:val="ListParagraph"/>
+        <w:ind w:left="900" w:firstLine="0"/>
+        <w:rPr>
+          <w:rFonts w:hint="eastAsia"/>
+        </w:rPr>
+      </w:pPr>
+      <w:r>
+        <w:rPr>
+          <w:rFonts w:hint="eastAsia"/>
+          <w:noProof/>
+        </w:rPr>
+        <w:drawing>
+          <wp:inline distT="0" distB="0" distL="0" distR="0">
+            <wp:extent cx="5274310" cy="3612459"/>
+            <wp:effectExtent l="19050" t="0" r="2540" b="0"/>
+            <wp:docPr id="2" name="Picture 2"/>
+            <wp:cNvGraphicFramePr>
+              <a:graphicFrameLocks xmlns:a="http://schemas.openxmlformats.org/drawingml/2006/main" noChangeAspect="1"/>
+            </wp:cNvGraphicFramePr>
+            <a:graphic xmlns:a="http://schemas.openxmlformats.org/drawingml/2006/main">
+              <a:graphicData uri="http://schemas.openxmlformats.org/drawingml/2006/picture">
+                <pic:pic xmlns:pic="http://schemas.openxmlformats.org/drawingml/2006/picture">
+                  <pic:nvPicPr>
+                    <pic:cNvPr id="0" name="Picture 2"/>
+                    <pic:cNvPicPr>
+                      <a:picLocks noChangeAspect="1" noChangeArrowheads="1"/>
+                    </pic:cNvPicPr>
+                  </pic:nvPicPr>
+                  <pic:blipFill>
+                    <a:blip r:embed="rId15"/>
+                    <a:srcRect/>
+                    <a:stretch>
+                      <a:fillRect/>
+                    </a:stretch>
+                  </pic:blipFill>
+                  <pic:spPr bwMode="auto">
+                    <a:xfrm>
+                      <a:off x="0" y="0"/>
+                      <a:ext cx="5274310" cy="3612459"/>
+                    </a:xfrm>
+                    <a:prstGeom prst="rect">
+                      <a:avLst/>
+                    </a:prstGeom>
+                    <a:noFill/>
+                    <a:ln w="9525">
+                      <a:noFill/>
+                      <a:miter lim="800000"/>
+                      <a:headEnd/>
+                      <a:tailEnd/>
+                    </a:ln>
+                  </pic:spPr>
+                </pic:pic>
+              </a:graphicData>
+            </a:graphic>
+          </wp:inline>
+        </w:drawing>
+      </w:r>
+    </w:p>
+    <w:p>
+      <w:pPr>
+        <w:pStyle w:val="ListParagraph"/>
+        <w:numPr>
+          <w:ilvl w:val="0"/>
+          <w:numId w:val="10"/>
+        </w:numPr>
+        <w:rPr>
+          <w:rFonts w:hint="eastAsia"/>
+        </w:rPr>
+      </w:pPr>
+      <w:r>
+        <w:rPr>
+          <w:rFonts w:hint="eastAsia"/>
+        </w:rPr>
+        <w:t>删除记录</w:t>
+      </w:r>
+    </w:p>
+    <w:p>
+      <w:pPr>
+        <w:pStyle w:val="ListParagraph"/>
+        <w:ind w:left="900" w:firstLine="0"/>
+        <w:rPr>
+          <w:rFonts w:hint="eastAsia"/>
+        </w:rPr>
+      </w:pPr>
+      <w:r>
+        <w:rPr>
+          <w:rFonts w:hint="eastAsia"/>
+        </w:rPr>
+        <w:t>主要删除流程不变，但</w:t>
+      </w:r>
+      <w:r>
+        <w:rPr>
+          <w:rFonts w:hint="eastAsia"/>
+        </w:rPr>
+        <w:t>在进行索引删除时，普通索引在</w:t>
+      </w:r>
+      <w:r>
+        <w:rPr>
+          <w:rFonts w:hint="eastAsia"/>
+        </w:rPr>
+        <w:t>.idx</w:t>
+      </w:r>
+      <w:r>
+        <w:rPr>
+          <w:rFonts w:hint="eastAsia"/>
+        </w:rPr>
+        <w:t>文件中进行删除，而全文索引，则转换成一条</w:t>
+      </w:r>
+      <w:r>
+        <w:rPr>
+          <w:rFonts w:hint="eastAsia"/>
+        </w:rPr>
+        <w:t>delete</w:t>
+      </w:r>
+      <w:r>
+        <w:rPr>
+          <w:rFonts w:hint="eastAsia"/>
+        </w:rPr>
+        <w:t>类型的操作记录，插入到</w:t>
+      </w:r>
+      <w:r>
+        <w:rPr>
+          <w:rFonts w:hint="eastAsia"/>
+        </w:rPr>
+        <w:t>固定集合中</w:t>
+      </w:r>
+      <w:r>
+        <w:rPr>
+          <w:rFonts w:hint="eastAsia"/>
+        </w:rPr>
+        <w:t>。</w:t>
+      </w:r>
+    </w:p>
+    <w:p>
+      <w:pPr>
+        <w:pStyle w:val="ListParagraph"/>
+        <w:ind w:left="900" w:firstLine="0"/>
+      </w:pPr>
+      <w:r>
+        <w:rPr>
+          <w:noProof/>
         </w:rPr>
         <w:lastRenderedPageBreak/>
-        <w:t>与插入数据类似，但在固定集合上不是进行删除、更新操作，而是进行插入操作。</w:t>
+        <w:drawing>
+          <wp:inline distT="0" distB="0" distL="0" distR="0">
+            <wp:extent cx="5274310" cy="3615816"/>
+            <wp:effectExtent l="19050" t="0" r="2540" b="0"/>
+            <wp:docPr id="3" name="Picture 3"/>
+            <wp:cNvGraphicFramePr>
+              <a:graphicFrameLocks xmlns:a="http://schemas.openxmlformats.org/drawingml/2006/main" noChangeAspect="1"/>
+            </wp:cNvGraphicFramePr>
+            <a:graphic xmlns:a="http://schemas.openxmlformats.org/drawingml/2006/main">
+              <a:graphicData uri="http://schemas.openxmlformats.org/drawingml/2006/picture">
+                <pic:pic xmlns:pic="http://schemas.openxmlformats.org/drawingml/2006/picture">
+                  <pic:nvPicPr>
+                    <pic:cNvPr id="0" name="Picture 3"/>
+                    <pic:cNvPicPr>
+                      <a:picLocks noChangeAspect="1" noChangeArrowheads="1"/>
+                    </pic:cNvPicPr>
+                  </pic:nvPicPr>
+                  <pic:blipFill>
+                    <a:blip r:embed="rId16"/>
+                    <a:srcRect/>
+                    <a:stretch>
+                      <a:fillRect/>
+                    </a:stretch>
+                  </pic:blipFill>
+                  <pic:spPr bwMode="auto">
+                    <a:xfrm>
+                      <a:off x="0" y="0"/>
+                      <a:ext cx="5274310" cy="3615816"/>
+                    </a:xfrm>
+                    <a:prstGeom prst="rect">
+                      <a:avLst/>
+                    </a:prstGeom>
+                    <a:noFill/>
+                    <a:ln w="9525">
+                      <a:noFill/>
+                      <a:miter lim="800000"/>
+                      <a:headEnd/>
+                      <a:tailEnd/>
+                    </a:ln>
+                  </pic:spPr>
+                </pic:pic>
+              </a:graphicData>
+            </a:graphic>
+          </wp:inline>
+        </w:drawing>
       </w:r>
     </w:p>
     <w:p>
@@ -4878,26 +5256,6 @@
       </w:pPr>
       <w:r>
         <w:t>遗留问题</w:t>
-      </w:r>
-    </w:p>
-    <w:p>
-      <w:r>
-        <w:rPr>
-          <w:rFonts w:hint="eastAsia"/>
-        </w:rPr>
-        <w:t>（</w:t>
-      </w:r>
-      <w:r>
-        <w:rPr>
-          <w:rFonts w:hint="eastAsia"/>
-        </w:rPr>
-        <w:t>1</w:t>
-      </w:r>
-      <w:r>
-        <w:rPr>
-          <w:rFonts w:hint="eastAsia"/>
-        </w:rPr>
-        <w:t>）原始集合插入数据时，如何保证备节点的并发重放机制下，固定集合物理上一致。</w:t>
       </w:r>
     </w:p>
     <w:p>
@@ -5320,6 +5678,20 @@
         </w:tc>
       </w:tr>
     </w:tbl>
+    <w:p>
+      <w:pPr>
+        <w:rPr>
+          <w:rFonts w:hint="eastAsia"/>
+        </w:rPr>
+      </w:pPr>
+    </w:p>
+    <w:p>
+      <w:pPr>
+        <w:rPr>
+          <w:rFonts w:hint="eastAsia"/>
+        </w:rPr>
+      </w:pPr>
+    </w:p>
     <w:p/>
     <w:p>
       <w:r>
@@ -5382,6 +5754,7 @@
         <w:rPr>
           <w:rFonts w:hint="eastAsia"/>
         </w:rPr>
+        <w:lastRenderedPageBreak/>
         <w:t>需要知道索引在哪个文件中，如何进行命名？</w:t>
       </w:r>
     </w:p>
@@ -5691,7 +6064,6 @@
         <w:rPr>
           <w:rFonts w:hint="eastAsia"/>
         </w:rPr>
-        <w:lastRenderedPageBreak/>
         <w:t>pmdSearchEngineConnection</w:t>
       </w:r>
     </w:p>
@@ -5953,6 +6325,7 @@
         <w:rPr>
           <w:rFonts w:hint="eastAsia"/>
         </w:rPr>
+        <w:lastRenderedPageBreak/>
         <w:t>连接器</w:t>
       </w:r>
     </w:p>
@@ -6575,11 +6948,6 @@
       </w:r>
     </w:p>
     <w:p>
-      <w:pPr>
-        <w:rPr>
-          <w:rFonts w:hint="eastAsia"/>
-        </w:rPr>
-      </w:pPr>
       <w:r>
         <w:rPr>
           <w:rFonts w:hint="eastAsia"/>
@@ -6635,20 +7003,8 @@
         <w:t>日志，而在从节点上不会。</w:t>
       </w:r>
     </w:p>
-    <w:p>
-      <w:pPr>
-        <w:rPr>
-          <w:rFonts w:hint="eastAsia"/>
-        </w:rPr>
-      </w:pPr>
-    </w:p>
-    <w:p>
-      <w:pPr>
-        <w:rPr>
-          <w:rFonts w:hint="eastAsia"/>
-        </w:rPr>
-      </w:pPr>
-    </w:p>
+    <w:p/>
+    <w:p/>
     <w:p>
       <w:pPr>
         <w:pStyle w:val="ListParagraph"/>
@@ -6745,14 +7101,7 @@
         <w:rPr>
           <w:rFonts w:hint="eastAsia"/>
         </w:rPr>
-        <w:t>中记录</w:t>
-      </w:r>
-      <w:r>
-        <w:rPr>
-          <w:rFonts w:hint="eastAsia"/>
-        </w:rPr>
-        <w:lastRenderedPageBreak/>
-        <w:t>一个状态，在所有文件加载完毕之后，进行</w:t>
+        <w:t>中记录一个状态，在所有文件加载完毕之后，进行</w:t>
       </w:r>
       <w:r>
         <w:rPr>
@@ -9703,6 +10052,10 @@
 </file>
 
 <file path=customXml/item1.xml><?xml version="1.0" encoding="utf-8"?>
+<b:Sources xmlns:b="http://schemas.openxmlformats.org/officeDocument/2006/bibliography" xmlns="http://schemas.openxmlformats.org/officeDocument/2006/bibliography" SelectedStyle="\APA.XSL" StyleName="APA"/>
+</file>
+
+<file path=customXml/item2.xml><?xml version="1.0" encoding="utf-8"?>
 <s:customData xmlns="http://www.wps.cn/officeDocument/2013/wpsCustomData" xmlns:s="http://www.wps.cn/officeDocument/2013/wpsCustomData">
   <customSectProps>
     <customSectPr/>
@@ -9710,22 +10063,18 @@
 </s:customData>
 </file>
 
-<file path=customXml/item2.xml><?xml version="1.0" encoding="utf-8"?>
-<b:Sources xmlns:b="http://schemas.openxmlformats.org/officeDocument/2006/bibliography" xmlns="http://schemas.openxmlformats.org/officeDocument/2006/bibliography" SelectedStyle="\APA.XSL" StyleName="APA"/>
+<file path=customXml/itemProps1.xml><?xml version="1.0" encoding="utf-8"?>
+<ds:datastoreItem xmlns:ds="http://schemas.openxmlformats.org/officeDocument/2006/customXml" ds:itemID="{3D21F03B-7D5D-4CA2-AD10-DAE323853B2D}">
+  <ds:schemaRefs>
+    <ds:schemaRef ds:uri="http://schemas.openxmlformats.org/officeDocument/2006/bibliography"/>
+  </ds:schemaRefs>
+</ds:datastoreItem>
 </file>
 
-<file path=customXml/itemProps1.xml><?xml version="1.0" encoding="utf-8"?>
+<file path=customXml/itemProps2.xml><?xml version="1.0" encoding="utf-8"?>
 <ds:datastoreItem xmlns:ds="http://schemas.openxmlformats.org/officeDocument/2006/customXml" ds:itemID="{B1977F7D-205B-4081-913C-38D41E755F92}">
   <ds:schemaRefs>
     <ds:schemaRef ds:uri="http://www.wps.cn/officeDocument/2013/wpsCustomData"/>
   </ds:schemaRefs>
 </ds:datastoreItem>
-</file>
-
-<file path=customXml/itemProps2.xml><?xml version="1.0" encoding="utf-8"?>
-<ds:datastoreItem xmlns:ds="http://schemas.openxmlformats.org/officeDocument/2006/customXml" ds:itemID="{3D21F03B-7D5D-4CA2-AD10-DAE323853B2D}">
-  <ds:schemaRefs>
-    <ds:schemaRef ds:uri="http://schemas.openxmlformats.org/officeDocument/2006/bibliography"/>
-  </ds:schemaRefs>
-</ds:datastoreItem>
 </file>
--- a/internal_doc/03.开发设计/FullTextSearch/Story-全文索引数据缓存.docx
+++ b/internal_doc/03.开发设计/FullTextSearch/Story-全文索引数据缓存.docx
@@ -651,6 +651,7 @@
         <w:pStyle w:val="ListParagraph"/>
         <w:ind w:left="840" w:firstLine="0"/>
         <w:rPr>
+          <w:rFonts w:hint="eastAsia"/>
           <w:color w:val="auto"/>
         </w:rPr>
       </w:pPr>
@@ -688,7 +689,7 @@
           <w:rFonts w:hint="eastAsia"/>
           <w:color w:val="auto"/>
         </w:rPr>
-        <w:t>4096</w:t>
+        <w:t>10240</w:t>
       </w:r>
       <w:r>
         <w:rPr>
@@ -702,7 +703,7 @@
           <w:rFonts w:hint="eastAsia"/>
           <w:color w:val="auto"/>
         </w:rPr>
-        <w:t>32</w:t>
+        <w:t>64</w:t>
       </w:r>
       <w:r>
         <w:rPr>
@@ -710,6 +711,36 @@
           <w:color w:val="auto"/>
         </w:rPr>
         <w:t>。</w:t>
+      </w:r>
+    </w:p>
+    <w:p>
+      <w:pPr>
+        <w:pStyle w:val="ListParagraph"/>
+        <w:ind w:left="840" w:firstLine="0"/>
+        <w:rPr>
+          <w:color w:val="auto"/>
+        </w:rPr>
+      </w:pPr>
+      <w:r>
+        <w:rPr>
+          <w:rFonts w:hint="eastAsia"/>
+          <w:color w:val="auto"/>
+        </w:rPr>
+        <w:t>当</w:t>
+      </w:r>
+      <w:r>
+        <w:rPr>
+          <w:rFonts w:hint="eastAsia"/>
+          <w:color w:val="auto"/>
+        </w:rPr>
+        <w:t>bufferSize</w:t>
+      </w:r>
+      <w:r>
+        <w:rPr>
+          <w:rFonts w:hint="eastAsia"/>
+          <w:color w:val="auto"/>
+        </w:rPr>
+        <w:t>达到最大大小时，插入数据时将会报错。</w:t>
       </w:r>
     </w:p>
     <w:p>
@@ -1490,30 +1521,6 @@
               <w:t>；</w:t>
             </w:r>
           </w:p>
-          <w:p>
-            <w:pPr>
-              <w:pStyle w:val="ListParagraph"/>
-              <w:ind w:firstLine="0"/>
-              <w:jc w:val="left"/>
-              <w:rPr>
-                <w:color w:val="auto"/>
-              </w:rPr>
-            </w:pPr>
-            <w:r>
-              <w:rPr>
-                <w:rFonts w:hint="eastAsia"/>
-                <w:color w:val="auto"/>
-              </w:rPr>
-              <w:t>增加</w:t>
-            </w:r>
-            <w:r>
-              <w:rPr>
-                <w:rFonts w:hint="eastAsia"/>
-                <w:color w:val="auto"/>
-              </w:rPr>
-              <w:t>storage type</w:t>
-            </w:r>
-          </w:p>
         </w:tc>
         <w:tc>
           <w:tcPr>
@@ -1559,10 +1566,30 @@
             </w:pPr>
             <w:r>
               <w:rPr>
+                <w:color w:val="auto"/>
+              </w:rPr>
+              <w:t>I</w:t>
+            </w:r>
+            <w:r>
+              <w:rPr>
                 <w:rFonts w:hint="eastAsia"/>
                 <w:color w:val="auto"/>
               </w:rPr>
-              <w:t>Meta Block</w:t>
+              <w:t>ndex cb extent</w:t>
+            </w:r>
+            <w:r>
+              <w:rPr>
+                <w:rFonts w:hint="eastAsia"/>
+                <w:color w:val="auto"/>
+              </w:rPr>
+              <w:t>，即</w:t>
+            </w:r>
+            <w:r>
+              <w:rPr>
+                <w:rFonts w:hint="eastAsia"/>
+                <w:color w:val="auto"/>
+              </w:rPr>
+              <w:t>索引控制块结构</w:t>
             </w:r>
           </w:p>
         </w:tc>
@@ -1583,14 +1610,7 @@
                 <w:rFonts w:hint="eastAsia"/>
                 <w:color w:val="auto"/>
               </w:rPr>
-              <w:t>属性中增加</w:t>
-            </w:r>
-            <w:r>
-              <w:rPr>
-                <w:rFonts w:hint="eastAsia"/>
-                <w:color w:val="auto"/>
-              </w:rPr>
-              <w:t>Capped</w:t>
+              <w:t>类型扩展，增加全文检索类型</w:t>
             </w:r>
           </w:p>
         </w:tc>
@@ -1606,13 +1626,216 @@
                 <w:color w:val="auto"/>
               </w:rPr>
             </w:pPr>
+            <w:r>
+              <w:rPr>
+                <w:rFonts w:hint="eastAsia"/>
+                <w:color w:val="auto"/>
+              </w:rPr>
+              <w:t>使用不同的位表示，当前类型包括：</w:t>
+            </w:r>
+            <w:r>
+              <w:rPr>
+                <w:rFonts w:hint="eastAsia"/>
+                <w:color w:val="auto"/>
+              </w:rPr>
+              <w:t>POSITIVE</w:t>
+            </w:r>
+            <w:r>
+              <w:rPr>
+                <w:rFonts w:hint="eastAsia"/>
+                <w:color w:val="auto"/>
+              </w:rPr>
+              <w:t>、</w:t>
+            </w:r>
+            <w:r>
+              <w:rPr>
+                <w:rFonts w:hint="eastAsia"/>
+                <w:color w:val="auto"/>
+              </w:rPr>
+              <w:t>REVERSE</w:t>
+            </w:r>
+            <w:r>
+              <w:rPr>
+                <w:rFonts w:hint="eastAsia"/>
+                <w:color w:val="auto"/>
+              </w:rPr>
+              <w:t>及</w:t>
+            </w:r>
+            <w:r>
+              <w:rPr>
+                <w:rFonts w:hint="eastAsia"/>
+                <w:color w:val="auto"/>
+              </w:rPr>
+              <w:t>2D</w:t>
+            </w:r>
+            <w:r>
+              <w:rPr>
+                <w:rFonts w:hint="eastAsia"/>
+                <w:color w:val="auto"/>
+              </w:rPr>
+              <w:t>，</w:t>
+            </w:r>
+          </w:p>
+        </w:tc>
+      </w:tr>
+    </w:tbl>
+    <w:p>
+      <w:pPr>
+        <w:rPr>
+          <w:rFonts w:hint="eastAsia"/>
+        </w:rPr>
+      </w:pPr>
+    </w:p>
+    <w:p>
+      <w:pPr>
+        <w:pStyle w:val="ListParagraph"/>
+        <w:numPr>
+          <w:ilvl w:val="0"/>
+          <w:numId w:val="25"/>
+        </w:numPr>
+        <w:rPr>
+          <w:rFonts w:hint="eastAsia"/>
+          <w:color w:val="auto"/>
+        </w:rPr>
+      </w:pPr>
+      <w:r>
+        <w:rPr>
+          <w:rFonts w:hint="eastAsia"/>
+          <w:color w:val="auto"/>
+        </w:rPr>
+        <w:t>日志新增</w:t>
+      </w:r>
+      <w:r>
+        <w:rPr>
+          <w:rFonts w:hint="eastAsia"/>
+          <w:color w:val="auto"/>
+        </w:rPr>
+        <w:t>及变更</w:t>
+      </w:r>
+    </w:p>
+    <w:p>
+      <w:pPr>
+        <w:pStyle w:val="ListParagraph"/>
+        <w:ind w:left="840" w:firstLine="0"/>
+        <w:jc w:val="left"/>
+        <w:rPr>
+          <w:color w:val="auto"/>
+        </w:rPr>
+      </w:pPr>
+      <w:r>
+        <w:rPr>
+          <w:rFonts w:hint="eastAsia"/>
+          <w:color w:val="auto"/>
+        </w:rPr>
+        <w:t>对于固定集合空间及固定集合，</w:t>
+      </w:r>
+      <w:r>
+        <w:rPr>
+          <w:rFonts w:hint="eastAsia"/>
+          <w:color w:val="auto"/>
+        </w:rPr>
+        <w:t>日志及对应的操作接口</w:t>
+      </w:r>
+      <w:r>
+        <w:rPr>
+          <w:rFonts w:hint="eastAsia"/>
+          <w:color w:val="auto"/>
+        </w:rPr>
+        <w:t>均采用新增的方式，不影响已有接口。</w:t>
+      </w:r>
+    </w:p>
+    <w:tbl>
+      <w:tblPr>
+        <w:tblStyle w:val="TableGrid"/>
+        <w:tblW w:w="0" w:type="auto"/>
+        <w:tblInd w:w="534" w:type="dxa"/>
+        <w:tblLook w:val="04A0"/>
+      </w:tblPr>
+      <w:tblGrid>
+        <w:gridCol w:w="2306"/>
+        <w:gridCol w:w="2841"/>
+        <w:gridCol w:w="2841"/>
+      </w:tblGrid>
+      <w:tr>
+        <w:tc>
+          <w:tcPr>
+            <w:tcW w:w="2306" w:type="dxa"/>
+          </w:tcPr>
+          <w:p>
+            <w:pPr>
+              <w:pStyle w:val="ListParagraph"/>
+              <w:ind w:firstLine="0"/>
+              <w:jc w:val="center"/>
+              <w:rPr>
+                <w:b/>
+                <w:color w:val="auto"/>
+              </w:rPr>
+            </w:pPr>
+            <w:r>
+              <w:rPr>
+                <w:rFonts w:hint="eastAsia"/>
+                <w:b/>
+                <w:color w:val="auto"/>
+              </w:rPr>
+              <w:t>日志类型</w:t>
+            </w:r>
+          </w:p>
+        </w:tc>
+        <w:tc>
+          <w:tcPr>
+            <w:tcW w:w="2841" w:type="dxa"/>
+          </w:tcPr>
+          <w:p>
+            <w:pPr>
+              <w:pStyle w:val="ListParagraph"/>
+              <w:ind w:firstLine="0"/>
+              <w:jc w:val="center"/>
+              <w:rPr>
+                <w:rFonts w:hint="eastAsia"/>
+                <w:b/>
+                <w:color w:val="auto"/>
+              </w:rPr>
+            </w:pPr>
+            <w:r>
+              <w:rPr>
+                <w:rFonts w:hint="eastAsia"/>
+                <w:b/>
+                <w:color w:val="auto"/>
+              </w:rPr>
+              <w:t>变更内容</w:t>
+            </w:r>
+          </w:p>
+        </w:tc>
+        <w:tc>
+          <w:tcPr>
+            <w:tcW w:w="2841" w:type="dxa"/>
+          </w:tcPr>
+          <w:p>
+            <w:pPr>
+              <w:pStyle w:val="ListParagraph"/>
+              <w:ind w:firstLine="0"/>
+              <w:jc w:val="center"/>
+              <w:rPr>
+                <w:rFonts w:hint="eastAsia"/>
+                <w:b/>
+                <w:color w:val="auto"/>
+              </w:rPr>
+            </w:pPr>
+            <w:r>
+              <w:rPr>
+                <w:rFonts w:hint="eastAsia"/>
+                <w:b/>
+                <w:color w:val="auto"/>
+              </w:rPr>
+              <w:t>说明</w:t>
+            </w:r>
           </w:p>
         </w:tc>
       </w:tr>
       <w:tr>
         <w:tc>
           <w:tcPr>
-            <w:tcW w:w="2598" w:type="dxa"/>
+            <w:tcW w:w="2306" w:type="dxa"/>
           </w:tcPr>
           <w:p>
             <w:pPr>
@@ -1626,120 +1849,59 @@
               <w:rPr>
                 <w:color w:val="auto"/>
               </w:rPr>
-              <w:t>I</w:t>
+              <w:t>R</w:t>
             </w:r>
             <w:r>
               <w:rPr>
                 <w:rFonts w:hint="eastAsia"/>
                 <w:color w:val="auto"/>
               </w:rPr>
-              <w:t>ndex cb extent</w:t>
-            </w:r>
-            <w:r>
-              <w:rPr>
-                <w:rFonts w:hint="eastAsia"/>
-                <w:color w:val="auto"/>
-              </w:rPr>
-              <w:t>，即</w:t>
-            </w:r>
-            <w:r>
-              <w:rPr>
-                <w:rFonts w:hint="eastAsia"/>
-                <w:color w:val="auto"/>
-              </w:rPr>
-              <w:t>索引控制块结构</w:t>
+              <w:t>eplog create CS</w:t>
             </w:r>
           </w:p>
         </w:tc>
         <w:tc>
           <w:tcPr>
-            <w:tcW w:w="2602" w:type="dxa"/>
+            <w:tcW w:w="2841" w:type="dxa"/>
           </w:tcPr>
           <w:p>
             <w:pPr>
               <w:pStyle w:val="ListParagraph"/>
               <w:ind w:firstLine="0"/>
               <w:rPr>
-                <w:color w:val="auto"/>
-              </w:rPr>
-            </w:pPr>
-            <w:r>
-              <w:rPr>
                 <w:rFonts w:hint="eastAsia"/>
                 <w:color w:val="auto"/>
               </w:rPr>
-              <w:t>类型扩展，增加全文检索类型</w:t>
+            </w:pPr>
+            <w:r>
+              <w:rPr>
+                <w:rFonts w:hint="eastAsia"/>
+                <w:color w:val="auto"/>
+              </w:rPr>
+              <w:t>新增创建固定集合空间的复制日志</w:t>
             </w:r>
           </w:p>
         </w:tc>
         <w:tc>
           <w:tcPr>
-            <w:tcW w:w="2422" w:type="dxa"/>
+            <w:tcW w:w="2841" w:type="dxa"/>
           </w:tcPr>
           <w:p>
             <w:pPr>
               <w:pStyle w:val="ListParagraph"/>
               <w:ind w:firstLine="0"/>
               <w:rPr>
-                <w:color w:val="auto"/>
-              </w:rPr>
-            </w:pPr>
-            <w:r>
-              <w:rPr>
                 <w:rFonts w:hint="eastAsia"/>
                 <w:color w:val="auto"/>
               </w:rPr>
-              <w:t>使用不同的位表示，当前类型包括：</w:t>
-            </w:r>
-            <w:r>
-              <w:rPr>
-                <w:rFonts w:hint="eastAsia"/>
-                <w:color w:val="auto"/>
-              </w:rPr>
-              <w:t>POSITIVE</w:t>
-            </w:r>
-            <w:r>
-              <w:rPr>
-                <w:rFonts w:hint="eastAsia"/>
-                <w:color w:val="auto"/>
-              </w:rPr>
-              <w:t>、</w:t>
-            </w:r>
-            <w:r>
-              <w:rPr>
-                <w:rFonts w:hint="eastAsia"/>
-                <w:color w:val="auto"/>
-              </w:rPr>
-              <w:t>REVERSE</w:t>
-            </w:r>
-            <w:r>
-              <w:rPr>
-                <w:rFonts w:hint="eastAsia"/>
-                <w:color w:val="auto"/>
-              </w:rPr>
-              <w:t>及</w:t>
-            </w:r>
-            <w:r>
-              <w:rPr>
-                <w:rFonts w:hint="eastAsia"/>
-                <w:color w:val="auto"/>
-              </w:rPr>
-              <w:t>2D</w:t>
-            </w:r>
-            <w:r>
-              <w:rPr>
-                <w:rFonts w:hint="eastAsia"/>
-                <w:color w:val="auto"/>
-              </w:rPr>
-              <w:t>，</w:t>
-            </w:r>
+            </w:pPr>
           </w:p>
         </w:tc>
       </w:tr>
       <w:tr>
         <w:tc>
           <w:tcPr>
-            <w:tcW w:w="2598" w:type="dxa"/>
+            <w:tcW w:w="2306" w:type="dxa"/>
           </w:tcPr>
           <w:p>
             <w:pPr>
@@ -1760,20 +1922,13 @@
                 <w:rFonts w:hint="eastAsia"/>
                 <w:color w:val="auto"/>
               </w:rPr>
-              <w:t>ep</w:t>
-            </w:r>
-            <w:r>
-              <w:rPr>
-                <w:rFonts w:hint="eastAsia"/>
-                <w:color w:val="auto"/>
-              </w:rPr>
-              <w:t>log create CL</w:t>
+              <w:t>eplog create CL</w:t>
             </w:r>
           </w:p>
         </w:tc>
         <w:tc>
           <w:tcPr>
-            <w:tcW w:w="2602" w:type="dxa"/>
+            <w:tcW w:w="2841" w:type="dxa"/>
           </w:tcPr>
           <w:p>
             <w:pPr>
@@ -1789,55 +1944,13 @@
                 <w:rFonts w:hint="eastAsia"/>
                 <w:color w:val="auto"/>
               </w:rPr>
-              <w:t>增加</w:t>
-            </w:r>
-            <w:r>
-              <w:rPr>
-                <w:rFonts w:hint="eastAsia"/>
-                <w:color w:val="auto"/>
-              </w:rPr>
-              <w:t>集合的</w:t>
-            </w:r>
-            <w:r>
-              <w:rPr>
-                <w:rFonts w:hint="eastAsia"/>
-                <w:color w:val="auto"/>
-              </w:rPr>
-              <w:t>maxSize</w:t>
-            </w:r>
-            <w:r>
-              <w:rPr>
-                <w:rFonts w:hint="eastAsia"/>
-                <w:color w:val="auto"/>
-              </w:rPr>
-              <w:t>和</w:t>
-            </w:r>
-            <w:r>
-              <w:rPr>
-                <w:rFonts w:hint="eastAsia"/>
-                <w:color w:val="auto"/>
-              </w:rPr>
-              <w:t>max</w:t>
-            </w:r>
-            <w:r>
-              <w:rPr>
-                <w:rFonts w:hint="eastAsia"/>
-                <w:color w:val="auto"/>
-              </w:rPr>
-              <w:t>Rec</w:t>
-            </w:r>
-            <w:r>
-              <w:rPr>
-                <w:rFonts w:hint="eastAsia"/>
-                <w:color w:val="auto"/>
-              </w:rPr>
-              <w:t>Number</w:t>
+              <w:t>新增创建固定集合的复制日志</w:t>
             </w:r>
           </w:p>
         </w:tc>
         <w:tc>
           <w:tcPr>
-            <w:tcW w:w="2422" w:type="dxa"/>
+            <w:tcW w:w="2841" w:type="dxa"/>
           </w:tcPr>
           <w:p>
             <w:pPr>
@@ -1889,7 +2002,7 @@
       <w:tr>
         <w:tc>
           <w:tcPr>
-            <w:tcW w:w="2598" w:type="dxa"/>
+            <w:tcW w:w="2306" w:type="dxa"/>
           </w:tcPr>
           <w:p>
             <w:pPr>
@@ -1910,7 +2023,7 @@
         </w:tc>
         <w:tc>
           <w:tcPr>
-            <w:tcW w:w="2602" w:type="dxa"/>
+            <w:tcW w:w="2841" w:type="dxa"/>
           </w:tcPr>
           <w:p>
             <w:pPr>
@@ -1927,27 +2040,27 @@
                 <w:rFonts w:hint="eastAsia"/>
                 <w:color w:val="auto"/>
               </w:rPr>
-              <w:t>增加</w:t>
+              <w:t>新增固定集合</w:t>
             </w:r>
             <w:r>
               <w:rPr>
                 <w:rFonts w:hint="eastAsia"/>
                 <w:color w:val="auto"/>
               </w:rPr>
-              <w:t>capped cl</w:t>
+              <w:t>insert</w:t>
             </w:r>
             <w:r>
               <w:rPr>
                 <w:rFonts w:hint="eastAsia"/>
                 <w:color w:val="auto"/>
               </w:rPr>
-              <w:t>的记录插入位置。</w:t>
+              <w:t>操作的复制日志及接口</w:t>
             </w:r>
           </w:p>
         </w:tc>
         <w:tc>
           <w:tcPr>
-            <w:tcW w:w="2422" w:type="dxa"/>
+            <w:tcW w:w="2841" w:type="dxa"/>
           </w:tcPr>
           <w:p>
             <w:pPr>
@@ -1980,23 +2093,13 @@
               </w:rPr>
               <w:t>的写入位置完全一致</w:t>
             </w:r>
-            <w:r>
-              <w:rPr>
-                <w:rFonts w:hint="eastAsia"/>
-                <w:color w:val="auto"/>
-              </w:rPr>
-              <w:t>，并保证</w:t>
-            </w:r>
           </w:p>
         </w:tc>
       </w:tr>
       <w:tr>
-        <w:trPr>
-          <w:trHeight w:val="242"/>
-        </w:trPr>
         <w:tc>
           <w:tcPr>
-            <w:tcW w:w="2598" w:type="dxa"/>
+            <w:tcW w:w="2306" w:type="dxa"/>
           </w:tcPr>
           <w:p>
             <w:pPr>
@@ -2017,7 +2120,7 @@
         </w:tc>
         <w:tc>
           <w:tcPr>
-            <w:tcW w:w="2602" w:type="dxa"/>
+            <w:tcW w:w="2841" w:type="dxa"/>
           </w:tcPr>
           <w:p>
             <w:pPr>
@@ -2052,7 +2155,7 @@
         </w:tc>
         <w:tc>
           <w:tcPr>
-            <w:tcW w:w="2422" w:type="dxa"/>
+            <w:tcW w:w="2841" w:type="dxa"/>
           </w:tcPr>
           <w:p>
             <w:pPr>
@@ -2066,6 +2169,13 @@
         </w:tc>
       </w:tr>
     </w:tbl>
+    <w:p>
+      <w:pPr>
+        <w:rPr>
+          <w:rFonts w:hint="eastAsia"/>
+        </w:rPr>
+      </w:pPr>
+    </w:p>
     <w:p>
       <w:pPr>
         <w:pStyle w:val="ListParagraph"/>
@@ -2100,14 +2210,14 @@
         <w:tblLook w:val="04A0"/>
       </w:tblPr>
       <w:tblGrid>
-        <w:gridCol w:w="2554"/>
-        <w:gridCol w:w="2554"/>
-        <w:gridCol w:w="2514"/>
+        <w:gridCol w:w="1236"/>
+        <w:gridCol w:w="3336"/>
+        <w:gridCol w:w="2496"/>
       </w:tblGrid>
       <w:tr>
         <w:tc>
           <w:tcPr>
-            <w:tcW w:w="2554" w:type="dxa"/>
+            <w:tcW w:w="1236" w:type="dxa"/>
           </w:tcPr>
           <w:p>
             <w:pPr>
@@ -2129,7 +2239,7 @@
         </w:tc>
         <w:tc>
           <w:tcPr>
-            <w:tcW w:w="2554" w:type="dxa"/>
+            <w:tcW w:w="3336" w:type="dxa"/>
           </w:tcPr>
           <w:p>
             <w:pPr>
@@ -2151,7 +2261,7 @@
         </w:tc>
         <w:tc>
           <w:tcPr>
-            <w:tcW w:w="2514" w:type="dxa"/>
+            <w:tcW w:w="2496" w:type="dxa"/>
           </w:tcPr>
           <w:p>
             <w:pPr>
@@ -2175,7 +2285,7 @@
       <w:tr>
         <w:tc>
           <w:tcPr>
-            <w:tcW w:w="2554" w:type="dxa"/>
+            <w:tcW w:w="1236" w:type="dxa"/>
           </w:tcPr>
           <w:p>
             <w:pPr>
@@ -2185,6 +2295,7 @@
                 <w:color w:val="auto"/>
               </w:rPr>
             </w:pPr>
+            <w:commentRangeStart w:id="0"/>
             <w:r>
               <w:rPr>
                 <w:rFonts w:hint="eastAsia"/>
@@ -2198,12 +2309,19 @@
                 <w:color w:val="auto"/>
               </w:rPr>
               <w:t>op</w:t>
+            </w:r>
+            <w:commentRangeEnd w:id="0"/>
+            <w:r>
+              <w:rPr>
+                <w:rStyle w:val="CommentReference"/>
+              </w:rPr>
+              <w:commentReference w:id="0"/>
             </w:r>
           </w:p>
         </w:tc>
         <w:tc>
           <w:tcPr>
-            <w:tcW w:w="2554" w:type="dxa"/>
+            <w:tcW w:w="3336" w:type="dxa"/>
           </w:tcPr>
           <w:p>
             <w:pPr>
@@ -2231,7 +2349,7 @@
         </w:tc>
         <w:tc>
           <w:tcPr>
-            <w:tcW w:w="2514" w:type="dxa"/>
+            <w:tcW w:w="2496" w:type="dxa"/>
           </w:tcPr>
           <w:p>
             <w:pPr>
@@ -2247,181 +2365,6 @@
                 <w:color w:val="auto"/>
               </w:rPr>
               <w:t>使用命令字的方式实现</w:t>
-            </w:r>
-          </w:p>
-        </w:tc>
-      </w:tr>
-    </w:tbl>
-    <w:p>
-      <w:pPr>
-        <w:pStyle w:val="ListParagraph"/>
-        <w:numPr>
-          <w:ilvl w:val="0"/>
-          <w:numId w:val="25"/>
-        </w:numPr>
-      </w:pPr>
-      <w:r>
-        <w:rPr>
-          <w:rFonts w:hint="eastAsia"/>
-        </w:rPr>
-        <w:t>配置变更</w:t>
-      </w:r>
-    </w:p>
-    <w:tbl>
-      <w:tblPr>
-        <w:tblStyle w:val="TableGrid"/>
-        <w:tblW w:w="0" w:type="auto"/>
-        <w:tblInd w:w="480" w:type="dxa"/>
-        <w:tblLook w:val="04A0"/>
-      </w:tblPr>
-      <w:tblGrid>
-        <w:gridCol w:w="2554"/>
-        <w:gridCol w:w="2554"/>
-        <w:gridCol w:w="2514"/>
-      </w:tblGrid>
-      <w:tr>
-        <w:tc>
-          <w:tcPr>
-            <w:tcW w:w="2554" w:type="dxa"/>
-          </w:tcPr>
-          <w:p>
-            <w:pPr>
-              <w:pStyle w:val="ListParagraph"/>
-              <w:ind w:firstLine="0"/>
-              <w:jc w:val="center"/>
-              <w:rPr>
-                <w:color w:val="auto"/>
-              </w:rPr>
-            </w:pPr>
-            <w:r>
-              <w:rPr>
-                <w:rFonts w:hint="eastAsia"/>
-                <w:color w:val="auto"/>
-              </w:rPr>
-              <w:t>配置名</w:t>
-            </w:r>
-          </w:p>
-        </w:tc>
-        <w:tc>
-          <w:tcPr>
-            <w:tcW w:w="2554" w:type="dxa"/>
-          </w:tcPr>
-          <w:p>
-            <w:pPr>
-              <w:pStyle w:val="ListParagraph"/>
-              <w:ind w:firstLine="0"/>
-              <w:jc w:val="center"/>
-              <w:rPr>
-                <w:color w:val="auto"/>
-              </w:rPr>
-            </w:pPr>
-            <w:r>
-              <w:rPr>
-                <w:rFonts w:hint="eastAsia"/>
-                <w:color w:val="auto"/>
-              </w:rPr>
-              <w:t>功能</w:t>
-            </w:r>
-          </w:p>
-        </w:tc>
-        <w:tc>
-          <w:tcPr>
-            <w:tcW w:w="2514" w:type="dxa"/>
-          </w:tcPr>
-          <w:p>
-            <w:pPr>
-              <w:pStyle w:val="ListParagraph"/>
-              <w:ind w:firstLine="0"/>
-              <w:jc w:val="center"/>
-              <w:rPr>
-                <w:color w:val="auto"/>
-              </w:rPr>
-            </w:pPr>
-            <w:r>
-              <w:rPr>
-                <w:rFonts w:hint="eastAsia"/>
-                <w:color w:val="auto"/>
-              </w:rPr>
-              <w:t>说明</w:t>
-            </w:r>
-          </w:p>
-        </w:tc>
-      </w:tr>
-      <w:tr>
-        <w:tc>
-          <w:tcPr>
-            <w:tcW w:w="2554" w:type="dxa"/>
-          </w:tcPr>
-          <w:p>
-            <w:pPr>
-              <w:pStyle w:val="ListParagraph"/>
-              <w:ind w:firstLine="0"/>
-              <w:rPr>
-                <w:color w:val="auto"/>
-              </w:rPr>
-            </w:pPr>
-            <w:r>
-              <w:rPr>
-                <w:rFonts w:hint="eastAsia"/>
-                <w:color w:val="auto"/>
-              </w:rPr>
-              <w:t>textsearchenable</w:t>
-            </w:r>
-          </w:p>
-        </w:tc>
-        <w:tc>
-          <w:tcPr>
-            <w:tcW w:w="2554" w:type="dxa"/>
-          </w:tcPr>
-          <w:p>
-            <w:pPr>
-              <w:pStyle w:val="ListParagraph"/>
-              <w:ind w:firstLine="0"/>
-              <w:rPr>
-                <w:color w:val="auto"/>
-              </w:rPr>
-            </w:pPr>
-            <w:r>
-              <w:rPr>
-                <w:rFonts w:hint="eastAsia"/>
-                <w:color w:val="auto"/>
-              </w:rPr>
-              <w:t>是否开启全文检索功能。</w:t>
-            </w:r>
-          </w:p>
-        </w:tc>
-        <w:tc>
-          <w:tcPr>
-            <w:tcW w:w="2514" w:type="dxa"/>
-          </w:tcPr>
-          <w:p>
-            <w:pPr>
-              <w:pStyle w:val="ListParagraph"/>
-              <w:ind w:firstLine="0"/>
-              <w:rPr>
-                <w:color w:val="auto"/>
-              </w:rPr>
-            </w:pPr>
-            <w:r>
-              <w:rPr>
-                <w:rFonts w:hint="eastAsia"/>
-                <w:color w:val="auto"/>
-              </w:rPr>
-              <w:t>默认值</w:t>
-            </w:r>
-            <w:r>
-              <w:rPr>
-                <w:rFonts w:hint="eastAsia"/>
-                <w:color w:val="auto"/>
-              </w:rPr>
-              <w:t>为</w:t>
-            </w:r>
-            <w:r>
-              <w:rPr>
-                <w:rFonts w:hint="eastAsia"/>
-                <w:color w:val="auto"/>
-              </w:rPr>
-              <w:t>false</w:t>
             </w:r>
           </w:p>
         </w:tc>
@@ -2516,7 +2459,7 @@
                     </pic:cNvPicPr>
                   </pic:nvPicPr>
                   <pic:blipFill>
-                    <a:blip r:embed="rId7"/>
+                    <a:blip r:embed="rId8"/>
                     <a:srcRect/>
                     <a:stretch>
                       <a:fillRect/>
@@ -2557,19 +2500,28 @@
         <w:rPr>
           <w:rFonts w:hint="eastAsia"/>
         </w:rPr>
-        <w:t>Search Engine Connector</w:t>
+        <w:t xml:space="preserve">Search Engine </w:t>
+      </w:r>
+      <w:r>
+        <w:rPr>
+          <w:rFonts w:hint="eastAsia"/>
+        </w:rPr>
+        <w:t>Adapter</w:t>
       </w:r>
     </w:p>
     <w:p>
       <w:pPr>
         <w:pStyle w:val="ListParagraph"/>
         <w:ind w:left="840" w:firstLine="0"/>
-      </w:pPr>
-      <w:r>
-        <w:rPr>
-          <w:rFonts w:hint="eastAsia"/>
-        </w:rPr>
-        <w:t>搜索引擎连接器</w:t>
+        <w:rPr>
+          <w:rFonts w:hint="eastAsia"/>
+        </w:rPr>
+      </w:pPr>
+      <w:r>
+        <w:rPr>
+          <w:rFonts w:hint="eastAsia"/>
+        </w:rPr>
+        <w:t>搜索服务器适配器</w:t>
       </w:r>
       <w:r>
         <w:rPr>
@@ -2606,6 +2558,30 @@
           <w:rFonts w:hint="eastAsia"/>
         </w:rPr>
         <w:t>检索请求，发送到搜索引擎执行，并对结果进行处理和返回。</w:t>
+      </w:r>
+    </w:p>
+    <w:p>
+      <w:pPr>
+        <w:pStyle w:val="ListParagraph"/>
+        <w:ind w:left="840" w:firstLine="0"/>
+      </w:pPr>
+      <w:r>
+        <w:rPr>
+          <w:rFonts w:hint="eastAsia"/>
+        </w:rPr>
+        <w:t>该适配器做成无状态的，即不需要持久化状态等数据，而是利用</w:t>
+      </w:r>
+      <w:r>
+        <w:rPr>
+          <w:rFonts w:hint="eastAsia"/>
+        </w:rPr>
+        <w:t>ES</w:t>
+      </w:r>
+      <w:r>
+        <w:rPr>
+          <w:rFonts w:hint="eastAsia"/>
+        </w:rPr>
+        <w:t>等进行存储。</w:t>
       </w:r>
     </w:p>
     <w:p>
@@ -2958,12 +2934,23 @@
           <w:numId w:val="2"/>
         </w:numPr>
       </w:pPr>
-      <w:r>
-        <w:rPr>
-          <w:rFonts w:hint="eastAsia"/>
-        </w:rPr>
+      <w:commentRangeStart w:id="1"/>
+      <w:r>
+        <w:rPr>
+          <w:rFonts w:hint="eastAsia"/>
+        </w:rPr>
+        <w:lastRenderedPageBreak/>
         <w:t>运行架构</w:t>
       </w:r>
+      <w:commentRangeEnd w:id="1"/>
+      <w:r>
+        <w:rPr>
+          <w:rStyle w:val="CommentReference"/>
+          <w:rFonts w:asciiTheme="minorHAnsi" w:eastAsiaTheme="minorEastAsia" w:hAnsiTheme="minorHAnsi"/>
+          <w:b w:val="0"/>
+        </w:rPr>
+        <w:commentReference w:id="1"/>
+      </w:r>
     </w:p>
     <w:p>
       <w:r>
@@ -2976,14 +2963,7 @@
         <w:rPr>
           <w:rFonts w:hint="eastAsia"/>
         </w:rPr>
-        <w:t>连接器与数据节点一一对应，它分别与数据节点及搜索引擎连接，作为它们之间交互</w:t>
-      </w:r>
-      <w:r>
-        <w:rPr>
-          <w:rFonts w:hint="eastAsia"/>
-        </w:rPr>
-        <w:lastRenderedPageBreak/>
-        <w:t>的桥梁。</w:t>
+        <w:t>连接器与数据节点一一对应，它分别与数据节点及搜索引擎连接，作为它们之间交互的桥梁。</w:t>
       </w:r>
     </w:p>
     <w:p>
@@ -3030,7 +3010,7 @@
                     </pic:cNvPicPr>
                   </pic:nvPicPr>
                   <pic:blipFill>
-                    <a:blip r:embed="rId8"/>
+                    <a:blip r:embed="rId9"/>
                     <a:srcRect/>
                     <a:stretch>
                       <a:fillRect/>
@@ -3063,6 +3043,7 @@
       <w:pPr>
         <w:ind w:firstLine="420"/>
       </w:pPr>
+      <w:commentRangeStart w:id="2"/>
       <w:r>
         <w:rPr>
           <w:rFonts w:hint="eastAsia"/>
@@ -3074,6 +3055,13 @@
           <w:rFonts w:hint="eastAsia"/>
         </w:rPr>
         <w:t>索引及检索以独立任务线程的形式运行，与引擎侧的会话一一对应。</w:t>
+      </w:r>
+      <w:commentRangeEnd w:id="2"/>
+      <w:r>
+        <w:rPr>
+          <w:rStyle w:val="CommentReference"/>
+        </w:rPr>
+        <w:commentReference w:id="2"/>
       </w:r>
     </w:p>
     <w:p>
@@ -3458,6 +3446,7 @@
         <w:rPr>
           <w:rFonts w:hint="eastAsia"/>
         </w:rPr>
+        <w:lastRenderedPageBreak/>
         <w:t>方案一</w:t>
       </w:r>
       <w:r>
@@ -3529,6 +3518,7 @@
         <w:t>）。</w:t>
       </w:r>
     </w:p>
+    <w:commentRangeStart w:id="3"/>
     <w:p>
       <w:pPr>
         <w:jc w:val="right"/>
@@ -3554,11 +3544,18 @@
             <v:path o:extrusionok="f" gradientshapeok="t" o:connecttype="rect"/>
             <o:lock v:ext="edit" aspectratio="t"/>
           </v:shapetype>
-          <v:shape id="_x0000_i1025" type="#_x0000_t75" style="width:381.75pt;height:362.5pt" o:ole="">
-            <v:imagedata r:id="rId9" o:title=""/>
+          <v:shape id="_x0000_i1025" type="#_x0000_t75" style="width:381.3pt;height:362.3pt" o:ole="">
+            <v:imagedata r:id="rId10" o:title=""/>
           </v:shape>
-          <o:OLEObject Type="Embed" ProgID="Visio.Drawing.11" ShapeID="_x0000_i1025" DrawAspect="Content" ObjectID="_1552131755" r:id="rId10"/>
+          <o:OLEObject Type="Embed" ProgID="Visio.Drawing.11" ShapeID="_x0000_i1025" DrawAspect="Content" ObjectID="_1553077836" r:id="rId11"/>
         </w:object>
+      </w:r>
+      <w:commentRangeEnd w:id="3"/>
+      <w:r>
+        <w:rPr>
+          <w:rStyle w:val="CommentReference"/>
+        </w:rPr>
+        <w:commentReference w:id="3"/>
       </w:r>
     </w:p>
     <w:p>
@@ -3733,7 +3730,7 @@
                     <pic:cNvPicPr/>
                   </pic:nvPicPr>
                   <pic:blipFill>
-                    <a:blip r:embed="rId11"/>
+                    <a:blip r:embed="rId12"/>
                     <a:stretch>
                       <a:fillRect/>
                     </a:stretch>
@@ -4001,6 +3998,7 @@
         </w:numPr>
         <w:jc w:val="left"/>
       </w:pPr>
+      <w:commentRangeStart w:id="4"/>
       <w:r>
         <w:rPr>
           <w:rFonts w:hint="eastAsia"/>
@@ -4065,8 +4063,15 @@
           <w:numId w:val="20"/>
         </w:numPr>
       </w:pPr>
-      <w:bookmarkStart w:id="0" w:name="_GoBack"/>
-      <w:bookmarkEnd w:id="0"/>
+      <w:bookmarkStart w:id="5" w:name="_GoBack"/>
+      <w:bookmarkEnd w:id="5"/>
+      <w:commentRangeEnd w:id="4"/>
+      <w:r>
+        <w:rPr>
+          <w:rStyle w:val="CommentReference"/>
+        </w:rPr>
+        <w:commentReference w:id="4"/>
+      </w:r>
       <w:r>
         <w:rPr>
           <w:rFonts w:hint="eastAsia"/>
@@ -4263,8 +4268,18 @@
           <w:numId w:val="2"/>
         </w:numPr>
       </w:pPr>
+      <w:commentRangeStart w:id="6"/>
       <w:r>
         <w:t>关键流程</w:t>
+      </w:r>
+      <w:commentRangeEnd w:id="6"/>
+      <w:r>
+        <w:rPr>
+          <w:rStyle w:val="CommentReference"/>
+          <w:rFonts w:asciiTheme="minorHAnsi" w:eastAsiaTheme="minorEastAsia" w:hAnsiTheme="minorHAnsi"/>
+          <w:b w:val="0"/>
+        </w:rPr>
+        <w:commentReference w:id="6"/>
       </w:r>
     </w:p>
     <w:p>
@@ -4509,6 +4524,7 @@
         <w:ind w:left="420" w:firstLine="420"/>
         <w:jc w:val="left"/>
       </w:pPr>
+      <w:commentRangeStart w:id="7"/>
       <w:r>
         <w:rPr>
           <w:noProof/>
@@ -4532,7 +4548,7 @@
                     </pic:cNvPicPr>
                   </pic:nvPicPr>
                   <pic:blipFill>
-                    <a:blip r:embed="rId12"/>
+                    <a:blip r:embed="rId13"/>
                     <a:srcRect/>
                     <a:stretch>
                       <a:fillRect/>
@@ -4560,6 +4576,13 @@
           </wp:inline>
         </w:drawing>
       </w:r>
+      <w:commentRangeEnd w:id="7"/>
+      <w:r>
+        <w:rPr>
+          <w:rStyle w:val="CommentReference"/>
+        </w:rPr>
+        <w:commentReference w:id="7"/>
+      </w:r>
     </w:p>
     <w:p>
       <w:pPr>
@@ -4802,7 +4825,7 @@
                     </pic:cNvPicPr>
                   </pic:nvPicPr>
                   <pic:blipFill>
-                    <a:blip r:embed="rId13"/>
+                    <a:blip r:embed="rId14"/>
                     <a:srcRect/>
                     <a:stretch>
                       <a:fillRect/>
@@ -4906,7 +4929,7 @@
                     </pic:cNvPicPr>
                   </pic:nvPicPr>
                   <pic:blipFill>
-                    <a:blip r:embed="rId14"/>
+                    <a:blip r:embed="rId15"/>
                     <a:srcRect/>
                     <a:stretch>
                       <a:fillRect/>
@@ -5085,7 +5108,7 @@
                     </pic:cNvPicPr>
                   </pic:nvPicPr>
                   <pic:blipFill>
-                    <a:blip r:embed="rId15"/>
+                    <a:blip r:embed="rId16"/>
                     <a:srcRect/>
                     <a:stretch>
                       <a:fillRect/>
@@ -5217,7 +5240,7 @@
                     </pic:cNvPicPr>
                   </pic:nvPicPr>
                   <pic:blipFill>
-                    <a:blip r:embed="rId16"/>
+                    <a:blip r:embed="rId17"/>
                     <a:srcRect/>
                     <a:stretch>
                       <a:fillRect/>
@@ -5253,9 +5276,38 @@
           <w:ilvl w:val="0"/>
           <w:numId w:val="2"/>
         </w:numPr>
+        <w:rPr>
+          <w:rFonts w:hint="eastAsia"/>
+        </w:rPr>
       </w:pPr>
       <w:r>
         <w:t>遗留问题</w:t>
+      </w:r>
+    </w:p>
+    <w:p>
+      <w:r>
+        <w:rPr>
+          <w:rFonts w:hint="eastAsia"/>
+        </w:rPr>
+        <w:t>固定集合中数据发生绕接时的行为定义及</w:t>
+      </w:r>
+      <w:r>
+        <w:rPr>
+          <w:rFonts w:hint="eastAsia"/>
+        </w:rPr>
+        <w:t>索引的</w:t>
+      </w:r>
+      <w:r>
+        <w:rPr>
+          <w:rFonts w:hint="eastAsia"/>
+        </w:rPr>
+        <w:t>rebuild</w:t>
+      </w:r>
+      <w:r>
+        <w:rPr>
+          <w:rFonts w:hint="eastAsia"/>
+        </w:rPr>
+        <w:t>操作。</w:t>
       </w:r>
     </w:p>
     <w:p>
@@ -5720,6 +5772,7 @@
         <w:rPr>
           <w:rFonts w:hint="eastAsia"/>
         </w:rPr>
+        <w:lastRenderedPageBreak/>
         <w:t>在创建时，对类型的判断，已经有对字符串的支持，在</w:t>
       </w:r>
       <w:r>
@@ -5754,7 +5807,6 @@
         <w:rPr>
           <w:rFonts w:hint="eastAsia"/>
         </w:rPr>
-        <w:lastRenderedPageBreak/>
         <w:t>需要知道索引在哪个文件中，如何进行命名？</w:t>
       </w:r>
     </w:p>
@@ -6325,7 +6377,6 @@
         <w:rPr>
           <w:rFonts w:hint="eastAsia"/>
         </w:rPr>
-        <w:lastRenderedPageBreak/>
         <w:t>连接器</w:t>
       </w:r>
     </w:p>
@@ -7203,7 +7254,67 @@
         <w:t>。</w:t>
       </w:r>
     </w:p>
-    <w:p/>
+    <w:p>
+      <w:pPr>
+        <w:rPr>
+          <w:rFonts w:hint="eastAsia"/>
+        </w:rPr>
+      </w:pPr>
+    </w:p>
+    <w:p>
+      <w:pPr>
+        <w:rPr>
+          <w:rFonts w:hint="eastAsia"/>
+        </w:rPr>
+      </w:pPr>
+    </w:p>
+    <w:p>
+      <w:pPr>
+        <w:rPr>
+          <w:rFonts w:hint="eastAsia"/>
+        </w:rPr>
+      </w:pPr>
+    </w:p>
+    <w:p>
+      <w:pPr>
+        <w:rPr>
+          <w:rFonts w:hint="eastAsia"/>
+        </w:rPr>
+      </w:pPr>
+      <w:r>
+        <w:rPr>
+          <w:rFonts w:hint="eastAsia"/>
+        </w:rPr>
+        <w:t>3.29</w:t>
+      </w:r>
+    </w:p>
+    <w:p>
+      <w:pPr>
+        <w:rPr>
+          <w:rFonts w:hint="eastAsia"/>
+        </w:rPr>
+      </w:pPr>
+      <w:r>
+        <w:rPr>
+          <w:rFonts w:hint="eastAsia"/>
+        </w:rPr>
+        <w:t>通信这一块，在数据节点上，当前开户了若干个监听，</w:t>
+      </w:r>
+      <w:r>
+        <w:rPr>
+          <w:rFonts w:hint="eastAsia"/>
+        </w:rPr>
+        <w:t>使用已有的监听的话，就需要使用类似客户端的连接方式。</w:t>
+      </w:r>
+    </w:p>
+    <w:p>
+      <w:r>
+        <w:rPr>
+          <w:rFonts w:hint="eastAsia"/>
+        </w:rPr>
+        <w:t>其它的监听是专用的，如复制。</w:t>
+      </w:r>
+    </w:p>
     <w:sectPr>
       <w:pgSz w:w="11906" w:h="16838"/>
       <w:pgMar w:top="1440" w:right="1800" w:bottom="1440" w:left="1800" w:header="0" w:footer="0" w:gutter="0"/>
@@ -7213,6 +7324,586 @@
     </w:sectPr>
   </w:body>
 </w:document>
+</file>
+
+<file path=word/comments.xml><?xml version="1.0" encoding="utf-8"?>
+<w:comments xmlns:ve="http://schemas.openxmlformats.org/markup-compatibility/2006" xmlns:o="urn:schemas-microsoft-com:office:office" xmlns:r="http://schemas.openxmlformats.org/officeDocument/2006/relationships" xmlns:m="http://schemas.openxmlformats.org/officeDocument/2006/math" xmlns:v="urn:schemas-microsoft-com:vml" xmlns:wp="http://schemas.openxmlformats.org/drawingml/2006/wordprocessingDrawing" xmlns:w10="urn:schemas-microsoft-com:office:word" xmlns:w="http://schemas.openxmlformats.org/wordprocessingml/2006/main" xmlns:wne="http://schemas.microsoft.com/office/word/2006/wordml">
+  <w:comment w:id="0" w:author="yangshangde" w:date="2017-03-27T15:47:00Z" w:initials="y">
+    <w:p>
+      <w:pPr>
+        <w:pStyle w:val="CommentText"/>
+      </w:pPr>
+      <w:r>
+        <w:rPr>
+          <w:rStyle w:val="CommentReference"/>
+        </w:rPr>
+        <w:annotationRef/>
+      </w:r>
+      <w:r>
+        <w:rPr>
+          <w:rFonts w:hint="eastAsia"/>
+        </w:rPr>
+        <w:t>详细的日志结构需要补充，将取值等信息补充完整。</w:t>
+      </w:r>
+    </w:p>
+  </w:comment>
+  <w:comment w:id="1" w:author="yangshangde" w:date="2017-03-27T16:00:00Z" w:initials="y">
+    <w:p>
+      <w:pPr>
+        <w:pStyle w:val="CommentText"/>
+        <w:rPr>
+          <w:rFonts w:hint="eastAsia"/>
+        </w:rPr>
+      </w:pPr>
+      <w:r>
+        <w:rPr>
+          <w:rStyle w:val="CommentReference"/>
+        </w:rPr>
+        <w:annotationRef/>
+      </w:r>
+      <w:r>
+        <w:rPr>
+          <w:rFonts w:hint="eastAsia"/>
+        </w:rPr>
+        <w:t>connector</w:t>
+      </w:r>
+      <w:r>
+        <w:rPr>
+          <w:rFonts w:hint="eastAsia"/>
+        </w:rPr>
+        <w:t>增加简单命令执行能力，能够通过命令触发同步（如索引信息的同步）</w:t>
+      </w:r>
+    </w:p>
+    <w:p>
+      <w:pPr>
+        <w:pStyle w:val="CommentText"/>
+        <w:rPr>
+          <w:rFonts w:hint="eastAsia"/>
+        </w:rPr>
+      </w:pPr>
+    </w:p>
+    <w:p>
+      <w:pPr>
+        <w:pStyle w:val="CommentText"/>
+      </w:pPr>
+      <w:r>
+        <w:rPr>
+          <w:rFonts w:hint="eastAsia"/>
+        </w:rPr>
+        <w:t>确认</w:t>
+      </w:r>
+      <w:r>
+        <w:rPr>
+          <w:rFonts w:hint="eastAsia"/>
+        </w:rPr>
+        <w:t>ES</w:t>
+      </w:r>
+      <w:r>
+        <w:rPr>
+          <w:rFonts w:hint="eastAsia"/>
+        </w:rPr>
+        <w:t>上能否保存状态，</w:t>
+      </w:r>
+      <w:r>
+        <w:rPr>
+          <w:rFonts w:hint="eastAsia"/>
+        </w:rPr>
+        <w:t>以支持在</w:t>
+      </w:r>
+      <w:r>
+        <w:rPr>
+          <w:rFonts w:hint="eastAsia"/>
+        </w:rPr>
+        <w:t>ES</w:t>
+      </w:r>
+      <w:r>
+        <w:rPr>
+          <w:rFonts w:hint="eastAsia"/>
+        </w:rPr>
+        <w:t>异常退出数据丢失的场景下可继续同步，进行增量或者全量同步。</w:t>
+      </w:r>
+    </w:p>
+  </w:comment>
+  <w:comment w:id="2" w:author="yangshangde" w:date="2017-03-27T16:05:00Z" w:initials="y">
+    <w:p>
+      <w:pPr>
+        <w:pStyle w:val="CommentText"/>
+        <w:rPr>
+          <w:rFonts w:hint="eastAsia"/>
+        </w:rPr>
+      </w:pPr>
+      <w:r>
+        <w:rPr>
+          <w:rStyle w:val="CommentReference"/>
+        </w:rPr>
+        <w:annotationRef/>
+      </w:r>
+      <w:r>
+        <w:rPr>
+          <w:rFonts w:hint="eastAsia"/>
+        </w:rPr>
+        <w:t>可以给连接器分配一个</w:t>
+      </w:r>
+      <w:r>
+        <w:rPr>
+          <w:rFonts w:hint="eastAsia"/>
+        </w:rPr>
+        <w:t>node id</w:t>
+      </w:r>
+      <w:r>
+        <w:rPr>
+          <w:rFonts w:hint="eastAsia"/>
+        </w:rPr>
+        <w:t>，在引擎侧保存通信连接地址即可。</w:t>
+      </w:r>
+      <w:r>
+        <w:rPr>
+          <w:rFonts w:hint="eastAsia"/>
+        </w:rPr>
+        <w:t xml:space="preserve">   </w:t>
+      </w:r>
+      <w:r>
+        <w:rPr>
+          <w:rFonts w:hint="eastAsia"/>
+        </w:rPr>
+        <w:t>保存</w:t>
+      </w:r>
+      <w:r>
+        <w:rPr>
+          <w:rFonts w:hint="eastAsia"/>
+        </w:rPr>
+        <w:t xml:space="preserve">  net id</w:t>
+      </w:r>
+    </w:p>
+    <w:p>
+      <w:pPr>
+        <w:pStyle w:val="CommentText"/>
+      </w:pPr>
+      <w:r>
+        <w:rPr>
+          <w:rFonts w:hint="eastAsia"/>
+        </w:rPr>
+        <w:t>抽象一个连接器的</w:t>
+      </w:r>
+      <w:r>
+        <w:rPr>
+          <w:rFonts w:hint="eastAsia"/>
+        </w:rPr>
+        <w:t xml:space="preserve">Net </w:t>
+      </w:r>
+      <w:r>
+        <w:rPr>
+          <w:rFonts w:hint="eastAsia"/>
+        </w:rPr>
+        <w:t>模块。</w:t>
+      </w:r>
+    </w:p>
+  </w:comment>
+  <w:comment w:id="3" w:author="yangshangde" w:date="2017-04-05T16:29:00Z" w:initials="y">
+    <w:p>
+      <w:pPr>
+        <w:pStyle w:val="CommentText"/>
+      </w:pPr>
+      <w:r>
+        <w:rPr>
+          <w:rStyle w:val="CommentReference"/>
+        </w:rPr>
+        <w:annotationRef/>
+      </w:r>
+      <w:r>
+        <w:rPr>
+          <w:rFonts w:hint="eastAsia"/>
+        </w:rPr>
+        <w:t>dms</w:t>
+      </w:r>
+      <w:r>
+        <w:rPr>
+          <w:rFonts w:hint="eastAsia"/>
+        </w:rPr>
+        <w:t>层不要相互感知，在</w:t>
+      </w:r>
+      <w:r>
+        <w:rPr>
+          <w:rFonts w:hint="eastAsia"/>
+        </w:rPr>
+        <w:t>rtn</w:t>
+      </w:r>
+      <w:r>
+        <w:rPr>
+          <w:rFonts w:hint="eastAsia"/>
+        </w:rPr>
+        <w:t>层进行关联，</w:t>
+      </w:r>
+      <w:r>
+        <w:rPr>
+          <w:rFonts w:hint="eastAsia"/>
+        </w:rPr>
+        <w:t>通过接口进行关联，创建全文</w:t>
+      </w:r>
+      <w:r>
+        <w:rPr>
+          <w:rFonts w:hint="eastAsia"/>
+        </w:rPr>
+        <w:t>索引</w:t>
+      </w:r>
+      <w:r>
+        <w:rPr>
+          <w:rFonts w:hint="eastAsia"/>
+        </w:rPr>
+        <w:t>时，创建独立的</w:t>
+      </w:r>
+      <w:r>
+        <w:rPr>
+          <w:rFonts w:hint="eastAsia"/>
+        </w:rPr>
+        <w:t>CS</w:t>
+      </w:r>
+      <w:r>
+        <w:rPr>
+          <w:rFonts w:hint="eastAsia"/>
+        </w:rPr>
+        <w:t>和</w:t>
+      </w:r>
+      <w:r>
+        <w:rPr>
+          <w:rFonts w:hint="eastAsia"/>
+        </w:rPr>
+        <w:t>CL</w:t>
+      </w:r>
+      <w:r>
+        <w:rPr>
+          <w:rFonts w:hint="eastAsia"/>
+        </w:rPr>
+        <w:t>。</w:t>
+      </w:r>
+    </w:p>
+  </w:comment>
+  <w:comment w:id="4" w:author="yangshangde" w:date="2017-03-27T16:21:00Z" w:initials="y">
+    <w:p>
+      <w:pPr>
+        <w:pStyle w:val="CommentText"/>
+      </w:pPr>
+      <w:r>
+        <w:rPr>
+          <w:rStyle w:val="CommentReference"/>
+        </w:rPr>
+        <w:annotationRef/>
+      </w:r>
+      <w:r>
+        <w:rPr>
+          <w:rFonts w:hint="eastAsia"/>
+        </w:rPr>
+        <w:t>使用</w:t>
+      </w:r>
+      <w:r>
+        <w:rPr>
+          <w:rFonts w:hint="eastAsia"/>
+        </w:rPr>
+        <w:t>SYS</w:t>
+      </w:r>
+      <w:r>
+        <w:rPr>
+          <w:rFonts w:hint="eastAsia"/>
+        </w:rPr>
+        <w:t>开关</w:t>
+      </w:r>
+      <w:r>
+        <w:rPr>
+          <w:rFonts w:hint="eastAsia"/>
+        </w:rPr>
+        <w:t>：</w:t>
+      </w:r>
+      <w:r>
+        <w:rPr>
+          <w:rFonts w:hint="eastAsia"/>
+        </w:rPr>
+        <w:t>SYS+CSname+clName+indexname</w:t>
+      </w:r>
+      <w:r>
+        <w:rPr>
+          <w:rFonts w:hint="eastAsia"/>
+        </w:rPr>
+        <w:t>，可使用逻辑</w:t>
+      </w:r>
+      <w:r>
+        <w:rPr>
+          <w:rFonts w:hint="eastAsia"/>
+        </w:rPr>
+        <w:t>ID</w:t>
+      </w:r>
+      <w:r>
+        <w:rPr>
+          <w:rFonts w:hint="eastAsia"/>
+        </w:rPr>
+        <w:t>。</w:t>
+      </w:r>
+    </w:p>
+  </w:comment>
+  <w:comment w:id="6" w:author="yangshangde" w:date="2017-03-27T17:14:00Z" w:initials="y">
+    <w:p>
+      <w:pPr>
+        <w:pStyle w:val="CommentText"/>
+        <w:rPr>
+          <w:rFonts w:hint="eastAsia"/>
+        </w:rPr>
+      </w:pPr>
+      <w:r>
+        <w:rPr>
+          <w:rStyle w:val="CommentReference"/>
+        </w:rPr>
+        <w:annotationRef/>
+      </w:r>
+      <w:r>
+        <w:rPr>
+          <w:rFonts w:hint="eastAsia"/>
+        </w:rPr>
+        <w:t>切换的流程</w:t>
+      </w:r>
+    </w:p>
+    <w:p>
+      <w:pPr>
+        <w:pStyle w:val="CommentText"/>
+      </w:pPr>
+      <w:r>
+        <w:rPr>
+          <w:rFonts w:hint="eastAsia"/>
+        </w:rPr>
+        <w:t>固定集合不写日志，在原集合中也不写偏移，在从节点处发现有全文索引，则禁止使用并发同步。</w:t>
+      </w:r>
+    </w:p>
+  </w:comment>
+  <w:comment w:id="7" w:author="yangshangde" w:date="2017-03-27T16:54:00Z" w:initials="y">
+    <w:p>
+      <w:pPr>
+        <w:pStyle w:val="CommentText"/>
+        <w:rPr>
+          <w:rFonts w:hint="eastAsia"/>
+        </w:rPr>
+      </w:pPr>
+      <w:r>
+        <w:rPr>
+          <w:rStyle w:val="CommentReference"/>
+        </w:rPr>
+        <w:annotationRef/>
+      </w:r>
+      <w:r>
+        <w:rPr>
+          <w:rFonts w:hint="eastAsia"/>
+        </w:rPr>
+        <w:t>原始的索引创建流程不变，在</w:t>
+      </w:r>
+      <w:r>
+        <w:rPr>
+          <w:rFonts w:hint="eastAsia"/>
+        </w:rPr>
+        <w:t>rtn</w:t>
+      </w:r>
+      <w:r>
+        <w:rPr>
+          <w:rFonts w:hint="eastAsia"/>
+        </w:rPr>
+        <w:t>层收到返回之后，再判断索引类型，再创建对应的固定集合和固定集合空间</w:t>
+      </w:r>
+      <w:r>
+        <w:rPr>
+          <w:rFonts w:hint="eastAsia"/>
+        </w:rPr>
+        <w:t>（不写日志）</w:t>
+      </w:r>
+      <w:r>
+        <w:rPr>
+          <w:rFonts w:hint="eastAsia"/>
+        </w:rPr>
+        <w:t>，再将接口注册到</w:t>
+      </w:r>
+      <w:r>
+        <w:rPr>
+          <w:rFonts w:hint="eastAsia"/>
+        </w:rPr>
+        <w:t xml:space="preserve"> storage index</w:t>
+      </w:r>
+      <w:r>
+        <w:rPr>
+          <w:rFonts w:hint="eastAsia"/>
+        </w:rPr>
+        <w:t>中。</w:t>
+      </w:r>
+    </w:p>
+    <w:p>
+      <w:pPr>
+        <w:pStyle w:val="CommentText"/>
+        <w:rPr>
+          <w:rFonts w:hint="eastAsia"/>
+        </w:rPr>
+      </w:pPr>
+    </w:p>
+    <w:p>
+      <w:pPr>
+        <w:pStyle w:val="CommentText"/>
+        <w:rPr>
+          <w:rFonts w:hint="eastAsia"/>
+        </w:rPr>
+      </w:pPr>
+    </w:p>
+    <w:p>
+      <w:pPr>
+        <w:pStyle w:val="CommentText"/>
+        <w:rPr>
+          <w:rFonts w:hint="eastAsia"/>
+        </w:rPr>
+      </w:pPr>
+    </w:p>
+    <w:p>
+      <w:pPr>
+        <w:pStyle w:val="CommentText"/>
+        <w:rPr>
+          <w:rFonts w:hint="eastAsia"/>
+        </w:rPr>
+      </w:pPr>
+      <w:r>
+        <w:rPr>
+          <w:rFonts w:hint="eastAsia"/>
+        </w:rPr>
+        <w:t>rebuild</w:t>
+      </w:r>
+      <w:r>
+        <w:rPr>
+          <w:rFonts w:hint="eastAsia"/>
+        </w:rPr>
+        <w:t>过程不做数据转移，而是触发一个全量的索引过程，使</w:t>
+      </w:r>
+      <w:r>
+        <w:rPr>
+          <w:rFonts w:hint="eastAsia"/>
+        </w:rPr>
+        <w:t>connector</w:t>
+      </w:r>
+      <w:r>
+        <w:rPr>
+          <w:rFonts w:hint="eastAsia"/>
+        </w:rPr>
+        <w:t>从原始集合中读取数据。</w:t>
+      </w:r>
+    </w:p>
+    <w:p>
+      <w:pPr>
+        <w:pStyle w:val="CommentText"/>
+        <w:rPr>
+          <w:rFonts w:hint="eastAsia"/>
+        </w:rPr>
+      </w:pPr>
+      <w:r>
+        <w:rPr>
+          <w:rFonts w:hint="eastAsia"/>
+        </w:rPr>
+        <w:t>需要实现类似</w:t>
+      </w:r>
+      <w:r>
+        <w:rPr>
+          <w:rFonts w:hint="eastAsia"/>
+        </w:rPr>
+        <w:t xml:space="preserve"> </w:t>
+      </w:r>
+      <w:r>
+        <w:rPr>
+          <w:rFonts w:hint="eastAsia"/>
+        </w:rPr>
+        <w:t>日志的</w:t>
+      </w:r>
+      <w:r>
+        <w:rPr>
+          <w:rFonts w:hint="eastAsia"/>
+        </w:rPr>
+        <w:t xml:space="preserve"> expect</w:t>
+      </w:r>
+      <w:r>
+        <w:rPr>
+          <w:rFonts w:hint="eastAsia"/>
+        </w:rPr>
+        <w:t>模式，</w:t>
+      </w:r>
+    </w:p>
+    <w:p>
+      <w:pPr>
+        <w:pStyle w:val="CommentText"/>
+        <w:rPr>
+          <w:rFonts w:hint="eastAsia"/>
+        </w:rPr>
+      </w:pPr>
+      <w:r>
+        <w:rPr>
+          <w:rFonts w:hint="eastAsia"/>
+        </w:rPr>
+        <w:t>rebuild</w:t>
+      </w:r>
+      <w:r>
+        <w:rPr>
+          <w:rFonts w:hint="eastAsia"/>
+        </w:rPr>
+        <w:t>的时候向</w:t>
+      </w:r>
+      <w:r>
+        <w:rPr>
+          <w:rFonts w:hint="eastAsia"/>
+        </w:rPr>
+        <w:t>capped cl</w:t>
+      </w:r>
+      <w:r>
+        <w:rPr>
+          <w:rFonts w:hint="eastAsia"/>
+        </w:rPr>
+        <w:t>中插入一条记录，取当前记录总大小作为</w:t>
+      </w:r>
+      <w:r>
+        <w:rPr>
+          <w:rFonts w:hint="eastAsia"/>
+        </w:rPr>
+        <w:t>Logical id</w:t>
+      </w:r>
+      <w:r>
+        <w:rPr>
+          <w:rFonts w:hint="eastAsia"/>
+        </w:rPr>
+        <w:t>，插入到对应位置，</w:t>
+      </w:r>
+      <w:r>
+        <w:rPr>
+          <w:rFonts w:hint="eastAsia"/>
+        </w:rPr>
+        <w:t>connector</w:t>
+      </w:r>
+      <w:r>
+        <w:rPr>
+          <w:rFonts w:hint="eastAsia"/>
+        </w:rPr>
+        <w:t>开始来取的时候发现不是期望的</w:t>
+      </w:r>
+      <w:r>
+        <w:rPr>
+          <w:rFonts w:hint="eastAsia"/>
+        </w:rPr>
+        <w:t>0</w:t>
+      </w:r>
+      <w:r>
+        <w:rPr>
+          <w:rFonts w:hint="eastAsia"/>
+        </w:rPr>
+        <w:t>，即开始进行全量的索引。</w:t>
+      </w:r>
+    </w:p>
+    <w:p>
+      <w:pPr>
+        <w:pStyle w:val="CommentText"/>
+      </w:pPr>
+      <w:r>
+        <w:rPr>
+          <w:rFonts w:hint="eastAsia"/>
+        </w:rPr>
+        <w:t>集合上的插入等操作可同步进行，新产生的数据插入到固定集合中。</w:t>
+      </w:r>
+    </w:p>
+  </w:comment>
+</w:comments>
 </file>
 
 <file path=word/numbering.xml><?xml version="1.0" encoding="utf-8"?>
@@ -9624,6 +10315,7 @@
   <w:style w:type="paragraph" w:styleId="CommentText">
     <w:name w:val="annotation text"/>
     <w:basedOn w:val="Normal"/>
+    <w:link w:val="CommentTextChar"/>
     <w:uiPriority w:val="99"/>
     <w:qFormat/>
     <w:rsid w:val="00B15087"/>
@@ -9791,6 +10483,34 @@
     <w:pPr>
       <w:ind w:firstLine="420"/>
     </w:pPr>
+  </w:style>
+  <w:style w:type="paragraph" w:styleId="CommentSubject">
+    <w:name w:val="annotation subject"/>
+    <w:basedOn w:val="CommentText"/>
+    <w:next w:val="CommentText"/>
+    <w:rsid w:val="00F62D8D"/>
+    <w:rPr>
+      <w:b/>
+      <w:bCs/>
+    </w:rPr>
+  </w:style>
+  <w:style w:type="character" w:customStyle="1" w:styleId="CommentTextChar">
+    <w:name w:val="Comment Text Char"/>
+    <w:basedOn w:val="DefaultParagraphFont"/>
+    <w:link w:val="CommentText"/>
+    <w:uiPriority w:val="99"/>
+    <w:rsid w:val="00F62D8D"/>
+    <w:rPr>
+      <w:color w:val="00000A"/>
+      <w:sz w:val="21"/>
+      <w:szCs w:val="24"/>
+    </w:rPr>
+  </w:style>
+  <w:style w:type="character" w:customStyle="1" w:styleId="CommentSubjectChar">
+    <w:name w:val="Comment Subject Char"/>
+    <w:basedOn w:val="CommentTextChar"/>
+    <w:link w:val="CommentSubject"/>
+    <w:rsid w:val="00F62D8D"/>
   </w:style>
 </w:styles>
 </file>
@@ -10052,10 +10772,6 @@
 </file>
 
 <file path=customXml/item1.xml><?xml version="1.0" encoding="utf-8"?>
-<b:Sources xmlns:b="http://schemas.openxmlformats.org/officeDocument/2006/bibliography" xmlns="http://schemas.openxmlformats.org/officeDocument/2006/bibliography" SelectedStyle="\APA.XSL" StyleName="APA"/>
-</file>
-
-<file path=customXml/item2.xml><?xml version="1.0" encoding="utf-8"?>
 <s:customData xmlns="http://www.wps.cn/officeDocument/2013/wpsCustomData" xmlns:s="http://www.wps.cn/officeDocument/2013/wpsCustomData">
   <customSectProps>
     <customSectPr/>
@@ -10063,18 +10779,22 @@
 </s:customData>
 </file>
 
+<file path=customXml/item2.xml><?xml version="1.0" encoding="utf-8"?>
+<b:Sources xmlns:b="http://schemas.openxmlformats.org/officeDocument/2006/bibliography" xmlns="http://schemas.openxmlformats.org/officeDocument/2006/bibliography" SelectedStyle="\APA.XSL" StyleName="APA"/>
+</file>
+
 <file path=customXml/itemProps1.xml><?xml version="1.0" encoding="utf-8"?>
-<ds:datastoreItem xmlns:ds="http://schemas.openxmlformats.org/officeDocument/2006/customXml" ds:itemID="{3D21F03B-7D5D-4CA2-AD10-DAE323853B2D}">
+<ds:datastoreItem xmlns:ds="http://schemas.openxmlformats.org/officeDocument/2006/customXml" ds:itemID="{B1977F7D-205B-4081-913C-38D41E755F92}">
   <ds:schemaRefs>
-    <ds:schemaRef ds:uri="http://schemas.openxmlformats.org/officeDocument/2006/bibliography"/>
+    <ds:schemaRef ds:uri="http://www.wps.cn/officeDocument/2013/wpsCustomData"/>
   </ds:schemaRefs>
 </ds:datastoreItem>
 </file>
 
 <file path=customXml/itemProps2.xml><?xml version="1.0" encoding="utf-8"?>
-<ds:datastoreItem xmlns:ds="http://schemas.openxmlformats.org/officeDocument/2006/customXml" ds:itemID="{B1977F7D-205B-4081-913C-38D41E755F92}">
+<ds:datastoreItem xmlns:ds="http://schemas.openxmlformats.org/officeDocument/2006/customXml" ds:itemID="{1241A884-DE35-4DB8-93D6-2269961D546D}">
   <ds:schemaRefs>
-    <ds:schemaRef ds:uri="http://www.wps.cn/officeDocument/2013/wpsCustomData"/>
+    <ds:schemaRef ds:uri="http://schemas.openxmlformats.org/officeDocument/2006/bibliography"/>
   </ds:schemaRefs>
 </ds:datastoreItem>
 </file>
--- a/internal_doc/03.开发设计/FullTextSearch/Story-全文索引数据缓存.docx
+++ b/internal_doc/03.开发设计/FullTextSearch/Story-全文索引数据缓存.docx
@@ -7,9 +7,11 @@
       <w:pPr>
         <w:pStyle w:val="Title"/>
       </w:pPr>
+      <w:proofErr w:type="spellStart"/>
       <w:r>
         <w:t>SequoiaDB</w:t>
       </w:r>
+      <w:proofErr w:type="spellEnd"/>
       <w:r>
         <w:rPr>
           <w:rFonts w:hint="eastAsia"/>
@@ -42,9 +44,11 @@
       <w:pPr>
         <w:ind w:firstLine="420"/>
       </w:pPr>
+      <w:proofErr w:type="spellStart"/>
       <w:r>
         <w:t>SequoiaDB</w:t>
       </w:r>
+      <w:proofErr w:type="spellEnd"/>
       <w:r>
         <w:rPr>
           <w:rFonts w:hint="eastAsia"/>
@@ -97,8 +101,15 @@
           <w:rFonts w:hint="eastAsia"/>
         </w:rPr>
         <w:tab/>
+      </w:r>
+      <w:proofErr w:type="spellStart"/>
+      <w:r>
+        <w:rPr>
+          <w:rFonts w:hint="eastAsia"/>
+        </w:rPr>
         <w:t>SequoiaDB</w:t>
       </w:r>
+      <w:proofErr w:type="spellEnd"/>
       <w:r>
         <w:rPr>
           <w:rFonts w:hint="eastAsia"/>
@@ -119,12 +130,14 @@
         </w:rPr>
         <w:t>因此，在</w:t>
       </w:r>
+      <w:proofErr w:type="spellStart"/>
       <w:r>
         <w:rPr>
           <w:rFonts w:hint="eastAsia"/>
         </w:rPr>
         <w:t>SequoiaDB</w:t>
       </w:r>
+      <w:proofErr w:type="spellEnd"/>
       <w:r>
         <w:rPr>
           <w:rFonts w:hint="eastAsia"/>
@@ -137,12 +150,14 @@
         </w:rPr>
         <w:t>实现一种数据的缓存机制，需要索引的数据，先只进行缓存，然后由连接器主动来获取并与搜索服务器交互完成索引，这样最大限度地保证</w:t>
       </w:r>
+      <w:proofErr w:type="spellStart"/>
       <w:r>
         <w:rPr>
           <w:rFonts w:hint="eastAsia"/>
         </w:rPr>
         <w:t>SequoiaDB</w:t>
       </w:r>
+      <w:proofErr w:type="spellEnd"/>
       <w:r>
         <w:rPr>
           <w:rFonts w:hint="eastAsia"/>
@@ -388,7 +403,21 @@
         <w:rPr>
           <w:color w:val="auto"/>
         </w:rPr>
-        <w:t>{colName: type}</w:t>
+        <w:t>{</w:t>
+      </w:r>
+      <w:proofErr w:type="spellStart"/>
+      <w:r>
+        <w:rPr>
+          <w:color w:val="auto"/>
+        </w:rPr>
+        <w:t>colName</w:t>
+      </w:r>
+      <w:proofErr w:type="spellEnd"/>
+      <w:r>
+        <w:rPr>
+          <w:color w:val="auto"/>
+        </w:rPr>
+        <w:t>: type}</w:t>
       </w:r>
       <w:r>
         <w:rPr>
@@ -502,12 +531,21 @@
                 <w:sz w:val="20"/>
               </w:rPr>
             </w:pPr>
+            <w:proofErr w:type="spellStart"/>
             <w:r>
               <w:rPr>
                 <w:rFonts w:ascii="Times New Roman" w:eastAsia="宋体" w:hAnsi="Times New Roman" w:cs="Times New Roman"/>
                 <w:sz w:val="20"/>
               </w:rPr>
-              <w:t>db.cs.cl.createIndex(</w:t>
+              <w:t>db.cs.cl.createIndex</w:t>
+            </w:r>
+            <w:proofErr w:type="spellEnd"/>
+            <w:r>
+              <w:rPr>
+                <w:rFonts w:ascii="Times New Roman" w:eastAsia="宋体" w:hAnsi="Times New Roman" w:cs="Times New Roman"/>
+                <w:sz w:val="20"/>
+              </w:rPr>
+              <w:t>(</w:t>
             </w:r>
             <w:r>
               <w:rPr>
@@ -528,29 +566,47 @@
                 <w:rFonts w:ascii="Times New Roman" w:eastAsia="宋体" w:hAnsi="Times New Roman" w:cs="Times New Roman" w:hint="eastAsia"/>
                 <w:sz w:val="20"/>
               </w:rPr>
-              <w:t>&lt;indexDef&gt;</w:t>
-            </w:r>
+              <w:t>&lt;</w:t>
+            </w:r>
+            <w:proofErr w:type="spellStart"/>
             <w:r>
               <w:rPr>
                 <w:rFonts w:ascii="Times New Roman" w:eastAsia="宋体" w:hAnsi="Times New Roman" w:cs="Times New Roman" w:hint="eastAsia"/>
                 <w:sz w:val="20"/>
               </w:rPr>
-              <w:t xml:space="preserve">, </w:t>
-            </w:r>
+              <w:t>indexDef</w:t>
+            </w:r>
+            <w:proofErr w:type="spellEnd"/>
             <w:r>
               <w:rPr>
                 <w:rFonts w:ascii="Times New Roman" w:eastAsia="宋体" w:hAnsi="Times New Roman" w:cs="Times New Roman" w:hint="eastAsia"/>
                 <w:sz w:val="20"/>
               </w:rPr>
-              <w:t>[</w:t>
+              <w:t>&gt;</w:t>
             </w:r>
             <w:r>
               <w:rPr>
                 <w:rFonts w:ascii="Times New Roman" w:eastAsia="宋体" w:hAnsi="Times New Roman" w:cs="Times New Roman" w:hint="eastAsia"/>
                 <w:sz w:val="20"/>
               </w:rPr>
+              <w:t xml:space="preserve">, </w:t>
+            </w:r>
+            <w:r>
+              <w:rPr>
+                <w:rFonts w:ascii="Times New Roman" w:eastAsia="宋体" w:hAnsi="Times New Roman" w:cs="Times New Roman" w:hint="eastAsia"/>
+                <w:sz w:val="20"/>
+              </w:rPr>
+              <w:t>[</w:t>
+            </w:r>
+            <w:proofErr w:type="spellStart"/>
+            <w:r>
+              <w:rPr>
+                <w:rFonts w:ascii="Times New Roman" w:eastAsia="宋体" w:hAnsi="Times New Roman" w:cs="Times New Roman" w:hint="eastAsia"/>
+                <w:sz w:val="20"/>
+              </w:rPr>
               <w:t>bufferSize</w:t>
             </w:r>
+            <w:proofErr w:type="spellEnd"/>
             <w:r>
               <w:rPr>
                 <w:rFonts w:ascii="Times New Roman" w:eastAsia="宋体" w:hAnsi="Times New Roman" w:cs="Times New Roman" w:hint="eastAsia"/>
@@ -572,12 +628,21 @@
                 <w:color w:val="auto"/>
               </w:rPr>
             </w:pPr>
+            <w:proofErr w:type="spellStart"/>
             <w:r>
               <w:rPr>
                 <w:rFonts w:ascii="Times New Roman" w:eastAsia="宋体" w:hAnsi="Times New Roman" w:cs="Times New Roman" w:hint="eastAsia"/>
                 <w:sz w:val="20"/>
               </w:rPr>
-              <w:t xml:space="preserve">indexDef := </w:t>
+              <w:t>indexDef</w:t>
+            </w:r>
+            <w:proofErr w:type="spellEnd"/>
+            <w:r>
+              <w:rPr>
+                <w:rFonts w:ascii="Times New Roman" w:eastAsia="宋体" w:hAnsi="Times New Roman" w:cs="Times New Roman" w:hint="eastAsia"/>
+                <w:sz w:val="20"/>
+              </w:rPr>
+              <w:t xml:space="preserve"> := </w:t>
             </w:r>
             <w:r>
               <w:rPr>
@@ -651,10 +716,10 @@
         <w:pStyle w:val="ListParagraph"/>
         <w:ind w:left="840" w:firstLine="0"/>
         <w:rPr>
-          <w:rFonts w:hint="eastAsia"/>
-          <w:color w:val="auto"/>
-        </w:rPr>
-      </w:pPr>
+          <w:color w:val="auto"/>
+        </w:rPr>
+      </w:pPr>
+      <w:proofErr w:type="spellStart"/>
       <w:r>
         <w:rPr>
           <w:rFonts w:hint="eastAsia"/>
@@ -663,6 +728,7 @@
         <w:lastRenderedPageBreak/>
         <w:t>bufferSize</w:t>
       </w:r>
+      <w:proofErr w:type="spellEnd"/>
       <w:r>
         <w:rPr>
           <w:rFonts w:hint="eastAsia"/>
@@ -728,6 +794,7 @@
         </w:rPr>
         <w:t>当</w:t>
       </w:r>
+      <w:proofErr w:type="spellStart"/>
       <w:r>
         <w:rPr>
           <w:rFonts w:hint="eastAsia"/>
@@ -735,6 +802,7 @@
         </w:rPr>
         <w:t>bufferSize</w:t>
       </w:r>
+      <w:proofErr w:type="spellEnd"/>
       <w:r>
         <w:rPr>
           <w:rFonts w:hint="eastAsia"/>
@@ -803,11 +871,19 @@
                 <w:color w:val="auto"/>
               </w:rPr>
             </w:pPr>
-            <w:r>
-              <w:rPr>
-                <w:color w:val="auto"/>
-              </w:rPr>
-              <w:t>db.cs.cl.dropIndex(</w:t>
+            <w:proofErr w:type="spellStart"/>
+            <w:r>
+              <w:rPr>
+                <w:color w:val="auto"/>
+              </w:rPr>
+              <w:t>db.cs.cl.dropIndex</w:t>
+            </w:r>
+            <w:proofErr w:type="spellEnd"/>
+            <w:r>
+              <w:rPr>
+                <w:color w:val="auto"/>
+              </w:rPr>
+              <w:t>(</w:t>
             </w:r>
             <w:r>
               <w:rPr>
@@ -869,12 +945,53 @@
                 <w:color w:val="auto"/>
               </w:rPr>
             </w:pPr>
+            <w:proofErr w:type="spellStart"/>
             <w:r>
               <w:rPr>
                 <w:rFonts w:hint="eastAsia"/>
                 <w:color w:val="auto"/>
               </w:rPr>
-              <w:t>db.cs.cl.find( [cond], [sel] )</w:t>
+              <w:t>db.cs.cl.find</w:t>
+            </w:r>
+            <w:proofErr w:type="spellEnd"/>
+            <w:r>
+              <w:rPr>
+                <w:rFonts w:hint="eastAsia"/>
+                <w:color w:val="auto"/>
+              </w:rPr>
+              <w:t>( [</w:t>
+            </w:r>
+            <w:proofErr w:type="spellStart"/>
+            <w:r>
+              <w:rPr>
+                <w:rFonts w:hint="eastAsia"/>
+                <w:color w:val="auto"/>
+              </w:rPr>
+              <w:t>cond</w:t>
+            </w:r>
+            <w:proofErr w:type="spellEnd"/>
+            <w:r>
+              <w:rPr>
+                <w:rFonts w:hint="eastAsia"/>
+                <w:color w:val="auto"/>
+              </w:rPr>
+              <w:t>], [</w:t>
+            </w:r>
+            <w:proofErr w:type="spellStart"/>
+            <w:r>
+              <w:rPr>
+                <w:rFonts w:hint="eastAsia"/>
+                <w:color w:val="auto"/>
+              </w:rPr>
+              <w:t>sel</w:t>
+            </w:r>
+            <w:proofErr w:type="spellEnd"/>
+            <w:r>
+              <w:rPr>
+                <w:rFonts w:hint="eastAsia"/>
+                <w:color w:val="auto"/>
+              </w:rPr>
+              <w:t>] )</w:t>
             </w:r>
           </w:p>
           <w:p>
@@ -883,6 +1000,7 @@
                 <w:color w:val="auto"/>
               </w:rPr>
             </w:pPr>
+            <w:proofErr w:type="spellStart"/>
             <w:r>
               <w:rPr>
                 <w:color w:val="auto"/>
@@ -894,7 +1012,15 @@
                 <w:rFonts w:hint="eastAsia"/>
                 <w:color w:val="auto"/>
               </w:rPr>
-              <w:t>b.cs.cl.find(</w:t>
+              <w:t>b.cs.cl.find</w:t>
+            </w:r>
+            <w:proofErr w:type="spellEnd"/>
+            <w:r>
+              <w:rPr>
+                <w:rFonts w:hint="eastAsia"/>
+                <w:color w:val="auto"/>
+              </w:rPr>
+              <w:t>(</w:t>
             </w:r>
             <w:r>
               <w:rPr>
@@ -1200,12 +1326,14 @@
         </w:rPr>
         <w:t>（</w:t>
       </w:r>
+      <w:proofErr w:type="spellStart"/>
       <w:r>
         <w:rPr>
           <w:color w:val="auto"/>
         </w:rPr>
         <w:t>json</w:t>
       </w:r>
+      <w:proofErr w:type="spellEnd"/>
       <w:r>
         <w:rPr>
           <w:color w:val="auto"/>
@@ -1471,12 +1599,21 @@
                 <w:color w:val="auto"/>
               </w:rPr>
             </w:pPr>
+            <w:proofErr w:type="spellStart"/>
             <w:r>
               <w:rPr>
                 <w:rFonts w:hint="eastAsia"/>
                 <w:color w:val="auto"/>
               </w:rPr>
-              <w:t>CollectionSpace Header</w:t>
+              <w:t>CollectionSpace</w:t>
+            </w:r>
+            <w:proofErr w:type="spellEnd"/>
+            <w:r>
+              <w:rPr>
+                <w:rFonts w:hint="eastAsia"/>
+                <w:color w:val="auto"/>
+              </w:rPr>
+              <w:t xml:space="preserve"> Header</w:t>
             </w:r>
           </w:p>
         </w:tc>
@@ -1575,7 +1712,23 @@
                 <w:rFonts w:hint="eastAsia"/>
                 <w:color w:val="auto"/>
               </w:rPr>
-              <w:t>ndex cb extent</w:t>
+              <w:t xml:space="preserve">ndex </w:t>
+            </w:r>
+            <w:proofErr w:type="spellStart"/>
+            <w:r>
+              <w:rPr>
+                <w:rFonts w:hint="eastAsia"/>
+                <w:color w:val="auto"/>
+              </w:rPr>
+              <w:t>cb</w:t>
+            </w:r>
+            <w:proofErr w:type="spellEnd"/>
+            <w:r>
+              <w:rPr>
+                <w:rFonts w:hint="eastAsia"/>
+                <w:color w:val="auto"/>
+              </w:rPr>
+              <w:t xml:space="preserve"> extent</w:t>
             </w:r>
             <w:r>
               <w:rPr>
@@ -1682,7 +1835,27 @@
     <w:p>
       <w:pPr>
         <w:rPr>
-          <w:rFonts w:hint="eastAsia"/>
+          <w:color w:val="FF0000"/>
+        </w:rPr>
+      </w:pPr>
+      <w:r>
+        <w:rPr>
+          <w:rFonts w:hint="eastAsia"/>
+        </w:rPr>
+        <w:tab/>
+      </w:r>
+      <w:r>
+        <w:rPr>
+          <w:rFonts w:hint="eastAsia"/>
+          <w:color w:val="FF0000"/>
+        </w:rPr>
+        <w:t>集合中不增加类型信息，依赖其所在的集合空间类型确定。</w:t>
+      </w:r>
+    </w:p>
+    <w:p>
+      <w:pPr>
+        <w:rPr>
+          <w:color w:val="FF0000"/>
         </w:rPr>
       </w:pPr>
     </w:p>
@@ -1694,21 +1867,20 @@
           <w:numId w:val="25"/>
         </w:numPr>
         <w:rPr>
-          <w:rFonts w:hint="eastAsia"/>
-          <w:color w:val="auto"/>
-        </w:rPr>
-      </w:pPr>
-      <w:r>
-        <w:rPr>
-          <w:rFonts w:hint="eastAsia"/>
-          <w:color w:val="auto"/>
+          <w:color w:val="FF0000"/>
+        </w:rPr>
+      </w:pPr>
+      <w:r>
+        <w:rPr>
+          <w:rFonts w:hint="eastAsia"/>
+          <w:color w:val="FF0000"/>
         </w:rPr>
         <w:t>日志新增</w:t>
       </w:r>
       <w:r>
         <w:rPr>
           <w:rFonts w:hint="eastAsia"/>
-          <w:color w:val="auto"/>
+          <w:color w:val="FF0000"/>
         </w:rPr>
         <w:t>及变更</w:t>
       </w:r>
@@ -1719,27 +1891,27 @@
         <w:ind w:left="840" w:firstLine="0"/>
         <w:jc w:val="left"/>
         <w:rPr>
-          <w:color w:val="auto"/>
-        </w:rPr>
-      </w:pPr>
-      <w:r>
-        <w:rPr>
-          <w:rFonts w:hint="eastAsia"/>
-          <w:color w:val="auto"/>
+          <w:color w:val="FF0000"/>
+        </w:rPr>
+      </w:pPr>
+      <w:r>
+        <w:rPr>
+          <w:rFonts w:hint="eastAsia"/>
+          <w:color w:val="FF0000"/>
         </w:rPr>
         <w:t>对于固定集合空间及固定集合，</w:t>
       </w:r>
       <w:r>
         <w:rPr>
           <w:rFonts w:hint="eastAsia"/>
-          <w:color w:val="auto"/>
+          <w:color w:val="FF0000"/>
         </w:rPr>
         <w:t>日志及对应的操作接口</w:t>
       </w:r>
       <w:r>
         <w:rPr>
           <w:rFonts w:hint="eastAsia"/>
-          <w:color w:val="auto"/>
+          <w:color w:val="FF0000"/>
         </w:rPr>
         <w:t>均采用新增的方式，不影响已有接口。</w:t>
       </w:r>
@@ -1791,7 +1963,6 @@
               <w:ind w:firstLine="0"/>
               <w:jc w:val="center"/>
               <w:rPr>
-                <w:rFonts w:hint="eastAsia"/>
                 <w:b/>
                 <w:color w:val="auto"/>
               </w:rPr>
@@ -1816,7 +1987,6 @@
               <w:ind w:firstLine="0"/>
               <w:jc w:val="center"/>
               <w:rPr>
-                <w:rFonts w:hint="eastAsia"/>
                 <w:b/>
                 <w:color w:val="auto"/>
               </w:rPr>
@@ -1845,6 +2015,7 @@
                 <w:color w:val="auto"/>
               </w:rPr>
             </w:pPr>
+            <w:proofErr w:type="spellStart"/>
             <w:r>
               <w:rPr>
                 <w:color w:val="auto"/>
@@ -1856,7 +2027,15 @@
                 <w:rFonts w:hint="eastAsia"/>
                 <w:color w:val="auto"/>
               </w:rPr>
-              <w:t>eplog create CS</w:t>
+              <w:t>eplog</w:t>
+            </w:r>
+            <w:proofErr w:type="spellEnd"/>
+            <w:r>
+              <w:rPr>
+                <w:rFonts w:hint="eastAsia"/>
+                <w:color w:val="auto"/>
+              </w:rPr>
+              <w:t xml:space="preserve"> create CS</w:t>
             </w:r>
           </w:p>
         </w:tc>
@@ -1869,7 +2048,6 @@
               <w:pStyle w:val="ListParagraph"/>
               <w:ind w:firstLine="0"/>
               <w:rPr>
-                <w:rFonts w:hint="eastAsia"/>
                 <w:color w:val="auto"/>
               </w:rPr>
             </w:pPr>
@@ -1891,7 +2069,6 @@
               <w:pStyle w:val="ListParagraph"/>
               <w:ind w:firstLine="0"/>
               <w:rPr>
-                <w:rFonts w:hint="eastAsia"/>
                 <w:color w:val="auto"/>
               </w:rPr>
             </w:pPr>
@@ -1911,6 +2088,7 @@
                 <w:color w:val="auto"/>
               </w:rPr>
             </w:pPr>
+            <w:proofErr w:type="spellStart"/>
             <w:r>
               <w:rPr>
                 <w:color w:val="auto"/>
@@ -1922,7 +2100,15 @@
                 <w:rFonts w:hint="eastAsia"/>
                 <w:color w:val="auto"/>
               </w:rPr>
-              <w:t>eplog create CL</w:t>
+              <w:t>eplog</w:t>
+            </w:r>
+            <w:proofErr w:type="spellEnd"/>
+            <w:r>
+              <w:rPr>
+                <w:rFonts w:hint="eastAsia"/>
+                <w:color w:val="auto"/>
+              </w:rPr>
+              <w:t xml:space="preserve"> create CL</w:t>
             </w:r>
           </w:p>
         </w:tc>
@@ -1961,6 +2147,7 @@
                 <w:color w:val="auto"/>
               </w:rPr>
             </w:pPr>
+            <w:proofErr w:type="spellStart"/>
             <w:r>
               <w:rPr>
                 <w:rFonts w:hint="eastAsia"/>
@@ -1968,6 +2155,7 @@
               </w:rPr>
               <w:t>maxSize</w:t>
             </w:r>
+            <w:proofErr w:type="spellEnd"/>
             <w:r>
               <w:rPr>
                 <w:rFonts w:hint="eastAsia"/>
@@ -2012,12 +2200,21 @@
                 <w:color w:val="auto"/>
               </w:rPr>
             </w:pPr>
+            <w:proofErr w:type="spellStart"/>
             <w:r>
               <w:rPr>
                 <w:rFonts w:hint="eastAsia"/>
                 <w:color w:val="auto"/>
               </w:rPr>
-              <w:t>Replog insert</w:t>
+              <w:t>Replog</w:t>
+            </w:r>
+            <w:proofErr w:type="spellEnd"/>
+            <w:r>
+              <w:rPr>
+                <w:rFonts w:hint="eastAsia"/>
+                <w:color w:val="auto"/>
+              </w:rPr>
+              <w:t xml:space="preserve"> insert</w:t>
             </w:r>
           </w:p>
         </w:tc>
@@ -2031,7 +2228,6 @@
               <w:ind w:firstLine="0"/>
               <w:jc w:val="left"/>
               <w:rPr>
-                <w:rFonts w:hint="eastAsia"/>
                 <w:color w:val="auto"/>
               </w:rPr>
             </w:pPr>
@@ -2068,24 +2264,32 @@
               <w:ind w:firstLine="0"/>
               <w:jc w:val="left"/>
               <w:rPr>
+                <w:color w:val="auto"/>
+              </w:rPr>
+            </w:pPr>
+            <w:r>
+              <w:rPr>
                 <w:rFonts w:hint="eastAsia"/>
                 <w:color w:val="auto"/>
               </w:rPr>
-            </w:pPr>
+              <w:t>保证主从节点上</w:t>
+            </w:r>
             <w:r>
               <w:rPr>
                 <w:rFonts w:hint="eastAsia"/>
                 <w:color w:val="auto"/>
               </w:rPr>
-              <w:t>保证主从节点上</w:t>
-            </w:r>
+              <w:t xml:space="preserve">capped </w:t>
+            </w:r>
+            <w:proofErr w:type="spellStart"/>
             <w:r>
               <w:rPr>
                 <w:rFonts w:hint="eastAsia"/>
                 <w:color w:val="auto"/>
               </w:rPr>
-              <w:t>capped cl</w:t>
-            </w:r>
+              <w:t>cl</w:t>
+            </w:r>
+            <w:proofErr w:type="spellEnd"/>
             <w:r>
               <w:rPr>
                 <w:rFonts w:hint="eastAsia"/>
@@ -2109,12 +2313,21 @@
                 <w:color w:val="auto"/>
               </w:rPr>
             </w:pPr>
+            <w:proofErr w:type="spellStart"/>
             <w:r>
               <w:rPr>
                 <w:rFonts w:hint="eastAsia"/>
                 <w:color w:val="auto"/>
               </w:rPr>
-              <w:t>Replog pop</w:t>
+              <w:t>Replog</w:t>
+            </w:r>
+            <w:proofErr w:type="spellEnd"/>
+            <w:r>
+              <w:rPr>
+                <w:rFonts w:hint="eastAsia"/>
+                <w:color w:val="auto"/>
+              </w:rPr>
+              <w:t xml:space="preserve"> pop</w:t>
             </w:r>
           </w:p>
         </w:tc>
@@ -2151,6 +2364,27 @@
               </w:rPr>
               <w:t>的复制日志</w:t>
             </w:r>
+            <w:r>
+              <w:rPr>
+                <w:rFonts w:hint="eastAsia"/>
+                <w:color w:val="auto"/>
+              </w:rPr>
+              <w:t>，包含</w:t>
+            </w:r>
+            <w:r>
+              <w:rPr>
+                <w:rFonts w:hint="eastAsia"/>
+                <w:color w:val="auto"/>
+              </w:rPr>
+              <w:t>pop</w:t>
+            </w:r>
+            <w:r>
+              <w:rPr>
+                <w:rFonts w:hint="eastAsia"/>
+                <w:color w:val="auto"/>
+              </w:rPr>
+              <w:t>的位置及</w:t>
+            </w:r>
           </w:p>
         </w:tc>
         <w:tc>
@@ -2170,12 +2404,45 @@
       </w:tr>
     </w:tbl>
     <w:p>
-      <w:pPr>
-        <w:rPr>
-          <w:rFonts w:hint="eastAsia"/>
-        </w:rPr>
-      </w:pPr>
-    </w:p>
+      <w:r>
+        <w:rPr>
+          <w:rFonts w:hint="eastAsia"/>
+        </w:rPr>
+        <w:tab/>
+        <w:t>pop</w:t>
+      </w:r>
+      <w:r>
+        <w:rPr>
+          <w:rFonts w:hint="eastAsia"/>
+        </w:rPr>
+        <w:t>的位置使用逻辑</w:t>
+      </w:r>
+      <w:r>
+        <w:rPr>
+          <w:rFonts w:hint="eastAsia"/>
+        </w:rPr>
+        <w:t>ID</w:t>
+      </w:r>
+      <w:r>
+        <w:rPr>
+          <w:rFonts w:hint="eastAsia"/>
+        </w:rPr>
+        <w:t>表示，逻辑</w:t>
+      </w:r>
+      <w:r>
+        <w:rPr>
+          <w:rFonts w:hint="eastAsia"/>
+        </w:rPr>
+        <w:t>ID</w:t>
+      </w:r>
+      <w:r>
+        <w:rPr>
+          <w:rFonts w:hint="eastAsia"/>
+        </w:rPr>
+        <w:t>不包含文件头空间。</w:t>
+      </w:r>
+    </w:p>
+    <w:p/>
     <w:p>
       <w:pPr>
         <w:pStyle w:val="ListParagraph"/>
@@ -2295,12 +2562,12 @@
                 <w:color w:val="auto"/>
               </w:rPr>
             </w:pPr>
-            <w:commentRangeStart w:id="0"/>
             <w:r>
               <w:rPr>
                 <w:rFonts w:hint="eastAsia"/>
                 <w:color w:val="auto"/>
               </w:rPr>
+              <w:lastRenderedPageBreak/>
               <w:t>p</w:t>
             </w:r>
             <w:r>
@@ -2309,13 +2576,6 @@
                 <w:color w:val="auto"/>
               </w:rPr>
               <w:t>op</w:t>
-            </w:r>
-            <w:commentRangeEnd w:id="0"/>
-            <w:r>
-              <w:rPr>
-                <w:rStyle w:val="CommentReference"/>
-              </w:rPr>
-              <w:commentReference w:id="0"/>
             </w:r>
           </w:p>
         </w:tc>
@@ -2379,7 +2639,6 @@
         </w:numPr>
       </w:pPr>
       <w:r>
-        <w:lastRenderedPageBreak/>
         <w:t>Story</w:t>
       </w:r>
       <w:r>
@@ -2459,7 +2718,7 @@
                     </pic:cNvPicPr>
                   </pic:nvPicPr>
                   <pic:blipFill>
-                    <a:blip r:embed="rId8"/>
+                    <a:blip r:embed="rId7"/>
                     <a:srcRect/>
                     <a:stretch>
                       <a:fillRect/>
@@ -2513,9 +2772,6 @@
       <w:pPr>
         <w:pStyle w:val="ListParagraph"/>
         <w:ind w:left="840" w:firstLine="0"/>
-        <w:rPr>
-          <w:rFonts w:hint="eastAsia"/>
-        </w:rPr>
       </w:pPr>
       <w:r>
         <w:rPr>
@@ -2592,11 +2848,19 @@
           <w:numId w:val="18"/>
         </w:numPr>
       </w:pPr>
-      <w:r>
-        <w:rPr>
-          <w:rFonts w:hint="eastAsia"/>
-        </w:rPr>
-        <w:t>config manager</w:t>
+      <w:proofErr w:type="spellStart"/>
+      <w:r>
+        <w:rPr>
+          <w:rFonts w:hint="eastAsia"/>
+        </w:rPr>
+        <w:t>config</w:t>
+      </w:r>
+      <w:proofErr w:type="spellEnd"/>
+      <w:r>
+        <w:rPr>
+          <w:rFonts w:hint="eastAsia"/>
+        </w:rPr>
+        <w:t xml:space="preserve"> manager</w:t>
       </w:r>
       <w:r>
         <w:rPr>
@@ -2769,11 +3033,19 @@
           <w:numId w:val="16"/>
         </w:numPr>
       </w:pPr>
-      <w:r>
-        <w:rPr>
-          <w:rFonts w:hint="eastAsia"/>
-        </w:rPr>
-        <w:t>SequoiaDB Engine</w:t>
+      <w:proofErr w:type="spellStart"/>
+      <w:r>
+        <w:rPr>
+          <w:rFonts w:hint="eastAsia"/>
+        </w:rPr>
+        <w:t>SequoiaDB</w:t>
+      </w:r>
+      <w:proofErr w:type="spellEnd"/>
+      <w:r>
+        <w:rPr>
+          <w:rFonts w:hint="eastAsia"/>
+        </w:rPr>
+        <w:t xml:space="preserve"> Engine</w:t>
       </w:r>
     </w:p>
     <w:p>
@@ -2862,12 +3134,14 @@
           <w:numId w:val="19"/>
         </w:numPr>
       </w:pPr>
+      <w:proofErr w:type="spellStart"/>
       <w:r>
         <w:rPr>
           <w:rFonts w:hint="eastAsia"/>
         </w:rPr>
         <w:t>dmsStorage</w:t>
       </w:r>
+      <w:proofErr w:type="spellEnd"/>
       <w:r>
         <w:rPr>
           <w:rFonts w:hint="eastAsia"/>
@@ -2901,12 +3175,14 @@
           <w:numId w:val="19"/>
         </w:numPr>
       </w:pPr>
+      <w:proofErr w:type="spellStart"/>
       <w:r>
         <w:rPr>
           <w:rFonts w:hint="eastAsia"/>
         </w:rPr>
         <w:t>rtn</w:t>
       </w:r>
+      <w:proofErr w:type="spellEnd"/>
       <w:r>
         <w:rPr>
           <w:rFonts w:hint="eastAsia"/>
@@ -2934,22 +3210,12 @@
           <w:numId w:val="2"/>
         </w:numPr>
       </w:pPr>
-      <w:commentRangeStart w:id="1"/>
       <w:r>
         <w:rPr>
           <w:rFonts w:hint="eastAsia"/>
         </w:rPr>
         <w:lastRenderedPageBreak/>
         <w:t>运行架构</w:t>
-      </w:r>
-      <w:commentRangeEnd w:id="1"/>
-      <w:r>
-        <w:rPr>
-          <w:rStyle w:val="CommentReference"/>
-          <w:rFonts w:asciiTheme="minorHAnsi" w:eastAsiaTheme="minorEastAsia" w:hAnsiTheme="minorHAnsi"/>
-          <w:b w:val="0"/>
-        </w:rPr>
-        <w:commentReference w:id="1"/>
       </w:r>
     </w:p>
     <w:p>
@@ -3010,7 +3276,7 @@
                     </pic:cNvPicPr>
                   </pic:nvPicPr>
                   <pic:blipFill>
-                    <a:blip r:embed="rId9"/>
+                    <a:blip r:embed="rId8"/>
                     <a:srcRect/>
                     <a:stretch>
                       <a:fillRect/>
@@ -3041,14 +3307,19 @@
     </w:p>
     <w:p>
       <w:pPr>
-        <w:ind w:firstLine="420"/>
-      </w:pPr>
-      <w:commentRangeStart w:id="2"/>
-      <w:r>
-        <w:rPr>
-          <w:rFonts w:hint="eastAsia"/>
-        </w:rPr>
-        <w:t>连接器支持并发的索引及检索任务，使用与当前引擎中一致的异步会话机制。</w:t>
+        <w:pStyle w:val="CommentText"/>
+      </w:pPr>
+      <w:r>
+        <w:rPr>
+          <w:rFonts w:hint="eastAsia"/>
+        </w:rPr>
+        <w:t>适配器</w:t>
+      </w:r>
+      <w:r>
+        <w:rPr>
+          <w:rFonts w:hint="eastAsia"/>
+        </w:rPr>
+        <w:t>支持并发的索引及检索任务，使用与当前引擎中一致的异步会话机制。</w:t>
       </w:r>
       <w:r>
         <w:rPr>
@@ -3056,12 +3327,59 @@
         </w:rPr>
         <w:t>索引及检索以独立任务线程的形式运行，与引擎侧的会话一一对应。</w:t>
       </w:r>
-      <w:commentRangeEnd w:id="2"/>
-      <w:r>
-        <w:rPr>
-          <w:rStyle w:val="CommentReference"/>
-        </w:rPr>
-        <w:commentReference w:id="2"/>
+      <w:r>
+        <w:rPr>
+          <w:rFonts w:hint="eastAsia"/>
+        </w:rPr>
+        <w:t>连接器分配一个</w:t>
+      </w:r>
+      <w:r>
+        <w:rPr>
+          <w:rFonts w:hint="eastAsia"/>
+        </w:rPr>
+        <w:t>node id</w:t>
+      </w:r>
+      <w:r>
+        <w:rPr>
+          <w:rFonts w:hint="eastAsia"/>
+        </w:rPr>
+        <w:t>，在引擎侧保存通信连接地址</w:t>
+      </w:r>
+      <w:r>
+        <w:rPr>
+          <w:rFonts w:hint="eastAsia"/>
+        </w:rPr>
+        <w:t>。保存</w:t>
+      </w:r>
+      <w:r>
+        <w:rPr>
+          <w:rFonts w:hint="eastAsia"/>
+        </w:rPr>
+        <w:t xml:space="preserve">  net id</w:t>
+      </w:r>
+      <w:r>
+        <w:rPr>
+          <w:rFonts w:hint="eastAsia"/>
+        </w:rPr>
+        <w:t>，</w:t>
+      </w:r>
+      <w:r>
+        <w:rPr>
+          <w:rFonts w:hint="eastAsia"/>
+        </w:rPr>
+        <w:t>抽象一个连接器的</w:t>
+      </w:r>
+      <w:r>
+        <w:rPr>
+          <w:rFonts w:hint="eastAsia"/>
+        </w:rPr>
+        <w:t xml:space="preserve">Net </w:t>
+      </w:r>
+      <w:r>
+        <w:rPr>
+          <w:rFonts w:hint="eastAsia"/>
+        </w:rPr>
+        <w:t>模块。</w:t>
       </w:r>
     </w:p>
     <w:p>
@@ -3341,6 +3659,9 @@
     <w:p>
       <w:pPr>
         <w:ind w:left="840"/>
+        <w:rPr>
+          <w:rFonts w:hint="eastAsia"/>
+        </w:rPr>
       </w:pPr>
       <w:r>
         <w:rPr>
@@ -3389,6 +3710,114 @@
           <w:rFonts w:hint="eastAsia"/>
         </w:rPr>
         <w:t>状态，超时后退出。</w:t>
+      </w:r>
+    </w:p>
+    <w:p>
+      <w:pPr>
+        <w:pStyle w:val="ListParagraph"/>
+        <w:numPr>
+          <w:ilvl w:val="0"/>
+          <w:numId w:val="20"/>
+        </w:numPr>
+        <w:rPr>
+          <w:rFonts w:hint="eastAsia"/>
+        </w:rPr>
+      </w:pPr>
+      <w:r>
+        <w:rPr>
+          <w:rFonts w:hint="eastAsia"/>
+        </w:rPr>
+        <w:t>命令执行</w:t>
+      </w:r>
+    </w:p>
+    <w:p>
+      <w:pPr>
+        <w:ind w:left="840"/>
+        <w:jc w:val="left"/>
+        <w:rPr>
+          <w:rFonts w:hint="eastAsia"/>
+        </w:rPr>
+      </w:pPr>
+      <w:r>
+        <w:rPr>
+          <w:rFonts w:hint="eastAsia"/>
+        </w:rPr>
+        <w:t>connector</w:t>
+      </w:r>
+      <w:r>
+        <w:rPr>
+          <w:rFonts w:hint="eastAsia"/>
+        </w:rPr>
+        <w:t>增加简单命令执行能力：</w:t>
+      </w:r>
+    </w:p>
+    <w:p>
+      <w:pPr>
+        <w:ind w:left="840"/>
+        <w:jc w:val="left"/>
+        <w:rPr>
+          <w:rFonts w:hint="eastAsia"/>
+        </w:rPr>
+      </w:pPr>
+      <w:r>
+        <w:rPr>
+          <w:rFonts w:hint="eastAsia"/>
+        </w:rPr>
+        <w:t>（</w:t>
+      </w:r>
+      <w:r>
+        <w:rPr>
+          <w:rFonts w:hint="eastAsia"/>
+        </w:rPr>
+        <w:t>1</w:t>
+      </w:r>
+      <w:r>
+        <w:rPr>
+          <w:rFonts w:hint="eastAsia"/>
+        </w:rPr>
+        <w:t>）触发全文索引信息同步；</w:t>
+      </w:r>
+    </w:p>
+    <w:p>
+      <w:pPr>
+        <w:ind w:left="840"/>
+        <w:jc w:val="left"/>
+      </w:pPr>
+      <w:r>
+        <w:rPr>
+          <w:rFonts w:hint="eastAsia"/>
+        </w:rPr>
+        <w:t>（</w:t>
+      </w:r>
+      <w:r>
+        <w:rPr>
+          <w:rFonts w:hint="eastAsia"/>
+        </w:rPr>
+        <w:t>2</w:t>
+      </w:r>
+      <w:r>
+        <w:rPr>
+          <w:rFonts w:hint="eastAsia"/>
+        </w:rPr>
+        <w:t>）触发全文索引的</w:t>
+      </w:r>
+      <w:r>
+        <w:rPr>
+          <w:rFonts w:hint="eastAsia"/>
+        </w:rPr>
+        <w:t>rebuild</w:t>
+      </w:r>
+      <w:r>
+        <w:rPr>
+          <w:rFonts w:hint="eastAsia"/>
+        </w:rPr>
+        <w:t>（？）</w:t>
+      </w:r>
+      <w:r>
+        <w:rPr>
+          <w:rFonts w:hint="eastAsia"/>
+        </w:rPr>
+        <w:t>。</w:t>
       </w:r>
     </w:p>
     <w:p>
@@ -3403,6 +3832,7 @@
         <w:rPr>
           <w:rFonts w:hint="eastAsia"/>
         </w:rPr>
+        <w:lastRenderedPageBreak/>
         <w:t>存储结构</w:t>
       </w:r>
     </w:p>
@@ -3430,101 +3860,38 @@
         <w:rPr>
           <w:rFonts w:hint="eastAsia"/>
         </w:rPr>
-        <w:t>待索引数据使用固定集合进行缓存，这个固定集合纳入到当前的存储管理体系中，有两种方案。</w:t>
+        <w:t>待索引数据使</w:t>
+      </w:r>
+      <w:r>
+        <w:rPr>
+          <w:rFonts w:hint="eastAsia"/>
+        </w:rPr>
+        <w:t>用固定集合进行缓存，这个固定集合纳入到当前的存储管理体系中</w:t>
+      </w:r>
+      <w:r>
+        <w:rPr>
+          <w:rFonts w:hint="eastAsia"/>
+        </w:rPr>
+        <w:t>。</w:t>
+      </w:r>
+      <w:r>
+        <w:rPr>
+          <w:rFonts w:hint="eastAsia"/>
+        </w:rPr>
+        <w:t>涉及到的存储及管理结构如下图所示。</w:t>
       </w:r>
     </w:p>
     <w:p>
       <w:pPr>
         <w:pStyle w:val="ListParagraph"/>
-        <w:numPr>
-          <w:ilvl w:val="0"/>
-          <w:numId w:val="21"/>
-        </w:numPr>
+        <w:ind w:firstLine="0"/>
         <w:jc w:val="left"/>
-      </w:pPr>
-      <w:r>
-        <w:rPr>
-          <w:rFonts w:hint="eastAsia"/>
-        </w:rPr>
-        <w:lastRenderedPageBreak/>
-        <w:t>方案一</w:t>
-      </w:r>
-      <w:r>
-        <w:rPr>
-          <w:rFonts w:hint="eastAsia"/>
-        </w:rPr>
-        <w:t>：固定集合对应的存储整合到当前的存储单元中管理。</w:t>
-      </w:r>
-    </w:p>
-    <w:p>
-      <w:r>
-        <w:rPr>
-          <w:rFonts w:hint="eastAsia"/>
-        </w:rPr>
-        <w:tab/>
-      </w:r>
-      <w:r>
-        <w:rPr>
-          <w:rFonts w:hint="eastAsia"/>
-        </w:rPr>
-        <w:tab/>
-      </w:r>
-      <w:r>
-        <w:rPr>
-          <w:rFonts w:hint="eastAsia"/>
-        </w:rPr>
-        <w:t>存储上涉及到的实体</w:t>
-      </w:r>
-      <w:r>
-        <w:rPr>
-          <w:rFonts w:hint="eastAsia"/>
-        </w:rPr>
-        <w:t>及其关系如下图所示，其中虚线左侧为内存结构，右侧为物</w:t>
-      </w:r>
-      <w:r>
-        <w:rPr>
-          <w:rFonts w:hint="eastAsia"/>
-        </w:rPr>
-        <w:tab/>
-      </w:r>
-      <w:r>
-        <w:rPr>
-          <w:rFonts w:hint="eastAsia"/>
-        </w:rPr>
-        <w:tab/>
-      </w:r>
-      <w:r>
-        <w:rPr>
-          <w:rFonts w:hint="eastAsia"/>
-        </w:rPr>
-        <w:t>理文件（或</w:t>
-      </w:r>
-      <w:r>
-        <w:rPr>
-          <w:rFonts w:hint="eastAsia"/>
-        </w:rPr>
-        <w:tab/>
-      </w:r>
-      <w:r>
-        <w:rPr>
-          <w:rFonts w:hint="eastAsia"/>
-        </w:rPr>
-        <w:t>MMAP</w:t>
-      </w:r>
-      <w:r>
-        <w:rPr>
-          <w:rFonts w:hint="eastAsia"/>
-        </w:rPr>
-        <w:t>）。</w:t>
-      </w:r>
-    </w:p>
-    <w:commentRangeStart w:id="3"/>
-    <w:p>
-      <w:pPr>
-        <w:jc w:val="right"/>
-      </w:pPr>
-      <w:r>
-        <w:object w:dxaOrig="22504" w:dyaOrig="19651">
+        <w:rPr>
+          <w:rFonts w:hint="eastAsia"/>
+        </w:rPr>
+      </w:pPr>
+      <w:r>
+        <w:object w:dxaOrig="25985" w:dyaOrig="21189">
           <v:shapetype id="_x0000_t75" coordsize="21600,21600" o:spt="75" o:preferrelative="t" path="m@4@5l@4@11@9@11@9@5xe" filled="f" stroked="f">
             <v:stroke joinstyle="miter"/>
             <v:formulas>
@@ -3544,18 +3911,35 @@
             <v:path o:extrusionok="f" gradientshapeok="t" o:connecttype="rect"/>
             <o:lock v:ext="edit" aspectratio="t"/>
           </v:shapetype>
-          <v:shape id="_x0000_i1025" type="#_x0000_t75" style="width:381.3pt;height:362.3pt" o:ole="">
-            <v:imagedata r:id="rId10" o:title=""/>
+          <v:shape id="_x0000_i1025" type="#_x0000_t75" style="width:414.25pt;height:338.05pt" o:ole="">
+            <v:imagedata r:id="rId9" o:title=""/>
           </v:shape>
-          <o:OLEObject Type="Embed" ProgID="Visio.Drawing.11" ShapeID="_x0000_i1025" DrawAspect="Content" ObjectID="_1553077836" r:id="rId11"/>
+          <o:OLEObject Type="Embed" ProgID="Visio.Drawing.11" ShapeID="_x0000_i1025" DrawAspect="Content" ObjectID="_1553085111" r:id="rId10"/>
         </w:object>
       </w:r>
-      <w:commentRangeEnd w:id="3"/>
-      <w:r>
-        <w:rPr>
-          <w:rStyle w:val="CommentReference"/>
-        </w:rPr>
-        <w:commentReference w:id="3"/>
+      <w:r>
+        <w:rPr>
+          <w:rFonts w:hint="eastAsia"/>
+        </w:rPr>
+        <w:tab/>
+      </w:r>
+      <w:r>
+        <w:rPr>
+          <w:rFonts w:hint="eastAsia"/>
+        </w:rPr>
+        <w:t>每个全文索引，使用单独的固定集合空间及固定集合存储数据，它们通过</w:t>
+      </w:r>
+      <w:r>
+        <w:rPr>
+          <w:rFonts w:hint="eastAsia"/>
+        </w:rPr>
+        <w:t>runtime</w:t>
+      </w:r>
+      <w:r>
+        <w:rPr>
+          <w:rFonts w:hint="eastAsia"/>
+        </w:rPr>
+        <w:t>层的相关接口关联起来。</w:t>
       </w:r>
     </w:p>
     <w:p>
@@ -3563,6 +3947,9 @@
         <w:pStyle w:val="ListParagraph"/>
         <w:ind w:firstLine="0"/>
         <w:jc w:val="left"/>
+        <w:rPr>
+          <w:rFonts w:hint="eastAsia"/>
+        </w:rPr>
       </w:pPr>
       <w:r>
         <w:rPr>
@@ -3574,31 +3961,19 @@
         <w:rPr>
           <w:rFonts w:hint="eastAsia"/>
         </w:rPr>
-        <w:t>这种方案下，一个存储单元中包含一个固定集合文件，与</w:t>
-      </w:r>
-      <w:r>
-        <w:rPr>
-          <w:rFonts w:hint="eastAsia"/>
-        </w:rPr>
-        <w:t>data</w:t>
-      </w:r>
-      <w:r>
-        <w:rPr>
-          <w:rFonts w:hint="eastAsia"/>
-        </w:rPr>
-        <w:t>及</w:t>
-      </w:r>
-      <w:r>
-        <w:rPr>
-          <w:rFonts w:hint="eastAsia"/>
-        </w:rPr>
-        <w:t>index</w:t>
-      </w:r>
-      <w:r>
-        <w:rPr>
-          <w:rFonts w:hint="eastAsia"/>
-        </w:rPr>
-        <w:t>文件类似，其中可创建多个固定集合。</w:t>
+        <w:t>当创建一个全文索引时，在通过当前创建流程，完成了索引的元数据空间分配及填充后，回到</w:t>
+      </w:r>
+      <w:r>
+        <w:rPr>
+          <w:rFonts w:hint="eastAsia"/>
+        </w:rPr>
+        <w:t>runtime</w:t>
+      </w:r>
+      <w:r>
+        <w:rPr>
+          <w:rFonts w:hint="eastAsia"/>
+        </w:rPr>
+        <w:t>层后创建对应的集合空间及集合。</w:t>
       </w:r>
     </w:p>
     <w:p>
@@ -3606,42 +3981,54 @@
         <w:pStyle w:val="ListParagraph"/>
         <w:ind w:firstLine="0"/>
         <w:jc w:val="left"/>
+        <w:rPr>
+          <w:rFonts w:hint="eastAsia"/>
+        </w:rPr>
       </w:pPr>
       <w:r>
         <w:rPr>
           <w:rFonts w:hint="eastAsia"/>
         </w:rPr>
         <w:tab/>
-      </w:r>
-      <w:r>
-        <w:rPr>
-          <w:rFonts w:hint="eastAsia"/>
-        </w:rPr>
-        <w:t>此设计方案的优点是模块</w:t>
-      </w:r>
-      <w:r>
-        <w:rPr>
-          <w:rFonts w:hint="eastAsia"/>
-        </w:rPr>
-        <w:t>结构清晰，管理简便</w:t>
-      </w:r>
-      <w:r>
-        <w:rPr>
-          <w:rFonts w:hint="eastAsia"/>
-        </w:rPr>
-        <w:t>。</w:t>
-      </w:r>
-      <w:r>
-        <w:rPr>
-          <w:rFonts w:hint="eastAsia"/>
-        </w:rPr>
-        <w:t>当进行数据增删改</w:t>
-      </w:r>
-      <w:r>
-        <w:rPr>
-          <w:rFonts w:hint="eastAsia"/>
-        </w:rPr>
-        <w:t>的时候，都可以很直接地获取到固定集合的操作接口来进行数据插入等。</w:t>
+        <w:t>runtime</w:t>
+      </w:r>
+      <w:r>
+        <w:rPr>
+          <w:rFonts w:hint="eastAsia"/>
+        </w:rPr>
+        <w:t>层提供</w:t>
+      </w:r>
+      <w:r>
+        <w:rPr>
+          <w:rFonts w:hint="eastAsia"/>
+        </w:rPr>
+        <w:t>text index</w:t>
+      </w:r>
+      <w:r>
+        <w:rPr>
+          <w:rFonts w:hint="eastAsia"/>
+        </w:rPr>
+        <w:t>操作的一组接口，供</w:t>
+      </w:r>
+      <w:proofErr w:type="spellStart"/>
+      <w:r>
+        <w:rPr>
+          <w:rFonts w:hint="eastAsia"/>
+        </w:rPr>
+        <w:t>dms</w:t>
+      </w:r>
+      <w:proofErr w:type="spellEnd"/>
+      <w:r>
+        <w:rPr>
+          <w:rFonts w:hint="eastAsia"/>
+        </w:rPr>
+        <w:t xml:space="preserve"> </w:t>
+      </w:r>
+      <w:r>
+        <w:rPr>
+          <w:rFonts w:hint="eastAsia"/>
+        </w:rPr>
+        <w:t>层索引模块进行回调。即可以将全文索引看成是外部索引，通过在索引控制模块注册对应的操作函数，来完成外部索引的操作。</w:t>
       </w:r>
     </w:p>
     <w:p>
@@ -3660,13 +4047,136 @@
         <w:rPr>
           <w:rFonts w:hint="eastAsia"/>
         </w:rPr>
-        <w:t>缺点是当全文索引较多的时候，它们的交差操作会</w:t>
-      </w:r>
-      <w:r>
-        <w:rPr>
-          <w:rFonts w:hint="eastAsia"/>
-        </w:rPr>
-        <w:t>一定程度上打乱固定集合的顺序特性，从而影响到其性能。</w:t>
+        <w:t>全文索引对应的固定集合空间及固定集合的命名，均使用</w:t>
+      </w:r>
+      <w:proofErr w:type="spellStart"/>
+      <w:r>
+        <w:rPr>
+          <w:rFonts w:hint="eastAsia"/>
+        </w:rPr>
+        <w:t>SYS+csName+</w:t>
+      </w:r>
+      <w:r>
+        <w:rPr>
+          <w:rFonts w:hint="eastAsia"/>
+        </w:rPr>
+        <w:t>clName+indexName</w:t>
+      </w:r>
+      <w:proofErr w:type="spellEnd"/>
+      <w:r>
+        <w:rPr>
+          <w:rFonts w:hint="eastAsia"/>
+        </w:rPr>
+        <w:t>的形式。</w:t>
+      </w:r>
+    </w:p>
+    <w:p>
+      <w:pPr>
+        <w:pStyle w:val="ListParagraph"/>
+        <w:ind w:firstLine="0"/>
+        <w:jc w:val="left"/>
+      </w:pPr>
+    </w:p>
+    <w:p>
+      <w:pPr>
+        <w:pStyle w:val="ListParagraph"/>
+        <w:ind w:firstLine="0"/>
+        <w:jc w:val="left"/>
+      </w:pPr>
+      <w:r>
+        <w:rPr>
+          <w:rFonts w:hint="eastAsia"/>
+        </w:rPr>
+        <w:tab/>
+      </w:r>
+      <w:r>
+        <w:rPr>
+          <w:rFonts w:hint="eastAsia"/>
+        </w:rPr>
+        <w:t>对于普通索引，其定义及索引数据都是存储在单独的</w:t>
+      </w:r>
+      <w:r>
+        <w:rPr>
+          <w:rFonts w:hint="eastAsia"/>
+        </w:rPr>
+        <w:t>.</w:t>
+      </w:r>
+      <w:proofErr w:type="spellStart"/>
+      <w:r>
+        <w:rPr>
+          <w:rFonts w:hint="eastAsia"/>
+        </w:rPr>
+        <w:t>idx</w:t>
+      </w:r>
+      <w:proofErr w:type="spellEnd"/>
+      <w:r>
+        <w:rPr>
+          <w:rFonts w:hint="eastAsia"/>
+        </w:rPr>
+        <w:t>文件中，集合与索引之间的关联，是通过集合的元数据块（</w:t>
+      </w:r>
+      <w:r>
+        <w:rPr>
+          <w:rFonts w:hint="eastAsia"/>
+        </w:rPr>
+        <w:t>MB</w:t>
+      </w:r>
+      <w:r>
+        <w:rPr>
+          <w:rFonts w:hint="eastAsia"/>
+        </w:rPr>
+        <w:t>）中的字段来记录的。</w:t>
+      </w:r>
+    </w:p>
+    <w:p>
+      <w:pPr>
+        <w:pStyle w:val="ListParagraph"/>
+        <w:ind w:firstLine="0"/>
+        <w:jc w:val="left"/>
+      </w:pPr>
+      <w:r>
+        <w:rPr>
+          <w:rFonts w:hint="eastAsia"/>
+        </w:rPr>
+        <w:tab/>
+      </w:r>
+      <w:r>
+        <w:rPr>
+          <w:rFonts w:hint="eastAsia"/>
+        </w:rPr>
+        <w:t>集合的元数据块中使用数组</w:t>
+      </w:r>
+      <w:r>
+        <w:rPr>
+          <w:rFonts w:hint="eastAsia"/>
+        </w:rPr>
+        <w:t>_</w:t>
+      </w:r>
+      <w:proofErr w:type="spellStart"/>
+      <w:r>
+        <w:rPr>
+          <w:rFonts w:hint="eastAsia"/>
+        </w:rPr>
+        <w:t>indexExtent</w:t>
+      </w:r>
+      <w:proofErr w:type="spellEnd"/>
+      <w:r>
+        <w:rPr>
+          <w:rFonts w:hint="eastAsia"/>
+        </w:rPr>
+        <w:t>中来保存每个索引控制块所在数据块的</w:t>
+      </w:r>
+      <w:r>
+        <w:rPr>
+          <w:rFonts w:hint="eastAsia"/>
+        </w:rPr>
+        <w:t>ID</w:t>
+      </w:r>
+      <w:r>
+        <w:rPr>
+          <w:rFonts w:hint="eastAsia"/>
+        </w:rPr>
+        <w:t>，普通索引从前往后使用，全文索引从后向前使用。因此，使用全文索引的时候，从后向前搜索。</w:t>
       </w:r>
     </w:p>
     <w:p>
@@ -3674,40 +4184,442 @@
         <w:pStyle w:val="ListParagraph"/>
         <w:numPr>
           <w:ilvl w:val="0"/>
-          <w:numId w:val="21"/>
+          <w:numId w:val="20"/>
         </w:numPr>
+      </w:pPr>
+      <w:bookmarkStart w:id="0" w:name="_GoBack"/>
+      <w:bookmarkEnd w:id="0"/>
+      <w:r>
+        <w:rPr>
+          <w:rFonts w:hint="eastAsia"/>
+        </w:rPr>
+        <w:t>中间记录结构</w:t>
+      </w:r>
+    </w:p>
+    <w:p>
+      <w:pPr>
+        <w:pStyle w:val="ListParagraph"/>
+        <w:ind w:left="840" w:firstLine="0"/>
+      </w:pPr>
+      <w:r>
+        <w:rPr>
+          <w:rFonts w:hint="eastAsia"/>
+        </w:rPr>
+        <w:lastRenderedPageBreak/>
+        <w:t>索引数据在搜索引擎上完成索引之后，在进行搜索的时候，需要从其中获取的关键信息是记录的</w:t>
+      </w:r>
+      <w:r>
+        <w:rPr>
+          <w:rFonts w:hint="eastAsia"/>
+        </w:rPr>
+        <w:t>OID</w:t>
+      </w:r>
+      <w:r>
+        <w:rPr>
+          <w:rFonts w:hint="eastAsia"/>
+        </w:rPr>
+        <w:t>，因此，需要保证在索引数据的时候，包含索引的</w:t>
+      </w:r>
+      <w:r>
+        <w:rPr>
+          <w:rFonts w:hint="eastAsia"/>
+        </w:rPr>
+        <w:t>OID</w:t>
+      </w:r>
+      <w:r>
+        <w:rPr>
+          <w:rFonts w:hint="eastAsia"/>
+        </w:rPr>
+        <w:t>。如果定义中不包括，则需要自动添加。</w:t>
+      </w:r>
+    </w:p>
+    <w:p>
+      <w:pPr>
+        <w:pStyle w:val="ListParagraph"/>
+        <w:ind w:left="840" w:firstLine="0"/>
+      </w:pPr>
+      <w:r>
+        <w:rPr>
+          <w:rFonts w:hint="eastAsia"/>
+        </w:rPr>
+        <w:t>因此，固定集合中的记录包含三部分：</w:t>
+      </w:r>
+    </w:p>
+    <w:p>
+      <w:pPr>
+        <w:pStyle w:val="ListParagraph"/>
+        <w:ind w:left="840" w:firstLine="0"/>
+      </w:pPr>
+      <w:r>
+        <w:rPr>
+          <w:rFonts w:hint="eastAsia"/>
+        </w:rPr>
+        <w:t>（</w:t>
+      </w:r>
+      <w:r>
+        <w:rPr>
+          <w:rFonts w:hint="eastAsia"/>
+        </w:rPr>
+        <w:t>1</w:t>
+      </w:r>
+      <w:r>
+        <w:rPr>
+          <w:rFonts w:hint="eastAsia"/>
+        </w:rPr>
+        <w:t>）</w:t>
+      </w:r>
+      <w:r>
+        <w:rPr>
+          <w:rFonts w:hint="eastAsia"/>
+        </w:rPr>
+        <w:t>记录的</w:t>
+      </w:r>
+      <w:r>
+        <w:rPr>
+          <w:rFonts w:hint="eastAsia"/>
+        </w:rPr>
+        <w:t>logical id</w:t>
+      </w:r>
+    </w:p>
+    <w:p>
+      <w:pPr>
+        <w:pStyle w:val="ListParagraph"/>
+        <w:ind w:left="840" w:firstLine="0"/>
+      </w:pPr>
+      <w:r>
+        <w:rPr>
+          <w:rFonts w:hint="eastAsia"/>
+        </w:rPr>
+        <w:t>（</w:t>
+      </w:r>
+      <w:r>
+        <w:rPr>
+          <w:rFonts w:hint="eastAsia"/>
+        </w:rPr>
+        <w:t>2</w:t>
+      </w:r>
+      <w:r>
+        <w:rPr>
+          <w:rFonts w:hint="eastAsia"/>
+        </w:rPr>
+        <w:t>）操作类型，对应数据的</w:t>
+      </w:r>
+      <w:r>
+        <w:rPr>
+          <w:rFonts w:hint="eastAsia"/>
+        </w:rPr>
+        <w:t>insert/delete/update</w:t>
+      </w:r>
+      <w:r>
+        <w:rPr>
+          <w:rFonts w:hint="eastAsia"/>
+        </w:rPr>
+        <w:t>操作</w:t>
+      </w:r>
+    </w:p>
+    <w:p>
+      <w:pPr>
+        <w:pStyle w:val="ListParagraph"/>
+        <w:ind w:left="840" w:firstLine="0"/>
+      </w:pPr>
+      <w:r>
+        <w:rPr>
+          <w:rFonts w:hint="eastAsia"/>
+        </w:rPr>
+        <w:t>（</w:t>
+      </w:r>
+      <w:r>
+        <w:rPr>
+          <w:rFonts w:hint="eastAsia"/>
+        </w:rPr>
+        <w:t>2</w:t>
+      </w:r>
+      <w:r>
+        <w:rPr>
+          <w:rFonts w:hint="eastAsia"/>
+        </w:rPr>
+        <w:t>）原始记录</w:t>
+      </w:r>
+      <w:r>
+        <w:rPr>
+          <w:rFonts w:hint="eastAsia"/>
+        </w:rPr>
+        <w:t>_id</w:t>
+      </w:r>
+    </w:p>
+    <w:p>
+      <w:pPr>
+        <w:pStyle w:val="ListParagraph"/>
+        <w:ind w:left="840" w:firstLine="0"/>
+      </w:pPr>
+      <w:r>
+        <w:rPr>
+          <w:rFonts w:hint="eastAsia"/>
+        </w:rPr>
+        <w:t>（</w:t>
+      </w:r>
+      <w:r>
+        <w:rPr>
+          <w:rFonts w:hint="eastAsia"/>
+        </w:rPr>
+        <w:t>3</w:t>
+      </w:r>
+      <w:r>
+        <w:rPr>
+          <w:rFonts w:hint="eastAsia"/>
+        </w:rPr>
+        <w:t>）索引字段的值。</w:t>
+      </w:r>
+    </w:p>
+    <w:p>
+      <w:pPr>
+        <w:pStyle w:val="Heading2"/>
+        <w:numPr>
+          <w:ilvl w:val="1"/>
+          <w:numId w:val="2"/>
+        </w:numPr>
+      </w:pPr>
+      <w:r>
+        <w:t>关键流程</w:t>
+      </w:r>
+    </w:p>
+    <w:p>
+      <w:pPr>
+        <w:pStyle w:val="ListParagraph"/>
+        <w:numPr>
+          <w:ilvl w:val="0"/>
+          <w:numId w:val="10"/>
+        </w:numPr>
+      </w:pPr>
+      <w:r>
+        <w:rPr>
+          <w:rFonts w:hint="eastAsia"/>
+        </w:rPr>
+        <w:t>创建集合空间</w:t>
+      </w:r>
+    </w:p>
+    <w:p>
+      <w:pPr>
+        <w:pStyle w:val="ListParagraph"/>
+        <w:ind w:left="900" w:firstLine="0"/>
+      </w:pPr>
+      <w:r>
+        <w:rPr>
+          <w:rFonts w:hint="eastAsia"/>
+        </w:rPr>
+        <w:t>主体流程不变，但需要增加对全文索引的支持。</w:t>
+      </w:r>
+      <w:r>
+        <w:rPr>
+          <w:rFonts w:hint="eastAsia"/>
+        </w:rPr>
+        <w:t>在创建</w:t>
+      </w:r>
+      <w:proofErr w:type="spellStart"/>
+      <w:r>
+        <w:rPr>
+          <w:rFonts w:hint="eastAsia"/>
+        </w:rPr>
+        <w:t>dmsStorageUnit</w:t>
+      </w:r>
+      <w:proofErr w:type="spellEnd"/>
+      <w:r>
+        <w:rPr>
+          <w:rFonts w:hint="eastAsia"/>
+        </w:rPr>
+        <w:t>内存结构时，除原有结构外，还需要创建</w:t>
+      </w:r>
+      <w:proofErr w:type="spellStart"/>
+      <w:r>
+        <w:rPr>
+          <w:rFonts w:hint="eastAsia"/>
+        </w:rPr>
+        <w:t>dmsStorageDataCapped</w:t>
+      </w:r>
+      <w:proofErr w:type="spellEnd"/>
+      <w:r>
+        <w:rPr>
+          <w:rFonts w:hint="eastAsia"/>
+        </w:rPr>
+        <w:t>，但采用与</w:t>
+      </w:r>
+      <w:r>
+        <w:rPr>
+          <w:rFonts w:hint="eastAsia"/>
+        </w:rPr>
+        <w:t>lob</w:t>
+      </w:r>
+      <w:r>
+        <w:rPr>
+          <w:rFonts w:hint="eastAsia"/>
+        </w:rPr>
+        <w:t>类似的</w:t>
+      </w:r>
+      <w:proofErr w:type="spellStart"/>
+      <w:r>
+        <w:rPr>
+          <w:rFonts w:hint="eastAsia"/>
+        </w:rPr>
+        <w:t>delayOpen</w:t>
+      </w:r>
+      <w:proofErr w:type="spellEnd"/>
+      <w:r>
+        <w:rPr>
+          <w:rFonts w:hint="eastAsia"/>
+        </w:rPr>
+        <w:t>模式，即只有有使用了全文索引的情况下，才去创建固定集合的文件。</w:t>
+      </w:r>
+    </w:p>
+    <w:p>
+      <w:pPr>
+        <w:pStyle w:val="ListParagraph"/>
+        <w:numPr>
+          <w:ilvl w:val="0"/>
+          <w:numId w:val="10"/>
+        </w:numPr>
+      </w:pPr>
+      <w:r>
+        <w:rPr>
+          <w:rFonts w:hint="eastAsia"/>
+        </w:rPr>
+        <w:t>删除集合空间</w:t>
+      </w:r>
+    </w:p>
+    <w:p>
+      <w:pPr>
+        <w:pStyle w:val="ListParagraph"/>
+        <w:ind w:left="900" w:firstLine="0"/>
+      </w:pPr>
+      <w:r>
+        <w:rPr>
+          <w:rFonts w:hint="eastAsia"/>
+        </w:rPr>
+        <w:t>删除集合空间时，需要新增删除</w:t>
+      </w:r>
+      <w:proofErr w:type="spellStart"/>
+      <w:r>
+        <w:rPr>
+          <w:rFonts w:hint="eastAsia"/>
+        </w:rPr>
+        <w:t>dmsStorageDataCapped</w:t>
+      </w:r>
+      <w:proofErr w:type="spellEnd"/>
+      <w:r>
+        <w:rPr>
+          <w:rFonts w:hint="eastAsia"/>
+        </w:rPr>
+        <w:t>的逻辑，不主动去删除搜索引擎上的</w:t>
+      </w:r>
+      <w:r>
+        <w:rPr>
+          <w:rFonts w:hint="eastAsia"/>
+        </w:rPr>
+        <w:t>索引，而由</w:t>
+      </w:r>
+      <w:r>
+        <w:rPr>
+          <w:rFonts w:hint="eastAsia"/>
+        </w:rPr>
+        <w:t>connector</w:t>
+      </w:r>
+      <w:r>
+        <w:rPr>
+          <w:rFonts w:hint="eastAsia"/>
+        </w:rPr>
+        <w:t>被动发现和删除。</w:t>
+      </w:r>
+    </w:p>
+    <w:p>
+      <w:pPr>
+        <w:pStyle w:val="ListParagraph"/>
+        <w:numPr>
+          <w:ilvl w:val="0"/>
+          <w:numId w:val="10"/>
+        </w:numPr>
+      </w:pPr>
+      <w:r>
+        <w:rPr>
+          <w:rFonts w:hint="eastAsia"/>
+        </w:rPr>
+        <w:t>创建全文索引</w:t>
+      </w:r>
+    </w:p>
+    <w:p>
+      <w:pPr>
+        <w:pStyle w:val="ListParagraph"/>
+        <w:ind w:left="900" w:firstLine="0"/>
+      </w:pPr>
+      <w:r>
+        <w:rPr>
+          <w:rFonts w:hint="eastAsia"/>
+        </w:rPr>
+        <w:t>创建全文索引时，</w:t>
+      </w:r>
+      <w:r>
+        <w:rPr>
+          <w:rFonts w:hint="eastAsia"/>
+        </w:rPr>
+        <w:t>需要创建</w:t>
+      </w:r>
+      <w:r>
+        <w:rPr>
+          <w:rFonts w:hint="eastAsia"/>
+        </w:rPr>
+        <w:t>对应的固定集合</w:t>
+      </w:r>
+      <w:r>
+        <w:rPr>
+          <w:rFonts w:hint="eastAsia"/>
+        </w:rPr>
+        <w:t>空间及固定集合，并通过接口将它们关联起来。</w:t>
+      </w:r>
+    </w:p>
+    <w:p>
+      <w:pPr>
+        <w:ind w:left="420" w:firstLine="420"/>
         <w:jc w:val="left"/>
-      </w:pPr>
-      <w:r>
-        <w:rPr>
-          <w:rFonts w:hint="eastAsia"/>
-        </w:rPr>
-        <w:t>方案二：</w:t>
-      </w:r>
-      <w:r>
-        <w:rPr>
-          <w:rFonts w:hint="eastAsia"/>
-        </w:rPr>
-        <w:t>每个全文索引对应一个固定集合空间和固定集合。</w:t>
-      </w:r>
-    </w:p>
-    <w:p>
-      <w:pPr>
-        <w:ind w:left="840"/>
+        <w:rPr>
+          <w:rFonts w:hint="eastAsia"/>
+        </w:rPr>
+      </w:pPr>
+      <w:r>
+        <w:rPr>
+          <w:rFonts w:hint="eastAsia"/>
+        </w:rPr>
+        <w:t>连接器定期从</w:t>
+      </w:r>
+      <w:r>
+        <w:rPr>
+          <w:rFonts w:hint="eastAsia"/>
+        </w:rPr>
+        <w:t>SDB</w:t>
+      </w:r>
+      <w:r>
+        <w:rPr>
+          <w:rFonts w:hint="eastAsia"/>
+        </w:rPr>
+        <w:t>获取全索引信息，发现新的全文索引时则在搜索服务器上进行</w:t>
+      </w:r>
+      <w:r>
+        <w:rPr>
+          <w:rFonts w:hint="eastAsia"/>
+        </w:rPr>
+        <w:tab/>
+      </w:r>
+      <w:r>
+        <w:rPr>
+          <w:rFonts w:hint="eastAsia"/>
+        </w:rPr>
+        <w:t>创建。</w:t>
+      </w:r>
+    </w:p>
+    <w:p>
+      <w:pPr>
+        <w:ind w:left="420" w:firstLine="420"/>
         <w:jc w:val="left"/>
-      </w:pPr>
-      <w:r>
-        <w:rPr>
-          <w:rFonts w:hint="eastAsia"/>
-        </w:rPr>
-        <w:t>其涉及到的存储结构及关联关系如下图所示。</w:t>
-      </w:r>
-    </w:p>
-    <w:p>
-      <w:pPr>
-        <w:pStyle w:val="ListParagraph"/>
-        <w:ind w:firstLine="0"/>
-        <w:jc w:val="left"/>
+        <w:rPr>
+          <w:rFonts w:hint="eastAsia"/>
+        </w:rPr>
       </w:pPr>
       <w:r>
         <w:rPr>
@@ -3716,9 +4628,9 @@
         <w:lastRenderedPageBreak/>
         <w:drawing>
           <wp:inline distT="0" distB="0" distL="0" distR="0">
-            <wp:extent cx="5274310" cy="4672330"/>
+            <wp:extent cx="5274310" cy="4994383"/>
             <wp:effectExtent l="19050" t="0" r="2540" b="0"/>
-            <wp:docPr id="6" name="图片 1"/>
+            <wp:docPr id="4" name="Picture 11"/>
             <wp:cNvGraphicFramePr>
               <a:graphicFrameLocks xmlns:a="http://schemas.openxmlformats.org/drawingml/2006/main" noChangeAspect="1"/>
             </wp:cNvGraphicFramePr>
@@ -3726,829 +4638,13 @@
               <a:graphicData uri="http://schemas.openxmlformats.org/drawingml/2006/picture">
                 <pic:pic xmlns:pic="http://schemas.openxmlformats.org/drawingml/2006/picture">
                   <pic:nvPicPr>
-                    <pic:cNvPr id="1" name=""/>
-                    <pic:cNvPicPr/>
-                  </pic:nvPicPr>
-                  <pic:blipFill>
-                    <a:blip r:embed="rId12"/>
-                    <a:stretch>
-                      <a:fillRect/>
-                    </a:stretch>
-                  </pic:blipFill>
-                  <pic:spPr>
-                    <a:xfrm>
-                      <a:off x="0" y="0"/>
-                      <a:ext cx="5274310" cy="4672330"/>
-                    </a:xfrm>
-                    <a:prstGeom prst="rect">
-                      <a:avLst/>
-                    </a:prstGeom>
-                  </pic:spPr>
-                </pic:pic>
-              </a:graphicData>
-            </a:graphic>
-          </wp:inline>
-        </w:drawing>
-      </w:r>
-    </w:p>
-    <w:p>
-      <w:pPr>
-        <w:pStyle w:val="ListParagraph"/>
-        <w:ind w:firstLine="0"/>
-        <w:jc w:val="left"/>
-      </w:pPr>
-      <w:r>
-        <w:rPr>
-          <w:rFonts w:hint="eastAsia"/>
-        </w:rPr>
-        <w:tab/>
-      </w:r>
-      <w:r>
-        <w:rPr>
-          <w:rFonts w:hint="eastAsia"/>
-        </w:rPr>
-        <w:t>由于每个全文索引需要对应一个集合空间，也就要对应一个存储单元，因此这些存储单元</w:t>
-      </w:r>
-      <w:r>
-        <w:rPr>
-          <w:rFonts w:hint="eastAsia"/>
-        </w:rPr>
-        <w:t>的管理需要一个专门的管理器，并与原始集合所有的存储单元关联起来。</w:t>
-      </w:r>
-    </w:p>
-    <w:p>
-      <w:pPr>
-        <w:pStyle w:val="ListParagraph"/>
-        <w:ind w:firstLine="0"/>
-        <w:jc w:val="left"/>
-      </w:pPr>
-      <w:r>
-        <w:rPr>
-          <w:rFonts w:hint="eastAsia"/>
-        </w:rPr>
-        <w:tab/>
-      </w:r>
-      <w:r>
-        <w:rPr>
-          <w:rFonts w:hint="eastAsia"/>
-        </w:rPr>
-        <w:t>此方案的优点是，对于同一个</w:t>
-      </w:r>
-      <w:r>
-        <w:rPr>
-          <w:rFonts w:hint="eastAsia"/>
-        </w:rPr>
-        <w:t>CS</w:t>
-      </w:r>
-      <w:r>
-        <w:rPr>
-          <w:rFonts w:hint="eastAsia"/>
-        </w:rPr>
-        <w:t>下存在多个全文索引的时候，由于它们对应的固定集合互不干扰，保证了各自写入的顺序性，因此性能相对较好。</w:t>
-      </w:r>
-    </w:p>
-    <w:p>
-      <w:pPr>
-        <w:pStyle w:val="ListParagraph"/>
-        <w:ind w:firstLine="0"/>
-        <w:jc w:val="left"/>
-      </w:pPr>
-      <w:r>
-        <w:rPr>
-          <w:rFonts w:hint="eastAsia"/>
-        </w:rPr>
-        <w:tab/>
-      </w:r>
-      <w:r>
-        <w:rPr>
-          <w:rFonts w:hint="eastAsia"/>
-        </w:rPr>
-        <w:t>缺点是给一个集合空间的管理增加了复杂性，</w:t>
-      </w:r>
-      <w:r>
-        <w:rPr>
-          <w:rFonts w:hint="eastAsia"/>
-        </w:rPr>
-        <w:t>在进行查询</w:t>
-      </w:r>
-      <w:r>
-        <w:rPr>
-          <w:rFonts w:hint="eastAsia"/>
-        </w:rPr>
-        <w:t>时、启动等</w:t>
-      </w:r>
-      <w:r>
-        <w:rPr>
-          <w:rFonts w:hint="eastAsia"/>
-        </w:rPr>
-        <w:t>过程中，需要处理好多个存储单元的管理。</w:t>
-      </w:r>
-    </w:p>
-    <w:p>
-      <w:pPr>
-        <w:pStyle w:val="ListParagraph"/>
-        <w:ind w:firstLine="0"/>
-        <w:jc w:val="left"/>
-      </w:pPr>
-    </w:p>
-    <w:p>
-      <w:pPr>
-        <w:pStyle w:val="ListParagraph"/>
-        <w:ind w:firstLine="0"/>
-        <w:jc w:val="left"/>
-        <w:rPr>
-          <w:color w:val="0070C0"/>
-        </w:rPr>
-      </w:pPr>
-      <w:r>
-        <w:rPr>
-          <w:rFonts w:hint="eastAsia"/>
-          <w:color w:val="0070C0"/>
-        </w:rPr>
-        <w:tab/>
-      </w:r>
-      <w:r>
-        <w:rPr>
-          <w:rFonts w:hint="eastAsia"/>
-          <w:color w:val="0070C0"/>
-        </w:rPr>
-        <w:t>结合当前的实际使用场景，一个数据库中使用的全文索引个数很少，因此</w:t>
-      </w:r>
-      <w:r>
-        <w:rPr>
-          <w:rFonts w:hint="eastAsia"/>
-          <w:color w:val="0070C0"/>
-        </w:rPr>
-        <w:t>优先方案一。</w:t>
-      </w:r>
-      <w:r>
-        <w:rPr>
-          <w:rFonts w:hint="eastAsia"/>
-          <w:color w:val="0070C0"/>
-        </w:rPr>
-        <w:t>（？）</w:t>
-      </w:r>
-    </w:p>
-    <w:p>
-      <w:pPr>
-        <w:pStyle w:val="ListParagraph"/>
-        <w:ind w:firstLine="0"/>
-        <w:jc w:val="left"/>
-      </w:pPr>
-    </w:p>
-    <w:p>
-      <w:pPr>
-        <w:pStyle w:val="ListParagraph"/>
-        <w:ind w:firstLine="0"/>
-        <w:jc w:val="left"/>
-      </w:pPr>
-      <w:r>
-        <w:rPr>
-          <w:rFonts w:hint="eastAsia"/>
-        </w:rPr>
-        <w:tab/>
-      </w:r>
-      <w:r>
-        <w:rPr>
-          <w:rFonts w:hint="eastAsia"/>
-        </w:rPr>
-        <w:t>对于普通索引，其定义及索引数据都是存储在单独的</w:t>
-      </w:r>
-      <w:r>
-        <w:rPr>
-          <w:rFonts w:hint="eastAsia"/>
-        </w:rPr>
-        <w:t>.idx</w:t>
-      </w:r>
-      <w:r>
-        <w:rPr>
-          <w:rFonts w:hint="eastAsia"/>
-        </w:rPr>
-        <w:t>文件中，集合与索引之间的关联，是通过集合的元数据块（</w:t>
-      </w:r>
-      <w:r>
-        <w:rPr>
-          <w:rFonts w:hint="eastAsia"/>
-        </w:rPr>
-        <w:t>MB</w:t>
-      </w:r>
-      <w:r>
-        <w:rPr>
-          <w:rFonts w:hint="eastAsia"/>
-        </w:rPr>
-        <w:t>）中的字段来记录的。</w:t>
-      </w:r>
-    </w:p>
-    <w:p>
-      <w:pPr>
-        <w:pStyle w:val="ListParagraph"/>
-        <w:ind w:firstLine="0"/>
-        <w:jc w:val="left"/>
-      </w:pPr>
-      <w:r>
-        <w:rPr>
-          <w:rFonts w:hint="eastAsia"/>
-        </w:rPr>
-        <w:tab/>
-      </w:r>
-      <w:r>
-        <w:rPr>
-          <w:rFonts w:hint="eastAsia"/>
-        </w:rPr>
-        <w:t>集合的元数据块中使用数组</w:t>
-      </w:r>
-      <w:r>
-        <w:rPr>
-          <w:rFonts w:hint="eastAsia"/>
-        </w:rPr>
-        <w:t>_indexExtent</w:t>
-      </w:r>
-      <w:r>
-        <w:rPr>
-          <w:rFonts w:hint="eastAsia"/>
-        </w:rPr>
-        <w:t>中来保存每个索引控制块所在数据块的</w:t>
-      </w:r>
-      <w:r>
-        <w:rPr>
-          <w:rFonts w:hint="eastAsia"/>
-        </w:rPr>
-        <w:t>ID</w:t>
-      </w:r>
-      <w:r>
-        <w:rPr>
-          <w:rFonts w:hint="eastAsia"/>
-        </w:rPr>
-        <w:t>，普通索引从前往后使用，全文索引从后向前使用。因此，使用全文索引的时候，从后向前搜索。</w:t>
-      </w:r>
-    </w:p>
-    <w:p>
-      <w:pPr>
-        <w:pStyle w:val="ListParagraph"/>
-        <w:ind w:firstLine="0"/>
-        <w:jc w:val="left"/>
-      </w:pPr>
-    </w:p>
-    <w:p>
-      <w:pPr>
-        <w:pStyle w:val="ListParagraph"/>
-        <w:numPr>
-          <w:ilvl w:val="0"/>
-          <w:numId w:val="20"/>
-        </w:numPr>
-        <w:jc w:val="left"/>
-      </w:pPr>
-      <w:commentRangeStart w:id="4"/>
-      <w:r>
-        <w:rPr>
-          <w:rFonts w:hint="eastAsia"/>
-        </w:rPr>
-        <w:t>固定集合命名</w:t>
-      </w:r>
-    </w:p>
-    <w:p>
-      <w:pPr>
-        <w:pStyle w:val="ListParagraph"/>
-        <w:ind w:firstLine="0"/>
-        <w:jc w:val="left"/>
-      </w:pPr>
-      <w:r>
-        <w:rPr>
-          <w:rFonts w:hint="eastAsia"/>
-        </w:rPr>
-        <w:tab/>
-      </w:r>
-      <w:r>
-        <w:rPr>
-          <w:rFonts w:hint="eastAsia"/>
-        </w:rPr>
-        <w:tab/>
-      </w:r>
-      <w:r>
-        <w:rPr>
-          <w:rFonts w:hint="eastAsia"/>
-        </w:rPr>
-        <w:t>索引对应固定集合的命名</w:t>
-      </w:r>
-      <w:r>
-        <w:rPr>
-          <w:rFonts w:hint="eastAsia"/>
-        </w:rPr>
-        <w:t>，使用</w:t>
-      </w:r>
-      <w:r>
-        <w:rPr>
-          <w:rFonts w:hint="eastAsia"/>
-        </w:rPr>
-        <w:t xml:space="preserve"> _indexName</w:t>
-      </w:r>
-      <w:r>
-        <w:rPr>
-          <w:rFonts w:hint="eastAsia"/>
-        </w:rPr>
-        <w:t xml:space="preserve"> </w:t>
-      </w:r>
-      <w:r>
-        <w:rPr>
-          <w:rFonts w:hint="eastAsia"/>
-        </w:rPr>
-        <w:t>。</w:t>
-      </w:r>
-    </w:p>
-    <w:p>
-      <w:pPr>
-        <w:pStyle w:val="ListParagraph"/>
-        <w:numPr>
-          <w:ilvl w:val="0"/>
-          <w:numId w:val="20"/>
-        </w:numPr>
-      </w:pPr>
-      <w:bookmarkStart w:id="5" w:name="_GoBack"/>
-      <w:bookmarkEnd w:id="5"/>
-      <w:commentRangeEnd w:id="4"/>
-      <w:r>
-        <w:rPr>
-          <w:rStyle w:val="CommentReference"/>
-        </w:rPr>
-        <w:commentReference w:id="4"/>
-      </w:r>
-      <w:r>
-        <w:rPr>
-          <w:rFonts w:hint="eastAsia"/>
-        </w:rPr>
-        <w:t>中间记录结构</w:t>
-      </w:r>
-    </w:p>
-    <w:p>
-      <w:pPr>
-        <w:pStyle w:val="ListParagraph"/>
-        <w:ind w:left="840" w:firstLine="0"/>
-      </w:pPr>
-      <w:r>
-        <w:rPr>
-          <w:rFonts w:hint="eastAsia"/>
-        </w:rPr>
-        <w:t>索引数据在搜索引擎上完成索引之后，在进行搜索的时候，需要从其中获取的关</w:t>
-      </w:r>
-      <w:r>
-        <w:rPr>
-          <w:rFonts w:hint="eastAsia"/>
-        </w:rPr>
-        <w:lastRenderedPageBreak/>
-        <w:t>键信息是记录的</w:t>
-      </w:r>
-      <w:r>
-        <w:rPr>
-          <w:rFonts w:hint="eastAsia"/>
-        </w:rPr>
-        <w:t>OID</w:t>
-      </w:r>
-      <w:r>
-        <w:rPr>
-          <w:rFonts w:hint="eastAsia"/>
-        </w:rPr>
-        <w:t>，因此，需要保证在索引数据的时候，包含索引的</w:t>
-      </w:r>
-      <w:r>
-        <w:rPr>
-          <w:rFonts w:hint="eastAsia"/>
-        </w:rPr>
-        <w:t>OID</w:t>
-      </w:r>
-      <w:r>
-        <w:rPr>
-          <w:rFonts w:hint="eastAsia"/>
-        </w:rPr>
-        <w:t>。如果定义中不包括，则需要自动添加。</w:t>
-      </w:r>
-    </w:p>
-    <w:p>
-      <w:pPr>
-        <w:pStyle w:val="ListParagraph"/>
-        <w:ind w:left="840" w:firstLine="0"/>
-      </w:pPr>
-      <w:r>
-        <w:rPr>
-          <w:rFonts w:hint="eastAsia"/>
-        </w:rPr>
-        <w:t>因此，固定集合中的记录包含三部分：</w:t>
-      </w:r>
-    </w:p>
-    <w:p>
-      <w:pPr>
-        <w:pStyle w:val="ListParagraph"/>
-        <w:ind w:left="840" w:firstLine="0"/>
-      </w:pPr>
-      <w:r>
-        <w:rPr>
-          <w:rFonts w:hint="eastAsia"/>
-        </w:rPr>
-        <w:t>（</w:t>
-      </w:r>
-      <w:r>
-        <w:rPr>
-          <w:rFonts w:hint="eastAsia"/>
-        </w:rPr>
-        <w:t>1</w:t>
-      </w:r>
-      <w:r>
-        <w:rPr>
-          <w:rFonts w:hint="eastAsia"/>
-        </w:rPr>
-        <w:t>）</w:t>
-      </w:r>
-      <w:r>
-        <w:rPr>
-          <w:rFonts w:hint="eastAsia"/>
-        </w:rPr>
-        <w:t>记录的</w:t>
-      </w:r>
-      <w:r>
-        <w:rPr>
-          <w:rFonts w:hint="eastAsia"/>
-        </w:rPr>
-        <w:t>logical id</w:t>
-      </w:r>
-    </w:p>
-    <w:p>
-      <w:pPr>
-        <w:pStyle w:val="ListParagraph"/>
-        <w:ind w:left="840" w:firstLine="0"/>
-      </w:pPr>
-      <w:r>
-        <w:rPr>
-          <w:rFonts w:hint="eastAsia"/>
-        </w:rPr>
-        <w:t>（</w:t>
-      </w:r>
-      <w:r>
-        <w:rPr>
-          <w:rFonts w:hint="eastAsia"/>
-        </w:rPr>
-        <w:t>2</w:t>
-      </w:r>
-      <w:r>
-        <w:rPr>
-          <w:rFonts w:hint="eastAsia"/>
-        </w:rPr>
-        <w:t>）操作类型，对应数据的</w:t>
-      </w:r>
-      <w:r>
-        <w:rPr>
-          <w:rFonts w:hint="eastAsia"/>
-        </w:rPr>
-        <w:t>insert/delete/update</w:t>
-      </w:r>
-      <w:r>
-        <w:rPr>
-          <w:rFonts w:hint="eastAsia"/>
-        </w:rPr>
-        <w:t>操作</w:t>
-      </w:r>
-    </w:p>
-    <w:p>
-      <w:pPr>
-        <w:pStyle w:val="ListParagraph"/>
-        <w:ind w:left="840" w:firstLine="0"/>
-      </w:pPr>
-      <w:r>
-        <w:rPr>
-          <w:rFonts w:hint="eastAsia"/>
-        </w:rPr>
-        <w:t>（</w:t>
-      </w:r>
-      <w:r>
-        <w:rPr>
-          <w:rFonts w:hint="eastAsia"/>
-        </w:rPr>
-        <w:t>2</w:t>
-      </w:r>
-      <w:r>
-        <w:rPr>
-          <w:rFonts w:hint="eastAsia"/>
-        </w:rPr>
-        <w:t>）原始记录</w:t>
-      </w:r>
-      <w:r>
-        <w:rPr>
-          <w:rFonts w:hint="eastAsia"/>
-        </w:rPr>
-        <w:t>_id</w:t>
-      </w:r>
-    </w:p>
-    <w:p>
-      <w:pPr>
-        <w:pStyle w:val="ListParagraph"/>
-        <w:ind w:left="840" w:firstLine="0"/>
-      </w:pPr>
-      <w:r>
-        <w:rPr>
-          <w:rFonts w:hint="eastAsia"/>
-        </w:rPr>
-        <w:t>（</w:t>
-      </w:r>
-      <w:r>
-        <w:rPr>
-          <w:rFonts w:hint="eastAsia"/>
-        </w:rPr>
-        <w:t>3</w:t>
-      </w:r>
-      <w:r>
-        <w:rPr>
-          <w:rFonts w:hint="eastAsia"/>
-        </w:rPr>
-        <w:t>）索引字段的值。</w:t>
-      </w:r>
-    </w:p>
-    <w:p>
-      <w:pPr>
-        <w:pStyle w:val="Heading2"/>
-        <w:numPr>
-          <w:ilvl w:val="1"/>
-          <w:numId w:val="2"/>
-        </w:numPr>
-      </w:pPr>
-      <w:commentRangeStart w:id="6"/>
-      <w:r>
-        <w:t>关键流程</w:t>
-      </w:r>
-      <w:commentRangeEnd w:id="6"/>
-      <w:r>
-        <w:rPr>
-          <w:rStyle w:val="CommentReference"/>
-          <w:rFonts w:asciiTheme="minorHAnsi" w:eastAsiaTheme="minorEastAsia" w:hAnsiTheme="minorHAnsi"/>
-          <w:b w:val="0"/>
-        </w:rPr>
-        <w:commentReference w:id="6"/>
-      </w:r>
-    </w:p>
-    <w:p>
-      <w:pPr>
-        <w:pStyle w:val="ListParagraph"/>
-        <w:numPr>
-          <w:ilvl w:val="0"/>
-          <w:numId w:val="10"/>
-        </w:numPr>
-      </w:pPr>
-      <w:r>
-        <w:rPr>
-          <w:rFonts w:hint="eastAsia"/>
-        </w:rPr>
-        <w:t>创建集合空间</w:t>
-      </w:r>
-    </w:p>
-    <w:p>
-      <w:pPr>
-        <w:pStyle w:val="ListParagraph"/>
-        <w:ind w:left="900" w:firstLine="0"/>
-      </w:pPr>
-      <w:r>
-        <w:rPr>
-          <w:rFonts w:hint="eastAsia"/>
-        </w:rPr>
-        <w:t>主体流程不变，但需要增加对全文索引的支持。</w:t>
-      </w:r>
-      <w:r>
-        <w:rPr>
-          <w:rFonts w:hint="eastAsia"/>
-        </w:rPr>
-        <w:t>在创建</w:t>
-      </w:r>
-      <w:r>
-        <w:rPr>
-          <w:rFonts w:hint="eastAsia"/>
-        </w:rPr>
-        <w:t>dmsStorageUnit</w:t>
-      </w:r>
-      <w:r>
-        <w:rPr>
-          <w:rFonts w:hint="eastAsia"/>
-        </w:rPr>
-        <w:t>内存结构时，除原有结构外，还需要创建</w:t>
-      </w:r>
-      <w:r>
-        <w:rPr>
-          <w:rFonts w:hint="eastAsia"/>
-        </w:rPr>
-        <w:t>dmsStorageDataCapped</w:t>
-      </w:r>
-      <w:r>
-        <w:rPr>
-          <w:rFonts w:hint="eastAsia"/>
-        </w:rPr>
-        <w:t>，但采用与</w:t>
-      </w:r>
-      <w:r>
-        <w:rPr>
-          <w:rFonts w:hint="eastAsia"/>
-        </w:rPr>
-        <w:t>lob</w:t>
-      </w:r>
-      <w:r>
-        <w:rPr>
-          <w:rFonts w:hint="eastAsia"/>
-        </w:rPr>
-        <w:t>类似的</w:t>
-      </w:r>
-      <w:r>
-        <w:rPr>
-          <w:rFonts w:hint="eastAsia"/>
-        </w:rPr>
-        <w:t>delayOpen</w:t>
-      </w:r>
-      <w:r>
-        <w:rPr>
-          <w:rFonts w:hint="eastAsia"/>
-        </w:rPr>
-        <w:t>模式，即只有有使用了全文索引的情况下，才去创建固定集合的文件。</w:t>
-      </w:r>
-    </w:p>
-    <w:p>
-      <w:pPr>
-        <w:pStyle w:val="ListParagraph"/>
-        <w:numPr>
-          <w:ilvl w:val="0"/>
-          <w:numId w:val="10"/>
-        </w:numPr>
-      </w:pPr>
-      <w:r>
-        <w:rPr>
-          <w:rFonts w:hint="eastAsia"/>
-        </w:rPr>
-        <w:t>删除集合空间</w:t>
-      </w:r>
-    </w:p>
-    <w:p>
-      <w:pPr>
-        <w:pStyle w:val="ListParagraph"/>
-        <w:ind w:left="900" w:firstLine="0"/>
-      </w:pPr>
-      <w:r>
-        <w:rPr>
-          <w:rFonts w:hint="eastAsia"/>
-        </w:rPr>
-        <w:t>删除集合空间时，需要新增删除</w:t>
-      </w:r>
-      <w:r>
-        <w:rPr>
-          <w:rFonts w:hint="eastAsia"/>
-        </w:rPr>
-        <w:t>dmsStorageDataCapped</w:t>
-      </w:r>
-      <w:r>
-        <w:rPr>
-          <w:rFonts w:hint="eastAsia"/>
-        </w:rPr>
-        <w:t>的逻辑，不主动去删除搜索引擎上的</w:t>
-      </w:r>
-      <w:r>
-        <w:rPr>
-          <w:rFonts w:hint="eastAsia"/>
-        </w:rPr>
-        <w:t>索引，而由</w:t>
-      </w:r>
-      <w:r>
-        <w:rPr>
-          <w:rFonts w:hint="eastAsia"/>
-        </w:rPr>
-        <w:t>connector</w:t>
-      </w:r>
-      <w:r>
-        <w:rPr>
-          <w:rFonts w:hint="eastAsia"/>
-        </w:rPr>
-        <w:t>被动发现和删除。</w:t>
-      </w:r>
-    </w:p>
-    <w:p>
-      <w:pPr>
-        <w:pStyle w:val="ListParagraph"/>
-        <w:numPr>
-          <w:ilvl w:val="0"/>
-          <w:numId w:val="10"/>
-        </w:numPr>
-      </w:pPr>
-      <w:r>
-        <w:rPr>
-          <w:rFonts w:hint="eastAsia"/>
-        </w:rPr>
-        <w:t>创建全文索引</w:t>
-      </w:r>
-    </w:p>
-    <w:p>
-      <w:pPr>
-        <w:pStyle w:val="ListParagraph"/>
-        <w:ind w:left="900" w:firstLine="0"/>
-      </w:pPr>
-      <w:r>
-        <w:rPr>
-          <w:rFonts w:hint="eastAsia"/>
-        </w:rPr>
-        <w:t>创建全文索引时，</w:t>
-      </w:r>
-      <w:r>
-        <w:rPr>
-          <w:rFonts w:hint="eastAsia"/>
-        </w:rPr>
-        <w:t>需要创建</w:t>
-      </w:r>
-      <w:r>
-        <w:rPr>
-          <w:rFonts w:hint="eastAsia"/>
-        </w:rPr>
-        <w:t>对应的固定集合，若这是该集合空间中的第一个全文索引，则需要创建并打开对应的文件。</w:t>
-      </w:r>
-    </w:p>
-    <w:p>
-      <w:pPr>
-        <w:pStyle w:val="ListParagraph"/>
-        <w:ind w:left="900" w:firstLine="0"/>
-      </w:pPr>
-      <w:r>
-        <w:rPr>
-          <w:rFonts w:hint="eastAsia"/>
-        </w:rPr>
-        <w:t>对存量数据的索引，可参考现有的</w:t>
-      </w:r>
-      <w:r>
-        <w:rPr>
-          <w:rFonts w:hint="eastAsia"/>
-        </w:rPr>
-        <w:t>dmsIndexBuilder</w:t>
-      </w:r>
-      <w:r>
-        <w:rPr>
-          <w:rFonts w:hint="eastAsia"/>
-        </w:rPr>
-        <w:t>，可整合到一起，提供外部插入函数。</w:t>
-      </w:r>
-    </w:p>
-    <w:p>
-      <w:pPr>
-        <w:ind w:left="420" w:firstLine="420"/>
-        <w:jc w:val="left"/>
-      </w:pPr>
-      <w:r>
-        <w:rPr>
-          <w:rFonts w:hint="eastAsia"/>
-        </w:rPr>
-        <w:t>连接器定期从</w:t>
-      </w:r>
-      <w:r>
-        <w:rPr>
-          <w:rFonts w:hint="eastAsia"/>
-        </w:rPr>
-        <w:t>SDB</w:t>
-      </w:r>
-      <w:r>
-        <w:rPr>
-          <w:rFonts w:hint="eastAsia"/>
-        </w:rPr>
-        <w:t>获取全索引信息，发现新的全文索引时则在搜索服务器上进行</w:t>
-      </w:r>
-      <w:r>
-        <w:rPr>
-          <w:rFonts w:hint="eastAsia"/>
-        </w:rPr>
-        <w:tab/>
-      </w:r>
-      <w:r>
-        <w:rPr>
-          <w:rFonts w:hint="eastAsia"/>
-        </w:rPr>
-        <w:t>创建。</w:t>
-      </w:r>
-    </w:p>
-    <w:p>
-      <w:pPr>
-        <w:ind w:left="420" w:firstLine="420"/>
-        <w:jc w:val="left"/>
-      </w:pPr>
-      <w:commentRangeStart w:id="7"/>
-      <w:r>
-        <w:rPr>
-          <w:noProof/>
-        </w:rPr>
-        <w:lastRenderedPageBreak/>
-        <w:drawing>
-          <wp:inline distT="0" distB="0" distL="0" distR="0">
-            <wp:extent cx="5274310" cy="4510377"/>
-            <wp:effectExtent l="19050" t="0" r="2540" b="0"/>
-            <wp:docPr id="7" name="Picture 4"/>
-            <wp:cNvGraphicFramePr>
-              <a:graphicFrameLocks xmlns:a="http://schemas.openxmlformats.org/drawingml/2006/main" noChangeAspect="1"/>
-            </wp:cNvGraphicFramePr>
-            <a:graphic xmlns:a="http://schemas.openxmlformats.org/drawingml/2006/main">
-              <a:graphicData uri="http://schemas.openxmlformats.org/drawingml/2006/picture">
-                <pic:pic xmlns:pic="http://schemas.openxmlformats.org/drawingml/2006/picture">
-                  <pic:nvPicPr>
-                    <pic:cNvPr id="0" name="Picture 4"/>
+                    <pic:cNvPr id="0" name="Picture 11"/>
                     <pic:cNvPicPr>
                       <a:picLocks noChangeAspect="1" noChangeArrowheads="1"/>
                     </pic:cNvPicPr>
                   </pic:nvPicPr>
                   <pic:blipFill>
-                    <a:blip r:embed="rId13"/>
+                    <a:blip r:embed="rId11"/>
                     <a:srcRect/>
                     <a:stretch>
                       <a:fillRect/>
@@ -4557,7 +4653,7 @@
                   <pic:spPr bwMode="auto">
                     <a:xfrm>
                       <a:off x="0" y="0"/>
-                      <a:ext cx="5274310" cy="4510377"/>
+                      <a:ext cx="5274310" cy="4994383"/>
                     </a:xfrm>
                     <a:prstGeom prst="rect">
                       <a:avLst/>
@@ -4576,12 +4672,459 @@
           </wp:inline>
         </w:drawing>
       </w:r>
-      <w:commentRangeEnd w:id="7"/>
-      <w:r>
-        <w:rPr>
-          <w:rStyle w:val="CommentReference"/>
-        </w:rPr>
-        <w:commentReference w:id="7"/>
+    </w:p>
+    <w:p>
+      <w:pPr>
+        <w:pStyle w:val="CommentText"/>
+        <w:ind w:leftChars="400" w:left="840"/>
+        <w:rPr>
+          <w:rFonts w:hint="eastAsia"/>
+        </w:rPr>
+      </w:pPr>
+      <w:r>
+        <w:rPr>
+          <w:rFonts w:hint="eastAsia"/>
+        </w:rPr>
+        <w:t>当创建</w:t>
+      </w:r>
+      <w:r>
+        <w:rPr>
+          <w:rFonts w:hint="eastAsia"/>
+        </w:rPr>
+        <w:t>全文索引时，若集合中已经有数据，则需要首先完成这些数据的索引。</w:t>
+      </w:r>
+      <w:r>
+        <w:rPr>
+          <w:rFonts w:hint="eastAsia"/>
+        </w:rPr>
+        <w:t>即全文索引创建后，对数据的处理分两个阶段：存量数据的索引及新变化数据的索引。这两个阶段的切换需要使用一个状态来保存。</w:t>
+      </w:r>
+    </w:p>
+    <w:p>
+      <w:pPr>
+        <w:pStyle w:val="CommentText"/>
+        <w:ind w:leftChars="400" w:left="840"/>
+        <w:rPr>
+          <w:rFonts w:hint="eastAsia"/>
+        </w:rPr>
+      </w:pPr>
+      <w:r>
+        <w:rPr>
+          <w:rFonts w:hint="eastAsia"/>
+        </w:rPr>
+        <w:t>为了将适配器做成无状态的，可利用存储引擎服务器来进行状态的保存。在存储引擎服务器上创建一个特殊的索引，命名为</w:t>
+      </w:r>
+      <w:r>
+        <w:rPr>
+          <w:rFonts w:hint="eastAsia"/>
+        </w:rPr>
+        <w:t xml:space="preserve"> SYSINDEXPHASE</w:t>
+      </w:r>
+      <w:r>
+        <w:rPr>
+          <w:rFonts w:hint="eastAsia"/>
+        </w:rPr>
+        <w:t>，其中的记录包含两个字段：</w:t>
+      </w:r>
+    </w:p>
+    <w:p>
+      <w:pPr>
+        <w:pStyle w:val="CommentText"/>
+        <w:ind w:leftChars="400" w:left="840"/>
+        <w:rPr>
+          <w:rFonts w:hint="eastAsia"/>
+        </w:rPr>
+      </w:pPr>
+      <w:r>
+        <w:rPr>
+          <w:rFonts w:hint="eastAsia"/>
+        </w:rPr>
+        <w:t>｛</w:t>
+      </w:r>
+      <w:r>
+        <w:rPr>
+          <w:rFonts w:hint="eastAsia"/>
+        </w:rPr>
+        <w:t xml:space="preserve"> "index": </w:t>
+      </w:r>
+      <w:proofErr w:type="spellStart"/>
+      <w:r>
+        <w:rPr>
+          <w:rFonts w:hint="eastAsia"/>
+        </w:rPr>
+        <w:t>indexName</w:t>
+      </w:r>
+      <w:proofErr w:type="spellEnd"/>
+      <w:r>
+        <w:rPr>
+          <w:rFonts w:hint="eastAsia"/>
+        </w:rPr>
+        <w:t xml:space="preserve">,  "type" : </w:t>
+      </w:r>
+      <w:proofErr w:type="spellStart"/>
+      <w:r>
+        <w:rPr>
+          <w:rFonts w:hint="eastAsia"/>
+        </w:rPr>
+        <w:t>typeName</w:t>
+      </w:r>
+      <w:proofErr w:type="spellEnd"/>
+      <w:r>
+        <w:rPr>
+          <w:rFonts w:hint="eastAsia"/>
+        </w:rPr>
+        <w:t>, "phase" : 0 | 1 }</w:t>
+      </w:r>
+    </w:p>
+    <w:p>
+      <w:pPr>
+        <w:pStyle w:val="CommentText"/>
+        <w:ind w:leftChars="400" w:left="840"/>
+        <w:rPr>
+          <w:rFonts w:hint="eastAsia"/>
+        </w:rPr>
+      </w:pPr>
+      <w:r>
+        <w:rPr>
+          <w:rFonts w:hint="eastAsia"/>
+        </w:rPr>
+        <w:t>phase</w:t>
+      </w:r>
+      <w:r>
+        <w:rPr>
+          <w:rFonts w:hint="eastAsia"/>
+        </w:rPr>
+        <w:t>为</w:t>
+      </w:r>
+      <w:r>
+        <w:rPr>
+          <w:rFonts w:hint="eastAsia"/>
+        </w:rPr>
+        <w:t>0</w:t>
+      </w:r>
+      <w:r>
+        <w:rPr>
+          <w:rFonts w:hint="eastAsia"/>
+        </w:rPr>
+        <w:t>，表示当前处理存量数据的索引，此时从原始集合中进行表扫描读取记录；</w:t>
+      </w:r>
+    </w:p>
+    <w:p>
+      <w:pPr>
+        <w:pStyle w:val="CommentText"/>
+        <w:ind w:leftChars="400" w:left="840"/>
+        <w:rPr>
+          <w:rFonts w:hint="eastAsia"/>
+        </w:rPr>
+      </w:pPr>
+      <w:r>
+        <w:rPr>
+          <w:rFonts w:hint="eastAsia"/>
+        </w:rPr>
+        <w:t>phase</w:t>
+      </w:r>
+      <w:r>
+        <w:rPr>
+          <w:rFonts w:hint="eastAsia"/>
+        </w:rPr>
+        <w:t>为</w:t>
+      </w:r>
+      <w:r>
+        <w:rPr>
+          <w:rFonts w:hint="eastAsia"/>
+        </w:rPr>
+        <w:t>1</w:t>
+      </w:r>
+      <w:r>
+        <w:rPr>
+          <w:rFonts w:hint="eastAsia"/>
+        </w:rPr>
+        <w:t>，则表示存量数据已处理完毕，从对应的固定集合中读取记录。</w:t>
+      </w:r>
+    </w:p>
+    <w:p>
+      <w:pPr>
+        <w:pStyle w:val="CommentText"/>
+        <w:ind w:leftChars="400" w:left="840"/>
+        <w:rPr>
+          <w:rFonts w:hint="eastAsia"/>
+        </w:rPr>
+      </w:pPr>
+      <w:r>
+        <w:rPr>
+          <w:rFonts w:hint="eastAsia"/>
+        </w:rPr>
+        <w:t>当新建了一个全文索引时，进入</w:t>
+      </w:r>
+      <w:r>
+        <w:rPr>
+          <w:rFonts w:hint="eastAsia"/>
+        </w:rPr>
+        <w:t xml:space="preserve"> </w:t>
+      </w:r>
+      <w:r>
+        <w:rPr>
+          <w:rFonts w:hint="eastAsia"/>
+        </w:rPr>
+        <w:t>到</w:t>
+      </w:r>
+      <w:r>
+        <w:rPr>
+          <w:rFonts w:hint="eastAsia"/>
+        </w:rPr>
+        <w:t xml:space="preserve">phase </w:t>
+      </w:r>
+      <w:r>
+        <w:rPr>
+          <w:rFonts w:hint="eastAsia"/>
+        </w:rPr>
+        <w:t>为</w:t>
+      </w:r>
+      <w:r>
+        <w:rPr>
+          <w:rFonts w:hint="eastAsia"/>
+        </w:rPr>
+        <w:t>0</w:t>
+      </w:r>
+      <w:r>
+        <w:rPr>
+          <w:rFonts w:hint="eastAsia"/>
+        </w:rPr>
+        <w:t>的阶段，在</w:t>
+      </w:r>
+      <w:r>
+        <w:rPr>
+          <w:rFonts w:hint="eastAsia"/>
+        </w:rPr>
+        <w:t>SYSINDEXPHASE</w:t>
+      </w:r>
+      <w:r>
+        <w:rPr>
+          <w:rFonts w:hint="eastAsia"/>
+        </w:rPr>
+        <w:t>中插入对应的记录，</w:t>
+      </w:r>
+      <w:r>
+        <w:rPr>
+          <w:rFonts w:hint="eastAsia"/>
+        </w:rPr>
+        <w:t>phase</w:t>
+      </w:r>
+      <w:r>
+        <w:rPr>
+          <w:rFonts w:hint="eastAsia"/>
+        </w:rPr>
+        <w:t>值为</w:t>
+      </w:r>
+      <w:r>
+        <w:rPr>
+          <w:rFonts w:hint="eastAsia"/>
+        </w:rPr>
+        <w:t>0</w:t>
+      </w:r>
+      <w:r>
+        <w:rPr>
+          <w:rFonts w:hint="eastAsia"/>
+        </w:rPr>
+        <w:t>。当切换到</w:t>
+      </w:r>
+      <w:r>
+        <w:rPr>
+          <w:rFonts w:hint="eastAsia"/>
+        </w:rPr>
+        <w:t>phase</w:t>
+      </w:r>
+      <w:r>
+        <w:rPr>
+          <w:rFonts w:hint="eastAsia"/>
+        </w:rPr>
+        <w:t>为</w:t>
+      </w:r>
+      <w:r>
+        <w:rPr>
+          <w:rFonts w:hint="eastAsia"/>
+        </w:rPr>
+        <w:t>1</w:t>
+      </w:r>
+      <w:r>
+        <w:rPr>
+          <w:rFonts w:hint="eastAsia"/>
+        </w:rPr>
+        <w:t>的阶段时，也对应将</w:t>
+      </w:r>
+      <w:r>
+        <w:rPr>
+          <w:rFonts w:hint="eastAsia"/>
+        </w:rPr>
+        <w:t>SYSINDEXPHASE</w:t>
+      </w:r>
+      <w:r>
+        <w:rPr>
+          <w:rFonts w:hint="eastAsia"/>
+        </w:rPr>
+        <w:t>中的记录进行更新。</w:t>
+      </w:r>
+    </w:p>
+    <w:p>
+      <w:pPr>
+        <w:pStyle w:val="CommentText"/>
+        <w:ind w:leftChars="400" w:left="840"/>
+        <w:rPr>
+          <w:rFonts w:hint="eastAsia"/>
+        </w:rPr>
+      </w:pPr>
+      <w:r>
+        <w:rPr>
+          <w:rFonts w:hint="eastAsia"/>
+        </w:rPr>
+        <w:t>这样，当适配器重启后，可从搜索服务器中读取到全文索引的索引进度信息，进而继续之前中断的任务。</w:t>
+      </w:r>
+    </w:p>
+    <w:p>
+      <w:pPr>
+        <w:pStyle w:val="CommentText"/>
+        <w:ind w:leftChars="400" w:left="840"/>
+      </w:pPr>
+      <w:r>
+        <w:rPr>
+          <w:rFonts w:hint="eastAsia"/>
+        </w:rPr>
+        <w:t>（另一种思路：触</w:t>
+      </w:r>
+      <w:r>
+        <w:rPr>
+          <w:rFonts w:hint="eastAsia"/>
+        </w:rPr>
+        <w:t>发一个全量的索引过程，使</w:t>
+      </w:r>
+      <w:r>
+        <w:rPr>
+          <w:rFonts w:hint="eastAsia"/>
+        </w:rPr>
+        <w:t>connector</w:t>
+      </w:r>
+      <w:r>
+        <w:rPr>
+          <w:rFonts w:hint="eastAsia"/>
+        </w:rPr>
+        <w:t>从原始集合中读取数据。</w:t>
+      </w:r>
+    </w:p>
+    <w:p>
+      <w:pPr>
+        <w:pStyle w:val="CommentText"/>
+        <w:ind w:leftChars="400" w:left="840"/>
+      </w:pPr>
+      <w:r>
+        <w:rPr>
+          <w:rFonts w:hint="eastAsia"/>
+        </w:rPr>
+        <w:t>需要实现类似</w:t>
+      </w:r>
+      <w:r>
+        <w:rPr>
+          <w:rFonts w:hint="eastAsia"/>
+        </w:rPr>
+        <w:t xml:space="preserve"> </w:t>
+      </w:r>
+      <w:r>
+        <w:rPr>
+          <w:rFonts w:hint="eastAsia"/>
+        </w:rPr>
+        <w:t>日志的</w:t>
+      </w:r>
+      <w:r>
+        <w:rPr>
+          <w:rFonts w:hint="eastAsia"/>
+        </w:rPr>
+        <w:t xml:space="preserve"> expect</w:t>
+      </w:r>
+      <w:r>
+        <w:rPr>
+          <w:rFonts w:hint="eastAsia"/>
+        </w:rPr>
+        <w:t>模式，</w:t>
+      </w:r>
+      <w:r>
+        <w:rPr>
+          <w:rFonts w:hint="eastAsia"/>
+        </w:rPr>
+        <w:t>rebuild</w:t>
+      </w:r>
+      <w:r>
+        <w:rPr>
+          <w:rFonts w:hint="eastAsia"/>
+        </w:rPr>
+        <w:t>的时候向</w:t>
+      </w:r>
+      <w:r>
+        <w:rPr>
+          <w:rFonts w:hint="eastAsia"/>
+        </w:rPr>
+        <w:t xml:space="preserve">capped </w:t>
+      </w:r>
+      <w:proofErr w:type="spellStart"/>
+      <w:r>
+        <w:rPr>
+          <w:rFonts w:hint="eastAsia"/>
+        </w:rPr>
+        <w:t>cl</w:t>
+      </w:r>
+      <w:proofErr w:type="spellEnd"/>
+      <w:r>
+        <w:rPr>
+          <w:rFonts w:hint="eastAsia"/>
+        </w:rPr>
+        <w:t>中插入一条记录，取当前记录总大小作为</w:t>
+      </w:r>
+      <w:r>
+        <w:rPr>
+          <w:rFonts w:hint="eastAsia"/>
+        </w:rPr>
+        <w:t>Logical id</w:t>
+      </w:r>
+      <w:r>
+        <w:rPr>
+          <w:rFonts w:hint="eastAsia"/>
+        </w:rPr>
+        <w:t>，插入到对应位置，</w:t>
+      </w:r>
+      <w:r>
+        <w:rPr>
+          <w:rFonts w:hint="eastAsia"/>
+        </w:rPr>
+        <w:t>connector</w:t>
+      </w:r>
+      <w:r>
+        <w:rPr>
+          <w:rFonts w:hint="eastAsia"/>
+        </w:rPr>
+        <w:t>开始来取的时候发</w:t>
+      </w:r>
+      <w:r>
+        <w:rPr>
+          <w:rFonts w:hint="eastAsia"/>
+        </w:rPr>
+        <w:lastRenderedPageBreak/>
+        <w:t>现不是期望的</w:t>
+      </w:r>
+      <w:r>
+        <w:rPr>
+          <w:rFonts w:hint="eastAsia"/>
+        </w:rPr>
+        <w:t>0</w:t>
+      </w:r>
+      <w:r>
+        <w:rPr>
+          <w:rFonts w:hint="eastAsia"/>
+        </w:rPr>
+        <w:t>，即开始进行全量的索引。</w:t>
+      </w:r>
+      <w:r>
+        <w:rPr>
+          <w:rFonts w:hint="eastAsia"/>
+        </w:rPr>
+        <w:t>）</w:t>
       </w:r>
     </w:p>
     <w:p>
@@ -4652,12 +5195,14 @@
         </w:rPr>
         <w:t>：与普通索引类似，从</w:t>
       </w:r>
+      <w:proofErr w:type="spellStart"/>
       <w:r>
         <w:rPr>
           <w:rFonts w:hint="eastAsia"/>
         </w:rPr>
         <w:t>dmsStorageIndex</w:t>
       </w:r>
+      <w:proofErr w:type="spellEnd"/>
       <w:r>
         <w:rPr>
           <w:rFonts w:hint="eastAsia"/>
@@ -4806,12 +5351,11 @@
         <w:rPr>
           <w:noProof/>
         </w:rPr>
-        <w:lastRenderedPageBreak/>
         <w:drawing>
           <wp:inline distT="0" distB="0" distL="0" distR="0">
-            <wp:extent cx="5274310" cy="3644327"/>
+            <wp:extent cx="5274310" cy="4218841"/>
             <wp:effectExtent l="19050" t="0" r="2540" b="0"/>
-            <wp:docPr id="5" name="Picture 3"/>
+            <wp:docPr id="12" name="Picture 12"/>
             <wp:cNvGraphicFramePr>
               <a:graphicFrameLocks xmlns:a="http://schemas.openxmlformats.org/drawingml/2006/main" noChangeAspect="1"/>
             </wp:cNvGraphicFramePr>
@@ -4819,13 +5363,13 @@
               <a:graphicData uri="http://schemas.openxmlformats.org/drawingml/2006/picture">
                 <pic:pic xmlns:pic="http://schemas.openxmlformats.org/drawingml/2006/picture">
                   <pic:nvPicPr>
-                    <pic:cNvPr id="0" name="Picture 3"/>
+                    <pic:cNvPr id="0" name="Picture 12"/>
                     <pic:cNvPicPr>
                       <a:picLocks noChangeAspect="1" noChangeArrowheads="1"/>
                     </pic:cNvPicPr>
                   </pic:nvPicPr>
                   <pic:blipFill>
-                    <a:blip r:embed="rId14"/>
+                    <a:blip r:embed="rId12"/>
                     <a:srcRect/>
                     <a:stretch>
                       <a:fillRect/>
@@ -4834,7 +5378,7 @@
                   <pic:spPr bwMode="auto">
                     <a:xfrm>
                       <a:off x="0" y="0"/>
-                      <a:ext cx="5274310" cy="3644327"/>
+                      <a:ext cx="5274310" cy="4218841"/>
                     </a:xfrm>
                     <a:prstGeom prst="rect">
                       <a:avLst/>
@@ -4890,8 +5434,16 @@
         <w:rPr>
           <w:rFonts w:hint="eastAsia"/>
         </w:rPr>
-        <w:t>.idx</w:t>
-      </w:r>
+        <w:t>.</w:t>
+      </w:r>
+      <w:proofErr w:type="spellStart"/>
+      <w:r>
+        <w:rPr>
+          <w:rFonts w:hint="eastAsia"/>
+        </w:rPr>
+        <w:t>idx</w:t>
+      </w:r>
+      <w:proofErr w:type="spellEnd"/>
       <w:r>
         <w:rPr>
           <w:rFonts w:hint="eastAsia"/>
@@ -4903,19 +5455,17 @@
       <w:pPr>
         <w:pStyle w:val="ListParagraph"/>
         <w:ind w:left="900" w:firstLine="0"/>
-        <w:rPr>
-          <w:rFonts w:hint="eastAsia"/>
-        </w:rPr>
       </w:pPr>
       <w:r>
         <w:rPr>
           <w:noProof/>
         </w:rPr>
+        <w:lastRenderedPageBreak/>
         <w:drawing>
           <wp:inline distT="0" distB="0" distL="0" distR="0">
-            <wp:extent cx="5274310" cy="3989549"/>
+            <wp:extent cx="5274310" cy="4568153"/>
             <wp:effectExtent l="19050" t="0" r="2540" b="0"/>
-            <wp:docPr id="8" name="Picture 5"/>
+            <wp:docPr id="13" name="Picture 13"/>
             <wp:cNvGraphicFramePr>
               <a:graphicFrameLocks xmlns:a="http://schemas.openxmlformats.org/drawingml/2006/main" noChangeAspect="1"/>
             </wp:cNvGraphicFramePr>
@@ -4923,13 +5473,13 @@
               <a:graphicData uri="http://schemas.openxmlformats.org/drawingml/2006/picture">
                 <pic:pic xmlns:pic="http://schemas.openxmlformats.org/drawingml/2006/picture">
                   <pic:nvPicPr>
-                    <pic:cNvPr id="0" name="Picture 5"/>
+                    <pic:cNvPr id="0" name="Picture 13"/>
                     <pic:cNvPicPr>
                       <a:picLocks noChangeAspect="1" noChangeArrowheads="1"/>
                     </pic:cNvPicPr>
                   </pic:nvPicPr>
                   <pic:blipFill>
-                    <a:blip r:embed="rId15"/>
+                    <a:blip r:embed="rId13"/>
                     <a:srcRect/>
                     <a:stretch>
                       <a:fillRect/>
@@ -4938,7 +5488,7 @@
                   <pic:spPr bwMode="auto">
                     <a:xfrm>
                       <a:off x="0" y="0"/>
-                      <a:ext cx="5274310" cy="3989549"/>
+                      <a:ext cx="5274310" cy="4568153"/>
                     </a:xfrm>
                     <a:prstGeom prst="rect">
                       <a:avLst/>
@@ -4985,7 +5535,6 @@
           <w:rFonts w:hint="eastAsia"/>
           <w:color w:val="0070C0"/>
         </w:rPr>
-        <w:lastRenderedPageBreak/>
         <w:t>重放的机制，因此在重放时需要知道固定集合的数据的具体写入位置，</w:t>
       </w:r>
       <w:r>
@@ -5003,9 +5552,6 @@
           <w:ilvl w:val="0"/>
           <w:numId w:val="10"/>
         </w:numPr>
-        <w:rPr>
-          <w:rFonts w:hint="eastAsia"/>
-        </w:rPr>
       </w:pPr>
       <w:r>
         <w:rPr>
@@ -5024,9 +5570,6 @@
       <w:pPr>
         <w:pStyle w:val="ListParagraph"/>
         <w:ind w:left="900" w:firstLine="0"/>
-        <w:rPr>
-          <w:rFonts w:hint="eastAsia"/>
-        </w:rPr>
       </w:pPr>
       <w:r>
         <w:rPr>
@@ -5044,8 +5587,16 @@
         <w:rPr>
           <w:rFonts w:hint="eastAsia"/>
         </w:rPr>
-        <w:t>.idx</w:t>
-      </w:r>
+        <w:t>.</w:t>
+      </w:r>
+      <w:proofErr w:type="spellStart"/>
+      <w:r>
+        <w:rPr>
+          <w:rFonts w:hint="eastAsia"/>
+        </w:rPr>
+        <w:t>idx</w:t>
+      </w:r>
+      <w:proofErr w:type="spellEnd"/>
       <w:r>
         <w:rPr>
           <w:rFonts w:hint="eastAsia"/>
@@ -5081,20 +5632,17 @@
       <w:pPr>
         <w:pStyle w:val="ListParagraph"/>
         <w:ind w:left="900" w:firstLine="0"/>
-        <w:rPr>
-          <w:rFonts w:hint="eastAsia"/>
-        </w:rPr>
-      </w:pPr>
-      <w:r>
-        <w:rPr>
-          <w:rFonts w:hint="eastAsia"/>
+      </w:pPr>
+      <w:r>
+        <w:rPr>
           <w:noProof/>
         </w:rPr>
+        <w:lastRenderedPageBreak/>
         <w:drawing>
           <wp:inline distT="0" distB="0" distL="0" distR="0">
-            <wp:extent cx="5274310" cy="3612459"/>
+            <wp:extent cx="5274310" cy="4333868"/>
             <wp:effectExtent l="19050" t="0" r="2540" b="0"/>
-            <wp:docPr id="2" name="Picture 2"/>
+            <wp:docPr id="14" name="Picture 14"/>
             <wp:cNvGraphicFramePr>
               <a:graphicFrameLocks xmlns:a="http://schemas.openxmlformats.org/drawingml/2006/main" noChangeAspect="1"/>
             </wp:cNvGraphicFramePr>
@@ -5102,13 +5650,13 @@
               <a:graphicData uri="http://schemas.openxmlformats.org/drawingml/2006/picture">
                 <pic:pic xmlns:pic="http://schemas.openxmlformats.org/drawingml/2006/picture">
                   <pic:nvPicPr>
-                    <pic:cNvPr id="0" name="Picture 2"/>
+                    <pic:cNvPr id="0" name="Picture 14"/>
                     <pic:cNvPicPr>
                       <a:picLocks noChangeAspect="1" noChangeArrowheads="1"/>
                     </pic:cNvPicPr>
                   </pic:nvPicPr>
                   <pic:blipFill>
-                    <a:blip r:embed="rId16"/>
+                    <a:blip r:embed="rId14"/>
                     <a:srcRect/>
                     <a:stretch>
                       <a:fillRect/>
@@ -5117,7 +5665,7 @@
                   <pic:spPr bwMode="auto">
                     <a:xfrm>
                       <a:off x="0" y="0"/>
-                      <a:ext cx="5274310" cy="3612459"/>
+                      <a:ext cx="5274310" cy="4333868"/>
                     </a:xfrm>
                     <a:prstGeom prst="rect">
                       <a:avLst/>
@@ -5144,9 +5692,6 @@
           <w:ilvl w:val="0"/>
           <w:numId w:val="10"/>
         </w:numPr>
-        <w:rPr>
-          <w:rFonts w:hint="eastAsia"/>
-        </w:rPr>
       </w:pPr>
       <w:r>
         <w:rPr>
@@ -5159,9 +5704,6 @@
       <w:pPr>
         <w:pStyle w:val="ListParagraph"/>
         <w:ind w:left="900" w:firstLine="0"/>
-        <w:rPr>
-          <w:rFonts w:hint="eastAsia"/>
-        </w:rPr>
       </w:pPr>
       <w:r>
         <w:rPr>
@@ -5179,8 +5721,16 @@
         <w:rPr>
           <w:rFonts w:hint="eastAsia"/>
         </w:rPr>
-        <w:t>.idx</w:t>
-      </w:r>
+        <w:t>.</w:t>
+      </w:r>
+      <w:proofErr w:type="spellStart"/>
+      <w:r>
+        <w:rPr>
+          <w:rFonts w:hint="eastAsia"/>
+        </w:rPr>
+        <w:t>idx</w:t>
+      </w:r>
+      <w:proofErr w:type="spellEnd"/>
       <w:r>
         <w:rPr>
           <w:rFonts w:hint="eastAsia"/>
@@ -5216,6 +5766,9 @@
       <w:pPr>
         <w:pStyle w:val="ListParagraph"/>
         <w:ind w:left="900" w:firstLine="0"/>
+        <w:rPr>
+          <w:rFonts w:hint="eastAsia"/>
+        </w:rPr>
       </w:pPr>
       <w:r>
         <w:rPr>
@@ -5224,9 +5777,9 @@
         <w:lastRenderedPageBreak/>
         <w:drawing>
           <wp:inline distT="0" distB="0" distL="0" distR="0">
-            <wp:extent cx="5274310" cy="3615816"/>
+            <wp:extent cx="5274310" cy="4206199"/>
             <wp:effectExtent l="19050" t="0" r="2540" b="0"/>
-            <wp:docPr id="3" name="Picture 3"/>
+            <wp:docPr id="15" name="Picture 15"/>
             <wp:cNvGraphicFramePr>
               <a:graphicFrameLocks xmlns:a="http://schemas.openxmlformats.org/drawingml/2006/main" noChangeAspect="1"/>
             </wp:cNvGraphicFramePr>
@@ -5234,13 +5787,13 @@
               <a:graphicData uri="http://schemas.openxmlformats.org/drawingml/2006/picture">
                 <pic:pic xmlns:pic="http://schemas.openxmlformats.org/drawingml/2006/picture">
                   <pic:nvPicPr>
-                    <pic:cNvPr id="0" name="Picture 3"/>
+                    <pic:cNvPr id="0" name="Picture 15"/>
                     <pic:cNvPicPr>
                       <a:picLocks noChangeAspect="1" noChangeArrowheads="1"/>
                     </pic:cNvPicPr>
                   </pic:nvPicPr>
                   <pic:blipFill>
-                    <a:blip r:embed="rId17"/>
+                    <a:blip r:embed="rId15"/>
                     <a:srcRect/>
                     <a:stretch>
                       <a:fillRect/>
@@ -5249,7 +5802,7 @@
                   <pic:spPr bwMode="auto">
                     <a:xfrm>
                       <a:off x="0" y="0"/>
-                      <a:ext cx="5274310" cy="3615816"/>
+                      <a:ext cx="5274310" cy="4206199"/>
                     </a:xfrm>
                     <a:prstGeom prst="rect">
                       <a:avLst/>
@@ -5271,14 +5824,197 @@
     </w:p>
     <w:p>
       <w:pPr>
+        <w:pStyle w:val="ListParagraph"/>
+        <w:numPr>
+          <w:ilvl w:val="0"/>
+          <w:numId w:val="10"/>
+        </w:numPr>
+        <w:rPr>
+          <w:rFonts w:hint="eastAsia"/>
+        </w:rPr>
+      </w:pPr>
+      <w:r>
+        <w:rPr>
+          <w:rFonts w:hint="eastAsia"/>
+        </w:rPr>
+        <w:t>数据同步</w:t>
+      </w:r>
+    </w:p>
+    <w:p>
+      <w:pPr>
+        <w:pStyle w:val="ListParagraph"/>
+        <w:ind w:left="900" w:firstLine="0"/>
+        <w:rPr>
+          <w:rFonts w:hint="eastAsia"/>
+        </w:rPr>
+      </w:pPr>
+      <w:r>
+        <w:rPr>
+          <w:rFonts w:hint="eastAsia"/>
+        </w:rPr>
+        <w:t>由于当前有并发同步机制，而固定集合需要保证其在主从节点上，各记录的位置一致性，因此在备节点上，当发现集合上存在全文索引时，则禁用并发同步。</w:t>
+      </w:r>
+    </w:p>
+    <w:p>
+      <w:pPr>
+        <w:pStyle w:val="ListParagraph"/>
+        <w:ind w:left="900" w:firstLine="0"/>
+        <w:rPr>
+          <w:rFonts w:hint="eastAsia"/>
+        </w:rPr>
+      </w:pPr>
+      <w:r>
+        <w:rPr>
+          <w:rFonts w:hint="eastAsia"/>
+        </w:rPr>
+        <w:t>全文索引对应的</w:t>
+      </w:r>
+      <w:r>
+        <w:rPr>
+          <w:rFonts w:hint="eastAsia"/>
+        </w:rPr>
+        <w:t>固定集合的复制不依赖日志，而依赖原始集合上的数据操作（与普通索引类似）。</w:t>
+      </w:r>
+    </w:p>
+    <w:p>
+      <w:pPr>
+        <w:pStyle w:val="ListParagraph"/>
+        <w:numPr>
+          <w:ilvl w:val="0"/>
+          <w:numId w:val="10"/>
+        </w:numPr>
+        <w:rPr>
+          <w:rFonts w:hint="eastAsia"/>
+        </w:rPr>
+      </w:pPr>
+      <w:r>
+        <w:rPr>
+          <w:rFonts w:hint="eastAsia"/>
+        </w:rPr>
+        <w:t>切换</w:t>
+      </w:r>
+    </w:p>
+    <w:p>
+      <w:pPr>
+        <w:pStyle w:val="ListParagraph"/>
+        <w:ind w:left="900" w:firstLine="0"/>
+        <w:rPr>
+          <w:rFonts w:hint="eastAsia"/>
+        </w:rPr>
+      </w:pPr>
+      <w:r>
+        <w:rPr>
+          <w:rFonts w:hint="eastAsia"/>
+        </w:rPr>
+        <w:t>适配器只与主节点共存，因此当发生主节点切换时，适配器实际也发生了切换，新的适配器启动后，需要从搜索服务器获取各全文索引的索引进度信息。包括两种情况：</w:t>
+      </w:r>
+    </w:p>
+    <w:p>
+      <w:pPr>
+        <w:pStyle w:val="ListParagraph"/>
+        <w:ind w:left="900" w:firstLine="0"/>
+        <w:rPr>
+          <w:rFonts w:hint="eastAsia"/>
+        </w:rPr>
+      </w:pPr>
+      <w:r>
+        <w:rPr>
+          <w:rFonts w:hint="eastAsia"/>
+        </w:rPr>
+        <w:t>（</w:t>
+      </w:r>
+      <w:r>
+        <w:rPr>
+          <w:rFonts w:hint="eastAsia"/>
+        </w:rPr>
+        <w:t>1</w:t>
+      </w:r>
+      <w:r>
+        <w:rPr>
+          <w:rFonts w:hint="eastAsia"/>
+        </w:rPr>
+        <w:t>）若当前的</w:t>
+      </w:r>
+      <w:r>
+        <w:rPr>
+          <w:rFonts w:hint="eastAsia"/>
+        </w:rPr>
+        <w:t>phase</w:t>
+      </w:r>
+      <w:r>
+        <w:rPr>
+          <w:rFonts w:hint="eastAsia"/>
+        </w:rPr>
+        <w:t>为</w:t>
+      </w:r>
+      <w:r>
+        <w:rPr>
+          <w:rFonts w:hint="eastAsia"/>
+        </w:rPr>
+        <w:t>0</w:t>
+      </w:r>
+      <w:r>
+        <w:rPr>
+          <w:rFonts w:hint="eastAsia"/>
+        </w:rPr>
+        <w:t>，则表明在切换前未完成存量数据的索引，因此需要重新开始，做一个全量的索引；</w:t>
+      </w:r>
+    </w:p>
+    <w:p>
+      <w:pPr>
+        <w:pStyle w:val="ListParagraph"/>
+        <w:ind w:left="900" w:firstLine="0"/>
+      </w:pPr>
+      <w:r>
+        <w:rPr>
+          <w:rFonts w:hint="eastAsia"/>
+        </w:rPr>
+        <w:t>（</w:t>
+      </w:r>
+      <w:r>
+        <w:rPr>
+          <w:rFonts w:hint="eastAsia"/>
+        </w:rPr>
+        <w:t>2</w:t>
+      </w:r>
+      <w:r>
+        <w:rPr>
+          <w:rFonts w:hint="eastAsia"/>
+        </w:rPr>
+        <w:t>）若当前的</w:t>
+      </w:r>
+      <w:r>
+        <w:rPr>
+          <w:rFonts w:hint="eastAsia"/>
+        </w:rPr>
+        <w:t>phase</w:t>
+      </w:r>
+      <w:r>
+        <w:rPr>
+          <w:rFonts w:hint="eastAsia"/>
+        </w:rPr>
+        <w:t>为</w:t>
+      </w:r>
+      <w:r>
+        <w:rPr>
+          <w:rFonts w:hint="eastAsia"/>
+        </w:rPr>
+        <w:t>1</w:t>
+      </w:r>
+      <w:r>
+        <w:rPr>
+          <w:rFonts w:hint="eastAsia"/>
+        </w:rPr>
+        <w:t>，则表明在切换时是在做增量数据的索引，因此可继续从固定集合中取数据进行处理。</w:t>
+      </w:r>
+    </w:p>
+    <w:p>
+      <w:pPr>
         <w:pStyle w:val="Heading1"/>
         <w:numPr>
           <w:ilvl w:val="0"/>
           <w:numId w:val="2"/>
         </w:numPr>
-        <w:rPr>
-          <w:rFonts w:hint="eastAsia"/>
-        </w:rPr>
       </w:pPr>
       <w:r>
         <w:t>遗留问题</w:t>
@@ -5319,6 +6055,7 @@
         </w:numPr>
       </w:pPr>
       <w:r>
+        <w:lastRenderedPageBreak/>
         <w:t>验收测试用例</w:t>
       </w:r>
     </w:p>
@@ -5730,1591 +6467,8 @@
         </w:tc>
       </w:tr>
     </w:tbl>
-    <w:p>
-      <w:pPr>
-        <w:rPr>
-          <w:rFonts w:hint="eastAsia"/>
-        </w:rPr>
-      </w:pPr>
-    </w:p>
-    <w:p>
-      <w:pPr>
-        <w:rPr>
-          <w:rFonts w:hint="eastAsia"/>
-        </w:rPr>
-      </w:pPr>
-    </w:p>
-    <w:p/>
-    <w:p>
-      <w:r>
-        <w:rPr>
-          <w:rFonts w:hint="eastAsia"/>
-        </w:rPr>
-        <w:t>Temp:</w:t>
-      </w:r>
-    </w:p>
-    <w:p>
-      <w:pPr>
-        <w:ind w:firstLine="420"/>
-      </w:pPr>
-      <w:r>
-        <w:rPr>
-          <w:rFonts w:hint="eastAsia"/>
-        </w:rPr>
-        <w:t>定义与存储：</w:t>
-      </w:r>
-    </w:p>
-    <w:p>
-      <w:pPr>
-        <w:ind w:firstLine="420"/>
-      </w:pPr>
-      <w:r>
-        <w:rPr>
-          <w:rFonts w:hint="eastAsia"/>
-        </w:rPr>
-        <w:lastRenderedPageBreak/>
-        <w:t>在创建时，对类型的判断，已经有对字符串的支持，在</w:t>
-      </w:r>
-      <w:r>
-        <w:rPr>
-          <w:rFonts w:hint="eastAsia"/>
-        </w:rPr>
-        <w:t>generateIndexType</w:t>
-      </w:r>
-      <w:r>
-        <w:rPr>
-          <w:rFonts w:hint="eastAsia"/>
-        </w:rPr>
-        <w:t>中。</w:t>
-      </w:r>
-    </w:p>
-    <w:p>
-      <w:pPr>
-        <w:ind w:firstLine="420"/>
-      </w:pPr>
-      <w:r>
-        <w:rPr>
-          <w:rFonts w:hint="eastAsia"/>
-        </w:rPr>
-        <w:t>如何存储索引的定义信息？怎么与集合关联起来？</w:t>
-      </w:r>
-    </w:p>
-    <w:p>
-      <w:pPr>
-        <w:ind w:firstLine="420"/>
-      </w:pPr>
-      <w:r>
-        <w:rPr>
-          <w:rFonts w:hint="eastAsia"/>
-        </w:rPr>
-        <w:t>需要知道索引在哪个文件中，如何进行命名？</w:t>
-      </w:r>
-    </w:p>
-    <w:p>
-      <w:pPr>
-        <w:ind w:firstLine="420"/>
-      </w:pPr>
-      <w:r>
-        <w:rPr>
-          <w:rFonts w:hint="eastAsia"/>
-        </w:rPr>
-        <w:t>在一个</w:t>
-      </w:r>
-      <w:r>
-        <w:rPr>
-          <w:rFonts w:hint="eastAsia"/>
-        </w:rPr>
-        <w:t>SU</w:t>
-      </w:r>
-      <w:r>
-        <w:rPr>
-          <w:rFonts w:hint="eastAsia"/>
-        </w:rPr>
-        <w:t>中，至多包含一个固定集合文件？</w:t>
-      </w:r>
-    </w:p>
-    <w:p>
-      <w:pPr>
-        <w:ind w:firstLine="420"/>
-      </w:pPr>
-      <w:r>
-        <w:rPr>
-          <w:rFonts w:hint="eastAsia"/>
-        </w:rPr>
-        <w:t>在</w:t>
-      </w:r>
-      <w:r>
-        <w:rPr>
-          <w:rFonts w:hint="eastAsia"/>
-        </w:rPr>
-        <w:t>storage unit</w:t>
-      </w:r>
-      <w:r>
-        <w:rPr>
-          <w:rFonts w:hint="eastAsia"/>
-        </w:rPr>
-        <w:t>中增加一个指针，用来保存这个结构。</w:t>
-      </w:r>
-    </w:p>
-    <w:p>
-      <w:pPr>
-        <w:ind w:firstLine="420"/>
-      </w:pPr>
-      <w:r>
-        <w:rPr>
-          <w:rFonts w:hint="eastAsia"/>
-        </w:rPr>
-        <w:t>在创建全文索引的时候，需要扫描已有数据，可参考当前的索引创建流程，进行</w:t>
-      </w:r>
-      <w:r>
-        <w:rPr>
-          <w:rFonts w:hint="eastAsia"/>
-        </w:rPr>
-        <w:t>rebuild</w:t>
-      </w:r>
-      <w:r>
-        <w:rPr>
-          <w:rFonts w:hint="eastAsia"/>
-        </w:rPr>
-        <w:t>。</w:t>
-      </w:r>
-    </w:p>
-    <w:p>
-      <w:r>
-        <w:rPr>
-          <w:rFonts w:hint="eastAsia"/>
-        </w:rPr>
-        <w:tab/>
-      </w:r>
-      <w:r>
-        <w:rPr>
-          <w:rFonts w:hint="eastAsia"/>
-        </w:rPr>
-        <w:t>定义一个类似</w:t>
-      </w:r>
-      <w:r>
-        <w:rPr>
-          <w:rFonts w:hint="eastAsia"/>
-        </w:rPr>
-        <w:t>ixmIndexCB</w:t>
-      </w:r>
-      <w:r>
-        <w:rPr>
-          <w:rFonts w:hint="eastAsia"/>
-        </w:rPr>
-        <w:t>的控制结构，它要与全文索引文件关联起来。</w:t>
-      </w:r>
-    </w:p>
-    <w:p>
-      <w:r>
-        <w:rPr>
-          <w:rFonts w:hint="eastAsia"/>
-        </w:rPr>
-        <w:tab/>
-      </w:r>
-      <w:r>
-        <w:rPr>
-          <w:rFonts w:hint="eastAsia"/>
-        </w:rPr>
-        <w:t>在创建的时候，在</w:t>
-      </w:r>
-      <w:r>
-        <w:rPr>
-          <w:rFonts w:hint="eastAsia"/>
-        </w:rPr>
-        <w:t>_ixmIndexCB</w:t>
-      </w:r>
-      <w:r>
-        <w:rPr>
-          <w:rFonts w:hint="eastAsia"/>
-        </w:rPr>
-        <w:t>中有一个</w:t>
-      </w:r>
-      <w:r>
-        <w:rPr>
-          <w:rFonts w:hint="eastAsia"/>
-        </w:rPr>
-        <w:t>validateKey</w:t>
-      </w:r>
-      <w:r>
-        <w:rPr>
-          <w:rFonts w:hint="eastAsia"/>
-        </w:rPr>
-        <w:t>，它会调用</w:t>
-      </w:r>
-      <w:r>
-        <w:rPr>
-          <w:rFonts w:hint="eastAsia"/>
-        </w:rPr>
-        <w:t>generateIndexType</w:t>
-      </w:r>
-      <w:r>
-        <w:rPr>
-          <w:rFonts w:hint="eastAsia"/>
-        </w:rPr>
-        <w:t>，在里面确认索引类型。</w:t>
-      </w:r>
-    </w:p>
-    <w:p>
-      <w:r>
-        <w:rPr>
-          <w:rFonts w:hint="eastAsia"/>
-        </w:rPr>
-        <w:tab/>
-      </w:r>
-      <w:r>
-        <w:rPr>
-          <w:rFonts w:hint="eastAsia"/>
-        </w:rPr>
-        <w:t>对于全文索引，需要在</w:t>
-      </w:r>
-      <w:r>
-        <w:rPr>
-          <w:rFonts w:hint="eastAsia"/>
-        </w:rPr>
-        <w:t>indexcb</w:t>
-      </w:r>
-      <w:r>
-        <w:rPr>
-          <w:rFonts w:hint="eastAsia"/>
-        </w:rPr>
-        <w:t>中保存索引定义，</w:t>
-      </w:r>
-      <w:r>
-        <w:rPr>
-          <w:rFonts w:hint="eastAsia"/>
-        </w:rPr>
-        <w:t>ES</w:t>
-      </w:r>
-      <w:r>
-        <w:rPr>
-          <w:rFonts w:hint="eastAsia"/>
-        </w:rPr>
-        <w:t>中的索引名，</w:t>
-      </w:r>
-    </w:p>
-    <w:p>
-      <w:r>
-        <w:rPr>
-          <w:rFonts w:hint="eastAsia"/>
-        </w:rPr>
-        <w:tab/>
-      </w:r>
-      <w:r>
-        <w:rPr>
-          <w:rFonts w:hint="eastAsia"/>
-        </w:rPr>
-        <w:t>索引名中包含组</w:t>
-      </w:r>
-      <w:r>
-        <w:rPr>
-          <w:rFonts w:hint="eastAsia"/>
-        </w:rPr>
-        <w:t>ID</w:t>
-      </w:r>
-      <w:r>
-        <w:rPr>
-          <w:rFonts w:hint="eastAsia"/>
-        </w:rPr>
-        <w:t>等。</w:t>
-      </w:r>
-    </w:p>
-    <w:p>
-      <w:r>
-        <w:rPr>
-          <w:rFonts w:hint="eastAsia"/>
-        </w:rPr>
-        <w:tab/>
-      </w:r>
-    </w:p>
-    <w:p>
-      <w:r>
-        <w:rPr>
-          <w:rFonts w:hint="eastAsia"/>
-        </w:rPr>
-        <w:tab/>
-      </w:r>
-      <w:r>
-        <w:rPr>
-          <w:rFonts w:hint="eastAsia"/>
-        </w:rPr>
-        <w:t>在索引中保存全文索引相关的存储结构？保存一个</w:t>
-      </w:r>
-      <w:r>
-        <w:rPr>
-          <w:rFonts w:hint="eastAsia"/>
-        </w:rPr>
-        <w:t>map</w:t>
-      </w:r>
-      <w:r>
-        <w:rPr>
-          <w:rFonts w:hint="eastAsia"/>
-        </w:rPr>
-        <w:t>，其中保存名字和全文索引</w:t>
-      </w:r>
-      <w:r>
-        <w:rPr>
-          <w:rFonts w:hint="eastAsia"/>
-        </w:rPr>
-        <w:t>storage data</w:t>
-      </w:r>
-      <w:r>
-        <w:rPr>
-          <w:rFonts w:hint="eastAsia"/>
-        </w:rPr>
-        <w:t>的指针？</w:t>
-      </w:r>
-    </w:p>
-    <w:p>
-      <w:r>
-        <w:rPr>
-          <w:rFonts w:hint="eastAsia"/>
-        </w:rPr>
-        <w:tab/>
-      </w:r>
-      <w:r>
-        <w:rPr>
-          <w:rFonts w:hint="eastAsia"/>
-        </w:rPr>
-        <w:t>那么在第一次使用的时候，会比较慢。</w:t>
-      </w:r>
-    </w:p>
-    <w:p/>
-    <w:p>
-      <w:r>
-        <w:tab/>
-      </w:r>
-      <w:r>
-        <w:rPr>
-          <w:rFonts w:hint="eastAsia"/>
-        </w:rPr>
-        <w:t>下图为一个包含全文索引的集合涉及到的存储相关的结构，红线左侧为内存数据结构，右侧为对应的磁盘文件（或</w:t>
-      </w:r>
-      <w:r>
-        <w:rPr>
-          <w:rFonts w:hint="eastAsia"/>
-        </w:rPr>
-        <w:t>mmap</w:t>
-      </w:r>
-      <w:r>
-        <w:rPr>
-          <w:rFonts w:hint="eastAsia"/>
-        </w:rPr>
-        <w:t>）。绿色为新增及修改部分。</w:t>
-      </w:r>
-    </w:p>
-    <w:p/>
-    <w:p>
-      <w:pPr>
-        <w:pStyle w:val="ListParagraph"/>
-        <w:numPr>
-          <w:ilvl w:val="0"/>
-          <w:numId w:val="10"/>
-        </w:numPr>
-      </w:pPr>
-      <w:r>
-        <w:rPr>
-          <w:rFonts w:hint="eastAsia"/>
-        </w:rPr>
-        <w:t>pmdSearchEngineConnection</w:t>
-      </w:r>
-    </w:p>
-    <w:p>
-      <w:pPr>
-        <w:pStyle w:val="ListParagraph"/>
-        <w:ind w:left="900" w:firstLine="0"/>
-      </w:pPr>
-      <w:r>
-        <w:rPr>
-          <w:rFonts w:hint="eastAsia"/>
-        </w:rPr>
-        <w:t>需要对通信进行封装，需要维护多个与连接器的通信通道，以提供并发的数据请求能力。</w:t>
-      </w:r>
-    </w:p>
-    <w:p>
-      <w:pPr>
-        <w:pStyle w:val="ListParagraph"/>
-        <w:numPr>
-          <w:ilvl w:val="0"/>
-          <w:numId w:val="10"/>
-        </w:numPr>
-      </w:pPr>
-      <w:r>
-        <w:rPr>
-          <w:rFonts w:hint="eastAsia"/>
-        </w:rPr>
-        <w:t>pmdTextIndexerMgr</w:t>
-      </w:r>
-    </w:p>
-    <w:p>
-      <w:pPr>
-        <w:pStyle w:val="ListParagraph"/>
-        <w:ind w:left="900" w:firstLine="0"/>
-      </w:pPr>
-      <w:r>
-        <w:rPr>
-          <w:rFonts w:hint="eastAsia"/>
-        </w:rPr>
-        <w:t>提供一个全局的全文索引管理器，它主要完成以下功能：</w:t>
-      </w:r>
-    </w:p>
-    <w:p>
-      <w:pPr>
-        <w:pStyle w:val="ListParagraph"/>
-        <w:ind w:left="900" w:firstLine="0"/>
-      </w:pPr>
-      <w:r>
-        <w:rPr>
-          <w:rFonts w:hint="eastAsia"/>
-        </w:rPr>
-        <w:t>（</w:t>
-      </w:r>
-      <w:r>
-        <w:rPr>
-          <w:rFonts w:hint="eastAsia"/>
-        </w:rPr>
-        <w:t>1</w:t>
-      </w:r>
-      <w:r>
-        <w:rPr>
-          <w:rFonts w:hint="eastAsia"/>
-        </w:rPr>
-        <w:t>）以隔离进程的方式启动一个独立的搜索引擎连接器进程，并维护与连接器之间的通信，并通过连接器获取搜索引擎的状态；</w:t>
-      </w:r>
-    </w:p>
-    <w:p>
-      <w:pPr>
-        <w:pStyle w:val="ListParagraph"/>
-        <w:ind w:left="900" w:firstLine="0"/>
-      </w:pPr>
-      <w:r>
-        <w:rPr>
-          <w:rFonts w:hint="eastAsia"/>
-        </w:rPr>
-        <w:t>（</w:t>
-      </w:r>
-      <w:r>
-        <w:rPr>
-          <w:rFonts w:hint="eastAsia"/>
-        </w:rPr>
-        <w:t>2</w:t>
-      </w:r>
-      <w:r>
-        <w:rPr>
-          <w:rFonts w:hint="eastAsia"/>
-        </w:rPr>
-        <w:t>）启动后台的全文索引任务线程（可根据负载调整线程个数），并在它们之间分发索引任务；</w:t>
-      </w:r>
-    </w:p>
-    <w:p>
-      <w:pPr>
-        <w:pStyle w:val="ListParagraph"/>
-        <w:ind w:left="900" w:firstLine="0"/>
-      </w:pPr>
-      <w:r>
-        <w:rPr>
-          <w:rFonts w:hint="eastAsia"/>
-        </w:rPr>
-        <w:t>该管理器提供注册接口，当创建全文索引时，需要将索引的信息在这里注册，</w:t>
-      </w:r>
-    </w:p>
-    <w:p>
-      <w:pPr>
-        <w:pStyle w:val="ListParagraph"/>
-        <w:ind w:left="900" w:firstLine="0"/>
-      </w:pPr>
-      <w:r>
-        <w:rPr>
-          <w:rFonts w:hint="eastAsia"/>
-        </w:rPr>
-        <w:t>启动的时候，查询所有集合上的索引，如果发现全文索引，则进行注册。</w:t>
-      </w:r>
-    </w:p>
-    <w:p>
-      <w:pPr>
-        <w:pStyle w:val="ListParagraph"/>
-        <w:ind w:left="900" w:firstLine="0"/>
-      </w:pPr>
-      <w:r>
-        <w:rPr>
-          <w:rFonts w:hint="eastAsia"/>
-        </w:rPr>
-        <w:t>是以集合为单位进行注册，还是以索引为单位？如果以索引为单位，为了加快性能，能否考虑合并处理？</w:t>
-      </w:r>
-    </w:p>
-    <w:p>
-      <w:pPr>
-        <w:pStyle w:val="ListParagraph"/>
-        <w:numPr>
-          <w:ilvl w:val="0"/>
-          <w:numId w:val="10"/>
-        </w:numPr>
-      </w:pPr>
-      <w:r>
-        <w:t>pmd</w:t>
-      </w:r>
-      <w:r>
-        <w:rPr>
-          <w:rFonts w:hint="eastAsia"/>
-        </w:rPr>
-        <w:t>Text</w:t>
-      </w:r>
-      <w:r>
-        <w:t>IndexerJob</w:t>
-      </w:r>
-    </w:p>
-    <w:p>
-      <w:pPr>
-        <w:pStyle w:val="ListParagraph"/>
-        <w:ind w:left="900" w:firstLine="0"/>
-      </w:pPr>
-      <w:r>
-        <w:rPr>
-          <w:rFonts w:hint="eastAsia"/>
-        </w:rPr>
-        <w:t>异步全文索引任务，负责获取需要索引的数据，发给连接器，完成数据索引。它需要对数据进行一定的打包，然后批量发送，以确保较高的性能。</w:t>
-      </w:r>
-    </w:p>
-    <w:p>
-      <w:pPr>
-        <w:pStyle w:val="ListParagraph"/>
-        <w:ind w:left="900" w:firstLine="0"/>
-      </w:pPr>
-    </w:p>
-    <w:p>
-      <w:pPr>
-        <w:pStyle w:val="ListParagraph"/>
-        <w:ind w:left="900" w:firstLine="0"/>
-      </w:pPr>
-      <w:r>
-        <w:rPr>
-          <w:rFonts w:hint="eastAsia"/>
-        </w:rPr>
-        <w:t>当有全文索引存在时，创建索引任务，索引管理器负责任务分发。</w:t>
-      </w:r>
-    </w:p>
-    <w:p>
-      <w:pPr>
-        <w:pStyle w:val="ListParagraph"/>
-        <w:ind w:left="900" w:firstLine="0"/>
-      </w:pPr>
-      <w:r>
-        <w:rPr>
-          <w:rFonts w:hint="eastAsia"/>
-        </w:rPr>
-        <w:t>该任务从</w:t>
-      </w:r>
-    </w:p>
-    <w:p>
-      <w:pPr>
-        <w:pStyle w:val="ListParagraph"/>
-        <w:numPr>
-          <w:ilvl w:val="0"/>
-          <w:numId w:val="10"/>
-        </w:numPr>
-      </w:pPr>
-      <w:r>
-        <w:rPr>
-          <w:rFonts w:hint="eastAsia"/>
-        </w:rPr>
-        <w:t>dmsTextIdxMgr</w:t>
-      </w:r>
-    </w:p>
-    <w:p>
-      <w:pPr>
-        <w:pStyle w:val="ListParagraph"/>
-        <w:ind w:left="900" w:firstLine="0"/>
-      </w:pPr>
-      <w:r>
-        <w:rPr>
-          <w:rFonts w:hint="eastAsia"/>
-        </w:rPr>
-        <w:t>用于管理全文索引的创建、删除等。它管理差全文索引与其存储单元的映射关系，当发生全文索引的创建、删除等，需要对映射进行更新。</w:t>
-      </w:r>
-    </w:p>
-    <w:p>
-      <w:pPr>
-        <w:pStyle w:val="ListParagraph"/>
-        <w:ind w:left="900" w:firstLine="0"/>
-      </w:pPr>
-      <w:r>
-        <w:rPr>
-          <w:rFonts w:hint="eastAsia"/>
-        </w:rPr>
-        <w:t>当原集合中有数据操作，需要向全文索引对应的固定集合中插入数据时，通过该管理器得到存储层的入口，然后进行操作。</w:t>
-      </w:r>
-    </w:p>
-    <w:p>
-      <w:pPr>
-        <w:pStyle w:val="ListParagraph"/>
-        <w:ind w:left="900" w:firstLine="0"/>
-      </w:pPr>
-    </w:p>
-    <w:p>
-      <w:pPr>
-        <w:pStyle w:val="ListParagraph"/>
-        <w:numPr>
-          <w:ilvl w:val="0"/>
-          <w:numId w:val="10"/>
-        </w:numPr>
-      </w:pPr>
-      <w:r>
-        <w:rPr>
-          <w:rFonts w:hint="eastAsia"/>
-        </w:rPr>
-        <w:t>关联关系</w:t>
-      </w:r>
-    </w:p>
-    <w:p>
-      <w:pPr>
-        <w:pStyle w:val="ListParagraph"/>
-        <w:numPr>
-          <w:ilvl w:val="0"/>
-          <w:numId w:val="10"/>
-        </w:numPr>
-      </w:pPr>
-      <w:r>
-        <w:rPr>
-          <w:rFonts w:hint="eastAsia"/>
-        </w:rPr>
-        <w:t>连接器</w:t>
-      </w:r>
-    </w:p>
-    <w:p>
-      <w:pPr>
-        <w:pStyle w:val="ListParagraph"/>
-        <w:ind w:left="900" w:firstLine="0"/>
-      </w:pPr>
-      <w:r>
-        <w:rPr>
-          <w:rFonts w:hint="eastAsia"/>
-        </w:rPr>
-        <w:t>需要实现一套会话管理机制，以提供并发的数据访问机制。</w:t>
-      </w:r>
-    </w:p>
-    <w:p>
-      <w:pPr>
-        <w:ind w:firstLine="420"/>
-      </w:pPr>
-      <w:r>
-        <w:rPr>
-          <w:rFonts w:hint="eastAsia"/>
-        </w:rPr>
-        <w:t>与普通索引一样，全文索引在</w:t>
-      </w:r>
-      <w:r>
-        <w:rPr>
-          <w:rFonts w:hint="eastAsia"/>
-        </w:rPr>
-        <w:t>index</w:t>
-      </w:r>
-      <w:r>
-        <w:rPr>
-          <w:rFonts w:hint="eastAsia"/>
-        </w:rPr>
-        <w:t>文件中占用一个页，其中存储着索引的元数据及索引的定义。这个页的</w:t>
-      </w:r>
-      <w:r>
-        <w:rPr>
-          <w:rFonts w:hint="eastAsia"/>
-        </w:rPr>
-        <w:t>ID</w:t>
-      </w:r>
-      <w:r>
-        <w:rPr>
-          <w:rFonts w:hint="eastAsia"/>
-        </w:rPr>
-        <w:t>保存在集合的元数据块内，在使用的时候根据这个</w:t>
-      </w:r>
-      <w:r>
-        <w:rPr>
-          <w:rFonts w:hint="eastAsia"/>
-        </w:rPr>
-        <w:t>ID</w:t>
-      </w:r>
-      <w:r>
-        <w:rPr>
-          <w:rFonts w:hint="eastAsia"/>
-        </w:rPr>
-        <w:t>即可快速定位到索引位置。</w:t>
-      </w:r>
-    </w:p>
-    <w:p>
-      <w:pPr>
-        <w:ind w:firstLine="420"/>
-      </w:pPr>
-      <w:r>
-        <w:rPr>
-          <w:rFonts w:hint="eastAsia"/>
-        </w:rPr>
-        <w:t>索引的定义中包含了索引的名字。当进行全文索引创建时，完成这部分的空间分配，并写入索引的元数据。</w:t>
-      </w:r>
-    </w:p>
-    <w:p>
-      <w:pPr>
-        <w:ind w:firstLine="420"/>
-      </w:pPr>
-      <w:r>
-        <w:rPr>
-          <w:rFonts w:hint="eastAsia"/>
-        </w:rPr>
-        <w:t>为了最大化一个全文索引的中间数据的存储上的连续性，一个全文索引对应一个固定集合空间和一个固定集合，即在内存结构上，对应一个</w:t>
-      </w:r>
-      <w:r>
-        <w:rPr>
-          <w:rFonts w:hint="eastAsia"/>
-        </w:rPr>
-        <w:t>dmsStorageUnit</w:t>
-      </w:r>
-      <w:r>
-        <w:rPr>
-          <w:rFonts w:hint="eastAsia"/>
-        </w:rPr>
-        <w:t>，通过它，可向全文索引对应的固定集合中进行数据操作。</w:t>
-      </w:r>
-    </w:p>
-    <w:p>
-      <w:pPr>
-        <w:ind w:firstLine="420"/>
-        <w:rPr>
-          <w:color w:val="FF0000"/>
-        </w:rPr>
-      </w:pPr>
-      <w:r>
-        <w:rPr>
-          <w:rFonts w:hint="eastAsia"/>
-          <w:color w:val="FF0000"/>
-        </w:rPr>
-        <w:t>当前的设计存在一个循环依赖的问题，即</w:t>
-      </w:r>
-      <w:r>
-        <w:rPr>
-          <w:rFonts w:hint="eastAsia"/>
-          <w:color w:val="FF0000"/>
-        </w:rPr>
-        <w:t>dmsStorageIndex</w:t>
-      </w:r>
-      <w:r>
-        <w:rPr>
-          <w:rFonts w:hint="eastAsia"/>
-          <w:color w:val="FF0000"/>
-        </w:rPr>
-        <w:t>与</w:t>
-      </w:r>
-      <w:r>
-        <w:rPr>
-          <w:rFonts w:hint="eastAsia"/>
-          <w:color w:val="FF0000"/>
-        </w:rPr>
-        <w:t>dmsStorageUnit</w:t>
-      </w:r>
-      <w:r>
-        <w:rPr>
-          <w:rFonts w:hint="eastAsia"/>
-          <w:color w:val="FF0000"/>
-        </w:rPr>
-        <w:t>。</w:t>
-      </w:r>
-    </w:p>
-    <w:p>
-      <w:pPr>
-        <w:pStyle w:val="ListParagraph"/>
-        <w:numPr>
-          <w:ilvl w:val="0"/>
-          <w:numId w:val="10"/>
-        </w:numPr>
-      </w:pPr>
-      <w:r>
-        <w:rPr>
-          <w:rFonts w:hint="eastAsia"/>
-        </w:rPr>
-        <w:t>全文索引的命名规则</w:t>
-      </w:r>
-    </w:p>
-    <w:p>
-      <w:pPr>
-        <w:ind w:firstLine="420"/>
-      </w:pPr>
-      <w:r>
-        <w:rPr>
-          <w:rFonts w:hint="eastAsia"/>
-        </w:rPr>
-        <w:t>由于不同集合上的索引可以同名，因此在做</w:t>
-      </w:r>
-      <w:r>
-        <w:rPr>
-          <w:rFonts w:hint="eastAsia"/>
-        </w:rPr>
-        <w:t>map</w:t>
-      </w:r>
-      <w:r>
-        <w:rPr>
-          <w:rFonts w:hint="eastAsia"/>
-        </w:rPr>
-        <w:t>的时候，只依赖索引名字是不行的，可以使用集合名</w:t>
-      </w:r>
-      <w:r>
-        <w:rPr>
-          <w:rFonts w:hint="eastAsia"/>
-        </w:rPr>
-        <w:t>+</w:t>
-      </w:r>
-      <w:r>
-        <w:rPr>
-          <w:rFonts w:hint="eastAsia"/>
-        </w:rPr>
-        <w:t>索引名的方式，或者使用索引的逻辑</w:t>
-      </w:r>
-      <w:r>
-        <w:rPr>
-          <w:rFonts w:hint="eastAsia"/>
-        </w:rPr>
-        <w:t>ID</w:t>
-      </w:r>
-      <w:r>
-        <w:rPr>
-          <w:rFonts w:hint="eastAsia"/>
-        </w:rPr>
-        <w:t>？但逻辑</w:t>
-      </w:r>
-      <w:r>
-        <w:rPr>
-          <w:rFonts w:hint="eastAsia"/>
-        </w:rPr>
-        <w:t>ID</w:t>
-      </w:r>
-      <w:r>
-        <w:rPr>
-          <w:rFonts w:hint="eastAsia"/>
-        </w:rPr>
-        <w:t>在不同的集合上应该也是可以重复的。能不能使用</w:t>
-      </w:r>
-      <w:r>
-        <w:rPr>
-          <w:rFonts w:hint="eastAsia"/>
-        </w:rPr>
-        <w:t>_id</w:t>
-      </w:r>
-      <w:r>
-        <w:rPr>
-          <w:rFonts w:hint="eastAsia"/>
-        </w:rPr>
-        <w:t>？使用名字的话</w:t>
-      </w:r>
-    </w:p>
-    <w:p>
-      <w:pPr>
-        <w:ind w:firstLine="420"/>
-      </w:pPr>
-    </w:p>
-    <w:p>
-      <w:pPr>
-        <w:ind w:firstLine="420"/>
-      </w:pPr>
-    </w:p>
-    <w:p>
-      <w:pPr>
-        <w:ind w:firstLine="420"/>
-      </w:pPr>
-    </w:p>
-    <w:p>
-      <w:pPr>
-        <w:ind w:firstLine="420"/>
-      </w:pPr>
-    </w:p>
-    <w:p>
-      <w:pPr>
-        <w:ind w:firstLine="420"/>
-      </w:pPr>
-    </w:p>
-    <w:p>
-      <w:pPr>
-        <w:ind w:firstLine="420"/>
-      </w:pPr>
-    </w:p>
-    <w:p>
-      <w:pPr>
-        <w:ind w:firstLine="420"/>
-      </w:pPr>
-    </w:p>
-    <w:p>
-      <w:pPr>
-        <w:pStyle w:val="ListParagraph"/>
-        <w:numPr>
-          <w:ilvl w:val="0"/>
-          <w:numId w:val="10"/>
-        </w:numPr>
-      </w:pPr>
-      <w:r>
-        <w:rPr>
-          <w:rFonts w:hint="eastAsia"/>
-        </w:rPr>
-        <w:t>配置</w:t>
-      </w:r>
-    </w:p>
-    <w:p>
-      <w:pPr>
-        <w:pStyle w:val="ListParagraph"/>
-        <w:ind w:left="900" w:firstLine="0"/>
-      </w:pPr>
-      <w:r>
-        <w:rPr>
-          <w:rFonts w:hint="eastAsia"/>
-        </w:rPr>
-        <w:t>对</w:t>
-      </w:r>
-      <w:r>
-        <w:rPr>
-          <w:rFonts w:hint="eastAsia"/>
-        </w:rPr>
-        <w:t>connector</w:t>
-      </w:r>
-      <w:r>
-        <w:rPr>
-          <w:rFonts w:hint="eastAsia"/>
-        </w:rPr>
-        <w:t>提供配置文件，包含搜索引擎的类型，地址信息等，连接器根据配置，探测并建立与搜索引擎的连接。</w:t>
-      </w:r>
-    </w:p>
-    <w:p>
-      <w:pPr>
-        <w:pStyle w:val="ListParagraph"/>
-        <w:numPr>
-          <w:ilvl w:val="0"/>
-          <w:numId w:val="10"/>
-        </w:numPr>
-      </w:pPr>
-      <w:r>
-        <w:rPr>
-          <w:rFonts w:hint="eastAsia"/>
-        </w:rPr>
-        <w:t>通信协议</w:t>
-      </w:r>
-    </w:p>
-    <w:p>
-      <w:pPr>
-        <w:pStyle w:val="ListParagraph"/>
-        <w:ind w:left="900" w:firstLine="0"/>
-      </w:pPr>
-      <w:r>
-        <w:t>c</w:t>
-      </w:r>
-      <w:r>
-        <w:rPr>
-          <w:rFonts w:hint="eastAsia"/>
-        </w:rPr>
-        <w:t>onnector</w:t>
-      </w:r>
-      <w:r>
-        <w:rPr>
-          <w:rFonts w:hint="eastAsia"/>
-        </w:rPr>
-        <w:t>注册：</w:t>
-      </w:r>
-      <w:r>
-        <w:rPr>
-          <w:rFonts w:hint="eastAsia"/>
-        </w:rPr>
-        <w:t>connector</w:t>
-      </w:r>
-      <w:r>
-        <w:rPr>
-          <w:rFonts w:hint="eastAsia"/>
-        </w:rPr>
-        <w:t>发送连接器类型到引擎，引擎则维护一个连接。</w:t>
-      </w:r>
-    </w:p>
-    <w:p>
-      <w:pPr>
-        <w:pStyle w:val="ListParagraph"/>
-        <w:ind w:left="900" w:firstLine="0"/>
-      </w:pPr>
-      <w:r>
-        <w:rPr>
-          <w:rFonts w:hint="eastAsia"/>
-        </w:rPr>
-        <w:t>index</w:t>
-      </w:r>
-      <w:r>
-        <w:rPr>
-          <w:rFonts w:hint="eastAsia"/>
-        </w:rPr>
-        <w:t>查询：</w:t>
-      </w:r>
-      <w:r>
-        <w:rPr>
-          <w:rFonts w:hint="eastAsia"/>
-        </w:rPr>
-        <w:t>connector</w:t>
-      </w:r>
-      <w:r>
-        <w:rPr>
-          <w:rFonts w:hint="eastAsia"/>
-        </w:rPr>
-        <w:t>根据配置，向引擎发送索引信息查询请求，得到返回结果后，与本地缓存进行对比，对缓存进行更新。</w:t>
-      </w:r>
-    </w:p>
-    <w:p>
-      <w:pPr>
-        <w:pStyle w:val="ListParagraph"/>
-        <w:ind w:left="900" w:firstLine="0"/>
-      </w:pPr>
-      <w:r>
-        <w:t>q</w:t>
-      </w:r>
-      <w:r>
-        <w:rPr>
-          <w:rFonts w:hint="eastAsia"/>
-        </w:rPr>
-        <w:t>uery</w:t>
-      </w:r>
-      <w:r>
-        <w:rPr>
-          <w:rFonts w:hint="eastAsia"/>
-        </w:rPr>
-        <w:t>：引擎向</w:t>
-      </w:r>
-      <w:r>
-        <w:rPr>
-          <w:rFonts w:hint="eastAsia"/>
-        </w:rPr>
-        <w:t>connector</w:t>
-      </w:r>
-      <w:r>
-        <w:rPr>
-          <w:rFonts w:hint="eastAsia"/>
-        </w:rPr>
-        <w:t>发送查询请求，</w:t>
-      </w:r>
-    </w:p>
-    <w:p>
-      <w:pPr>
-        <w:pStyle w:val="ListParagraph"/>
-        <w:ind w:left="900" w:firstLine="0"/>
-      </w:pPr>
-    </w:p>
-    <w:p>
-      <w:pPr>
-        <w:pStyle w:val="ListParagraph"/>
-        <w:ind w:left="900" w:firstLine="0"/>
-      </w:pPr>
-      <w:r>
-        <w:rPr>
-          <w:rFonts w:hint="eastAsia"/>
-        </w:rPr>
-        <w:t>消息：</w:t>
-      </w:r>
-    </w:p>
-    <w:p>
-      <w:pPr>
-        <w:pStyle w:val="ListParagraph"/>
-        <w:ind w:left="900" w:firstLine="0"/>
-      </w:pPr>
-      <w:r>
-        <w:rPr>
-          <w:rFonts w:hint="eastAsia"/>
-        </w:rPr>
-        <w:t>索引数据</w:t>
-      </w:r>
-    </w:p>
-    <w:p>
-      <w:pPr>
-        <w:pStyle w:val="ListParagraph"/>
-        <w:ind w:left="900" w:firstLine="0"/>
-      </w:pPr>
-      <w:r>
-        <w:rPr>
-          <w:rFonts w:hint="eastAsia"/>
-        </w:rPr>
-        <w:t>查询数据</w:t>
-      </w:r>
-    </w:p>
-    <w:p>
-      <w:pPr>
-        <w:pStyle w:val="ListParagraph"/>
-        <w:ind w:left="900" w:firstLine="0"/>
-      </w:pPr>
-      <w:r>
-        <w:rPr>
-          <w:rFonts w:hint="eastAsia"/>
-        </w:rPr>
-        <w:t>注册主动索引集合</w:t>
-      </w:r>
-    </w:p>
-    <w:p>
-      <w:pPr>
-        <w:ind w:firstLine="420"/>
-      </w:pPr>
-    </w:p>
-    <w:p>
-      <w:pPr>
-        <w:ind w:firstLine="420"/>
-      </w:pPr>
-      <w:r>
-        <w:rPr>
-          <w:rFonts w:hint="eastAsia"/>
-        </w:rPr>
-        <w:t>使用：</w:t>
-      </w:r>
-    </w:p>
-    <w:p>
-      <w:pPr>
-        <w:ind w:firstLine="420"/>
-      </w:pPr>
-      <w:r>
-        <w:rPr>
-          <w:rFonts w:hint="eastAsia"/>
-        </w:rPr>
-        <w:t>如何与普通索引区分？</w:t>
-      </w:r>
-    </w:p>
-    <w:p>
-      <w:pPr>
-        <w:ind w:firstLine="420"/>
-      </w:pPr>
-      <w:r>
-        <w:rPr>
-          <w:rFonts w:hint="eastAsia"/>
-        </w:rPr>
-        <w:t>在搜索的时候怎么找到索引？</w:t>
-      </w:r>
-    </w:p>
-    <w:p>
-      <w:pPr>
-        <w:ind w:firstLine="420"/>
-      </w:pPr>
-    </w:p>
-    <w:p>
-      <w:pPr>
-        <w:ind w:firstLine="420"/>
-      </w:pPr>
-      <w:r>
-        <w:rPr>
-          <w:rFonts w:hint="eastAsia"/>
-        </w:rPr>
-        <w:t>其它：</w:t>
-      </w:r>
-    </w:p>
-    <w:p>
-      <w:pPr>
-        <w:ind w:firstLine="420"/>
-      </w:pPr>
-      <w:r>
-        <w:rPr>
-          <w:rFonts w:hint="eastAsia"/>
-        </w:rPr>
-        <w:t>启动的时候如何加载？</w:t>
-      </w:r>
-    </w:p>
-    <w:p/>
-    <w:p>
-      <w:r>
-        <w:rPr>
-          <w:rFonts w:hint="eastAsia"/>
-        </w:rPr>
-        <w:tab/>
-      </w:r>
-      <w:r>
-        <w:rPr>
-          <w:rFonts w:hint="eastAsia"/>
-        </w:rPr>
-        <w:t>重组的时候如何处理？</w:t>
-      </w:r>
-    </w:p>
-    <w:p/>
-    <w:p>
-      <w:r>
-        <w:rPr>
-          <w:rFonts w:hint="eastAsia"/>
-        </w:rPr>
-        <w:tab/>
-      </w:r>
-      <w:r>
-        <w:rPr>
-          <w:rFonts w:hint="eastAsia"/>
-        </w:rPr>
-        <w:t>怎么做在线和离线</w:t>
-      </w:r>
-      <w:r>
-        <w:rPr>
-          <w:rFonts w:hint="eastAsia"/>
-        </w:rPr>
-        <w:t>rebuild</w:t>
-      </w:r>
-      <w:r>
-        <w:rPr>
-          <w:rFonts w:hint="eastAsia"/>
-        </w:rPr>
-        <w:t>？</w:t>
-      </w:r>
-    </w:p>
-    <w:p/>
-    <w:p>
-      <w:r>
-        <w:rPr>
-          <w:rFonts w:hint="eastAsia"/>
-        </w:rPr>
-        <w:tab/>
-      </w:r>
-      <w:r>
-        <w:rPr>
-          <w:rFonts w:hint="eastAsia"/>
-        </w:rPr>
-        <w:t>怎么确保在节点停止（正常</w:t>
-      </w:r>
-      <w:r>
-        <w:rPr>
-          <w:rFonts w:hint="eastAsia"/>
-        </w:rPr>
-        <w:t>/</w:t>
-      </w:r>
-      <w:r>
-        <w:rPr>
-          <w:rFonts w:hint="eastAsia"/>
-        </w:rPr>
-        <w:t>异常）的时候，再起来的时候可以继续之前的进度。</w:t>
-      </w:r>
-    </w:p>
-    <w:p>
-      <w:pPr>
-        <w:ind w:firstLine="420"/>
-      </w:pPr>
-    </w:p>
     <w:p/>
     <w:p/>
-    <w:p/>
-    <w:p/>
-    <w:p>
-      <w:r>
-        <w:rPr>
-          <w:rFonts w:hint="eastAsia"/>
-        </w:rPr>
-        <w:t>pop</w:t>
-      </w:r>
-      <w:r>
-        <w:rPr>
-          <w:rFonts w:hint="eastAsia"/>
-        </w:rPr>
-        <w:t>操作无法同步的问题：</w:t>
-      </w:r>
-    </w:p>
-    <w:p>
-      <w:r>
-        <w:rPr>
-          <w:rFonts w:hint="eastAsia"/>
-        </w:rPr>
-        <w:t>在会话级别增加一个开户</w:t>
-      </w:r>
-      <w:r>
-        <w:rPr>
-          <w:rFonts w:hint="eastAsia"/>
-        </w:rPr>
-        <w:t>DPS</w:t>
-      </w:r>
-      <w:r>
-        <w:rPr>
-          <w:rFonts w:hint="eastAsia"/>
-        </w:rPr>
-        <w:t>的属性控制，在连接的时候使用</w:t>
-      </w:r>
-      <w:r>
-        <w:rPr>
-          <w:rFonts w:hint="eastAsia"/>
-        </w:rPr>
-        <w:t>setAttribute</w:t>
-      </w:r>
-      <w:r>
-        <w:rPr>
-          <w:rFonts w:hint="eastAsia"/>
-        </w:rPr>
-        <w:t>接口设置</w:t>
-      </w:r>
-      <w:r>
-        <w:rPr>
-          <w:rFonts w:hint="eastAsia"/>
-        </w:rPr>
-        <w:t xml:space="preserve"> </w:t>
-      </w:r>
-      <w:r>
-        <w:rPr>
-          <w:rFonts w:hint="eastAsia"/>
-        </w:rPr>
-        <w:t>这个属性，使用主节点上会写</w:t>
-      </w:r>
-      <w:r>
-        <w:rPr>
-          <w:rFonts w:hint="eastAsia"/>
-        </w:rPr>
-        <w:t>DPS</w:t>
-      </w:r>
-      <w:r>
-        <w:rPr>
-          <w:rFonts w:hint="eastAsia"/>
-        </w:rPr>
-        <w:t>日志，而在从节点上不会。</w:t>
-      </w:r>
-    </w:p>
-    <w:p/>
-    <w:p/>
-    <w:p>
-      <w:pPr>
-        <w:pStyle w:val="ListParagraph"/>
-        <w:numPr>
-          <w:ilvl w:val="0"/>
-          <w:numId w:val="10"/>
-        </w:numPr>
-      </w:pPr>
-      <w:r>
-        <w:rPr>
-          <w:rFonts w:hint="eastAsia"/>
-        </w:rPr>
-        <w:t>进程启动</w:t>
-      </w:r>
-    </w:p>
-    <w:p>
-      <w:pPr>
-        <w:pStyle w:val="ListParagraph"/>
-        <w:ind w:left="900" w:firstLine="0"/>
-      </w:pPr>
-      <w:r>
-        <w:rPr>
-          <w:rFonts w:hint="eastAsia"/>
-        </w:rPr>
-        <w:t>启动的时候按原来流程读取所有的文件，在</w:t>
-      </w:r>
-      <w:r>
-        <w:rPr>
-          <w:rFonts w:hint="eastAsia"/>
-        </w:rPr>
-        <w:t>open</w:t>
-      </w:r>
-      <w:r>
-        <w:rPr>
-          <w:rFonts w:hint="eastAsia"/>
-        </w:rPr>
-        <w:t>索引的时候，建立关联。</w:t>
-      </w:r>
-    </w:p>
-    <w:p>
-      <w:pPr>
-        <w:pStyle w:val="ListParagraph"/>
-        <w:ind w:left="900" w:firstLine="0"/>
-      </w:pPr>
-      <w:r>
-        <w:rPr>
-          <w:rFonts w:hint="eastAsia"/>
-        </w:rPr>
-        <w:t>加载的时候怎么解决关联关系的问题？</w:t>
-      </w:r>
-    </w:p>
-    <w:p>
-      <w:pPr>
-        <w:pStyle w:val="ListParagraph"/>
-        <w:ind w:left="900" w:firstLine="0"/>
-      </w:pPr>
-      <w:r>
-        <w:rPr>
-          <w:rFonts w:hint="eastAsia"/>
-        </w:rPr>
-        <w:t>如果在索引</w:t>
-      </w:r>
-      <w:r>
-        <w:rPr>
-          <w:rFonts w:hint="eastAsia"/>
-        </w:rPr>
-        <w:t>open</w:t>
-      </w:r>
-      <w:r>
-        <w:rPr>
-          <w:rFonts w:hint="eastAsia"/>
-        </w:rPr>
-        <w:t>的时候，对应的文件还没有</w:t>
-      </w:r>
-      <w:r>
-        <w:rPr>
-          <w:rFonts w:hint="eastAsia"/>
-        </w:rPr>
-        <w:t>open</w:t>
-      </w:r>
-      <w:r>
-        <w:rPr>
-          <w:rFonts w:hint="eastAsia"/>
-        </w:rPr>
-        <w:t>，则在</w:t>
-      </w:r>
-      <w:r>
-        <w:rPr>
-          <w:rFonts w:hint="eastAsia"/>
-        </w:rPr>
-        <w:t>dmsTextIdxMgr</w:t>
-      </w:r>
-      <w:r>
-        <w:rPr>
-          <w:rFonts w:hint="eastAsia"/>
-        </w:rPr>
-        <w:t>中记录一个状态，在所有文件加载完毕之后，进行</w:t>
-      </w:r>
-      <w:r>
-        <w:rPr>
-          <w:rFonts w:hint="eastAsia"/>
-        </w:rPr>
-        <w:t>refresh</w:t>
-      </w:r>
-      <w:r>
-        <w:rPr>
-          <w:rFonts w:hint="eastAsia"/>
-        </w:rPr>
-        <w:t>，但如果它是以</w:t>
-      </w:r>
-      <w:r>
-        <w:rPr>
-          <w:rFonts w:hint="eastAsia"/>
-        </w:rPr>
-        <w:t>CS</w:t>
-      </w:r>
-      <w:r>
-        <w:rPr>
-          <w:rFonts w:hint="eastAsia"/>
-        </w:rPr>
-        <w:t>为单位的，就需要再遍历一次？</w:t>
-      </w:r>
-    </w:p>
-    <w:p>
-      <w:pPr>
-        <w:pStyle w:val="ListParagraph"/>
-        <w:ind w:left="900" w:firstLine="0"/>
-      </w:pPr>
-      <w:r>
-        <w:rPr>
-          <w:rFonts w:hint="eastAsia"/>
-        </w:rPr>
-        <w:t>可以提供参数，可指定是部分</w:t>
-      </w:r>
-      <w:r>
-        <w:rPr>
-          <w:rFonts w:hint="eastAsia"/>
-        </w:rPr>
-        <w:t>refresh</w:t>
-      </w:r>
-      <w:r>
-        <w:rPr>
-          <w:rFonts w:hint="eastAsia"/>
-        </w:rPr>
-        <w:t>，还是全部。</w:t>
-      </w:r>
-    </w:p>
-    <w:p>
-      <w:pPr>
-        <w:pStyle w:val="ListParagraph"/>
-        <w:ind w:left="900" w:firstLine="0"/>
-      </w:pPr>
-    </w:p>
-    <w:p>
-      <w:pPr>
-        <w:pStyle w:val="ListParagraph"/>
-        <w:ind w:left="900" w:firstLine="0"/>
-      </w:pPr>
-    </w:p>
-    <w:p>
-      <w:pPr>
-        <w:pStyle w:val="ListParagraph"/>
-        <w:numPr>
-          <w:ilvl w:val="0"/>
-          <w:numId w:val="10"/>
-        </w:numPr>
-      </w:pPr>
-      <w:r>
-        <w:rPr>
-          <w:rFonts w:hint="eastAsia"/>
-        </w:rPr>
-        <w:t>进程关闭</w:t>
-      </w:r>
-    </w:p>
-    <w:p>
-      <w:pPr>
-        <w:pStyle w:val="ListParagraph"/>
-        <w:ind w:left="900" w:firstLine="0"/>
-      </w:pPr>
-      <w:r>
-        <w:rPr>
-          <w:rFonts w:hint="eastAsia"/>
-        </w:rPr>
-        <w:t>退出的时候还要关闭</w:t>
-      </w:r>
-      <w:r>
-        <w:rPr>
-          <w:rFonts w:hint="eastAsia"/>
-        </w:rPr>
-        <w:t>connector</w:t>
-      </w:r>
-      <w:r>
-        <w:rPr>
-          <w:rFonts w:hint="eastAsia"/>
-        </w:rPr>
-        <w:t>。</w:t>
-      </w:r>
-    </w:p>
-    <w:p>
-      <w:pPr>
-        <w:rPr>
-          <w:rFonts w:hint="eastAsia"/>
-        </w:rPr>
-      </w:pPr>
-    </w:p>
-    <w:p>
-      <w:pPr>
-        <w:rPr>
-          <w:rFonts w:hint="eastAsia"/>
-        </w:rPr>
-      </w:pPr>
-    </w:p>
-    <w:p>
-      <w:pPr>
-        <w:rPr>
-          <w:rFonts w:hint="eastAsia"/>
-        </w:rPr>
-      </w:pPr>
-    </w:p>
-    <w:p>
-      <w:pPr>
-        <w:rPr>
-          <w:rFonts w:hint="eastAsia"/>
-        </w:rPr>
-      </w:pPr>
-      <w:r>
-        <w:rPr>
-          <w:rFonts w:hint="eastAsia"/>
-        </w:rPr>
-        <w:t>3.29</w:t>
-      </w:r>
-    </w:p>
-    <w:p>
-      <w:pPr>
-        <w:rPr>
-          <w:rFonts w:hint="eastAsia"/>
-        </w:rPr>
-      </w:pPr>
-      <w:r>
-        <w:rPr>
-          <w:rFonts w:hint="eastAsia"/>
-        </w:rPr>
-        <w:t>通信这一块，在数据节点上，当前开户了若干个监听，</w:t>
-      </w:r>
-      <w:r>
-        <w:rPr>
-          <w:rFonts w:hint="eastAsia"/>
-        </w:rPr>
-        <w:t>使用已有的监听的话，就需要使用类似客户端的连接方式。</w:t>
-      </w:r>
-    </w:p>
-    <w:p>
-      <w:r>
-        <w:rPr>
-          <w:rFonts w:hint="eastAsia"/>
-        </w:rPr>
-        <w:t>其它的监听是专用的，如复制。</w:t>
-      </w:r>
-    </w:p>
     <w:sectPr>
       <w:pgSz w:w="11906" w:h="16838"/>
       <w:pgMar w:top="1440" w:right="1800" w:bottom="1440" w:left="1800" w:header="0" w:footer="0" w:gutter="0"/>
@@ -7324,586 +6478,6 @@
     </w:sectPr>
   </w:body>
 </w:document>
-</file>
-
-<file path=word/comments.xml><?xml version="1.0" encoding="utf-8"?>
-<w:comments xmlns:ve="http://schemas.openxmlformats.org/markup-compatibility/2006" xmlns:o="urn:schemas-microsoft-com:office:office" xmlns:r="http://schemas.openxmlformats.org/officeDocument/2006/relationships" xmlns:m="http://schemas.openxmlformats.org/officeDocument/2006/math" xmlns:v="urn:schemas-microsoft-com:vml" xmlns:wp="http://schemas.openxmlformats.org/drawingml/2006/wordprocessingDrawing" xmlns:w10="urn:schemas-microsoft-com:office:word" xmlns:w="http://schemas.openxmlformats.org/wordprocessingml/2006/main" xmlns:wne="http://schemas.microsoft.com/office/word/2006/wordml">
-  <w:comment w:id="0" w:author="yangshangde" w:date="2017-03-27T15:47:00Z" w:initials="y">
-    <w:p>
-      <w:pPr>
-        <w:pStyle w:val="CommentText"/>
-      </w:pPr>
-      <w:r>
-        <w:rPr>
-          <w:rStyle w:val="CommentReference"/>
-        </w:rPr>
-        <w:annotationRef/>
-      </w:r>
-      <w:r>
-        <w:rPr>
-          <w:rFonts w:hint="eastAsia"/>
-        </w:rPr>
-        <w:t>详细的日志结构需要补充，将取值等信息补充完整。</w:t>
-      </w:r>
-    </w:p>
-  </w:comment>
-  <w:comment w:id="1" w:author="yangshangde" w:date="2017-03-27T16:00:00Z" w:initials="y">
-    <w:p>
-      <w:pPr>
-        <w:pStyle w:val="CommentText"/>
-        <w:rPr>
-          <w:rFonts w:hint="eastAsia"/>
-        </w:rPr>
-      </w:pPr>
-      <w:r>
-        <w:rPr>
-          <w:rStyle w:val="CommentReference"/>
-        </w:rPr>
-        <w:annotationRef/>
-      </w:r>
-      <w:r>
-        <w:rPr>
-          <w:rFonts w:hint="eastAsia"/>
-        </w:rPr>
-        <w:t>connector</w:t>
-      </w:r>
-      <w:r>
-        <w:rPr>
-          <w:rFonts w:hint="eastAsia"/>
-        </w:rPr>
-        <w:t>增加简单命令执行能力，能够通过命令触发同步（如索引信息的同步）</w:t>
-      </w:r>
-    </w:p>
-    <w:p>
-      <w:pPr>
-        <w:pStyle w:val="CommentText"/>
-        <w:rPr>
-          <w:rFonts w:hint="eastAsia"/>
-        </w:rPr>
-      </w:pPr>
-    </w:p>
-    <w:p>
-      <w:pPr>
-        <w:pStyle w:val="CommentText"/>
-      </w:pPr>
-      <w:r>
-        <w:rPr>
-          <w:rFonts w:hint="eastAsia"/>
-        </w:rPr>
-        <w:t>确认</w:t>
-      </w:r>
-      <w:r>
-        <w:rPr>
-          <w:rFonts w:hint="eastAsia"/>
-        </w:rPr>
-        <w:t>ES</w:t>
-      </w:r>
-      <w:r>
-        <w:rPr>
-          <w:rFonts w:hint="eastAsia"/>
-        </w:rPr>
-        <w:t>上能否保存状态，</w:t>
-      </w:r>
-      <w:r>
-        <w:rPr>
-          <w:rFonts w:hint="eastAsia"/>
-        </w:rPr>
-        <w:t>以支持在</w:t>
-      </w:r>
-      <w:r>
-        <w:rPr>
-          <w:rFonts w:hint="eastAsia"/>
-        </w:rPr>
-        <w:t>ES</w:t>
-      </w:r>
-      <w:r>
-        <w:rPr>
-          <w:rFonts w:hint="eastAsia"/>
-        </w:rPr>
-        <w:t>异常退出数据丢失的场景下可继续同步，进行增量或者全量同步。</w:t>
-      </w:r>
-    </w:p>
-  </w:comment>
-  <w:comment w:id="2" w:author="yangshangde" w:date="2017-03-27T16:05:00Z" w:initials="y">
-    <w:p>
-      <w:pPr>
-        <w:pStyle w:val="CommentText"/>
-        <w:rPr>
-          <w:rFonts w:hint="eastAsia"/>
-        </w:rPr>
-      </w:pPr>
-      <w:r>
-        <w:rPr>
-          <w:rStyle w:val="CommentReference"/>
-        </w:rPr>
-        <w:annotationRef/>
-      </w:r>
-      <w:r>
-        <w:rPr>
-          <w:rFonts w:hint="eastAsia"/>
-        </w:rPr>
-        <w:t>可以给连接器分配一个</w:t>
-      </w:r>
-      <w:r>
-        <w:rPr>
-          <w:rFonts w:hint="eastAsia"/>
-        </w:rPr>
-        <w:t>node id</w:t>
-      </w:r>
-      <w:r>
-        <w:rPr>
-          <w:rFonts w:hint="eastAsia"/>
-        </w:rPr>
-        <w:t>，在引擎侧保存通信连接地址即可。</w:t>
-      </w:r>
-      <w:r>
-        <w:rPr>
-          <w:rFonts w:hint="eastAsia"/>
-        </w:rPr>
-        <w:t xml:space="preserve">   </w:t>
-      </w:r>
-      <w:r>
-        <w:rPr>
-          <w:rFonts w:hint="eastAsia"/>
-        </w:rPr>
-        <w:t>保存</w:t>
-      </w:r>
-      <w:r>
-        <w:rPr>
-          <w:rFonts w:hint="eastAsia"/>
-        </w:rPr>
-        <w:t xml:space="preserve">  net id</w:t>
-      </w:r>
-    </w:p>
-    <w:p>
-      <w:pPr>
-        <w:pStyle w:val="CommentText"/>
-      </w:pPr>
-      <w:r>
-        <w:rPr>
-          <w:rFonts w:hint="eastAsia"/>
-        </w:rPr>
-        <w:t>抽象一个连接器的</w:t>
-      </w:r>
-      <w:r>
-        <w:rPr>
-          <w:rFonts w:hint="eastAsia"/>
-        </w:rPr>
-        <w:t xml:space="preserve">Net </w:t>
-      </w:r>
-      <w:r>
-        <w:rPr>
-          <w:rFonts w:hint="eastAsia"/>
-        </w:rPr>
-        <w:t>模块。</w:t>
-      </w:r>
-    </w:p>
-  </w:comment>
-  <w:comment w:id="3" w:author="yangshangde" w:date="2017-04-05T16:29:00Z" w:initials="y">
-    <w:p>
-      <w:pPr>
-        <w:pStyle w:val="CommentText"/>
-      </w:pPr>
-      <w:r>
-        <w:rPr>
-          <w:rStyle w:val="CommentReference"/>
-        </w:rPr>
-        <w:annotationRef/>
-      </w:r>
-      <w:r>
-        <w:rPr>
-          <w:rFonts w:hint="eastAsia"/>
-        </w:rPr>
-        <w:t>dms</w:t>
-      </w:r>
-      <w:r>
-        <w:rPr>
-          <w:rFonts w:hint="eastAsia"/>
-        </w:rPr>
-        <w:t>层不要相互感知，在</w:t>
-      </w:r>
-      <w:r>
-        <w:rPr>
-          <w:rFonts w:hint="eastAsia"/>
-        </w:rPr>
-        <w:t>rtn</w:t>
-      </w:r>
-      <w:r>
-        <w:rPr>
-          <w:rFonts w:hint="eastAsia"/>
-        </w:rPr>
-        <w:t>层进行关联，</w:t>
-      </w:r>
-      <w:r>
-        <w:rPr>
-          <w:rFonts w:hint="eastAsia"/>
-        </w:rPr>
-        <w:t>通过接口进行关联，创建全文</w:t>
-      </w:r>
-      <w:r>
-        <w:rPr>
-          <w:rFonts w:hint="eastAsia"/>
-        </w:rPr>
-        <w:t>索引</w:t>
-      </w:r>
-      <w:r>
-        <w:rPr>
-          <w:rFonts w:hint="eastAsia"/>
-        </w:rPr>
-        <w:t>时，创建独立的</w:t>
-      </w:r>
-      <w:r>
-        <w:rPr>
-          <w:rFonts w:hint="eastAsia"/>
-        </w:rPr>
-        <w:t>CS</w:t>
-      </w:r>
-      <w:r>
-        <w:rPr>
-          <w:rFonts w:hint="eastAsia"/>
-        </w:rPr>
-        <w:t>和</w:t>
-      </w:r>
-      <w:r>
-        <w:rPr>
-          <w:rFonts w:hint="eastAsia"/>
-        </w:rPr>
-        <w:t>CL</w:t>
-      </w:r>
-      <w:r>
-        <w:rPr>
-          <w:rFonts w:hint="eastAsia"/>
-        </w:rPr>
-        <w:t>。</w:t>
-      </w:r>
-    </w:p>
-  </w:comment>
-  <w:comment w:id="4" w:author="yangshangde" w:date="2017-03-27T16:21:00Z" w:initials="y">
-    <w:p>
-      <w:pPr>
-        <w:pStyle w:val="CommentText"/>
-      </w:pPr>
-      <w:r>
-        <w:rPr>
-          <w:rStyle w:val="CommentReference"/>
-        </w:rPr>
-        <w:annotationRef/>
-      </w:r>
-      <w:r>
-        <w:rPr>
-          <w:rFonts w:hint="eastAsia"/>
-        </w:rPr>
-        <w:t>使用</w:t>
-      </w:r>
-      <w:r>
-        <w:rPr>
-          <w:rFonts w:hint="eastAsia"/>
-        </w:rPr>
-        <w:t>SYS</w:t>
-      </w:r>
-      <w:r>
-        <w:rPr>
-          <w:rFonts w:hint="eastAsia"/>
-        </w:rPr>
-        <w:t>开关</w:t>
-      </w:r>
-      <w:r>
-        <w:rPr>
-          <w:rFonts w:hint="eastAsia"/>
-        </w:rPr>
-        <w:t>：</w:t>
-      </w:r>
-      <w:r>
-        <w:rPr>
-          <w:rFonts w:hint="eastAsia"/>
-        </w:rPr>
-        <w:t>SYS+CSname+clName+indexname</w:t>
-      </w:r>
-      <w:r>
-        <w:rPr>
-          <w:rFonts w:hint="eastAsia"/>
-        </w:rPr>
-        <w:t>，可使用逻辑</w:t>
-      </w:r>
-      <w:r>
-        <w:rPr>
-          <w:rFonts w:hint="eastAsia"/>
-        </w:rPr>
-        <w:t>ID</w:t>
-      </w:r>
-      <w:r>
-        <w:rPr>
-          <w:rFonts w:hint="eastAsia"/>
-        </w:rPr>
-        <w:t>。</w:t>
-      </w:r>
-    </w:p>
-  </w:comment>
-  <w:comment w:id="6" w:author="yangshangde" w:date="2017-03-27T17:14:00Z" w:initials="y">
-    <w:p>
-      <w:pPr>
-        <w:pStyle w:val="CommentText"/>
-        <w:rPr>
-          <w:rFonts w:hint="eastAsia"/>
-        </w:rPr>
-      </w:pPr>
-      <w:r>
-        <w:rPr>
-          <w:rStyle w:val="CommentReference"/>
-        </w:rPr>
-        <w:annotationRef/>
-      </w:r>
-      <w:r>
-        <w:rPr>
-          <w:rFonts w:hint="eastAsia"/>
-        </w:rPr>
-        <w:t>切换的流程</w:t>
-      </w:r>
-    </w:p>
-    <w:p>
-      <w:pPr>
-        <w:pStyle w:val="CommentText"/>
-      </w:pPr>
-      <w:r>
-        <w:rPr>
-          <w:rFonts w:hint="eastAsia"/>
-        </w:rPr>
-        <w:t>固定集合不写日志，在原集合中也不写偏移，在从节点处发现有全文索引，则禁止使用并发同步。</w:t>
-      </w:r>
-    </w:p>
-  </w:comment>
-  <w:comment w:id="7" w:author="yangshangde" w:date="2017-03-27T16:54:00Z" w:initials="y">
-    <w:p>
-      <w:pPr>
-        <w:pStyle w:val="CommentText"/>
-        <w:rPr>
-          <w:rFonts w:hint="eastAsia"/>
-        </w:rPr>
-      </w:pPr>
-      <w:r>
-        <w:rPr>
-          <w:rStyle w:val="CommentReference"/>
-        </w:rPr>
-        <w:annotationRef/>
-      </w:r>
-      <w:r>
-        <w:rPr>
-          <w:rFonts w:hint="eastAsia"/>
-        </w:rPr>
-        <w:t>原始的索引创建流程不变，在</w:t>
-      </w:r>
-      <w:r>
-        <w:rPr>
-          <w:rFonts w:hint="eastAsia"/>
-        </w:rPr>
-        <w:t>rtn</w:t>
-      </w:r>
-      <w:r>
-        <w:rPr>
-          <w:rFonts w:hint="eastAsia"/>
-        </w:rPr>
-        <w:t>层收到返回之后，再判断索引类型，再创建对应的固定集合和固定集合空间</w:t>
-      </w:r>
-      <w:r>
-        <w:rPr>
-          <w:rFonts w:hint="eastAsia"/>
-        </w:rPr>
-        <w:t>（不写日志）</w:t>
-      </w:r>
-      <w:r>
-        <w:rPr>
-          <w:rFonts w:hint="eastAsia"/>
-        </w:rPr>
-        <w:t>，再将接口注册到</w:t>
-      </w:r>
-      <w:r>
-        <w:rPr>
-          <w:rFonts w:hint="eastAsia"/>
-        </w:rPr>
-        <w:t xml:space="preserve"> storage index</w:t>
-      </w:r>
-      <w:r>
-        <w:rPr>
-          <w:rFonts w:hint="eastAsia"/>
-        </w:rPr>
-        <w:t>中。</w:t>
-      </w:r>
-    </w:p>
-    <w:p>
-      <w:pPr>
-        <w:pStyle w:val="CommentText"/>
-        <w:rPr>
-          <w:rFonts w:hint="eastAsia"/>
-        </w:rPr>
-      </w:pPr>
-    </w:p>
-    <w:p>
-      <w:pPr>
-        <w:pStyle w:val="CommentText"/>
-        <w:rPr>
-          <w:rFonts w:hint="eastAsia"/>
-        </w:rPr>
-      </w:pPr>
-    </w:p>
-    <w:p>
-      <w:pPr>
-        <w:pStyle w:val="CommentText"/>
-        <w:rPr>
-          <w:rFonts w:hint="eastAsia"/>
-        </w:rPr>
-      </w:pPr>
-    </w:p>
-    <w:p>
-      <w:pPr>
-        <w:pStyle w:val="CommentText"/>
-        <w:rPr>
-          <w:rFonts w:hint="eastAsia"/>
-        </w:rPr>
-      </w:pPr>
-      <w:r>
-        <w:rPr>
-          <w:rFonts w:hint="eastAsia"/>
-        </w:rPr>
-        <w:t>rebuild</w:t>
-      </w:r>
-      <w:r>
-        <w:rPr>
-          <w:rFonts w:hint="eastAsia"/>
-        </w:rPr>
-        <w:t>过程不做数据转移，而是触发一个全量的索引过程，使</w:t>
-      </w:r>
-      <w:r>
-        <w:rPr>
-          <w:rFonts w:hint="eastAsia"/>
-        </w:rPr>
-        <w:t>connector</w:t>
-      </w:r>
-      <w:r>
-        <w:rPr>
-          <w:rFonts w:hint="eastAsia"/>
-        </w:rPr>
-        <w:t>从原始集合中读取数据。</w:t>
-      </w:r>
-    </w:p>
-    <w:p>
-      <w:pPr>
-        <w:pStyle w:val="CommentText"/>
-        <w:rPr>
-          <w:rFonts w:hint="eastAsia"/>
-        </w:rPr>
-      </w:pPr>
-      <w:r>
-        <w:rPr>
-          <w:rFonts w:hint="eastAsia"/>
-        </w:rPr>
-        <w:t>需要实现类似</w:t>
-      </w:r>
-      <w:r>
-        <w:rPr>
-          <w:rFonts w:hint="eastAsia"/>
-        </w:rPr>
-        <w:t xml:space="preserve"> </w:t>
-      </w:r>
-      <w:r>
-        <w:rPr>
-          <w:rFonts w:hint="eastAsia"/>
-        </w:rPr>
-        <w:t>日志的</w:t>
-      </w:r>
-      <w:r>
-        <w:rPr>
-          <w:rFonts w:hint="eastAsia"/>
-        </w:rPr>
-        <w:t xml:space="preserve"> expect</w:t>
-      </w:r>
-      <w:r>
-        <w:rPr>
-          <w:rFonts w:hint="eastAsia"/>
-        </w:rPr>
-        <w:t>模式，</w:t>
-      </w:r>
-    </w:p>
-    <w:p>
-      <w:pPr>
-        <w:pStyle w:val="CommentText"/>
-        <w:rPr>
-          <w:rFonts w:hint="eastAsia"/>
-        </w:rPr>
-      </w:pPr>
-      <w:r>
-        <w:rPr>
-          <w:rFonts w:hint="eastAsia"/>
-        </w:rPr>
-        <w:t>rebuild</w:t>
-      </w:r>
-      <w:r>
-        <w:rPr>
-          <w:rFonts w:hint="eastAsia"/>
-        </w:rPr>
-        <w:t>的时候向</w:t>
-      </w:r>
-      <w:r>
-        <w:rPr>
-          <w:rFonts w:hint="eastAsia"/>
-        </w:rPr>
-        <w:t>capped cl</w:t>
-      </w:r>
-      <w:r>
-        <w:rPr>
-          <w:rFonts w:hint="eastAsia"/>
-        </w:rPr>
-        <w:t>中插入一条记录，取当前记录总大小作为</w:t>
-      </w:r>
-      <w:r>
-        <w:rPr>
-          <w:rFonts w:hint="eastAsia"/>
-        </w:rPr>
-        <w:t>Logical id</w:t>
-      </w:r>
-      <w:r>
-        <w:rPr>
-          <w:rFonts w:hint="eastAsia"/>
-        </w:rPr>
-        <w:t>，插入到对应位置，</w:t>
-      </w:r>
-      <w:r>
-        <w:rPr>
-          <w:rFonts w:hint="eastAsia"/>
-        </w:rPr>
-        <w:t>connector</w:t>
-      </w:r>
-      <w:r>
-        <w:rPr>
-          <w:rFonts w:hint="eastAsia"/>
-        </w:rPr>
-        <w:t>开始来取的时候发现不是期望的</w:t>
-      </w:r>
-      <w:r>
-        <w:rPr>
-          <w:rFonts w:hint="eastAsia"/>
-        </w:rPr>
-        <w:t>0</w:t>
-      </w:r>
-      <w:r>
-        <w:rPr>
-          <w:rFonts w:hint="eastAsia"/>
-        </w:rPr>
-        <w:t>，即开始进行全量的索引。</w:t>
-      </w:r>
-    </w:p>
-    <w:p>
-      <w:pPr>
-        <w:pStyle w:val="CommentText"/>
-      </w:pPr>
-      <w:r>
-        <w:rPr>
-          <w:rFonts w:hint="eastAsia"/>
-        </w:rPr>
-        <w:t>集合上的插入等操作可同步进行，新产生的数据插入到固定集合中。</w:t>
-      </w:r>
-    </w:p>
-  </w:comment>
-</w:comments>
 </file>
 
 <file path=word/numbering.xml><?xml version="1.0" encoding="utf-8"?>
@@ -10488,6 +9062,7 @@
     <w:name w:val="annotation subject"/>
     <w:basedOn w:val="CommentText"/>
     <w:next w:val="CommentText"/>
+    <w:link w:val="CommentSubjectChar"/>
     <w:rsid w:val="00F62D8D"/>
     <w:rPr>
       <w:b/>
